--- a/2022/Drafts/Compliance Documents/LMCI-HERS/2022-LMCI-MCH-20d-H-DuctLeakageTest-ExistingConst.docx
+++ b/2022/Drafts/Compliance Documents/LMCI-HERS/2022-LMCI-MCH-20d-H-DuctLeakageTest-ExistingConst.docx
@@ -1,7 +1,241 @@
 
 <file path=word/document.xml><?xml version="1.0" encoding="utf-8"?>
-<w:document xmlns:wpc="http://schemas.microsoft.com/office/word/2010/wordprocessingCanvas" xmlns:cx="http://schemas.microsoft.com/office/drawing/2014/chartex" xmlns:cx1="http://schemas.microsoft.com/office/drawing/2015/9/8/chartex" xmlns:cx2="http://schemas.microsoft.com/office/drawing/2015/10/21/chartex" xmlns:cx3="http://schemas.microsoft.com/office/drawing/2016/5/9/chartex" xmlns:cx4="http://schemas.microsoft.com/office/drawing/2016/5/10/chartex" xmlns:cx5="http://schemas.microsoft.com/office/drawing/2016/5/11/chartex" xmlns:cx6="http://schemas.microsoft.com/office/drawing/2016/5/12/chartex" xmlns:cx7="http://schemas.microsoft.com/office/drawing/2016/5/13/chartex" xmlns:cx8="http://schemas.microsoft.com/office/drawing/2016/5/14/chartex" xmlns:mc="http://schemas.openxmlformats.org/markup-compatibility/2006" xmlns:aink="http://schemas.microsoft.com/office/drawing/2016/ink" xmlns:am3d="http://schemas.microsoft.com/office/drawing/2017/model3d" xmlns:o="urn:schemas-microsoft-com:office:office" xmlns:r="http://schemas.openxmlformats.org/officeDocument/2006/relationships" xmlns:m="http://schemas.openxmlformats.org/officeDocument/2006/math" xmlns:v="urn:schemas-microsoft-com:vml" xmlns:wp14="http://schemas.microsoft.com/office/word/2010/wordprocessingDrawing" xmlns:wp="http://schemas.openxmlformats.org/drawingml/2006/wordprocessingDrawing" xmlns:w10="urn:schemas-microsoft-com:office:word" xmlns:w="http://schemas.openxmlformats.org/wordprocessingml/2006/main" xmlns:w14="http://schemas.microsoft.com/office/word/2010/wordml" xmlns:w15="http://schemas.microsoft.com/office/word/2012/wordml" xmlns:w16cex="http://schemas.microsoft.com/office/word/2018/wordml/cex" xmlns:w16cid="http://schemas.microsoft.com/office/word/2016/wordml/cid" xmlns:w16="http://schemas.microsoft.com/office/word/2018/wordml" xmlns:w16sdtdh="http://schemas.microsoft.com/office/word/2020/wordml/sdtdatahash" xmlns:w16se="http://schemas.microsoft.com/office/word/2015/wordml/symex" xmlns:wpg="http://schemas.microsoft.com/office/word/2010/wordprocessingGroup" xmlns:wpi="http://schemas.microsoft.com/office/word/2010/wordprocessingInk" xmlns:wne="http://schemas.microsoft.com/office/word/2006/wordml" xmlns:wps="http://schemas.microsoft.com/office/word/2010/wordprocessingShape" mc:Ignorable="w14 w15 w16se w16cid w16 w16cex w16sdtdh wp14">
+<w:document xmlns:wpc="http://schemas.microsoft.com/office/word/2010/wordprocessingCanvas" xmlns:cx="http://schemas.microsoft.com/office/drawing/2014/chartex" xmlns:cx1="http://schemas.microsoft.com/office/drawing/2015/9/8/chartex" xmlns:cx2="http://schemas.microsoft.com/office/drawing/2015/10/21/chartex" xmlns:cx3="http://schemas.microsoft.com/office/drawing/2016/5/9/chartex" xmlns:cx4="http://schemas.microsoft.com/office/drawing/2016/5/10/chartex" xmlns:cx5="http://schemas.microsoft.com/office/drawing/2016/5/11/chartex" xmlns:cx6="http://schemas.microsoft.com/office/drawing/2016/5/12/chartex" xmlns:cx7="http://schemas.microsoft.com/office/drawing/2016/5/13/chartex" xmlns:cx8="http://schemas.microsoft.com/office/drawing/2016/5/14/chartex" xmlns:mc="http://schemas.openxmlformats.org/markup-compatibility/2006" xmlns:aink="http://schemas.microsoft.com/office/drawing/2016/ink" xmlns:am3d="http://schemas.microsoft.com/office/drawing/2017/model3d" xmlns:o="urn:schemas-microsoft-com:office:office" xmlns:oel="http://schemas.microsoft.com/office/2019/extlst" xmlns:r="http://schemas.openxmlformats.org/officeDocument/2006/relationships" xmlns:m="http://schemas.openxmlformats.org/officeDocument/2006/math" xmlns:v="urn:schemas-microsoft-com:vml" xmlns:wp14="http://schemas.microsoft.com/office/word/2010/wordprocessingDrawing" xmlns:wp="http://schemas.openxmlformats.org/drawingml/2006/wordprocessingDrawing" xmlns:w10="urn:schemas-microsoft-com:office:word" xmlns:w="http://schemas.openxmlformats.org/wordprocessingml/2006/main" xmlns:w14="http://schemas.microsoft.com/office/word/2010/wordml" xmlns:w15="http://schemas.microsoft.com/office/word/2012/wordml" xmlns:w16cex="http://schemas.microsoft.com/office/word/2018/wordml/cex" xmlns:w16cid="http://schemas.microsoft.com/office/word/2016/wordml/cid" xmlns:w16="http://schemas.microsoft.com/office/word/2018/wordml" xmlns:w16sdtdh="http://schemas.microsoft.com/office/word/2020/wordml/sdtdatahash" xmlns:w16se="http://schemas.microsoft.com/office/word/2015/wordml/symex" xmlns:wpg="http://schemas.microsoft.com/office/word/2010/wordprocessingGroup" xmlns:wpi="http://schemas.microsoft.com/office/word/2010/wordprocessingInk" xmlns:wne="http://schemas.microsoft.com/office/word/2006/wordml" xmlns:wps="http://schemas.microsoft.com/office/word/2010/wordprocessingShape" mc:Ignorable="w14 w15 w16se w16cid w16 w16cex w16sdtdh wp14">
   <w:body>
+    <w:p>
+      <w:pPr>
+        <w:tabs>
+          <w:tab w:val="left" w:pos="2178"/>
+        </w:tabs>
+        <w:spacing w:line="259" w:lineRule="auto"/>
+        <w:ind w:left="-90"/>
+        <w:rPr>
+          <w:rFonts w:asciiTheme="minorHAnsi" w:eastAsia="Calibri" w:hAnsiTheme="minorHAnsi" w:cstheme="minorBidi"/>
+          <w:sz w:val="24"/>
+          <w:szCs w:val="24"/>
+        </w:rPr>
+      </w:pPr>
+      <w:r>
+        <w:rPr>
+          <w:rFonts w:asciiTheme="minorHAnsi" w:eastAsia="Calibri" w:hAnsiTheme="minorHAnsi" w:cstheme="minorBidi"/>
+          <w:b/>
+          <w:bCs/>
+          <w:sz w:val="24"/>
+          <w:szCs w:val="24"/>
+        </w:rPr>
+        <w:t xml:space="preserve">CERTIFICATE OF </w:t>
+      </w:r>
+      <w:r>
+        <w:rPr>
+          <w:rFonts w:ascii="Calibri" w:eastAsia="Calibri" w:hAnsi="Calibri" w:cs="Calibri"/>
+          <w:b/>
+          <w:bCs/>
+          <w:sz w:val="24"/>
+          <w:szCs w:val="24"/>
+        </w:rPr>
+        <w:t>INSTALLATION</w:t>
+      </w:r>
+      <w:r>
+        <w:br/>
+      </w:r>
+      <w:r>
+        <w:rPr>
+          <w:rFonts w:asciiTheme="minorHAnsi" w:eastAsia="Calibri" w:hAnsiTheme="minorHAnsi" w:cstheme="minorBidi"/>
+          <w:b/>
+          <w:bCs/>
+          <w:sz w:val="24"/>
+          <w:szCs w:val="24"/>
+        </w:rPr>
+        <w:t>Note:</w:t>
+      </w:r>
+      <w:r>
+        <w:rPr>
+          <w:rFonts w:asciiTheme="minorHAnsi" w:eastAsia="Calibri" w:hAnsiTheme="minorHAnsi" w:cstheme="minorBidi"/>
+          <w:sz w:val="24"/>
+          <w:szCs w:val="24"/>
+        </w:rPr>
+        <w:t xml:space="preserve"> This table completed by HERS Registry</w:t>
+      </w:r>
+      <w:r>
+        <w:rPr>
+          <w:rFonts w:asciiTheme="minorHAnsi" w:eastAsia="Calibri" w:hAnsiTheme="minorHAnsi" w:cstheme="minorBidi"/>
+          <w:sz w:val="24"/>
+          <w:szCs w:val="24"/>
+        </w:rPr>
+        <w:t>.</w:t>
+      </w:r>
+    </w:p>
+    <w:tbl>
+      <w:tblPr>
+        <w:tblStyle w:val="TableGrid1"/>
+        <w:tblW w:w="5000" w:type="pct"/>
+        <w:tblInd w:w="18" w:type="dxa"/>
+        <w:tblLook w:val="0020" w:firstRow="1" w:lastRow="0" w:firstColumn="0" w:lastColumn="0" w:noHBand="0" w:noVBand="0"/>
+      </w:tblPr>
+      <w:tblGrid>
+        <w:gridCol w:w="5520"/>
+        <w:gridCol w:w="5496"/>
+      </w:tblGrid>
+      <w:tr>
+        <w:trPr>
+          <w:trHeight w:val="284"/>
+        </w:trPr>
+        <w:tc>
+          <w:tcPr>
+            <w:tcW w:w="5548" w:type="dxa"/>
+          </w:tcPr>
+          <w:p>
+            <w:pPr>
+              <w:rPr>
+                <w:rFonts w:asciiTheme="minorHAnsi" w:hAnsiTheme="minorHAnsi" w:cstheme="minorHAnsi"/>
+                <w:sz w:val="24"/>
+                <w:szCs w:val="24"/>
+              </w:rPr>
+            </w:pPr>
+            <w:r>
+              <w:rPr>
+                <w:rFonts w:asciiTheme="minorHAnsi" w:hAnsiTheme="minorHAnsi" w:cstheme="minorHAnsi"/>
+                <w:sz w:val="24"/>
+                <w:szCs w:val="24"/>
+              </w:rPr>
+              <w:t>Project Name:</w:t>
+            </w:r>
+          </w:p>
+        </w:tc>
+        <w:tc>
+          <w:tcPr>
+            <w:tcW w:w="5522" w:type="dxa"/>
+          </w:tcPr>
+          <w:p>
+            <w:pPr>
+              <w:rPr>
+                <w:rFonts w:asciiTheme="minorHAnsi" w:hAnsiTheme="minorHAnsi" w:cstheme="minorHAnsi"/>
+                <w:sz w:val="24"/>
+                <w:szCs w:val="24"/>
+              </w:rPr>
+            </w:pPr>
+            <w:r>
+              <w:rPr>
+                <w:rFonts w:asciiTheme="minorHAnsi" w:hAnsiTheme="minorHAnsi" w:cstheme="minorHAnsi"/>
+                <w:sz w:val="24"/>
+                <w:szCs w:val="24"/>
+              </w:rPr>
+              <w:t>Enforcement Agency:</w:t>
+            </w:r>
+          </w:p>
+        </w:tc>
+      </w:tr>
+      <w:tr>
+        <w:trPr>
+          <w:trHeight w:val="284"/>
+        </w:trPr>
+        <w:tc>
+          <w:tcPr>
+            <w:tcW w:w="5548" w:type="dxa"/>
+          </w:tcPr>
+          <w:p>
+            <w:pPr>
+              <w:rPr>
+                <w:rFonts w:asciiTheme="minorHAnsi" w:hAnsiTheme="minorHAnsi" w:cstheme="minorHAnsi"/>
+                <w:sz w:val="24"/>
+                <w:szCs w:val="24"/>
+                <w:vertAlign w:val="superscript"/>
+              </w:rPr>
+            </w:pPr>
+            <w:r>
+              <w:rPr>
+                <w:rFonts w:asciiTheme="minorHAnsi" w:hAnsiTheme="minorHAnsi" w:cstheme="minorHAnsi"/>
+                <w:sz w:val="24"/>
+                <w:szCs w:val="24"/>
+              </w:rPr>
+              <w:t>Dwelling Address:</w:t>
+            </w:r>
+          </w:p>
+        </w:tc>
+        <w:tc>
+          <w:tcPr>
+            <w:tcW w:w="5522" w:type="dxa"/>
+          </w:tcPr>
+          <w:p>
+            <w:pPr>
+              <w:rPr>
+                <w:rFonts w:asciiTheme="minorHAnsi" w:hAnsiTheme="minorHAnsi" w:cstheme="minorHAnsi"/>
+                <w:sz w:val="24"/>
+                <w:szCs w:val="24"/>
+                <w:vertAlign w:val="superscript"/>
+              </w:rPr>
+            </w:pPr>
+            <w:r>
+              <w:rPr>
+                <w:rFonts w:asciiTheme="minorHAnsi" w:hAnsiTheme="minorHAnsi" w:cstheme="minorHAnsi"/>
+                <w:sz w:val="24"/>
+                <w:szCs w:val="24"/>
+              </w:rPr>
+              <w:t>Permit Number:</w:t>
+            </w:r>
+          </w:p>
+        </w:tc>
+      </w:tr>
+      <w:tr>
+        <w:trPr>
+          <w:trHeight w:val="284"/>
+        </w:trPr>
+        <w:tc>
+          <w:tcPr>
+            <w:tcW w:w="5548" w:type="dxa"/>
+          </w:tcPr>
+          <w:p>
+            <w:pPr>
+              <w:rPr>
+                <w:rFonts w:asciiTheme="minorHAnsi" w:hAnsiTheme="minorHAnsi" w:cstheme="minorHAnsi"/>
+                <w:sz w:val="24"/>
+                <w:szCs w:val="24"/>
+              </w:rPr>
+            </w:pPr>
+            <w:r>
+              <w:rPr>
+                <w:rFonts w:asciiTheme="minorHAnsi" w:hAnsiTheme="minorHAnsi" w:cstheme="minorHAnsi"/>
+                <w:sz w:val="24"/>
+                <w:szCs w:val="24"/>
+              </w:rPr>
+              <w:t>City and Zip Code:</w:t>
+            </w:r>
+          </w:p>
+        </w:tc>
+        <w:tc>
+          <w:tcPr>
+            <w:tcW w:w="5522" w:type="dxa"/>
+          </w:tcPr>
+          <w:p>
+            <w:pPr>
+              <w:rPr>
+                <w:rFonts w:asciiTheme="minorHAnsi" w:hAnsiTheme="minorHAnsi" w:cstheme="minorBidi"/>
+                <w:sz w:val="24"/>
+                <w:szCs w:val="24"/>
+              </w:rPr>
+            </w:pPr>
+            <w:r>
+              <w:rPr>
+                <w:rFonts w:ascii="Calibri" w:eastAsia="Calibri" w:hAnsi="Calibri" w:cs="Calibri"/>
+                <w:color w:val="000000" w:themeColor="text1"/>
+                <w:sz w:val="24"/>
+                <w:szCs w:val="24"/>
+              </w:rPr>
+              <w:t>Permit Application Date</w:t>
+            </w:r>
+            <w:r>
+              <w:rPr>
+                <w:rFonts w:asciiTheme="minorHAnsi" w:hAnsiTheme="minorHAnsi" w:cstheme="minorBidi"/>
+                <w:sz w:val="24"/>
+                <w:szCs w:val="24"/>
+              </w:rPr>
+              <w:t>:</w:t>
+            </w:r>
+          </w:p>
+        </w:tc>
+      </w:tr>
+    </w:tbl>
+    <w:p/>
     <w:tbl>
       <w:tblPr>
         <w:tblW w:w="5000" w:type="pct"/>
@@ -391,22 +625,12 @@
               </w:rPr>
               <w:t xml:space="preserve">Building Type from </w:t>
             </w:r>
-            <w:del w:id="0" w:author="Alhabibi, Haider@Energy" w:date="2022-02-14T16:48:00Z">
-              <w:r>
-                <w:rPr>
-                  <w:rFonts w:asciiTheme="minorHAnsi" w:hAnsiTheme="minorHAnsi"/>
-                </w:rPr>
-                <w:delText>CF1R</w:delText>
-              </w:r>
-            </w:del>
-            <w:ins w:id="1" w:author="Alhabibi, Haider@Energy" w:date="2022-02-14T16:48:00Z">
-              <w:r>
-                <w:rPr>
-                  <w:rFonts w:asciiTheme="minorHAnsi" w:hAnsiTheme="minorHAnsi"/>
-                </w:rPr>
-                <w:t>LMCC</w:t>
-              </w:r>
-            </w:ins>
+            <w:r>
+              <w:rPr>
+                <w:rFonts w:asciiTheme="minorHAnsi" w:hAnsiTheme="minorHAnsi"/>
+              </w:rPr>
+              <w:t>LMCC</w:t>
+            </w:r>
           </w:p>
         </w:tc>
         <w:tc>
@@ -488,22 +712,12 @@
               </w:rPr>
               <w:t xml:space="preserve">Verified Low Leakage Ducts in Conditioned Space (VLLDCS) Credit from </w:t>
             </w:r>
-            <w:del w:id="2" w:author="Alhabibi, Haider@Energy" w:date="2022-02-14T16:48:00Z">
-              <w:r>
-                <w:rPr>
-                  <w:rFonts w:asciiTheme="minorHAnsi" w:hAnsiTheme="minorHAnsi"/>
-                </w:rPr>
-                <w:delText>CF1R</w:delText>
-              </w:r>
-            </w:del>
-            <w:ins w:id="3" w:author="Alhabibi, Haider@Energy" w:date="2022-02-14T16:48:00Z">
-              <w:r>
-                <w:rPr>
-                  <w:rFonts w:asciiTheme="minorHAnsi" w:hAnsiTheme="minorHAnsi"/>
-                </w:rPr>
-                <w:t>LMCC</w:t>
-              </w:r>
-            </w:ins>
+            <w:r>
+              <w:rPr>
+                <w:rFonts w:asciiTheme="minorHAnsi" w:hAnsiTheme="minorHAnsi"/>
+              </w:rPr>
+              <w:t>LMCC</w:t>
+            </w:r>
             <w:r>
               <w:rPr>
                 <w:rFonts w:asciiTheme="minorHAnsi" w:hAnsiTheme="minorHAnsi"/>
@@ -591,22 +805,12 @@
               </w:rPr>
               <w:t xml:space="preserve">Verified Low Leakage Air-handling Unit Credit from </w:t>
             </w:r>
-            <w:del w:id="4" w:author="Alhabibi, Haider@Energy" w:date="2022-02-14T16:48:00Z">
-              <w:r>
-                <w:rPr>
-                  <w:rFonts w:asciiTheme="minorHAnsi" w:hAnsiTheme="minorHAnsi"/>
-                </w:rPr>
-                <w:delText>CF1R</w:delText>
-              </w:r>
-            </w:del>
-            <w:ins w:id="5" w:author="Alhabibi, Haider@Energy" w:date="2022-02-14T16:48:00Z">
-              <w:r>
-                <w:rPr>
-                  <w:rFonts w:asciiTheme="minorHAnsi" w:hAnsiTheme="minorHAnsi"/>
-                </w:rPr>
-                <w:t>LMCC</w:t>
-              </w:r>
-            </w:ins>
+            <w:r>
+              <w:rPr>
+                <w:rFonts w:asciiTheme="minorHAnsi" w:hAnsiTheme="minorHAnsi"/>
+              </w:rPr>
+              <w:t>LMCC</w:t>
+            </w:r>
             <w:r>
               <w:rPr>
                 <w:rFonts w:asciiTheme="minorHAnsi" w:hAnsiTheme="minorHAnsi"/>
@@ -1330,7 +1534,21 @@
               <w:rPr>
                 <w:rFonts w:asciiTheme="minorHAnsi" w:hAnsiTheme="minorHAnsi"/>
               </w:rPr>
-              <w:t>Heating Capacity (kBtu/h)</w:t>
+              <w:t>Heating Capacity (</w:t>
+            </w:r>
+            <w:proofErr w:type="spellStart"/>
+            <w:r>
+              <w:rPr>
+                <w:rFonts w:asciiTheme="minorHAnsi" w:hAnsiTheme="minorHAnsi"/>
+              </w:rPr>
+              <w:t>kBtu</w:t>
+            </w:r>
+            <w:proofErr w:type="spellEnd"/>
+            <w:r>
+              <w:rPr>
+                <w:rFonts w:asciiTheme="minorHAnsi" w:hAnsiTheme="minorHAnsi"/>
+              </w:rPr>
+              <w:t>/h)</w:t>
             </w:r>
           </w:p>
         </w:tc>
@@ -2635,6 +2853,7 @@
                 <w:rFonts w:asciiTheme="minorHAnsi" w:hAnsiTheme="minorHAnsi"/>
                 <w:szCs w:val="18"/>
               </w:rPr>
+              <w:lastRenderedPageBreak/>
               <w:t>06</w:t>
             </w:r>
           </w:p>
@@ -2766,6 +2985,12 @@
       <w:tblGrid>
         <w:gridCol w:w="470"/>
         <w:gridCol w:w="10560"/>
+        <w:tblGridChange w:id="0">
+          <w:tblGrid>
+            <w:gridCol w:w="470"/>
+            <w:gridCol w:w="10560"/>
+          </w:tblGrid>
+        </w:tblGridChange>
       </w:tblGrid>
       <w:tr>
         <w:trPr>
@@ -2915,13 +3140,60 @@
         </w:tc>
       </w:tr>
       <w:tr>
+        <w:tblPrEx>
+          <w:tblW w:w="5000" w:type="pct"/>
+          <w:tblInd w:w="6" w:type="dxa"/>
+          <w:tblBorders>
+            <w:top w:val="single" w:sz="4" w:space="0" w:color="auto"/>
+            <w:left w:val="single" w:sz="4" w:space="0" w:color="auto"/>
+            <w:bottom w:val="single" w:sz="4" w:space="0" w:color="auto"/>
+            <w:right w:val="single" w:sz="4" w:space="0" w:color="auto"/>
+            <w:insideH w:val="single" w:sz="4" w:space="0" w:color="auto"/>
+            <w:insideV w:val="single" w:sz="4" w:space="0" w:color="auto"/>
+          </w:tblBorders>
+          <w:tblCellMar>
+            <w:left w:w="115" w:type="dxa"/>
+            <w:right w:w="115" w:type="dxa"/>
+          </w:tblCellMar>
+          <w:tblLook w:val="0000" w:firstRow="0" w:lastRow="0" w:firstColumn="0" w:lastColumn="0" w:noHBand="0" w:noVBand="0"/>
+          <w:tblPrExChange w:id="1" w:author="Alhabibi, Haider@Energy" w:date="2022-12-23T09:33:00Z">
+            <w:tblPrEx>
+              <w:tblW w:w="5000" w:type="pct"/>
+              <w:tblInd w:w="6" w:type="dxa"/>
+              <w:tblBorders>
+                <w:top w:val="single" w:sz="4" w:space="0" w:color="auto"/>
+                <w:left w:val="single" w:sz="4" w:space="0" w:color="auto"/>
+                <w:bottom w:val="single" w:sz="4" w:space="0" w:color="auto"/>
+                <w:right w:val="single" w:sz="4" w:space="0" w:color="auto"/>
+                <w:insideH w:val="single" w:sz="4" w:space="0" w:color="auto"/>
+                <w:insideV w:val="single" w:sz="4" w:space="0" w:color="auto"/>
+              </w:tblBorders>
+              <w:tblCellMar>
+                <w:left w:w="115" w:type="dxa"/>
+                <w:right w:w="115" w:type="dxa"/>
+              </w:tblCellMar>
+              <w:tblLook w:val="0000" w:firstRow="0" w:lastRow="0" w:firstColumn="0" w:lastColumn="0" w:noHBand="0" w:noVBand="0"/>
+            </w:tblPrEx>
+          </w:tblPrExChange>
+        </w:tblPrEx>
         <w:trPr>
-          <w:trHeight w:val="411"/>
+          <w:trHeight w:val="440"/>
+          <w:trPrChange w:id="2" w:author="Alhabibi, Haider@Energy" w:date="2022-12-23T09:33:00Z">
+            <w:trPr>
+              <w:trHeight w:val="411"/>
+            </w:trPr>
+          </w:trPrChange>
         </w:trPr>
         <w:tc>
           <w:tcPr>
             <w:tcW w:w="213" w:type="pct"/>
             <w:vAlign w:val="center"/>
+            <w:tcPrChange w:id="3" w:author="Alhabibi, Haider@Energy" w:date="2022-12-23T09:33:00Z">
+              <w:tcPr>
+                <w:tcW w:w="213" w:type="pct"/>
+                <w:vAlign w:val="center"/>
+              </w:tcPr>
+            </w:tcPrChange>
           </w:tcPr>
           <w:p>
             <w:pPr>
@@ -2948,6 +3220,12 @@
           <w:tcPr>
             <w:tcW w:w="4787" w:type="pct"/>
             <w:vAlign w:val="center"/>
+            <w:tcPrChange w:id="4" w:author="Alhabibi, Haider@Energy" w:date="2022-12-23T09:33:00Z">
+              <w:tcPr>
+                <w:tcW w:w="4787" w:type="pct"/>
+                <w:vAlign w:val="center"/>
+              </w:tcPr>
+            </w:tcPrChange>
           </w:tcPr>
           <w:p>
             <w:pPr>
@@ -3259,17 +3537,9 @@
         <w:br w:type="page"/>
       </w:r>
     </w:p>
-    <w:p>
-      <w:pPr>
-        <w:rPr>
-          <w:rFonts w:asciiTheme="minorHAnsi" w:hAnsiTheme="minorHAnsi"/>
-        </w:rPr>
-      </w:pPr>
-    </w:p>
     <w:tbl>
       <w:tblPr>
-        <w:tblW w:w="4990" w:type="pct"/>
-        <w:tblInd w:w="-1" w:type="dxa"/>
+        <w:tblW w:w="5000" w:type="pct"/>
         <w:tblBorders>
           <w:top w:val="single" w:sz="4" w:space="0" w:color="auto"/>
           <w:left w:val="single" w:sz="4" w:space="0" w:color="auto"/>
@@ -3285,316 +3555,18 @@
         <w:tblLook w:val="0000" w:firstRow="0" w:lastRow="0" w:firstColumn="0" w:lastColumn="0" w:noHBand="0" w:noVBand="0"/>
       </w:tblPr>
       <w:tblGrid>
-        <w:gridCol w:w="5307"/>
-        <w:gridCol w:w="270"/>
-        <w:gridCol w:w="2551"/>
-        <w:gridCol w:w="2822"/>
+        <w:gridCol w:w="5256"/>
+        <w:gridCol w:w="268"/>
+        <w:gridCol w:w="2528"/>
+        <w:gridCol w:w="2920"/>
       </w:tblGrid>
-      <w:tr>
-        <w:trPr>
-          <w:trHeight w:val="287"/>
-        </w:trPr>
-        <w:tc>
-          <w:tcPr>
-            <w:tcW w:w="10950" w:type="dxa"/>
-            <w:gridSpan w:val="4"/>
-            <w:tcBorders>
-              <w:top w:val="single" w:sz="4" w:space="0" w:color="auto"/>
-              <w:left w:val="single" w:sz="4" w:space="0" w:color="auto"/>
-              <w:bottom w:val="single" w:sz="4" w:space="0" w:color="auto"/>
-              <w:right w:val="single" w:sz="4" w:space="0" w:color="auto"/>
-            </w:tcBorders>
-            <w:vAlign w:val="center"/>
-          </w:tcPr>
-          <w:p>
-            <w:pPr>
-              <w:rPr>
-                <w:rFonts w:asciiTheme="minorHAnsi" w:hAnsiTheme="minorHAnsi" w:cs="Arial"/>
-                <w:b/>
-                <w:caps/>
-                <w:sz w:val="18"/>
-                <w:szCs w:val="18"/>
-              </w:rPr>
-            </w:pPr>
-            <w:r>
-              <w:rPr>
-                <w:rFonts w:asciiTheme="minorHAnsi" w:hAnsiTheme="minorHAnsi" w:cs="Arial"/>
-                <w:b/>
-                <w:caps/>
-                <w:sz w:val="18"/>
-                <w:szCs w:val="18"/>
-              </w:rPr>
-              <w:t>Documentation Author's Declaration Statement</w:t>
-            </w:r>
-          </w:p>
-        </w:tc>
-      </w:tr>
       <w:tr>
         <w:trPr>
           <w:trHeight w:val="206"/>
         </w:trPr>
         <w:tc>
           <w:tcPr>
-            <w:tcW w:w="10950" w:type="dxa"/>
-            <w:gridSpan w:val="4"/>
-            <w:tcBorders>
-              <w:top w:val="single" w:sz="4" w:space="0" w:color="auto"/>
-              <w:left w:val="single" w:sz="4" w:space="0" w:color="auto"/>
-              <w:bottom w:val="single" w:sz="4" w:space="0" w:color="auto"/>
-              <w:right w:val="single" w:sz="4" w:space="0" w:color="auto"/>
-            </w:tcBorders>
-            <w:vAlign w:val="center"/>
-          </w:tcPr>
-          <w:p>
-            <w:pPr>
-              <w:keepNext/>
-              <w:numPr>
-                <w:ilvl w:val="0"/>
-                <w:numId w:val="38"/>
-              </w:numPr>
-              <w:ind w:left="271" w:hanging="270"/>
-              <w:rPr>
-                <w:rFonts w:asciiTheme="minorHAnsi" w:hAnsiTheme="minorHAnsi" w:cs="Arial"/>
-                <w:caps/>
-                <w:sz w:val="18"/>
-                <w:szCs w:val="18"/>
-              </w:rPr>
-            </w:pPr>
-            <w:r>
-              <w:rPr>
-                <w:rFonts w:asciiTheme="minorHAnsi" w:hAnsiTheme="minorHAnsi"/>
-                <w:sz w:val="18"/>
-              </w:rPr>
-              <w:t>I certify that this Certificate of Installation Documentation is accurate and complete.</w:t>
-            </w:r>
-          </w:p>
-        </w:tc>
-      </w:tr>
-      <w:tr>
-        <w:trPr>
-          <w:trHeight w:val="360"/>
-        </w:trPr>
-        <w:tc>
-          <w:tcPr>
-            <w:tcW w:w="5577" w:type="dxa"/>
-            <w:gridSpan w:val="2"/>
-          </w:tcPr>
-          <w:p>
-            <w:pPr>
-              <w:keepNext/>
-              <w:rPr>
-                <w:rFonts w:asciiTheme="minorHAnsi" w:hAnsiTheme="minorHAnsi"/>
-                <w:sz w:val="14"/>
-                <w:szCs w:val="14"/>
-              </w:rPr>
-            </w:pPr>
-            <w:r>
-              <w:rPr>
-                <w:rFonts w:asciiTheme="minorHAnsi" w:hAnsiTheme="minorHAnsi"/>
-                <w:sz w:val="14"/>
-                <w:szCs w:val="14"/>
-              </w:rPr>
-              <w:t>Documentation Author Name:</w:t>
-            </w:r>
-          </w:p>
-        </w:tc>
-        <w:tc>
-          <w:tcPr>
-            <w:tcW w:w="5373" w:type="dxa"/>
-            <w:gridSpan w:val="2"/>
-          </w:tcPr>
-          <w:p>
-            <w:pPr>
-              <w:keepNext/>
-              <w:rPr>
-                <w:rFonts w:asciiTheme="minorHAnsi" w:hAnsiTheme="minorHAnsi"/>
-                <w:sz w:val="14"/>
-                <w:szCs w:val="14"/>
-              </w:rPr>
-            </w:pPr>
-            <w:r>
-              <w:rPr>
-                <w:rFonts w:asciiTheme="minorHAnsi" w:hAnsiTheme="minorHAnsi"/>
-                <w:sz w:val="14"/>
-                <w:szCs w:val="14"/>
-              </w:rPr>
-              <w:t>Documentation Author Signature:</w:t>
-            </w:r>
-          </w:p>
-        </w:tc>
-      </w:tr>
-      <w:tr>
-        <w:trPr>
-          <w:trHeight w:val="360"/>
-        </w:trPr>
-        <w:tc>
-          <w:tcPr>
-            <w:tcW w:w="5577" w:type="dxa"/>
-            <w:gridSpan w:val="2"/>
-          </w:tcPr>
-          <w:p>
-            <w:pPr>
-              <w:keepNext/>
-              <w:rPr>
-                <w:rFonts w:asciiTheme="minorHAnsi" w:hAnsiTheme="minorHAnsi"/>
-                <w:sz w:val="14"/>
-                <w:szCs w:val="14"/>
-              </w:rPr>
-            </w:pPr>
-            <w:r>
-              <w:rPr>
-                <w:rFonts w:asciiTheme="minorHAnsi" w:hAnsiTheme="minorHAnsi"/>
-                <w:sz w:val="14"/>
-                <w:szCs w:val="14"/>
-              </w:rPr>
-              <w:t>Documentation Author Company Name:</w:t>
-            </w:r>
-          </w:p>
-        </w:tc>
-        <w:tc>
-          <w:tcPr>
-            <w:tcW w:w="5373" w:type="dxa"/>
-            <w:gridSpan w:val="2"/>
-          </w:tcPr>
-          <w:p>
-            <w:pPr>
-              <w:keepNext/>
-              <w:rPr>
-                <w:rFonts w:asciiTheme="minorHAnsi" w:hAnsiTheme="minorHAnsi"/>
-                <w:sz w:val="14"/>
-                <w:szCs w:val="14"/>
-              </w:rPr>
-            </w:pPr>
-            <w:r>
-              <w:rPr>
-                <w:rFonts w:asciiTheme="minorHAnsi" w:hAnsiTheme="minorHAnsi"/>
-                <w:sz w:val="14"/>
-                <w:szCs w:val="14"/>
-              </w:rPr>
-              <w:t>Date Signed:</w:t>
-            </w:r>
-          </w:p>
-        </w:tc>
-      </w:tr>
-      <w:tr>
-        <w:trPr>
-          <w:trHeight w:val="360"/>
-        </w:trPr>
-        <w:tc>
-          <w:tcPr>
-            <w:tcW w:w="5577" w:type="dxa"/>
-            <w:gridSpan w:val="2"/>
-          </w:tcPr>
-          <w:p>
-            <w:pPr>
-              <w:keepNext/>
-              <w:rPr>
-                <w:rFonts w:asciiTheme="minorHAnsi" w:hAnsiTheme="minorHAnsi"/>
-                <w:sz w:val="14"/>
-                <w:szCs w:val="14"/>
-              </w:rPr>
-            </w:pPr>
-            <w:r>
-              <w:rPr>
-                <w:rFonts w:asciiTheme="minorHAnsi" w:hAnsiTheme="minorHAnsi"/>
-                <w:sz w:val="14"/>
-                <w:szCs w:val="14"/>
-              </w:rPr>
-              <w:t>Address:</w:t>
-            </w:r>
-          </w:p>
-        </w:tc>
-        <w:tc>
-          <w:tcPr>
-            <w:tcW w:w="5373" w:type="dxa"/>
-            <w:gridSpan w:val="2"/>
-          </w:tcPr>
-          <w:p>
-            <w:pPr>
-              <w:keepNext/>
-              <w:rPr>
-                <w:rFonts w:asciiTheme="minorHAnsi" w:hAnsiTheme="minorHAnsi"/>
-                <w:sz w:val="14"/>
-                <w:szCs w:val="14"/>
-              </w:rPr>
-            </w:pPr>
-            <w:r>
-              <w:rPr>
-                <w:rFonts w:asciiTheme="minorHAnsi" w:hAnsiTheme="minorHAnsi"/>
-                <w:sz w:val="14"/>
-                <w:szCs w:val="14"/>
-              </w:rPr>
-              <w:t>CEA/HERS Certification Identification (If applicable):</w:t>
-            </w:r>
-          </w:p>
-        </w:tc>
-      </w:tr>
-      <w:tr>
-        <w:trPr>
-          <w:trHeight w:val="360"/>
-        </w:trPr>
-        <w:tc>
-          <w:tcPr>
-            <w:tcW w:w="5577" w:type="dxa"/>
-            <w:gridSpan w:val="2"/>
-          </w:tcPr>
-          <w:p>
-            <w:pPr>
-              <w:keepNext/>
-              <w:rPr>
-                <w:rFonts w:asciiTheme="minorHAnsi" w:hAnsiTheme="minorHAnsi"/>
-                <w:sz w:val="14"/>
-                <w:szCs w:val="14"/>
-              </w:rPr>
-            </w:pPr>
-            <w:r>
-              <w:rPr>
-                <w:rFonts w:asciiTheme="minorHAnsi" w:hAnsiTheme="minorHAnsi"/>
-                <w:sz w:val="14"/>
-                <w:szCs w:val="14"/>
-              </w:rPr>
-              <w:t>City/State/Zip:</w:t>
-            </w:r>
-          </w:p>
-        </w:tc>
-        <w:tc>
-          <w:tcPr>
-            <w:tcW w:w="5373" w:type="dxa"/>
-            <w:gridSpan w:val="2"/>
-          </w:tcPr>
-          <w:p>
-            <w:pPr>
-              <w:keepNext/>
-              <w:rPr>
-                <w:rFonts w:asciiTheme="minorHAnsi" w:hAnsiTheme="minorHAnsi"/>
-                <w:sz w:val="14"/>
-                <w:szCs w:val="14"/>
-              </w:rPr>
-            </w:pPr>
-            <w:r>
-              <w:rPr>
-                <w:rFonts w:asciiTheme="minorHAnsi" w:hAnsiTheme="minorHAnsi"/>
-                <w:sz w:val="14"/>
-                <w:szCs w:val="14"/>
-              </w:rPr>
-              <w:t>Phone:</w:t>
-            </w:r>
-          </w:p>
-        </w:tc>
-      </w:tr>
-      <w:tr>
-        <w:tblPrEx>
-          <w:tblCellMar>
-            <w:left w:w="115" w:type="dxa"/>
-            <w:right w:w="115" w:type="dxa"/>
-          </w:tblCellMar>
-        </w:tblPrEx>
-        <w:trPr>
-          <w:trHeight w:val="296"/>
-        </w:trPr>
-        <w:tc>
-          <w:tcPr>
-            <w:tcW w:w="10950" w:type="dxa"/>
+            <w:tcW w:w="10885" w:type="dxa"/>
             <w:gridSpan w:val="4"/>
             <w:vAlign w:val="center"/>
           </w:tcPr>
@@ -3626,18 +3598,285 @@
               </w:tabs>
               <w:suppressAutoHyphens/>
               <w:rPr>
-                <w:rFonts w:asciiTheme="minorHAnsi" w:hAnsiTheme="minorHAnsi"/>
-                <w:sz w:val="18"/>
-                <w:szCs w:val="18"/>
-              </w:rPr>
-            </w:pPr>
-            <w:r>
-              <w:rPr>
-                <w:rFonts w:asciiTheme="minorHAnsi" w:hAnsiTheme="minorHAnsi" w:cs="Arial"/>
+                <w:rFonts w:cs="Arial"/>
+                <w:b/>
+              </w:rPr>
+            </w:pPr>
+            <w:r>
+              <w:rPr>
+                <w:rFonts w:ascii="Calibri" w:hAnsi="Calibri" w:cs="Arial"/>
                 <w:b/>
                 <w:caps/>
-                <w:sz w:val="18"/>
-                <w:szCs w:val="18"/>
+              </w:rPr>
+              <w:lastRenderedPageBreak/>
+              <w:t>Documentation Author's Declaration Statement</w:t>
+            </w:r>
+          </w:p>
+        </w:tc>
+      </w:tr>
+      <w:tr>
+        <w:trPr>
+          <w:trHeight w:val="206"/>
+        </w:trPr>
+        <w:tc>
+          <w:tcPr>
+            <w:tcW w:w="10885" w:type="dxa"/>
+            <w:gridSpan w:val="4"/>
+            <w:vAlign w:val="center"/>
+          </w:tcPr>
+          <w:p>
+            <w:pPr>
+              <w:keepNext/>
+              <w:numPr>
+                <w:ilvl w:val="0"/>
+                <w:numId w:val="38"/>
+              </w:numPr>
+              <w:ind w:left="360" w:hanging="270"/>
+              <w:rPr>
+                <w:rFonts w:ascii="Calibri" w:hAnsi="Calibri"/>
+              </w:rPr>
+            </w:pPr>
+            <w:r>
+              <w:rPr>
+                <w:rFonts w:ascii="Calibri" w:hAnsi="Calibri"/>
+              </w:rPr>
+              <w:t>I certify that this Certificate of Installation documentation is accurate and complete.</w:t>
+            </w:r>
+          </w:p>
+        </w:tc>
+      </w:tr>
+      <w:tr>
+        <w:trPr>
+          <w:trHeight w:val="360"/>
+        </w:trPr>
+        <w:tc>
+          <w:tcPr>
+            <w:tcW w:w="5480" w:type="dxa"/>
+            <w:gridSpan w:val="2"/>
+          </w:tcPr>
+          <w:p>
+            <w:pPr>
+              <w:keepNext/>
+              <w:rPr>
+                <w:rFonts w:ascii="Calibri" w:hAnsi="Calibri"/>
+              </w:rPr>
+            </w:pPr>
+            <w:r>
+              <w:rPr>
+                <w:rFonts w:ascii="Calibri" w:hAnsi="Calibri"/>
+              </w:rPr>
+              <w:t>Documentation Author Name:</w:t>
+            </w:r>
+          </w:p>
+        </w:tc>
+        <w:tc>
+          <w:tcPr>
+            <w:tcW w:w="5405" w:type="dxa"/>
+            <w:gridSpan w:val="2"/>
+          </w:tcPr>
+          <w:p>
+            <w:pPr>
+              <w:keepNext/>
+              <w:rPr>
+                <w:rFonts w:ascii="Calibri" w:hAnsi="Calibri"/>
+              </w:rPr>
+            </w:pPr>
+            <w:r>
+              <w:rPr>
+                <w:rFonts w:ascii="Calibri" w:hAnsi="Calibri"/>
+              </w:rPr>
+              <w:t>Documentation Author Signature:</w:t>
+            </w:r>
+          </w:p>
+        </w:tc>
+      </w:tr>
+      <w:tr>
+        <w:trPr>
+          <w:trHeight w:val="360"/>
+        </w:trPr>
+        <w:tc>
+          <w:tcPr>
+            <w:tcW w:w="5480" w:type="dxa"/>
+            <w:gridSpan w:val="2"/>
+          </w:tcPr>
+          <w:p>
+            <w:pPr>
+              <w:keepNext/>
+              <w:rPr>
+                <w:rFonts w:ascii="Calibri" w:hAnsi="Calibri"/>
+              </w:rPr>
+            </w:pPr>
+            <w:r>
+              <w:rPr>
+                <w:rFonts w:ascii="Calibri" w:hAnsi="Calibri"/>
+              </w:rPr>
+              <w:t>Documentation Author Company Name:</w:t>
+            </w:r>
+          </w:p>
+        </w:tc>
+        <w:tc>
+          <w:tcPr>
+            <w:tcW w:w="5405" w:type="dxa"/>
+            <w:gridSpan w:val="2"/>
+          </w:tcPr>
+          <w:p>
+            <w:pPr>
+              <w:keepNext/>
+              <w:rPr>
+                <w:rFonts w:ascii="Calibri" w:hAnsi="Calibri"/>
+              </w:rPr>
+            </w:pPr>
+            <w:r>
+              <w:rPr>
+                <w:rFonts w:ascii="Calibri" w:hAnsi="Calibri"/>
+              </w:rPr>
+              <w:t>Date Signed:</w:t>
+            </w:r>
+          </w:p>
+        </w:tc>
+      </w:tr>
+      <w:tr>
+        <w:trPr>
+          <w:trHeight w:val="360"/>
+        </w:trPr>
+        <w:tc>
+          <w:tcPr>
+            <w:tcW w:w="5480" w:type="dxa"/>
+            <w:gridSpan w:val="2"/>
+          </w:tcPr>
+          <w:p>
+            <w:pPr>
+              <w:keepNext/>
+              <w:rPr>
+                <w:rFonts w:ascii="Calibri" w:hAnsi="Calibri"/>
+              </w:rPr>
+            </w:pPr>
+            <w:r>
+              <w:rPr>
+                <w:rFonts w:ascii="Calibri" w:hAnsi="Calibri"/>
+              </w:rPr>
+              <w:t>Address:</w:t>
+            </w:r>
+          </w:p>
+        </w:tc>
+        <w:tc>
+          <w:tcPr>
+            <w:tcW w:w="5405" w:type="dxa"/>
+            <w:gridSpan w:val="2"/>
+          </w:tcPr>
+          <w:p>
+            <w:pPr>
+              <w:keepNext/>
+              <w:rPr>
+                <w:rFonts w:ascii="Calibri" w:hAnsi="Calibri"/>
+              </w:rPr>
+            </w:pPr>
+            <w:r>
+              <w:rPr>
+                <w:rFonts w:ascii="Calibri" w:hAnsi="Calibri"/>
+              </w:rPr>
+              <w:t>CEA/HERS Certification Identification (If applicable):</w:t>
+            </w:r>
+          </w:p>
+        </w:tc>
+      </w:tr>
+      <w:tr>
+        <w:trPr>
+          <w:trHeight w:val="360"/>
+        </w:trPr>
+        <w:tc>
+          <w:tcPr>
+            <w:tcW w:w="5480" w:type="dxa"/>
+            <w:gridSpan w:val="2"/>
+          </w:tcPr>
+          <w:p>
+            <w:pPr>
+              <w:keepNext/>
+              <w:rPr>
+                <w:rFonts w:ascii="Calibri" w:hAnsi="Calibri"/>
+              </w:rPr>
+            </w:pPr>
+            <w:r>
+              <w:rPr>
+                <w:rFonts w:ascii="Calibri" w:hAnsi="Calibri"/>
+              </w:rPr>
+              <w:t>City/State/Zip:</w:t>
+            </w:r>
+          </w:p>
+        </w:tc>
+        <w:tc>
+          <w:tcPr>
+            <w:tcW w:w="5405" w:type="dxa"/>
+            <w:gridSpan w:val="2"/>
+          </w:tcPr>
+          <w:p>
+            <w:pPr>
+              <w:keepNext/>
+              <w:rPr>
+                <w:rFonts w:ascii="Calibri" w:hAnsi="Calibri"/>
+              </w:rPr>
+            </w:pPr>
+            <w:r>
+              <w:rPr>
+                <w:rFonts w:ascii="Calibri" w:hAnsi="Calibri"/>
+              </w:rPr>
+              <w:t>Phone:</w:t>
+            </w:r>
+          </w:p>
+        </w:tc>
+      </w:tr>
+      <w:tr>
+        <w:tblPrEx>
+          <w:tblCellMar>
+            <w:left w:w="115" w:type="dxa"/>
+            <w:right w:w="115" w:type="dxa"/>
+          </w:tblCellMar>
+        </w:tblPrEx>
+        <w:trPr>
+          <w:trHeight w:val="296"/>
+        </w:trPr>
+        <w:tc>
+          <w:tcPr>
+            <w:tcW w:w="10885" w:type="dxa"/>
+            <w:gridSpan w:val="4"/>
+            <w:vAlign w:val="center"/>
+          </w:tcPr>
+          <w:p>
+            <w:pPr>
+              <w:keepNext/>
+              <w:tabs>
+                <w:tab w:val="left" w:pos="-720"/>
+                <w:tab w:val="left" w:pos="-90"/>
+                <w:tab w:val="left" w:pos="252"/>
+                <w:tab w:val="left" w:pos="5112"/>
+                <w:tab w:val="left" w:pos="6822"/>
+                <w:tab w:val="left" w:pos="8082"/>
+                <w:tab w:val="left" w:pos="8910"/>
+                <w:tab w:val="left" w:pos="10080"/>
+                <w:tab w:val="left" w:pos="10800"/>
+                <w:tab w:val="left" w:pos="11520"/>
+                <w:tab w:val="left" w:pos="12240"/>
+                <w:tab w:val="left" w:pos="12960"/>
+                <w:tab w:val="left" w:pos="13680"/>
+                <w:tab w:val="left" w:pos="14400"/>
+                <w:tab w:val="left" w:pos="15120"/>
+                <w:tab w:val="left" w:pos="15840"/>
+                <w:tab w:val="left" w:pos="16560"/>
+                <w:tab w:val="left" w:pos="17280"/>
+                <w:tab w:val="left" w:pos="18000"/>
+                <w:tab w:val="left" w:pos="18720"/>
+                <w:tab w:val="left" w:pos="30672"/>
+              </w:tabs>
+              <w:suppressAutoHyphens/>
+              <w:rPr>
+                <w:rFonts w:ascii="Calibri" w:hAnsi="Calibri"/>
+              </w:rPr>
+            </w:pPr>
+            <w:r>
+              <w:rPr>
+                <w:rFonts w:ascii="Calibri" w:hAnsi="Calibri" w:cs="Arial"/>
+                <w:b/>
+                <w:caps/>
               </w:rPr>
               <w:t xml:space="preserve">Responsible Person's Declaration statement  </w:t>
             </w:r>
@@ -3656,212 +3895,155 @@
         </w:trPr>
         <w:tc>
           <w:tcPr>
-            <w:tcW w:w="10950" w:type="dxa"/>
+            <w:tcW w:w="10885" w:type="dxa"/>
             <w:gridSpan w:val="4"/>
           </w:tcPr>
           <w:p>
             <w:pPr>
-              <w:pStyle w:val="Heading3"/>
+              <w:keepNext/>
+              <w:rPr>
+                <w:rFonts w:ascii="Calibri" w:hAnsi="Calibri"/>
+              </w:rPr>
+            </w:pPr>
+            <w:r>
+              <w:rPr>
+                <w:rFonts w:ascii="Calibri" w:hAnsi="Calibri"/>
+              </w:rPr>
+              <w:t>I certify the following under penalty of perjury, under the laws of the State of California:</w:t>
+            </w:r>
+          </w:p>
+          <w:p>
+            <w:pPr>
               <w:numPr>
                 <w:ilvl w:val="0"/>
-                <w:numId w:val="0"/>
+                <w:numId w:val="48"/>
               </w:numPr>
-              <w:spacing w:before="0"/>
-              <w:ind w:right="86"/>
-              <w:rPr>
-                <w:rFonts w:asciiTheme="minorHAnsi" w:hAnsiTheme="minorHAnsi"/>
-                <w:sz w:val="18"/>
-                <w:szCs w:val="18"/>
-              </w:rPr>
-            </w:pPr>
-            <w:r>
-              <w:rPr>
-                <w:rFonts w:asciiTheme="minorHAnsi" w:hAnsiTheme="minorHAnsi"/>
-                <w:sz w:val="18"/>
-                <w:szCs w:val="18"/>
-              </w:rPr>
-              <w:t xml:space="preserve">I certify the following under penalty of perjury, under the laws of the State of California: </w:t>
-            </w:r>
-          </w:p>
-          <w:p>
-            <w:pPr>
-              <w:pStyle w:val="Heading3"/>
+              <w:ind w:left="865" w:hanging="360"/>
+              <w:contextualSpacing/>
+              <w:rPr>
+                <w:rFonts w:asciiTheme="minorHAnsi" w:hAnsiTheme="minorHAnsi" w:cstheme="minorBidi"/>
+                <w:caps/>
+              </w:rPr>
+            </w:pPr>
+            <w:r>
+              <w:rPr>
+                <w:rFonts w:asciiTheme="minorHAnsi" w:hAnsiTheme="minorHAnsi" w:cstheme="minorBidi"/>
+              </w:rPr>
+              <w:t xml:space="preserve">The information provided on this certificate of installation is true and correct. </w:t>
+            </w:r>
+          </w:p>
+          <w:p>
+            <w:pPr>
               <w:numPr>
                 <w:ilvl w:val="0"/>
-                <w:numId w:val="43"/>
+                <w:numId w:val="48"/>
               </w:numPr>
-              <w:spacing w:before="0"/>
-              <w:ind w:right="90"/>
-              <w:rPr>
-                <w:rFonts w:asciiTheme="minorHAnsi" w:hAnsiTheme="minorHAnsi"/>
-                <w:b/>
+              <w:ind w:left="865" w:hanging="360"/>
+              <w:contextualSpacing/>
+              <w:rPr>
+                <w:rFonts w:asciiTheme="minorHAnsi" w:hAnsiTheme="minorHAnsi" w:cstheme="minorHAnsi"/>
                 <w:caps/>
-                <w:sz w:val="18"/>
-                <w:szCs w:val="18"/>
-              </w:rPr>
-            </w:pPr>
-            <w:r>
-              <w:rPr>
-                <w:rFonts w:asciiTheme="minorHAnsi" w:hAnsiTheme="minorHAnsi"/>
-                <w:sz w:val="18"/>
-                <w:szCs w:val="18"/>
-              </w:rPr>
-              <w:t xml:space="preserve">The information provided on this Certificate of Installation is true and correct. </w:t>
-            </w:r>
-          </w:p>
-          <w:p>
-            <w:pPr>
-              <w:pStyle w:val="Heading3"/>
+              </w:rPr>
+            </w:pPr>
+            <w:r>
+              <w:rPr>
+                <w:rFonts w:asciiTheme="minorHAnsi" w:hAnsiTheme="minorHAnsi" w:cstheme="minorHAnsi"/>
+              </w:rPr>
+              <w:t>I am either: a) a responsible person eligible under division 3 of the business and professions code in the applicable classification to accept responsibility for the system design, construction, or installation of features, materials, components, or manufactured devices for the scope of work identified on this certificate of installation, and attest to the declarations in this statement, or b) I am an authorized representative of the responsible person and attest to the declarations in this statement on the responsible person’s behalf.</w:t>
+            </w:r>
+          </w:p>
+          <w:p>
+            <w:pPr>
               <w:numPr>
                 <w:ilvl w:val="0"/>
-                <w:numId w:val="43"/>
+                <w:numId w:val="48"/>
               </w:numPr>
-              <w:spacing w:before="0"/>
-              <w:ind w:right="90"/>
-              <w:rPr>
-                <w:rFonts w:asciiTheme="minorHAnsi" w:hAnsiTheme="minorHAnsi"/>
-                <w:b/>
+              <w:ind w:left="865" w:hanging="360"/>
+              <w:contextualSpacing/>
+              <w:rPr>
+                <w:rFonts w:asciiTheme="minorHAnsi" w:hAnsiTheme="minorHAnsi" w:cstheme="minorHAnsi"/>
                 <w:caps/>
-                <w:sz w:val="18"/>
-              </w:rPr>
-            </w:pPr>
-            <w:r>
-              <w:rPr>
-                <w:rFonts w:asciiTheme="minorHAnsi" w:hAnsiTheme="minorHAnsi"/>
-                <w:snapToGrid w:val="0"/>
-                <w:sz w:val="18"/>
-                <w:szCs w:val="18"/>
-              </w:rPr>
-              <w:t xml:space="preserve">I am either: a) a responsible person eligible under Division 3 of the Business and Professions Code </w:t>
-            </w:r>
-            <w:r>
-              <w:rPr>
-                <w:rFonts w:asciiTheme="minorHAnsi" w:hAnsiTheme="minorHAnsi"/>
-                <w:sz w:val="18"/>
-                <w:szCs w:val="18"/>
-              </w:rPr>
-              <w:t xml:space="preserve">in the applicable classification to accept responsibility for the system design, construction, or installation </w:t>
-            </w:r>
-            <w:r>
-              <w:rPr>
-                <w:rFonts w:asciiTheme="minorHAnsi" w:hAnsiTheme="minorHAnsi"/>
-                <w:snapToGrid w:val="0"/>
-                <w:sz w:val="18"/>
-                <w:szCs w:val="18"/>
-              </w:rPr>
-              <w:t xml:space="preserve">of features, materials, components, or manufactured devices </w:t>
-            </w:r>
-            <w:r>
-              <w:rPr>
-                <w:rFonts w:asciiTheme="minorHAnsi" w:hAnsiTheme="minorHAnsi"/>
-                <w:sz w:val="18"/>
-                <w:szCs w:val="18"/>
-              </w:rPr>
-              <w:t xml:space="preserve">for the scope of work identified on this Certificate of Installation </w:t>
-            </w:r>
-            <w:r>
-              <w:rPr>
-                <w:rFonts w:asciiTheme="minorHAnsi" w:hAnsiTheme="minorHAnsi"/>
-                <w:snapToGrid w:val="0"/>
-                <w:sz w:val="18"/>
-                <w:szCs w:val="18"/>
-              </w:rPr>
-              <w:t>and attest to the declarations in this statement</w:t>
-            </w:r>
-            <w:r>
-              <w:rPr>
-                <w:rFonts w:asciiTheme="minorHAnsi" w:hAnsiTheme="minorHAnsi"/>
-                <w:sz w:val="18"/>
-                <w:szCs w:val="18"/>
-              </w:rPr>
-              <w:t>, or b) I am an authorized representative of the responsible person and attest to the declarations in this statement on the responsible person’s behalf</w:t>
-            </w:r>
-            <w:r>
-              <w:rPr>
-                <w:rFonts w:asciiTheme="minorHAnsi" w:eastAsia="Calibri" w:hAnsiTheme="minorHAnsi"/>
-                <w:sz w:val="18"/>
-                <w:szCs w:val="18"/>
-              </w:rPr>
-              <w:t>.</w:t>
-            </w:r>
-          </w:p>
-          <w:p>
-            <w:pPr>
-              <w:keepNext/>
+              </w:rPr>
+            </w:pPr>
+            <w:r>
+              <w:rPr>
+                <w:rFonts w:asciiTheme="minorHAnsi" w:hAnsiTheme="minorHAnsi" w:cstheme="minorHAnsi"/>
+              </w:rPr>
+              <w:t xml:space="preserve">The constructed or installed features, materials, </w:t>
+            </w:r>
+            <w:proofErr w:type="gramStart"/>
+            <w:r>
+              <w:rPr>
+                <w:rFonts w:asciiTheme="minorHAnsi" w:hAnsiTheme="minorHAnsi" w:cstheme="minorHAnsi"/>
+              </w:rPr>
+              <w:t>components</w:t>
+            </w:r>
+            <w:proofErr w:type="gramEnd"/>
+            <w:r>
+              <w:rPr>
+                <w:rFonts w:asciiTheme="minorHAnsi" w:hAnsiTheme="minorHAnsi" w:cstheme="minorHAnsi"/>
+              </w:rPr>
+              <w:t xml:space="preserve"> or manufactured devices (the installation) identified on this certificate of installation conforms to all applicable codes and regulations and the installation conforms to the requirements given on the certificate of compliance, plans, and specifications approved by the enforcement agency.</w:t>
+            </w:r>
+          </w:p>
+          <w:p>
+            <w:pPr>
               <w:numPr>
                 <w:ilvl w:val="0"/>
-                <w:numId w:val="43"/>
+                <w:numId w:val="48"/>
               </w:numPr>
-              <w:autoSpaceDE w:val="0"/>
-              <w:autoSpaceDN w:val="0"/>
-              <w:adjustRightInd w:val="0"/>
-              <w:ind w:right="90"/>
-              <w:rPr>
-                <w:rFonts w:asciiTheme="minorHAnsi" w:hAnsiTheme="minorHAnsi"/>
-                <w:sz w:val="18"/>
-                <w:szCs w:val="18"/>
-              </w:rPr>
-            </w:pPr>
-            <w:r>
-              <w:rPr>
-                <w:rFonts w:asciiTheme="minorHAnsi" w:hAnsiTheme="minorHAnsi"/>
-                <w:sz w:val="18"/>
-                <w:szCs w:val="18"/>
-              </w:rPr>
-              <w:t>The constructed or installed features, materials, components or manufactured devices (the installation) identified on this Certificate of Installation conforms to all applicable codes and regulations and the installation conforms to the requirements given on the Certificate of Compliance, plans, and specifications approved by the enforcement agency</w:t>
-            </w:r>
-            <w:r>
-              <w:rPr>
-                <w:rFonts w:asciiTheme="minorHAnsi" w:eastAsia="Calibri" w:hAnsiTheme="minorHAnsi" w:cs="TimesNewRomanPSMT"/>
-                <w:sz w:val="18"/>
-                <w:szCs w:val="18"/>
-              </w:rPr>
-              <w:t>.</w:t>
-            </w:r>
-          </w:p>
-          <w:p>
-            <w:pPr>
-              <w:pStyle w:val="ListParagraph"/>
-              <w:keepNext/>
+              <w:ind w:left="865" w:hanging="360"/>
+              <w:contextualSpacing/>
+              <w:rPr>
+                <w:rFonts w:asciiTheme="minorHAnsi" w:hAnsiTheme="minorHAnsi" w:cstheme="minorHAnsi"/>
+                <w:caps/>
+              </w:rPr>
+            </w:pPr>
+            <w:r>
+              <w:rPr>
+                <w:rFonts w:asciiTheme="minorHAnsi" w:hAnsiTheme="minorHAnsi" w:cstheme="minorHAnsi"/>
+              </w:rPr>
+              <w:t xml:space="preserve">I understand that a HERS rater will check the installation to verify compliance and if such checking determines the installation fails to comply, I am required to offer any necessary corrective action at no charge to the building owner.  </w:t>
+            </w:r>
+          </w:p>
+          <w:p>
+            <w:pPr>
               <w:numPr>
                 <w:ilvl w:val="0"/>
-                <w:numId w:val="43"/>
+                <w:numId w:val="48"/>
               </w:numPr>
-              <w:autoSpaceDE w:val="0"/>
-              <w:autoSpaceDN w:val="0"/>
-              <w:adjustRightInd w:val="0"/>
-              <w:rPr>
-                <w:rFonts w:asciiTheme="minorHAnsi" w:hAnsiTheme="minorHAnsi"/>
-                <w:sz w:val="18"/>
-              </w:rPr>
-            </w:pPr>
-            <w:r>
-              <w:rPr>
-                <w:rFonts w:asciiTheme="minorHAnsi" w:hAnsiTheme="minorHAnsi"/>
-                <w:sz w:val="18"/>
-                <w:szCs w:val="18"/>
-              </w:rPr>
-              <w:t xml:space="preserve">I understand that a HERS rater will check the installation to verify compliance and if such checking determines the installation fails to comply, I am required to offer any necessary corrective action at no charge to the building owner.  </w:t>
-            </w:r>
-          </w:p>
-          <w:p>
-            <w:pPr>
-              <w:pStyle w:val="ListParagraph"/>
+              <w:ind w:left="865" w:hanging="360"/>
+              <w:contextualSpacing/>
+              <w:rPr>
+                <w:rFonts w:asciiTheme="minorHAnsi" w:hAnsiTheme="minorHAnsi" w:cstheme="minorBidi"/>
+                <w:caps/>
+              </w:rPr>
+            </w:pPr>
+            <w:r>
+              <w:rPr>
+                <w:rFonts w:asciiTheme="minorHAnsi" w:hAnsiTheme="minorHAnsi" w:cstheme="minorBidi"/>
+              </w:rPr>
+              <w:t xml:space="preserve">I understand that a registered copy of this certificate of installation shall be posted or made available with the building permit(s) issued for the building and made available to the enforcement agency for all applicable inspections, and I will take the necessary steps to ensure this requirement is accomplished. </w:t>
+            </w:r>
+          </w:p>
+          <w:p>
+            <w:pPr>
               <w:numPr>
                 <w:ilvl w:val="0"/>
-                <w:numId w:val="43"/>
+                <w:numId w:val="48"/>
               </w:numPr>
-              <w:rPr>
+              <w:ind w:left="865" w:hanging="360"/>
+              <w:contextualSpacing/>
+              <w:rPr>
+                <w:rFonts w:ascii="Calibri" w:hAnsi="Calibri"/>
                 <w:b/>
               </w:rPr>
             </w:pPr>
             <w:r>
               <w:rPr>
-                <w:rFonts w:asciiTheme="minorHAnsi" w:hAnsiTheme="minorHAnsi"/>
-                <w:sz w:val="18"/>
-                <w:szCs w:val="18"/>
-              </w:rPr>
-              <w:t>I will ensure that a registered copy of this Certificate of Installation shall be posted, or made available with the building permit(s) issued for the building, and made available to the enforcement agency for all applicable inspections. I understand that a registered copy of this Certificate of Installation is required to be included with the documentation the builder provides to the building owner at occupancy.</w:t>
+                <w:rFonts w:asciiTheme="minorHAnsi" w:hAnsiTheme="minorHAnsi" w:cstheme="minorBidi"/>
+              </w:rPr>
+              <w:t>I understand that a registered copy of this certificate of installation is required to be included with the documentation the builder provides to the building owner at occupancy, and I will take the necessary steps to ensure this requirement is accomplished.</w:t>
             </w:r>
           </w:p>
         </w:tc>
@@ -3878,7 +4060,7 @@
         </w:trPr>
         <w:tc>
           <w:tcPr>
-            <w:tcW w:w="5307" w:type="dxa"/>
+            <w:tcW w:w="5214" w:type="dxa"/>
           </w:tcPr>
           <w:p>
             <w:pPr>
@@ -3910,16 +4092,12 @@
               <w:spacing w:after="60"/>
               <w:ind w:right="90"/>
               <w:rPr>
-                <w:rFonts w:asciiTheme="minorHAnsi" w:hAnsiTheme="minorHAnsi"/>
-                <w:sz w:val="14"/>
-                <w:szCs w:val="14"/>
-              </w:rPr>
-            </w:pPr>
-            <w:r>
-              <w:rPr>
-                <w:rFonts w:asciiTheme="minorHAnsi" w:hAnsiTheme="minorHAnsi"/>
-                <w:sz w:val="14"/>
-                <w:szCs w:val="14"/>
+                <w:rFonts w:ascii="Calibri" w:hAnsi="Calibri"/>
+              </w:rPr>
+            </w:pPr>
+            <w:r>
+              <w:rPr>
+                <w:rFonts w:ascii="Calibri" w:hAnsi="Calibri"/>
               </w:rPr>
               <w:t>Responsible Builder/Installer Name:</w:t>
             </w:r>
@@ -3927,7 +4105,7 @@
         </w:tc>
         <w:tc>
           <w:tcPr>
-            <w:tcW w:w="5643" w:type="dxa"/>
+            <w:tcW w:w="5671" w:type="dxa"/>
             <w:gridSpan w:val="3"/>
           </w:tcPr>
           <w:p>
@@ -3960,16 +4138,12 @@
               <w:spacing w:after="60"/>
               <w:ind w:right="90"/>
               <w:rPr>
-                <w:rFonts w:asciiTheme="minorHAnsi" w:hAnsiTheme="minorHAnsi"/>
-                <w:sz w:val="14"/>
-                <w:szCs w:val="14"/>
-              </w:rPr>
-            </w:pPr>
-            <w:r>
-              <w:rPr>
-                <w:rFonts w:asciiTheme="minorHAnsi" w:hAnsiTheme="minorHAnsi"/>
-                <w:sz w:val="14"/>
-                <w:szCs w:val="14"/>
+                <w:rFonts w:ascii="Calibri" w:hAnsi="Calibri"/>
+              </w:rPr>
+            </w:pPr>
+            <w:r>
+              <w:rPr>
+                <w:rFonts w:ascii="Calibri" w:hAnsi="Calibri"/>
               </w:rPr>
               <w:t>Responsible Builder/Installer Signature:</w:t>
             </w:r>
@@ -3988,13 +4162,7 @@
         </w:trPr>
         <w:tc>
           <w:tcPr>
-            <w:tcW w:w="5307" w:type="dxa"/>
-            <w:tcBorders>
-              <w:top w:val="single" w:sz="4" w:space="0" w:color="auto"/>
-              <w:left w:val="single" w:sz="4" w:space="0" w:color="auto"/>
-              <w:bottom w:val="single" w:sz="4" w:space="0" w:color="auto"/>
-              <w:right w:val="single" w:sz="4" w:space="0" w:color="auto"/>
-            </w:tcBorders>
+            <w:tcW w:w="5214" w:type="dxa"/>
           </w:tcPr>
           <w:p>
             <w:pPr>
@@ -4026,31 +4194,35 @@
               <w:spacing w:after="60"/>
               <w:ind w:right="90"/>
               <w:rPr>
-                <w:rFonts w:asciiTheme="minorHAnsi" w:hAnsiTheme="minorHAnsi"/>
-                <w:sz w:val="14"/>
-                <w:szCs w:val="14"/>
-              </w:rPr>
-            </w:pPr>
-            <w:r>
-              <w:rPr>
-                <w:rFonts w:asciiTheme="minorHAnsi" w:hAnsiTheme="minorHAnsi"/>
-                <w:sz w:val="14"/>
-                <w:szCs w:val="14"/>
-              </w:rPr>
-              <w:t>Company Name: (Installing Subcontractor or General Contractor or Builder/Owner)</w:t>
-            </w:r>
-          </w:p>
-        </w:tc>
-        <w:tc>
-          <w:tcPr>
-            <w:tcW w:w="5643" w:type="dxa"/>
+                <w:rFonts w:ascii="Calibri" w:hAnsi="Calibri"/>
+              </w:rPr>
+            </w:pPr>
+            <w:r>
+              <w:rPr>
+                <w:rFonts w:ascii="Calibri" w:hAnsi="Calibri"/>
+              </w:rPr>
+              <w:t>Company Name</w:t>
+            </w:r>
+            <w:proofErr w:type="gramStart"/>
+            <w:r>
+              <w:rPr>
+                <w:rFonts w:ascii="Calibri" w:hAnsi="Calibri"/>
+              </w:rPr>
+              <w:t>:  (</w:t>
+            </w:r>
+            <w:proofErr w:type="gramEnd"/>
+            <w:r>
+              <w:rPr>
+                <w:rFonts w:ascii="Calibri" w:hAnsi="Calibri"/>
+              </w:rPr>
+              <w:t>Installing Subcontractor or General Contractor or Builder/Owner)</w:t>
+            </w:r>
+          </w:p>
+        </w:tc>
+        <w:tc>
+          <w:tcPr>
+            <w:tcW w:w="5671" w:type="dxa"/>
             <w:gridSpan w:val="3"/>
-            <w:tcBorders>
-              <w:top w:val="single" w:sz="4" w:space="0" w:color="auto"/>
-              <w:left w:val="single" w:sz="4" w:space="0" w:color="auto"/>
-              <w:bottom w:val="single" w:sz="4" w:space="0" w:color="auto"/>
-              <w:right w:val="single" w:sz="4" w:space="0" w:color="auto"/>
-            </w:tcBorders>
           </w:tcPr>
           <w:p>
             <w:pPr>
@@ -4082,16 +4254,12 @@
               <w:spacing w:after="60"/>
               <w:ind w:right="90"/>
               <w:rPr>
-                <w:rFonts w:asciiTheme="minorHAnsi" w:hAnsiTheme="minorHAnsi"/>
-                <w:sz w:val="14"/>
-                <w:szCs w:val="14"/>
-              </w:rPr>
-            </w:pPr>
-            <w:r>
-              <w:rPr>
-                <w:rFonts w:asciiTheme="minorHAnsi" w:hAnsiTheme="minorHAnsi"/>
-                <w:sz w:val="14"/>
-                <w:szCs w:val="14"/>
+                <w:rFonts w:ascii="Calibri" w:hAnsi="Calibri"/>
+              </w:rPr>
+            </w:pPr>
+            <w:r>
+              <w:rPr>
+                <w:rFonts w:ascii="Calibri" w:hAnsi="Calibri"/>
               </w:rPr>
               <w:t>Position With Company (Title):</w:t>
             </w:r>
@@ -4110,13 +4278,7 @@
         </w:trPr>
         <w:tc>
           <w:tcPr>
-            <w:tcW w:w="5307" w:type="dxa"/>
-            <w:tcBorders>
-              <w:top w:val="single" w:sz="4" w:space="0" w:color="auto"/>
-              <w:left w:val="single" w:sz="4" w:space="0" w:color="auto"/>
-              <w:bottom w:val="single" w:sz="4" w:space="0" w:color="auto"/>
-              <w:right w:val="single" w:sz="4" w:space="0" w:color="auto"/>
-            </w:tcBorders>
+            <w:tcW w:w="5214" w:type="dxa"/>
           </w:tcPr>
           <w:p>
             <w:pPr>
@@ -4148,16 +4310,12 @@
               <w:spacing w:after="60"/>
               <w:ind w:right="90"/>
               <w:rPr>
-                <w:rFonts w:asciiTheme="minorHAnsi" w:hAnsiTheme="minorHAnsi"/>
-                <w:sz w:val="14"/>
-                <w:szCs w:val="14"/>
-              </w:rPr>
-            </w:pPr>
-            <w:r>
-              <w:rPr>
-                <w:rFonts w:asciiTheme="minorHAnsi" w:hAnsiTheme="minorHAnsi"/>
-                <w:sz w:val="14"/>
-                <w:szCs w:val="14"/>
+                <w:rFonts w:ascii="Calibri" w:hAnsi="Calibri"/>
+              </w:rPr>
+            </w:pPr>
+            <w:r>
+              <w:rPr>
+                <w:rFonts w:ascii="Calibri" w:hAnsi="Calibri"/>
               </w:rPr>
               <w:t>Address:</w:t>
             </w:r>
@@ -4165,14 +4323,8 @@
         </w:tc>
         <w:tc>
           <w:tcPr>
-            <w:tcW w:w="5643" w:type="dxa"/>
+            <w:tcW w:w="5671" w:type="dxa"/>
             <w:gridSpan w:val="3"/>
-            <w:tcBorders>
-              <w:top w:val="single" w:sz="4" w:space="0" w:color="auto"/>
-              <w:left w:val="single" w:sz="4" w:space="0" w:color="auto"/>
-              <w:bottom w:val="single" w:sz="4" w:space="0" w:color="auto"/>
-              <w:right w:val="single" w:sz="4" w:space="0" w:color="auto"/>
-            </w:tcBorders>
           </w:tcPr>
           <w:p>
             <w:pPr>
@@ -4204,16 +4356,12 @@
               <w:spacing w:after="60"/>
               <w:ind w:right="90"/>
               <w:rPr>
-                <w:rFonts w:asciiTheme="minorHAnsi" w:hAnsiTheme="minorHAnsi"/>
-                <w:sz w:val="14"/>
-                <w:szCs w:val="14"/>
-              </w:rPr>
-            </w:pPr>
-            <w:r>
-              <w:rPr>
-                <w:rFonts w:asciiTheme="minorHAnsi" w:hAnsiTheme="minorHAnsi"/>
-                <w:sz w:val="14"/>
-                <w:szCs w:val="14"/>
+                <w:rFonts w:ascii="Calibri" w:hAnsi="Calibri"/>
+              </w:rPr>
+            </w:pPr>
+            <w:r>
+              <w:rPr>
+                <w:rFonts w:ascii="Calibri" w:hAnsi="Calibri"/>
               </w:rPr>
               <w:t>CSLB License:</w:t>
             </w:r>
@@ -4232,13 +4380,7 @@
         </w:trPr>
         <w:tc>
           <w:tcPr>
-            <w:tcW w:w="5307" w:type="dxa"/>
-            <w:tcBorders>
-              <w:top w:val="single" w:sz="4" w:space="0" w:color="auto"/>
-              <w:left w:val="single" w:sz="4" w:space="0" w:color="auto"/>
-              <w:bottom w:val="single" w:sz="4" w:space="0" w:color="auto"/>
-              <w:right w:val="single" w:sz="4" w:space="0" w:color="auto"/>
-            </w:tcBorders>
+            <w:tcW w:w="5214" w:type="dxa"/>
           </w:tcPr>
           <w:p>
             <w:pPr>
@@ -4270,16 +4412,12 @@
               <w:spacing w:after="60"/>
               <w:ind w:right="90"/>
               <w:rPr>
-                <w:rFonts w:asciiTheme="minorHAnsi" w:hAnsiTheme="minorHAnsi"/>
-                <w:sz w:val="14"/>
-                <w:szCs w:val="14"/>
-              </w:rPr>
-            </w:pPr>
-            <w:r>
-              <w:rPr>
-                <w:rFonts w:asciiTheme="minorHAnsi" w:hAnsiTheme="minorHAnsi"/>
-                <w:sz w:val="14"/>
-                <w:szCs w:val="14"/>
+                <w:rFonts w:ascii="Calibri" w:hAnsi="Calibri"/>
+              </w:rPr>
+            </w:pPr>
+            <w:r>
+              <w:rPr>
+                <w:rFonts w:ascii="Calibri" w:hAnsi="Calibri"/>
               </w:rPr>
               <w:t>City/State/Zip:</w:t>
             </w:r>
@@ -4287,14 +4425,8 @@
         </w:tc>
         <w:tc>
           <w:tcPr>
-            <w:tcW w:w="2821" w:type="dxa"/>
+            <w:tcW w:w="2774" w:type="dxa"/>
             <w:gridSpan w:val="2"/>
-            <w:tcBorders>
-              <w:top w:val="single" w:sz="4" w:space="0" w:color="auto"/>
-              <w:left w:val="single" w:sz="4" w:space="0" w:color="auto"/>
-              <w:bottom w:val="single" w:sz="4" w:space="0" w:color="auto"/>
-              <w:right w:val="single" w:sz="4" w:space="0" w:color="auto"/>
-            </w:tcBorders>
           </w:tcPr>
           <w:p>
             <w:pPr>
@@ -4326,38 +4458,20 @@
               <w:spacing w:after="60"/>
               <w:ind w:right="90"/>
               <w:rPr>
-                <w:rFonts w:asciiTheme="minorHAnsi" w:hAnsiTheme="minorHAnsi"/>
-                <w:sz w:val="14"/>
-                <w:szCs w:val="14"/>
-              </w:rPr>
-            </w:pPr>
-            <w:r>
-              <w:rPr>
-                <w:rFonts w:asciiTheme="minorHAnsi" w:hAnsiTheme="minorHAnsi"/>
-                <w:sz w:val="14"/>
-                <w:szCs w:val="14"/>
-              </w:rPr>
-              <w:t>Phone</w:t>
-            </w:r>
-            <w:r>
-              <w:rPr>
-                <w:rFonts w:asciiTheme="minorHAnsi" w:hAnsiTheme="minorHAnsi"/>
-                <w:sz w:val="14"/>
-                <w:szCs w:val="14"/>
-              </w:rPr>
-              <w:t>:</w:t>
-            </w:r>
-          </w:p>
-        </w:tc>
-        <w:tc>
-          <w:tcPr>
-            <w:tcW w:w="2822" w:type="dxa"/>
-            <w:tcBorders>
-              <w:top w:val="single" w:sz="4" w:space="0" w:color="auto"/>
-              <w:left w:val="single" w:sz="4" w:space="0" w:color="auto"/>
-              <w:bottom w:val="single" w:sz="4" w:space="0" w:color="auto"/>
-              <w:right w:val="single" w:sz="4" w:space="0" w:color="auto"/>
-            </w:tcBorders>
+                <w:rFonts w:ascii="Calibri" w:hAnsi="Calibri"/>
+              </w:rPr>
+            </w:pPr>
+            <w:r>
+              <w:rPr>
+                <w:rFonts w:ascii="Calibri" w:hAnsi="Calibri"/>
+              </w:rPr>
+              <w:t>Phone:</w:t>
+            </w:r>
+          </w:p>
+        </w:tc>
+        <w:tc>
+          <w:tcPr>
+            <w:tcW w:w="2897" w:type="dxa"/>
           </w:tcPr>
           <w:p>
             <w:pPr>
@@ -4389,16 +4503,12 @@
               <w:spacing w:after="60"/>
               <w:ind w:right="90"/>
               <w:rPr>
-                <w:rFonts w:asciiTheme="minorHAnsi" w:hAnsiTheme="minorHAnsi"/>
-                <w:sz w:val="14"/>
-                <w:szCs w:val="14"/>
-              </w:rPr>
-            </w:pPr>
-            <w:r>
-              <w:rPr>
-                <w:rFonts w:asciiTheme="minorHAnsi" w:hAnsiTheme="minorHAnsi"/>
-                <w:sz w:val="14"/>
-                <w:szCs w:val="14"/>
+                <w:rFonts w:ascii="Calibri" w:hAnsi="Calibri"/>
+              </w:rPr>
+            </w:pPr>
+            <w:r>
+              <w:rPr>
+                <w:rFonts w:ascii="Calibri" w:hAnsi="Calibri"/>
               </w:rPr>
               <w:t>Date Signed:</w:t>
             </w:r>
@@ -4417,13 +4527,7 @@
         </w:trPr>
         <w:tc>
           <w:tcPr>
-            <w:tcW w:w="5307" w:type="dxa"/>
-            <w:tcBorders>
-              <w:top w:val="single" w:sz="4" w:space="0" w:color="auto"/>
-              <w:left w:val="single" w:sz="4" w:space="0" w:color="auto"/>
-              <w:bottom w:val="single" w:sz="4" w:space="0" w:color="auto"/>
-              <w:right w:val="single" w:sz="4" w:space="0" w:color="auto"/>
-            </w:tcBorders>
+            <w:tcW w:w="5214" w:type="dxa"/>
           </w:tcPr>
           <w:p>
             <w:pPr>
@@ -4455,16 +4559,12 @@
               <w:spacing w:after="60"/>
               <w:ind w:right="90"/>
               <w:rPr>
-                <w:rFonts w:asciiTheme="minorHAnsi" w:hAnsiTheme="minorHAnsi"/>
-                <w:sz w:val="14"/>
-                <w:szCs w:val="14"/>
-              </w:rPr>
-            </w:pPr>
-            <w:r>
-              <w:rPr>
-                <w:rFonts w:asciiTheme="minorHAnsi" w:hAnsiTheme="minorHAnsi"/>
-                <w:sz w:val="14"/>
-                <w:szCs w:val="14"/>
+                <w:rFonts w:ascii="Calibri" w:hAnsi="Calibri"/>
+              </w:rPr>
+            </w:pPr>
+            <w:r>
+              <w:rPr>
+                <w:rFonts w:ascii="Calibri" w:hAnsi="Calibri"/>
               </w:rPr>
               <w:t>Third Party Quality Control Program (TPQCP) Status:</w:t>
             </w:r>
@@ -4472,14 +4572,8 @@
         </w:tc>
         <w:tc>
           <w:tcPr>
-            <w:tcW w:w="5643" w:type="dxa"/>
+            <w:tcW w:w="5671" w:type="dxa"/>
             <w:gridSpan w:val="3"/>
-            <w:tcBorders>
-              <w:top w:val="single" w:sz="4" w:space="0" w:color="auto"/>
-              <w:left w:val="single" w:sz="4" w:space="0" w:color="auto"/>
-              <w:bottom w:val="single" w:sz="4" w:space="0" w:color="auto"/>
-              <w:right w:val="single" w:sz="4" w:space="0" w:color="auto"/>
-            </w:tcBorders>
           </w:tcPr>
           <w:p>
             <w:pPr>
@@ -4511,16 +4605,12 @@
               <w:spacing w:after="60"/>
               <w:ind w:right="90"/>
               <w:rPr>
-                <w:rFonts w:asciiTheme="minorHAnsi" w:hAnsiTheme="minorHAnsi"/>
-                <w:sz w:val="14"/>
-                <w:szCs w:val="14"/>
-              </w:rPr>
-            </w:pPr>
-            <w:r>
-              <w:rPr>
-                <w:rFonts w:asciiTheme="minorHAnsi" w:hAnsiTheme="minorHAnsi"/>
-                <w:sz w:val="14"/>
-                <w:szCs w:val="14"/>
+                <w:rFonts w:ascii="Calibri" w:hAnsi="Calibri"/>
+              </w:rPr>
+            </w:pPr>
+            <w:r>
+              <w:rPr>
+                <w:rFonts w:ascii="Calibri" w:hAnsi="Calibri"/>
               </w:rPr>
               <w:t xml:space="preserve">Name of TPQCP (if applicable): </w:t>
             </w:r>
@@ -4528,6 +4618,13 @@
         </w:tc>
       </w:tr>
     </w:tbl>
+    <w:p>
+      <w:pPr>
+        <w:rPr>
+          <w:rFonts w:asciiTheme="minorHAnsi" w:hAnsiTheme="minorHAnsi"/>
+        </w:rPr>
+      </w:pPr>
+    </w:p>
     <w:p>
       <w:pPr>
         <w:rPr>
@@ -4546,7 +4643,7 @@
           <w:footerReference w:type="default" r:id="rId13"/>
           <w:headerReference w:type="first" r:id="rId14"/>
           <w:pgSz w:w="12240" w:h="15840" w:code="1"/>
-          <w:pgMar w:top="294" w:right="720" w:bottom="720" w:left="720" w:header="276" w:footer="576" w:gutter="0"/>
+          <w:pgMar w:top="720" w:right="720" w:bottom="720" w:left="720" w:header="276" w:footer="576" w:gutter="0"/>
           <w:pgNumType w:start="1"/>
           <w:cols w:space="720"/>
           <w:docGrid w:linePitch="272"/>
@@ -4568,24 +4665,13 @@
           <w:b/>
         </w:rPr>
       </w:pPr>
-      <w:del w:id="23" w:author="Alhabibi, Haider@Energy" w:date="2022-02-14T16:48:00Z">
-        <w:r>
-          <w:rPr>
-            <w:rFonts w:asciiTheme="minorHAnsi" w:hAnsiTheme="minorHAnsi"/>
-            <w:b/>
-          </w:rPr>
-          <w:delText>CF2R</w:delText>
-        </w:r>
-      </w:del>
-      <w:ins w:id="24" w:author="Alhabibi, Haider@Energy" w:date="2022-02-14T16:48:00Z">
-        <w:r>
-          <w:rPr>
-            <w:rFonts w:asciiTheme="minorHAnsi" w:hAnsiTheme="minorHAnsi"/>
-            <w:b/>
-          </w:rPr>
-          <w:t>LMCI</w:t>
-        </w:r>
-      </w:ins>
+      <w:r>
+        <w:rPr>
+          <w:rFonts w:asciiTheme="minorHAnsi" w:hAnsiTheme="minorHAnsi"/>
+          <w:b/>
+        </w:rPr>
+        <w:t>LMCI</w:t>
+      </w:r>
       <w:r>
         <w:rPr>
           <w:rFonts w:asciiTheme="minorHAnsi" w:hAnsiTheme="minorHAnsi"/>
@@ -4654,22 +4740,12 @@
         </w:rPr>
         <w:t xml:space="preserve">This field is filled out automatically. It is referenced from the </w:t>
       </w:r>
-      <w:del w:id="25" w:author="Alhabibi, Haider@Energy" w:date="2022-02-14T16:48:00Z">
-        <w:r>
-          <w:rPr>
-            <w:rFonts w:ascii="Calibri" w:hAnsi="Calibri"/>
-          </w:rPr>
-          <w:delText>CF2R</w:delText>
-        </w:r>
-      </w:del>
-      <w:ins w:id="26" w:author="Alhabibi, Haider@Energy" w:date="2022-02-14T16:48:00Z">
-        <w:r>
-          <w:rPr>
-            <w:rFonts w:ascii="Calibri" w:hAnsi="Calibri"/>
-          </w:rPr>
-          <w:t>LMCI</w:t>
-        </w:r>
-      </w:ins>
+      <w:r>
+        <w:rPr>
+          <w:rFonts w:ascii="Calibri" w:hAnsi="Calibri"/>
+        </w:rPr>
+        <w:t>LMCI</w:t>
+      </w:r>
       <w:r>
         <w:rPr>
           <w:rFonts w:ascii="Calibri" w:hAnsi="Calibri"/>
@@ -4708,22 +4784,12 @@
         </w:rPr>
         <w:t xml:space="preserve">This field is filled out automatically. It is referenced from the </w:t>
       </w:r>
-      <w:del w:id="27" w:author="Alhabibi, Haider@Energy" w:date="2022-02-14T16:48:00Z">
-        <w:r>
-          <w:rPr>
-            <w:rFonts w:ascii="Calibri" w:hAnsi="Calibri"/>
-          </w:rPr>
-          <w:delText>CF2R</w:delText>
-        </w:r>
-      </w:del>
-      <w:ins w:id="28" w:author="Alhabibi, Haider@Energy" w:date="2022-02-14T16:48:00Z">
-        <w:r>
-          <w:rPr>
-            <w:rFonts w:ascii="Calibri" w:hAnsi="Calibri"/>
-          </w:rPr>
-          <w:t>LMCI</w:t>
-        </w:r>
-      </w:ins>
+      <w:r>
+        <w:rPr>
+          <w:rFonts w:ascii="Calibri" w:hAnsi="Calibri"/>
+        </w:rPr>
+        <w:t>LMCI</w:t>
+      </w:r>
       <w:r>
         <w:rPr>
           <w:rFonts w:ascii="Calibri" w:hAnsi="Calibri"/>
@@ -4756,22 +4822,12 @@
         </w:rPr>
         <w:t xml:space="preserve">This field is filled out automatically. It is referenced from the </w:t>
       </w:r>
-      <w:del w:id="29" w:author="Alhabibi, Haider@Energy" w:date="2022-02-14T16:48:00Z">
-        <w:r>
-          <w:rPr>
-            <w:rFonts w:ascii="Calibri" w:hAnsi="Calibri"/>
-          </w:rPr>
-          <w:delText>CF2R</w:delText>
-        </w:r>
-      </w:del>
-      <w:ins w:id="30" w:author="Alhabibi, Haider@Energy" w:date="2022-02-14T16:48:00Z">
-        <w:r>
-          <w:rPr>
-            <w:rFonts w:ascii="Calibri" w:hAnsi="Calibri"/>
-          </w:rPr>
-          <w:t>LMCI</w:t>
-        </w:r>
-      </w:ins>
+      <w:r>
+        <w:rPr>
+          <w:rFonts w:ascii="Calibri" w:hAnsi="Calibri"/>
+        </w:rPr>
+        <w:t>LMCI</w:t>
+      </w:r>
       <w:r>
         <w:rPr>
           <w:rFonts w:ascii="Calibri" w:hAnsi="Calibri"/>
@@ -4810,22 +4866,12 @@
         </w:rPr>
         <w:t>This field is filled out automatically. It is referenced from the Certificate of Compliance (</w:t>
       </w:r>
-      <w:del w:id="31" w:author="Alhabibi, Haider@Energy" w:date="2022-02-14T16:48:00Z">
-        <w:r>
-          <w:rPr>
-            <w:rFonts w:ascii="Calibri" w:hAnsi="Calibri"/>
-          </w:rPr>
-          <w:delText>CF1R</w:delText>
-        </w:r>
-      </w:del>
-      <w:ins w:id="32" w:author="Alhabibi, Haider@Energy" w:date="2022-02-14T16:48:00Z">
-        <w:r>
-          <w:rPr>
-            <w:rFonts w:ascii="Calibri" w:hAnsi="Calibri"/>
-          </w:rPr>
-          <w:t>LMCC</w:t>
-        </w:r>
-      </w:ins>
+      <w:r>
+        <w:rPr>
+          <w:rFonts w:ascii="Calibri" w:hAnsi="Calibri"/>
+        </w:rPr>
+        <w:t>LMCC</w:t>
+      </w:r>
       <w:r>
         <w:rPr>
           <w:rFonts w:ascii="Calibri" w:hAnsi="Calibri"/>
@@ -4864,22 +4910,12 @@
         </w:rPr>
         <w:t>This field is filled out automatically. It is referenced from the Certificate of Compliance (</w:t>
       </w:r>
-      <w:del w:id="33" w:author="Alhabibi, Haider@Energy" w:date="2022-02-14T16:48:00Z">
-        <w:r>
-          <w:rPr>
-            <w:rFonts w:ascii="Calibri" w:hAnsi="Calibri"/>
-          </w:rPr>
-          <w:delText>CF1R</w:delText>
-        </w:r>
-      </w:del>
-      <w:ins w:id="34" w:author="Alhabibi, Haider@Energy" w:date="2022-02-14T16:48:00Z">
-        <w:r>
-          <w:rPr>
-            <w:rFonts w:ascii="Calibri" w:hAnsi="Calibri"/>
-          </w:rPr>
-          <w:t>LMCC</w:t>
-        </w:r>
-      </w:ins>
+      <w:r>
+        <w:rPr>
+          <w:rFonts w:ascii="Calibri" w:hAnsi="Calibri"/>
+        </w:rPr>
+        <w:t>LMCC</w:t>
+      </w:r>
       <w:r>
         <w:rPr>
           <w:rFonts w:ascii="Calibri" w:hAnsi="Calibri"/>
@@ -4926,22 +4962,12 @@
         </w:rPr>
         <w:t xml:space="preserve"> This field is filled out automatically. It is referenced from the Certificate of Compliance (</w:t>
       </w:r>
-      <w:del w:id="35" w:author="Alhabibi, Haider@Energy" w:date="2022-02-14T16:48:00Z">
-        <w:r>
-          <w:rPr>
-            <w:rFonts w:ascii="Calibri" w:hAnsi="Calibri"/>
-          </w:rPr>
-          <w:delText>CF1R</w:delText>
-        </w:r>
-      </w:del>
-      <w:ins w:id="36" w:author="Alhabibi, Haider@Energy" w:date="2022-02-14T16:48:00Z">
-        <w:r>
-          <w:rPr>
-            <w:rFonts w:ascii="Calibri" w:hAnsi="Calibri"/>
-          </w:rPr>
-          <w:t>LMCC</w:t>
-        </w:r>
-      </w:ins>
+      <w:r>
+        <w:rPr>
+          <w:rFonts w:ascii="Calibri" w:hAnsi="Calibri"/>
+        </w:rPr>
+        <w:t>LMCC</w:t>
+      </w:r>
       <w:r>
         <w:rPr>
           <w:rFonts w:ascii="Calibri" w:hAnsi="Calibri"/>
@@ -5054,7 +5080,21 @@
         <w:rPr>
           <w:rFonts w:asciiTheme="minorHAnsi" w:hAnsiTheme="minorHAnsi"/>
         </w:rPr>
-        <w:t xml:space="preserve"> For existing buildings where the equipment is not newly installed but the ducts are at least 75</w:t>
+        <w:t xml:space="preserve"> For existing buildings where the equipment is not newly </w:t>
+      </w:r>
+      <w:proofErr w:type="gramStart"/>
+      <w:r>
+        <w:rPr>
+          <w:rFonts w:asciiTheme="minorHAnsi" w:hAnsiTheme="minorHAnsi"/>
+        </w:rPr>
+        <w:t>installed</w:t>
+      </w:r>
+      <w:proofErr w:type="gramEnd"/>
+      <w:r>
+        <w:rPr>
+          <w:rFonts w:asciiTheme="minorHAnsi" w:hAnsiTheme="minorHAnsi"/>
+        </w:rPr>
+        <w:t xml:space="preserve"> but the ducts are at least 75</w:t>
       </w:r>
       <w:r>
         <w:rPr>
@@ -5125,28 +5165,18 @@
           <w:rFonts w:asciiTheme="minorHAnsi" w:hAnsiTheme="minorHAnsi"/>
         </w:rPr>
       </w:pPr>
-      <w:del w:id="37" w:author="Markstrum, Alexis@Energy" w:date="2021-10-13T13:56:00Z">
-        <w:r>
-          <w:rPr>
-            <w:rFonts w:asciiTheme="minorHAnsi" w:hAnsiTheme="minorHAnsi"/>
-          </w:rPr>
-          <w:delText xml:space="preserve">40 </w:delText>
-        </w:r>
-      </w:del>
-      <w:ins w:id="38" w:author="Markstrum, Alexis@Energy" w:date="2021-10-13T13:56:00Z">
-        <w:r>
-          <w:rPr>
-            <w:rFonts w:asciiTheme="minorHAnsi" w:hAnsiTheme="minorHAnsi"/>
-          </w:rPr>
-          <w:t>25</w:t>
-        </w:r>
-        <w:r>
-          <w:rPr>
-            <w:rFonts w:asciiTheme="minorHAnsi" w:hAnsiTheme="minorHAnsi"/>
-          </w:rPr>
-          <w:t xml:space="preserve"> </w:t>
-        </w:r>
-      </w:ins>
+      <w:r>
+        <w:rPr>
+          <w:rFonts w:asciiTheme="minorHAnsi" w:hAnsiTheme="minorHAnsi"/>
+        </w:rPr>
+        <w:t>25</w:t>
+      </w:r>
+      <w:r>
+        <w:rPr>
+          <w:rFonts w:asciiTheme="minorHAnsi" w:hAnsiTheme="minorHAnsi"/>
+        </w:rPr>
+        <w:t xml:space="preserve"> </w:t>
+      </w:r>
       <w:r>
         <w:rPr>
           <w:rFonts w:asciiTheme="minorHAnsi" w:hAnsiTheme="minorHAnsi"/>
@@ -5246,7 +5276,21 @@
         <w:rPr>
           <w:rFonts w:asciiTheme="minorHAnsi" w:hAnsiTheme="minorHAnsi"/>
         </w:rPr>
-        <w:t xml:space="preserve"> Similar to “Replacement” but the target leakage could not be met due to the equipment not being new.  Smoke is used to show that leaks are only coming from the previously existing equipment. All accessible leaks visible by smoke must be sealed.</w:t>
+        <w:t xml:space="preserve"> </w:t>
+      </w:r>
+      <w:proofErr w:type="gramStart"/>
+      <w:r>
+        <w:rPr>
+          <w:rFonts w:asciiTheme="minorHAnsi" w:hAnsiTheme="minorHAnsi"/>
+        </w:rPr>
+        <w:t>Similar to</w:t>
+      </w:r>
+      <w:proofErr w:type="gramEnd"/>
+      <w:r>
+        <w:rPr>
+          <w:rFonts w:asciiTheme="minorHAnsi" w:hAnsiTheme="minorHAnsi"/>
+        </w:rPr>
+        <w:t xml:space="preserve"> “Replacement” but the target leakage could not be met due to the equipment not being new.  Smoke is used to show that leaks are only coming from the previously existing equipment. All accessible leaks visible by smoke must be sealed.</w:t>
       </w:r>
     </w:p>
     <w:p>
@@ -5275,7 +5319,21 @@
         <w:rPr>
           <w:rFonts w:asciiTheme="minorHAnsi" w:hAnsiTheme="minorHAnsi"/>
         </w:rPr>
-        <w:t xml:space="preserve"> Similar to “Alteration” but the target leakage could not be met due to the equipment not being new or due to inaccessible leaks. Smoke is used to show that leaks are only coming from the previously existing equipment or are inaccessible. All accessible leaks visible by smoke must be sealed.</w:t>
+        <w:t xml:space="preserve"> </w:t>
+      </w:r>
+      <w:proofErr w:type="gramStart"/>
+      <w:r>
+        <w:rPr>
+          <w:rFonts w:asciiTheme="minorHAnsi" w:hAnsiTheme="minorHAnsi"/>
+        </w:rPr>
+        <w:t>Similar to</w:t>
+      </w:r>
+      <w:proofErr w:type="gramEnd"/>
+      <w:r>
+        <w:rPr>
+          <w:rFonts w:asciiTheme="minorHAnsi" w:hAnsiTheme="minorHAnsi"/>
+        </w:rPr>
+        <w:t xml:space="preserve"> “Alteration” but the target leakage could not be met due to the equipment not being new or due to inaccessible leaks. Smoke is used to show that leaks are only coming from the previously existing equipment or are inaccessible. All accessible leaks visible by smoke must be sealed.</w:t>
       </w:r>
     </w:p>
     <w:p>
@@ -5417,40 +5475,18 @@
         </w:rPr>
         <w:t xml:space="preserve"> The Default Airflow Method may only be used for homes where the duct system is being tested before the conditioning and heating system is installed and the equipment specification is not known (See Section RA3.1.4.2.1 of the </w:t>
       </w:r>
-      <w:del w:id="39" w:author="Moua, Cheng@Energy" w:date="2022-02-08T14:25:00Z">
-        <w:r>
-          <w:rPr>
-            <w:rFonts w:asciiTheme="minorHAnsi" w:hAnsiTheme="minorHAnsi"/>
-          </w:rPr>
-          <w:delText>201</w:delText>
-        </w:r>
-        <w:r>
-          <w:rPr>
-            <w:rFonts w:asciiTheme="minorHAnsi" w:hAnsiTheme="minorHAnsi"/>
-          </w:rPr>
-          <w:delText>9</w:delText>
-        </w:r>
-        <w:r>
-          <w:rPr>
-            <w:rFonts w:asciiTheme="minorHAnsi" w:hAnsiTheme="minorHAnsi"/>
-          </w:rPr>
-          <w:delText xml:space="preserve"> </w:delText>
-        </w:r>
-      </w:del>
-      <w:ins w:id="40" w:author="Moua, Cheng@Energy" w:date="2022-02-08T14:25:00Z">
-        <w:r>
-          <w:rPr>
-            <w:rFonts w:asciiTheme="minorHAnsi" w:hAnsiTheme="minorHAnsi"/>
-          </w:rPr>
-          <w:t>2022</w:t>
-        </w:r>
-        <w:r>
-          <w:rPr>
-            <w:rFonts w:asciiTheme="minorHAnsi" w:hAnsiTheme="minorHAnsi"/>
-          </w:rPr>
-          <w:t xml:space="preserve"> </w:t>
-        </w:r>
-      </w:ins>
+      <w:r>
+        <w:rPr>
+          <w:rFonts w:asciiTheme="minorHAnsi" w:hAnsiTheme="minorHAnsi"/>
+        </w:rPr>
+        <w:t>2022</w:t>
+      </w:r>
+      <w:r>
+        <w:rPr>
+          <w:rFonts w:asciiTheme="minorHAnsi" w:hAnsiTheme="minorHAnsi"/>
+        </w:rPr>
+        <w:t xml:space="preserve"> </w:t>
+      </w:r>
       <w:r>
         <w:rPr>
           <w:rFonts w:asciiTheme="minorHAnsi" w:hAnsiTheme="minorHAnsi"/>
@@ -5484,40 +5520,18 @@
         </w:rPr>
         <w:t xml:space="preserve"> For systems with air conditioning, this selection must be made, and the nominal air handler airflow shall be 400 CFM per nominal ton of condensing unit cooling capacity as specified by the manufacturer (Note: the heating only value may be used, if higher, See Section RA3.1.4.2.2 of the </w:t>
       </w:r>
-      <w:del w:id="41" w:author="Moua, Cheng@Energy" w:date="2022-02-08T14:25:00Z">
-        <w:r>
-          <w:rPr>
-            <w:rFonts w:asciiTheme="minorHAnsi" w:hAnsiTheme="minorHAnsi"/>
-          </w:rPr>
-          <w:delText>201</w:delText>
-        </w:r>
-        <w:r>
-          <w:rPr>
-            <w:rFonts w:asciiTheme="minorHAnsi" w:hAnsiTheme="minorHAnsi"/>
-          </w:rPr>
-          <w:delText>9</w:delText>
-        </w:r>
-        <w:r>
-          <w:rPr>
-            <w:rFonts w:asciiTheme="minorHAnsi" w:hAnsiTheme="minorHAnsi"/>
-          </w:rPr>
-          <w:delText xml:space="preserve"> </w:delText>
-        </w:r>
-      </w:del>
-      <w:ins w:id="42" w:author="Moua, Cheng@Energy" w:date="2022-02-08T14:25:00Z">
-        <w:r>
-          <w:rPr>
-            <w:rFonts w:asciiTheme="minorHAnsi" w:hAnsiTheme="minorHAnsi"/>
-          </w:rPr>
-          <w:t>2022</w:t>
-        </w:r>
-        <w:r>
-          <w:rPr>
-            <w:rFonts w:asciiTheme="minorHAnsi" w:hAnsiTheme="minorHAnsi"/>
-          </w:rPr>
-          <w:t xml:space="preserve"> </w:t>
-        </w:r>
-      </w:ins>
+      <w:r>
+        <w:rPr>
+          <w:rFonts w:asciiTheme="minorHAnsi" w:hAnsiTheme="minorHAnsi"/>
+        </w:rPr>
+        <w:t>2022</w:t>
+      </w:r>
+      <w:r>
+        <w:rPr>
+          <w:rFonts w:asciiTheme="minorHAnsi" w:hAnsiTheme="minorHAnsi"/>
+        </w:rPr>
+        <w:t xml:space="preserve"> </w:t>
+      </w:r>
       <w:r>
         <w:rPr>
           <w:rFonts w:asciiTheme="minorHAnsi" w:hAnsiTheme="minorHAnsi"/>
@@ -5551,7 +5565,21 @@
         <w:rPr>
           <w:rFonts w:asciiTheme="minorHAnsi" w:hAnsiTheme="minorHAnsi"/>
         </w:rPr>
-        <w:t xml:space="preserve"> For heating only systems the nominal air handler airflow shall be 21.7 CFM per kBtu/h of rated heating output capacity.</w:t>
+        <w:t xml:space="preserve"> For heating only systems the nominal air handler airflow shall be 21.7 CFM per </w:t>
+      </w:r>
+      <w:proofErr w:type="spellStart"/>
+      <w:r>
+        <w:rPr>
+          <w:rFonts w:asciiTheme="minorHAnsi" w:hAnsiTheme="minorHAnsi"/>
+        </w:rPr>
+        <w:t>kBtu</w:t>
+      </w:r>
+      <w:proofErr w:type="spellEnd"/>
+      <w:r>
+        <w:rPr>
+          <w:rFonts w:asciiTheme="minorHAnsi" w:hAnsiTheme="minorHAnsi"/>
+        </w:rPr>
+        <w:t>/h of rated heating output capacity.</w:t>
       </w:r>
     </w:p>
     <w:p>
@@ -5580,40 +5608,18 @@
         </w:rPr>
         <w:t xml:space="preserve"> The measured system airflow can be used as the air handler airflow for the purpose of establishing duct leakage percentage (See Section RA3.1.4.2.3 of the </w:t>
       </w:r>
-      <w:del w:id="43" w:author="Moua, Cheng@Energy" w:date="2022-02-08T14:25:00Z">
-        <w:r>
-          <w:rPr>
-            <w:rFonts w:asciiTheme="minorHAnsi" w:hAnsiTheme="minorHAnsi"/>
-          </w:rPr>
-          <w:delText>201</w:delText>
-        </w:r>
-        <w:r>
-          <w:rPr>
-            <w:rFonts w:asciiTheme="minorHAnsi" w:hAnsiTheme="minorHAnsi"/>
-          </w:rPr>
-          <w:delText>9</w:delText>
-        </w:r>
-        <w:r>
-          <w:rPr>
-            <w:rFonts w:asciiTheme="minorHAnsi" w:hAnsiTheme="minorHAnsi"/>
-          </w:rPr>
-          <w:delText xml:space="preserve"> </w:delText>
-        </w:r>
-      </w:del>
-      <w:ins w:id="44" w:author="Moua, Cheng@Energy" w:date="2022-02-08T14:25:00Z">
-        <w:r>
-          <w:rPr>
-            <w:rFonts w:asciiTheme="minorHAnsi" w:hAnsiTheme="minorHAnsi"/>
-          </w:rPr>
-          <w:t>2022</w:t>
-        </w:r>
-        <w:r>
-          <w:rPr>
-            <w:rFonts w:asciiTheme="minorHAnsi" w:hAnsiTheme="minorHAnsi"/>
-          </w:rPr>
-          <w:t xml:space="preserve"> </w:t>
-        </w:r>
-      </w:ins>
+      <w:r>
+        <w:rPr>
+          <w:rFonts w:asciiTheme="minorHAnsi" w:hAnsiTheme="minorHAnsi"/>
+        </w:rPr>
+        <w:t>2022</w:t>
+      </w:r>
+      <w:r>
+        <w:rPr>
+          <w:rFonts w:asciiTheme="minorHAnsi" w:hAnsiTheme="minorHAnsi"/>
+        </w:rPr>
+        <w:t xml:space="preserve"> </w:t>
+      </w:r>
       <w:r>
         <w:rPr>
           <w:rFonts w:asciiTheme="minorHAnsi" w:hAnsiTheme="minorHAnsi"/>
@@ -5718,7 +5724,23 @@
           <w:rFonts w:asciiTheme="minorHAnsi" w:hAnsiTheme="minorHAnsi"/>
           <w:i/>
         </w:rPr>
-        <w:t>Heating Capacity (kBtu/h)</w:t>
+        <w:t>Heating Capacity (</w:t>
+      </w:r>
+      <w:proofErr w:type="spellStart"/>
+      <w:r>
+        <w:rPr>
+          <w:rFonts w:asciiTheme="minorHAnsi" w:hAnsiTheme="minorHAnsi"/>
+          <w:i/>
+        </w:rPr>
+        <w:t>kBtu</w:t>
+      </w:r>
+      <w:proofErr w:type="spellEnd"/>
+      <w:r>
+        <w:rPr>
+          <w:rFonts w:asciiTheme="minorHAnsi" w:hAnsiTheme="minorHAnsi"/>
+          <w:i/>
+        </w:rPr>
+        <w:t>/h)</w:t>
       </w:r>
       <w:r>
         <w:rPr>
@@ -5787,22 +5809,12 @@
         </w:rPr>
         <w:t xml:space="preserve">: User must input CFA for the space. Should be consistent with the </w:t>
       </w:r>
-      <w:del w:id="45" w:author="Alhabibi, Haider@Energy" w:date="2022-02-14T16:48:00Z">
-        <w:r>
-          <w:rPr>
-            <w:rFonts w:asciiTheme="minorHAnsi" w:hAnsiTheme="minorHAnsi"/>
-          </w:rPr>
-          <w:delText>CF1R</w:delText>
-        </w:r>
-      </w:del>
-      <w:ins w:id="46" w:author="Alhabibi, Haider@Energy" w:date="2022-02-14T16:48:00Z">
-        <w:r>
-          <w:rPr>
-            <w:rFonts w:asciiTheme="minorHAnsi" w:hAnsiTheme="minorHAnsi"/>
-          </w:rPr>
-          <w:t>LMCC</w:t>
-        </w:r>
-      </w:ins>
+      <w:r>
+        <w:rPr>
+          <w:rFonts w:asciiTheme="minorHAnsi" w:hAnsiTheme="minorHAnsi"/>
+        </w:rPr>
+        <w:t>LMCC</w:t>
+      </w:r>
       <w:r>
         <w:rPr>
           <w:rFonts w:asciiTheme="minorHAnsi" w:hAnsiTheme="minorHAnsi"/>
@@ -5888,40 +5900,18 @@
         </w:rPr>
         <w:t xml:space="preserve">: Installers may determine duct leakage in new construction by using diagnostic measurements at rough-in building construction stage prior to installation of interior finishing (See Section RA3.1.4.3.2 of the </w:t>
       </w:r>
-      <w:del w:id="47" w:author="Moua, Cheng@Energy" w:date="2022-02-08T14:25:00Z">
-        <w:r>
-          <w:rPr>
-            <w:rFonts w:asciiTheme="minorHAnsi" w:hAnsiTheme="minorHAnsi"/>
-          </w:rPr>
-          <w:delText>201</w:delText>
-        </w:r>
-        <w:r>
-          <w:rPr>
-            <w:rFonts w:asciiTheme="minorHAnsi" w:hAnsiTheme="minorHAnsi"/>
-          </w:rPr>
-          <w:delText>9</w:delText>
-        </w:r>
-        <w:r>
-          <w:rPr>
-            <w:rFonts w:asciiTheme="minorHAnsi" w:hAnsiTheme="minorHAnsi"/>
-          </w:rPr>
-          <w:delText xml:space="preserve"> </w:delText>
-        </w:r>
-      </w:del>
-      <w:ins w:id="48" w:author="Moua, Cheng@Energy" w:date="2022-02-08T14:25:00Z">
-        <w:r>
-          <w:rPr>
-            <w:rFonts w:asciiTheme="minorHAnsi" w:hAnsiTheme="minorHAnsi"/>
-          </w:rPr>
-          <w:t>2022</w:t>
-        </w:r>
-        <w:r>
-          <w:rPr>
-            <w:rFonts w:asciiTheme="minorHAnsi" w:hAnsiTheme="minorHAnsi"/>
-          </w:rPr>
-          <w:t xml:space="preserve"> </w:t>
-        </w:r>
-      </w:ins>
+      <w:r>
+        <w:rPr>
+          <w:rFonts w:asciiTheme="minorHAnsi" w:hAnsiTheme="minorHAnsi"/>
+        </w:rPr>
+        <w:t>2022</w:t>
+      </w:r>
+      <w:r>
+        <w:rPr>
+          <w:rFonts w:asciiTheme="minorHAnsi" w:hAnsiTheme="minorHAnsi"/>
+        </w:rPr>
+        <w:t xml:space="preserve"> </w:t>
+      </w:r>
       <w:r>
         <w:rPr>
           <w:rFonts w:asciiTheme="minorHAnsi" w:hAnsiTheme="minorHAnsi"/>
@@ -5956,40 +5946,18 @@
         </w:rPr>
         <w:t xml:space="preserve">: Same as “Test Rough-in” except air handling unit is not yet installed (See Section RA3.1.4.3.2 of the </w:t>
       </w:r>
-      <w:del w:id="49" w:author="Moua, Cheng@Energy" w:date="2022-02-08T14:25:00Z">
-        <w:r>
-          <w:rPr>
-            <w:rFonts w:asciiTheme="minorHAnsi" w:hAnsiTheme="minorHAnsi"/>
-          </w:rPr>
-          <w:delText>201</w:delText>
-        </w:r>
-        <w:r>
-          <w:rPr>
-            <w:rFonts w:asciiTheme="minorHAnsi" w:hAnsiTheme="minorHAnsi"/>
-          </w:rPr>
-          <w:delText>9</w:delText>
-        </w:r>
-        <w:r>
-          <w:rPr>
-            <w:rFonts w:asciiTheme="minorHAnsi" w:hAnsiTheme="minorHAnsi"/>
-          </w:rPr>
-          <w:delText xml:space="preserve"> </w:delText>
-        </w:r>
-      </w:del>
-      <w:ins w:id="50" w:author="Moua, Cheng@Energy" w:date="2022-02-08T14:25:00Z">
-        <w:r>
-          <w:rPr>
-            <w:rFonts w:asciiTheme="minorHAnsi" w:hAnsiTheme="minorHAnsi"/>
-          </w:rPr>
-          <w:t>2022</w:t>
-        </w:r>
-        <w:r>
-          <w:rPr>
-            <w:rFonts w:asciiTheme="minorHAnsi" w:hAnsiTheme="minorHAnsi"/>
-          </w:rPr>
-          <w:t xml:space="preserve"> </w:t>
-        </w:r>
-      </w:ins>
+      <w:r>
+        <w:rPr>
+          <w:rFonts w:asciiTheme="minorHAnsi" w:hAnsiTheme="minorHAnsi"/>
+        </w:rPr>
+        <w:t>2022</w:t>
+      </w:r>
+      <w:r>
+        <w:rPr>
+          <w:rFonts w:asciiTheme="minorHAnsi" w:hAnsiTheme="minorHAnsi"/>
+        </w:rPr>
+        <w:t xml:space="preserve"> </w:t>
+      </w:r>
       <w:r>
         <w:rPr>
           <w:rFonts w:asciiTheme="minorHAnsi" w:hAnsiTheme="minorHAnsi"/>
@@ -6021,42 +5989,48 @@
         <w:rPr>
           <w:rFonts w:asciiTheme="minorHAnsi" w:hAnsiTheme="minorHAnsi"/>
         </w:rPr>
-        <w:t xml:space="preserve">: Test conducted at “final”, i.e. all equipment, ducts, and registers are installed and the system is essentially in its final operating condition. (rough-in no longer an option.  See Section RA3.1.4.3.1 of the </w:t>
+        <w:t xml:space="preserve">: Test conducted at “final”, </w:t>
       </w:r>
-      <w:del w:id="51" w:author="Moua, Cheng@Energy" w:date="2022-02-08T14:25:00Z">
-        <w:r>
-          <w:rPr>
-            <w:rFonts w:asciiTheme="minorHAnsi" w:hAnsiTheme="minorHAnsi"/>
-          </w:rPr>
-          <w:delText>201</w:delText>
-        </w:r>
-        <w:r>
-          <w:rPr>
-            <w:rFonts w:asciiTheme="minorHAnsi" w:hAnsiTheme="minorHAnsi"/>
-          </w:rPr>
-          <w:delText>9</w:delText>
-        </w:r>
-        <w:r>
-          <w:rPr>
-            <w:rFonts w:asciiTheme="minorHAnsi" w:hAnsiTheme="minorHAnsi"/>
-          </w:rPr>
-          <w:delText xml:space="preserve"> </w:delText>
-        </w:r>
-      </w:del>
-      <w:ins w:id="52" w:author="Moua, Cheng@Energy" w:date="2022-02-08T14:25:00Z">
-        <w:r>
-          <w:rPr>
-            <w:rFonts w:asciiTheme="minorHAnsi" w:hAnsiTheme="minorHAnsi"/>
-          </w:rPr>
-          <w:t>2022</w:t>
-        </w:r>
-        <w:r>
-          <w:rPr>
-            <w:rFonts w:asciiTheme="minorHAnsi" w:hAnsiTheme="minorHAnsi"/>
-          </w:rPr>
-          <w:t xml:space="preserve"> </w:t>
-        </w:r>
-      </w:ins>
+      <w:proofErr w:type="gramStart"/>
+      <w:r>
+        <w:rPr>
+          <w:rFonts w:asciiTheme="minorHAnsi" w:hAnsiTheme="minorHAnsi"/>
+        </w:rPr>
+        <w:t>i.e.</w:t>
+      </w:r>
+      <w:proofErr w:type="gramEnd"/>
+      <w:r>
+        <w:rPr>
+          <w:rFonts w:asciiTheme="minorHAnsi" w:hAnsiTheme="minorHAnsi"/>
+        </w:rPr>
+        <w:t xml:space="preserve"> all equipment, ducts, and registers are installed and the system is essentially in its final operating condition. (</w:t>
+      </w:r>
+      <w:proofErr w:type="gramStart"/>
+      <w:r>
+        <w:rPr>
+          <w:rFonts w:asciiTheme="minorHAnsi" w:hAnsiTheme="minorHAnsi"/>
+        </w:rPr>
+        <w:t>rough</w:t>
+      </w:r>
+      <w:proofErr w:type="gramEnd"/>
+      <w:r>
+        <w:rPr>
+          <w:rFonts w:asciiTheme="minorHAnsi" w:hAnsiTheme="minorHAnsi"/>
+        </w:rPr>
+        <w:t xml:space="preserve">-in no longer an option.  See Section RA3.1.4.3.1 of the </w:t>
+      </w:r>
+      <w:r>
+        <w:rPr>
+          <w:rFonts w:asciiTheme="minorHAnsi" w:hAnsiTheme="minorHAnsi"/>
+        </w:rPr>
+        <w:t>2022</w:t>
+      </w:r>
+      <w:r>
+        <w:rPr>
+          <w:rFonts w:asciiTheme="minorHAnsi" w:hAnsiTheme="minorHAnsi"/>
+        </w:rPr>
+        <w:t xml:space="preserve"> </w:t>
+      </w:r>
       <w:r>
         <w:rPr>
           <w:rFonts w:asciiTheme="minorHAnsi" w:hAnsiTheme="minorHAnsi"/>
@@ -6497,27 +6471,24 @@
     <w:p>
       <w:pPr>
         <w:rPr>
-          <w:ins w:id="53" w:author="Alhabibi, Haider@Energy" w:date="2022-03-25T11:41:00Z"/>
           <w:rFonts w:asciiTheme="minorHAnsi" w:hAnsiTheme="minorHAnsi" w:cstheme="minorHAnsi"/>
           <w:b/>
         </w:rPr>
       </w:pPr>
-      <w:ins w:id="54" w:author="Alhabibi, Haider@Energy" w:date="2022-03-25T11:41:00Z">
-        <w:r>
-          <w:rPr>
-            <w:rFonts w:asciiTheme="minorHAnsi" w:hAnsiTheme="minorHAnsi" w:cstheme="minorHAnsi"/>
-            <w:b/>
-          </w:rPr>
-          <w:t>D</w:t>
-        </w:r>
-        <w:r>
-          <w:rPr>
-            <w:rFonts w:asciiTheme="minorHAnsi" w:hAnsiTheme="minorHAnsi" w:cstheme="minorHAnsi"/>
-            <w:b/>
-          </w:rPr>
-          <w:t>. Additional Requirements for Compliance</w:t>
-        </w:r>
-      </w:ins>
+      <w:r>
+        <w:rPr>
+          <w:rFonts w:asciiTheme="minorHAnsi" w:hAnsiTheme="minorHAnsi" w:cstheme="minorHAnsi"/>
+          <w:b/>
+        </w:rPr>
+        <w:t>D</w:t>
+      </w:r>
+      <w:r>
+        <w:rPr>
+          <w:rFonts w:asciiTheme="minorHAnsi" w:hAnsiTheme="minorHAnsi" w:cstheme="minorHAnsi"/>
+          <w:b/>
+        </w:rPr>
+        <w:t>. Additional Requirements for Compliance</w:t>
+      </w:r>
     </w:p>
     <w:p>
       <w:pPr>
@@ -6528,22 +6499,19 @@
         </w:numPr>
         <w:spacing w:line="276" w:lineRule="auto"/>
         <w:rPr>
-          <w:ins w:id="55" w:author="Alhabibi, Haider@Energy" w:date="2022-03-25T11:41:00Z"/>
           <w:rFonts w:asciiTheme="minorHAnsi" w:hAnsiTheme="minorHAnsi" w:cstheme="minorHAnsi"/>
           <w:sz w:val="18"/>
           <w:szCs w:val="18"/>
         </w:rPr>
       </w:pPr>
-      <w:ins w:id="56" w:author="Alhabibi, Haider@Energy" w:date="2022-03-25T11:41:00Z">
-        <w:r>
-          <w:rPr>
-            <w:rFonts w:asciiTheme="minorHAnsi" w:hAnsiTheme="minorHAnsi" w:cstheme="minorHAnsi"/>
-            <w:sz w:val="18"/>
-            <w:szCs w:val="18"/>
-          </w:rPr>
-          <w:t>This field must be a true statement (or not applicable) for the system to comply.</w:t>
-        </w:r>
-      </w:ins>
+      <w:r>
+        <w:rPr>
+          <w:rFonts w:asciiTheme="minorHAnsi" w:hAnsiTheme="minorHAnsi" w:cstheme="minorHAnsi"/>
+          <w:sz w:val="18"/>
+          <w:szCs w:val="18"/>
+        </w:rPr>
+        <w:t>This field must be a true statement (or not applicable) for the system to comply.</w:t>
+      </w:r>
     </w:p>
     <w:p>
       <w:pPr>
@@ -6554,22 +6522,19 @@
         </w:numPr>
         <w:spacing w:line="276" w:lineRule="auto"/>
         <w:rPr>
-          <w:ins w:id="57" w:author="Alhabibi, Haider@Energy" w:date="2022-03-25T11:41:00Z"/>
           <w:rFonts w:asciiTheme="minorHAnsi" w:hAnsiTheme="minorHAnsi" w:cstheme="minorHAnsi"/>
           <w:sz w:val="18"/>
           <w:szCs w:val="18"/>
         </w:rPr>
       </w:pPr>
-      <w:ins w:id="58" w:author="Alhabibi, Haider@Energy" w:date="2022-03-25T11:41:00Z">
-        <w:r>
-          <w:rPr>
-            <w:rFonts w:asciiTheme="minorHAnsi" w:hAnsiTheme="minorHAnsi" w:cstheme="minorHAnsi"/>
-            <w:sz w:val="18"/>
-            <w:szCs w:val="18"/>
-          </w:rPr>
-          <w:t>This field must be a true statement (or not applicable) for the system to comply.</w:t>
-        </w:r>
-      </w:ins>
+      <w:r>
+        <w:rPr>
+          <w:rFonts w:asciiTheme="minorHAnsi" w:hAnsiTheme="minorHAnsi" w:cstheme="minorHAnsi"/>
+          <w:sz w:val="18"/>
+          <w:szCs w:val="18"/>
+        </w:rPr>
+        <w:t>This field must be a true statement (or not applicable) for the system to comply.</w:t>
+      </w:r>
     </w:p>
     <w:p>
       <w:pPr>
@@ -6580,22 +6545,19 @@
         </w:numPr>
         <w:spacing w:line="276" w:lineRule="auto"/>
         <w:rPr>
-          <w:ins w:id="59" w:author="Alhabibi, Haider@Energy" w:date="2022-03-25T11:41:00Z"/>
           <w:rFonts w:asciiTheme="minorHAnsi" w:hAnsiTheme="minorHAnsi" w:cstheme="minorHAnsi"/>
           <w:sz w:val="18"/>
           <w:szCs w:val="18"/>
         </w:rPr>
       </w:pPr>
-      <w:ins w:id="60" w:author="Alhabibi, Haider@Energy" w:date="2022-03-25T11:41:00Z">
-        <w:r>
-          <w:rPr>
-            <w:rFonts w:asciiTheme="minorHAnsi" w:hAnsiTheme="minorHAnsi" w:cstheme="minorHAnsi"/>
-            <w:sz w:val="18"/>
-            <w:szCs w:val="18"/>
-          </w:rPr>
-          <w:t>This field must be a true statement (or not applicable) for the system to comply.</w:t>
-        </w:r>
-      </w:ins>
+      <w:r>
+        <w:rPr>
+          <w:rFonts w:asciiTheme="minorHAnsi" w:hAnsiTheme="minorHAnsi" w:cstheme="minorHAnsi"/>
+          <w:sz w:val="18"/>
+          <w:szCs w:val="18"/>
+        </w:rPr>
+        <w:t>This field must be a true statement (or not applicable) for the system to comply.</w:t>
+      </w:r>
     </w:p>
     <w:p>
       <w:pPr>
@@ -6606,22 +6568,19 @@
         </w:numPr>
         <w:spacing w:line="276" w:lineRule="auto"/>
         <w:rPr>
-          <w:ins w:id="61" w:author="Alhabibi, Haider@Energy" w:date="2022-03-25T11:41:00Z"/>
           <w:rFonts w:asciiTheme="minorHAnsi" w:hAnsiTheme="minorHAnsi" w:cstheme="minorHAnsi"/>
           <w:sz w:val="18"/>
           <w:szCs w:val="18"/>
         </w:rPr>
       </w:pPr>
-      <w:ins w:id="62" w:author="Alhabibi, Haider@Energy" w:date="2022-03-25T11:41:00Z">
-        <w:r>
-          <w:rPr>
-            <w:rFonts w:asciiTheme="minorHAnsi" w:hAnsiTheme="minorHAnsi" w:cstheme="minorHAnsi"/>
-            <w:sz w:val="18"/>
-            <w:szCs w:val="18"/>
-          </w:rPr>
-          <w:t>This field must be a true statement (or not applicable) for the system to comply.</w:t>
-        </w:r>
-      </w:ins>
+      <w:r>
+        <w:rPr>
+          <w:rFonts w:asciiTheme="minorHAnsi" w:hAnsiTheme="minorHAnsi" w:cstheme="minorHAnsi"/>
+          <w:sz w:val="18"/>
+          <w:szCs w:val="18"/>
+        </w:rPr>
+        <w:t>This field must be a true statement (or not applicable) for the system to comply.</w:t>
+      </w:r>
     </w:p>
     <w:p>
       <w:pPr>
@@ -6632,23 +6591,20 @@
         </w:numPr>
         <w:spacing w:line="276" w:lineRule="auto"/>
         <w:rPr>
-          <w:ins w:id="63" w:author="Alhabibi, Haider@Energy" w:date="2022-03-25T11:41:00Z"/>
           <w:rFonts w:asciiTheme="minorHAnsi" w:hAnsiTheme="minorHAnsi" w:cstheme="minorHAnsi"/>
           <w:sz w:val="18"/>
           <w:szCs w:val="18"/>
         </w:rPr>
       </w:pPr>
-      <w:ins w:id="64" w:author="Alhabibi, Haider@Energy" w:date="2022-03-25T11:41:00Z">
-        <w:r>
-          <w:rPr>
-            <w:rFonts w:asciiTheme="minorHAnsi" w:hAnsiTheme="minorHAnsi" w:cstheme="minorHAnsi"/>
-            <w:sz w:val="18"/>
-            <w:szCs w:val="18"/>
-          </w:rPr>
-          <w:lastRenderedPageBreak/>
-          <w:t>This field must be a true statement (or not applicable) for the system to comply.</w:t>
-        </w:r>
-      </w:ins>
+      <w:r>
+        <w:rPr>
+          <w:rFonts w:asciiTheme="minorHAnsi" w:hAnsiTheme="minorHAnsi" w:cstheme="minorHAnsi"/>
+          <w:sz w:val="18"/>
+          <w:szCs w:val="18"/>
+        </w:rPr>
+        <w:lastRenderedPageBreak/>
+        <w:t>This field must be a true statement (or not applicable) for the system to comply.</w:t>
+      </w:r>
     </w:p>
     <w:p>
       <w:pPr>
@@ -6659,22 +6615,19 @@
         </w:numPr>
         <w:spacing w:line="276" w:lineRule="auto"/>
         <w:rPr>
-          <w:ins w:id="65" w:author="Alhabibi, Haider@Energy" w:date="2022-03-25T11:41:00Z"/>
           <w:rFonts w:asciiTheme="minorHAnsi" w:hAnsiTheme="minorHAnsi" w:cstheme="minorHAnsi"/>
           <w:sz w:val="18"/>
           <w:szCs w:val="18"/>
         </w:rPr>
       </w:pPr>
-      <w:ins w:id="66" w:author="Alhabibi, Haider@Energy" w:date="2022-03-25T11:41:00Z">
-        <w:r>
-          <w:rPr>
-            <w:rFonts w:asciiTheme="minorHAnsi" w:hAnsiTheme="minorHAnsi" w:cstheme="minorHAnsi"/>
-            <w:sz w:val="18"/>
-            <w:szCs w:val="18"/>
-          </w:rPr>
-          <w:t>This field must be a true statement (or not applicable) for the system to comply.</w:t>
-        </w:r>
-      </w:ins>
+      <w:r>
+        <w:rPr>
+          <w:rFonts w:asciiTheme="minorHAnsi" w:hAnsiTheme="minorHAnsi" w:cstheme="minorHAnsi"/>
+          <w:sz w:val="18"/>
+          <w:szCs w:val="18"/>
+        </w:rPr>
+        <w:t>This field must be a true statement (or not applicable) for the system to comply.</w:t>
+      </w:r>
     </w:p>
     <w:p>
       <w:pPr>
@@ -6684,22 +6637,19 @@
           <w:numId w:val="47"/>
         </w:numPr>
         <w:rPr>
-          <w:ins w:id="67" w:author="Alhabibi, Haider@Energy" w:date="2022-03-25T11:41:00Z"/>
           <w:rFonts w:asciiTheme="minorHAnsi" w:hAnsiTheme="minorHAnsi" w:cstheme="minorHAnsi"/>
           <w:sz w:val="18"/>
           <w:szCs w:val="18"/>
         </w:rPr>
       </w:pPr>
-      <w:ins w:id="68" w:author="Alhabibi, Haider@Energy" w:date="2022-03-25T11:41:00Z">
-        <w:r>
-          <w:rPr>
-            <w:rFonts w:asciiTheme="minorHAnsi" w:hAnsiTheme="minorHAnsi" w:cstheme="minorHAnsi"/>
-            <w:sz w:val="18"/>
-            <w:szCs w:val="18"/>
-          </w:rPr>
-          <w:t>This field must be a true statement (or not applicable) for the system to comply.</w:t>
-        </w:r>
-      </w:ins>
+      <w:r>
+        <w:rPr>
+          <w:rFonts w:asciiTheme="minorHAnsi" w:hAnsiTheme="minorHAnsi" w:cstheme="minorHAnsi"/>
+          <w:sz w:val="18"/>
+          <w:szCs w:val="18"/>
+        </w:rPr>
+        <w:t>This field must be a true statement (or not applicable) for the system to comply.</w:t>
+      </w:r>
     </w:p>
     <w:p>
       <w:pPr>
@@ -7195,26 +7145,14 @@
               </w:rPr>
               <w:t xml:space="preserve">Building Type from </w:t>
             </w:r>
-            <w:del w:id="71" w:author="Alhabibi, Haider@Energy" w:date="2022-02-14T16:48:00Z">
-              <w:r>
-                <w:rPr>
-                  <w:rFonts w:asciiTheme="minorHAnsi" w:hAnsiTheme="minorHAnsi"/>
-                  <w:sz w:val="18"/>
-                  <w:szCs w:val="18"/>
-                </w:rPr>
-                <w:delText>CF1R</w:delText>
-              </w:r>
-            </w:del>
-            <w:ins w:id="72" w:author="Alhabibi, Haider@Energy" w:date="2022-02-14T16:48:00Z">
-              <w:r>
-                <w:rPr>
-                  <w:rFonts w:asciiTheme="minorHAnsi" w:hAnsiTheme="minorHAnsi"/>
-                  <w:sz w:val="18"/>
-                  <w:szCs w:val="18"/>
-                </w:rPr>
-                <w:t>LMCC</w:t>
-              </w:r>
-            </w:ins>
+            <w:r>
+              <w:rPr>
+                <w:rFonts w:asciiTheme="minorHAnsi" w:hAnsiTheme="minorHAnsi"/>
+                <w:sz w:val="18"/>
+                <w:szCs w:val="18"/>
+              </w:rPr>
+              <w:t>LMCC</w:t>
+            </w:r>
           </w:p>
         </w:tc>
         <w:tc>
@@ -7244,26 +7182,14 @@
               </w:rPr>
               <w:t xml:space="preserve">&lt;&lt;text (data from </w:t>
             </w:r>
-            <w:del w:id="73" w:author="Alhabibi, Haider@Energy" w:date="2022-02-14T16:48:00Z">
-              <w:r>
-                <w:rPr>
-                  <w:rFonts w:asciiTheme="minorHAnsi" w:hAnsiTheme="minorHAnsi"/>
-                  <w:sz w:val="18"/>
-                  <w:szCs w:val="18"/>
-                </w:rPr>
-                <w:delText>CF1R</w:delText>
-              </w:r>
-            </w:del>
-            <w:ins w:id="74" w:author="Alhabibi, Haider@Energy" w:date="2022-02-14T16:48:00Z">
-              <w:r>
-                <w:rPr>
-                  <w:rFonts w:asciiTheme="minorHAnsi" w:hAnsiTheme="minorHAnsi"/>
-                  <w:sz w:val="18"/>
-                  <w:szCs w:val="18"/>
-                </w:rPr>
-                <w:t>LMCC</w:t>
-              </w:r>
-            </w:ins>
+            <w:r>
+              <w:rPr>
+                <w:rFonts w:asciiTheme="minorHAnsi" w:hAnsiTheme="minorHAnsi"/>
+                <w:sz w:val="18"/>
+                <w:szCs w:val="18"/>
+              </w:rPr>
+              <w:t>LMCC</w:t>
+            </w:r>
             <w:r>
               <w:rPr>
                 <w:rFonts w:asciiTheme="minorHAnsi" w:hAnsiTheme="minorHAnsi"/>
@@ -7344,26 +7270,14 @@
               </w:rPr>
               <w:t xml:space="preserve">Verified Low Leakage Ducts in Conditioned Space (VLLDCS) Credit from </w:t>
             </w:r>
-            <w:del w:id="75" w:author="Alhabibi, Haider@Energy" w:date="2022-02-14T16:48:00Z">
-              <w:r>
-                <w:rPr>
-                  <w:rFonts w:asciiTheme="minorHAnsi" w:hAnsiTheme="minorHAnsi"/>
-                  <w:sz w:val="18"/>
-                  <w:szCs w:val="18"/>
-                </w:rPr>
-                <w:delText>CF1R</w:delText>
-              </w:r>
-            </w:del>
-            <w:ins w:id="76" w:author="Alhabibi, Haider@Energy" w:date="2022-02-14T16:48:00Z">
-              <w:r>
-                <w:rPr>
-                  <w:rFonts w:asciiTheme="minorHAnsi" w:hAnsiTheme="minorHAnsi"/>
-                  <w:sz w:val="18"/>
-                  <w:szCs w:val="18"/>
-                </w:rPr>
-                <w:t>LMCC</w:t>
-              </w:r>
-            </w:ins>
+            <w:r>
+              <w:rPr>
+                <w:rFonts w:asciiTheme="minorHAnsi" w:hAnsiTheme="minorHAnsi"/>
+                <w:sz w:val="18"/>
+                <w:szCs w:val="18"/>
+              </w:rPr>
+              <w:t>LMCC</w:t>
+            </w:r>
             <w:r>
               <w:rPr>
                 <w:rFonts w:asciiTheme="minorHAnsi" w:hAnsiTheme="minorHAnsi"/>
@@ -7412,26 +7326,14 @@
               </w:rPr>
               <w:t xml:space="preserve">If on the </w:t>
             </w:r>
-            <w:del w:id="77" w:author="Alhabibi, Haider@Energy" w:date="2022-02-14T16:48:00Z">
-              <w:r>
-                <w:rPr>
-                  <w:rFonts w:asciiTheme="minorHAnsi" w:hAnsiTheme="minorHAnsi"/>
-                  <w:sz w:val="18"/>
-                  <w:szCs w:val="18"/>
-                </w:rPr>
-                <w:delText>CF1R</w:delText>
-              </w:r>
-            </w:del>
-            <w:ins w:id="78" w:author="Alhabibi, Haider@Energy" w:date="2022-02-14T16:48:00Z">
-              <w:r>
-                <w:rPr>
-                  <w:rFonts w:asciiTheme="minorHAnsi" w:hAnsiTheme="minorHAnsi"/>
-                  <w:sz w:val="18"/>
-                  <w:szCs w:val="18"/>
-                </w:rPr>
-                <w:t>LMCC</w:t>
-              </w:r>
-            </w:ins>
+            <w:r>
+              <w:rPr>
+                <w:rFonts w:asciiTheme="minorHAnsi" w:hAnsiTheme="minorHAnsi"/>
+                <w:sz w:val="18"/>
+                <w:szCs w:val="18"/>
+              </w:rPr>
+              <w:t>LMCC</w:t>
+            </w:r>
             <w:r>
               <w:rPr>
                 <w:rFonts w:asciiTheme="minorHAnsi" w:hAnsiTheme="minorHAnsi"/>
@@ -7446,14 +7348,52 @@
                 <w:sz w:val="18"/>
                 <w:szCs w:val="18"/>
               </w:rPr>
-              <w:t xml:space="preserve"> Y02_ResidentialHeatingSystemType = VCHP</w:t>
-            </w:r>
-            <w:r>
-              <w:rPr>
-                <w:rFonts w:asciiTheme="minorHAnsi" w:hAnsiTheme="minorHAnsi"/>
-              </w:rPr>
-              <w:t>_IndoorUnitDucted, VCHP_IndoorUnitDuctless, or VCHP_IndoorUnitDuctedandDuctless</w:t>
-            </w:r>
+              <w:t xml:space="preserve"> Y02_ResidentialHeatingSystemType = </w:t>
+            </w:r>
+            <w:proofErr w:type="spellStart"/>
+            <w:r>
+              <w:rPr>
+                <w:rFonts w:asciiTheme="minorHAnsi" w:hAnsiTheme="minorHAnsi"/>
+                <w:sz w:val="18"/>
+                <w:szCs w:val="18"/>
+              </w:rPr>
+              <w:t>VCHP</w:t>
+            </w:r>
+            <w:r>
+              <w:rPr>
+                <w:rFonts w:asciiTheme="minorHAnsi" w:hAnsiTheme="minorHAnsi"/>
+              </w:rPr>
+              <w:t>_IndoorUnitDucted</w:t>
+            </w:r>
+            <w:proofErr w:type="spellEnd"/>
+            <w:r>
+              <w:rPr>
+                <w:rFonts w:asciiTheme="minorHAnsi" w:hAnsiTheme="minorHAnsi"/>
+              </w:rPr>
+              <w:t xml:space="preserve">, </w:t>
+            </w:r>
+            <w:proofErr w:type="spellStart"/>
+            <w:r>
+              <w:rPr>
+                <w:rFonts w:asciiTheme="minorHAnsi" w:hAnsiTheme="minorHAnsi"/>
+              </w:rPr>
+              <w:t>VCHP_IndoorUnitDuctless</w:t>
+            </w:r>
+            <w:proofErr w:type="spellEnd"/>
+            <w:r>
+              <w:rPr>
+                <w:rFonts w:asciiTheme="minorHAnsi" w:hAnsiTheme="minorHAnsi"/>
+              </w:rPr>
+              <w:t xml:space="preserve">, or </w:t>
+            </w:r>
+            <w:proofErr w:type="spellStart"/>
+            <w:r>
+              <w:rPr>
+                <w:rFonts w:asciiTheme="minorHAnsi" w:hAnsiTheme="minorHAnsi"/>
+              </w:rPr>
+              <w:t>VCHP_IndoorUnitDuctedandDuctless</w:t>
+            </w:r>
+            <w:proofErr w:type="spellEnd"/>
             <w:r>
               <w:rPr>
                 <w:rFonts w:asciiTheme="minorHAnsi" w:hAnsiTheme="minorHAnsi"/>
@@ -7468,28 +7408,34 @@
                 <w:sz w:val="18"/>
                 <w:szCs w:val="18"/>
               </w:rPr>
-              <w:t xml:space="preserve">calculated result:  (= true or false depending on </w:t>
-            </w:r>
-            <w:del w:id="79" w:author="Alhabibi, Haider@Energy" w:date="2022-02-14T16:48:00Z">
-              <w:r>
-                <w:rPr>
-                  <w:rFonts w:asciiTheme="minorHAnsi" w:hAnsiTheme="minorHAnsi"/>
-                  <w:sz w:val="18"/>
-                  <w:szCs w:val="18"/>
-                </w:rPr>
-                <w:delText>CF1R</w:delText>
-              </w:r>
-            </w:del>
-            <w:ins w:id="80" w:author="Alhabibi, Haider@Energy" w:date="2022-02-14T16:48:00Z">
-              <w:r>
-                <w:rPr>
-                  <w:rFonts w:asciiTheme="minorHAnsi" w:hAnsiTheme="minorHAnsi"/>
-                  <w:sz w:val="18"/>
-                  <w:szCs w:val="18"/>
-                </w:rPr>
-                <w:t>LMCC</w:t>
-              </w:r>
-            </w:ins>
+              <w:t>calculated result</w:t>
+            </w:r>
+            <w:proofErr w:type="gramStart"/>
+            <w:r>
+              <w:rPr>
+                <w:rFonts w:asciiTheme="minorHAnsi" w:hAnsiTheme="minorHAnsi"/>
+                <w:sz w:val="18"/>
+                <w:szCs w:val="18"/>
+              </w:rPr>
+              <w:t>:  (</w:t>
+            </w:r>
+            <w:proofErr w:type="gramEnd"/>
+            <w:r>
+              <w:rPr>
+                <w:rFonts w:asciiTheme="minorHAnsi" w:hAnsiTheme="minorHAnsi"/>
+                <w:sz w:val="18"/>
+                <w:szCs w:val="18"/>
+              </w:rPr>
+              <w:t xml:space="preserve">= true or false depending on </w:t>
+            </w:r>
+            <w:r>
+              <w:rPr>
+                <w:rFonts w:asciiTheme="minorHAnsi" w:hAnsiTheme="minorHAnsi"/>
+                <w:sz w:val="18"/>
+                <w:szCs w:val="18"/>
+              </w:rPr>
+              <w:t>LMCC</w:t>
+            </w:r>
             <w:r>
               <w:rPr>
                 <w:rFonts w:asciiTheme="minorHAnsi" w:hAnsiTheme="minorHAnsi"/>
@@ -7578,26 +7524,14 @@
               </w:rPr>
               <w:t xml:space="preserve">Verified Low Leakage Air-handling Unit Credit from </w:t>
             </w:r>
-            <w:del w:id="81" w:author="Alhabibi, Haider@Energy" w:date="2022-02-14T16:48:00Z">
-              <w:r>
-                <w:rPr>
-                  <w:rFonts w:asciiTheme="minorHAnsi" w:hAnsiTheme="minorHAnsi"/>
-                  <w:sz w:val="18"/>
-                  <w:szCs w:val="18"/>
-                </w:rPr>
-                <w:delText>CF1R</w:delText>
-              </w:r>
-            </w:del>
-            <w:ins w:id="82" w:author="Alhabibi, Haider@Energy" w:date="2022-02-14T16:48:00Z">
-              <w:r>
-                <w:rPr>
-                  <w:rFonts w:asciiTheme="minorHAnsi" w:hAnsiTheme="minorHAnsi"/>
-                  <w:sz w:val="18"/>
-                  <w:szCs w:val="18"/>
-                </w:rPr>
-                <w:t>LMCC</w:t>
-              </w:r>
-            </w:ins>
+            <w:r>
+              <w:rPr>
+                <w:rFonts w:asciiTheme="minorHAnsi" w:hAnsiTheme="minorHAnsi"/>
+                <w:sz w:val="18"/>
+                <w:szCs w:val="18"/>
+              </w:rPr>
+              <w:t>LMCC</w:t>
+            </w:r>
             <w:r>
               <w:rPr>
                 <w:rFonts w:asciiTheme="minorHAnsi" w:hAnsiTheme="minorHAnsi"/>
@@ -7646,26 +7580,14 @@
               </w:rPr>
               <w:t xml:space="preserve">If on the </w:t>
             </w:r>
-            <w:del w:id="83" w:author="Alhabibi, Haider@Energy" w:date="2022-02-14T16:48:00Z">
-              <w:r>
-                <w:rPr>
-                  <w:rFonts w:asciiTheme="minorHAnsi" w:hAnsiTheme="minorHAnsi"/>
-                  <w:sz w:val="18"/>
-                  <w:szCs w:val="18"/>
-                </w:rPr>
-                <w:delText>CF1R</w:delText>
-              </w:r>
-            </w:del>
-            <w:ins w:id="84" w:author="Alhabibi, Haider@Energy" w:date="2022-02-14T16:48:00Z">
-              <w:r>
-                <w:rPr>
-                  <w:rFonts w:asciiTheme="minorHAnsi" w:hAnsiTheme="minorHAnsi"/>
-                  <w:sz w:val="18"/>
-                  <w:szCs w:val="18"/>
-                </w:rPr>
-                <w:t>LMCC</w:t>
-              </w:r>
-            </w:ins>
+            <w:r>
+              <w:rPr>
+                <w:rFonts w:asciiTheme="minorHAnsi" w:hAnsiTheme="minorHAnsi"/>
+                <w:sz w:val="18"/>
+                <w:szCs w:val="18"/>
+              </w:rPr>
+              <w:t>LMCC</w:t>
+            </w:r>
             <w:r>
               <w:rPr>
                 <w:rFonts w:asciiTheme="minorHAnsi" w:hAnsiTheme="minorHAnsi"/>
@@ -7680,14 +7602,52 @@
                 <w:sz w:val="18"/>
                 <w:szCs w:val="18"/>
               </w:rPr>
-              <w:t xml:space="preserve"> Y02_ResidentialHeatingSystemType = VCHP</w:t>
-            </w:r>
-            <w:r>
-              <w:rPr>
-                <w:rFonts w:asciiTheme="minorHAnsi" w:hAnsiTheme="minorHAnsi"/>
-              </w:rPr>
-              <w:t>_IndoorUnitDucted, VCHP_IndoorUnitDuctless, or VCHP_IndoorUnitDuctedandDuctless</w:t>
-            </w:r>
+              <w:t xml:space="preserve"> Y02_ResidentialHeatingSystemType = </w:t>
+            </w:r>
+            <w:proofErr w:type="spellStart"/>
+            <w:r>
+              <w:rPr>
+                <w:rFonts w:asciiTheme="minorHAnsi" w:hAnsiTheme="minorHAnsi"/>
+                <w:sz w:val="18"/>
+                <w:szCs w:val="18"/>
+              </w:rPr>
+              <w:t>VCHP</w:t>
+            </w:r>
+            <w:r>
+              <w:rPr>
+                <w:rFonts w:asciiTheme="minorHAnsi" w:hAnsiTheme="minorHAnsi"/>
+              </w:rPr>
+              <w:t>_IndoorUnitDucted</w:t>
+            </w:r>
+            <w:proofErr w:type="spellEnd"/>
+            <w:r>
+              <w:rPr>
+                <w:rFonts w:asciiTheme="minorHAnsi" w:hAnsiTheme="minorHAnsi"/>
+              </w:rPr>
+              <w:t xml:space="preserve">, </w:t>
+            </w:r>
+            <w:proofErr w:type="spellStart"/>
+            <w:r>
+              <w:rPr>
+                <w:rFonts w:asciiTheme="minorHAnsi" w:hAnsiTheme="minorHAnsi"/>
+              </w:rPr>
+              <w:t>VCHP_IndoorUnitDuctless</w:t>
+            </w:r>
+            <w:proofErr w:type="spellEnd"/>
+            <w:r>
+              <w:rPr>
+                <w:rFonts w:asciiTheme="minorHAnsi" w:hAnsiTheme="minorHAnsi"/>
+              </w:rPr>
+              <w:t xml:space="preserve">, or </w:t>
+            </w:r>
+            <w:proofErr w:type="spellStart"/>
+            <w:r>
+              <w:rPr>
+                <w:rFonts w:asciiTheme="minorHAnsi" w:hAnsiTheme="minorHAnsi"/>
+              </w:rPr>
+              <w:t>VCHP_IndoorUnitDuctedandDuctless</w:t>
+            </w:r>
+            <w:proofErr w:type="spellEnd"/>
             <w:r>
               <w:rPr>
                 <w:rFonts w:asciiTheme="minorHAnsi" w:hAnsiTheme="minorHAnsi"/>
@@ -7702,28 +7662,34 @@
                 <w:sz w:val="18"/>
                 <w:szCs w:val="18"/>
               </w:rPr>
-              <w:t xml:space="preserve">calculated result:  (= true or false depending on </w:t>
-            </w:r>
-            <w:del w:id="85" w:author="Alhabibi, Haider@Energy" w:date="2022-02-14T16:48:00Z">
-              <w:r>
-                <w:rPr>
-                  <w:rFonts w:asciiTheme="minorHAnsi" w:hAnsiTheme="minorHAnsi"/>
-                  <w:sz w:val="18"/>
-                  <w:szCs w:val="18"/>
-                </w:rPr>
-                <w:delText>CF1R</w:delText>
-              </w:r>
-            </w:del>
-            <w:ins w:id="86" w:author="Alhabibi, Haider@Energy" w:date="2022-02-14T16:48:00Z">
-              <w:r>
-                <w:rPr>
-                  <w:rFonts w:asciiTheme="minorHAnsi" w:hAnsiTheme="minorHAnsi"/>
-                  <w:sz w:val="18"/>
-                  <w:szCs w:val="18"/>
-                </w:rPr>
-                <w:t>LMCC</w:t>
-              </w:r>
-            </w:ins>
+              <w:t>calculated result</w:t>
+            </w:r>
+            <w:proofErr w:type="gramStart"/>
+            <w:r>
+              <w:rPr>
+                <w:rFonts w:asciiTheme="minorHAnsi" w:hAnsiTheme="minorHAnsi"/>
+                <w:sz w:val="18"/>
+                <w:szCs w:val="18"/>
+              </w:rPr>
+              <w:t>:  (</w:t>
+            </w:r>
+            <w:proofErr w:type="gramEnd"/>
+            <w:r>
+              <w:rPr>
+                <w:rFonts w:asciiTheme="minorHAnsi" w:hAnsiTheme="minorHAnsi"/>
+                <w:sz w:val="18"/>
+                <w:szCs w:val="18"/>
+              </w:rPr>
+              <w:t xml:space="preserve">= true or false depending on </w:t>
+            </w:r>
+            <w:r>
+              <w:rPr>
+                <w:rFonts w:asciiTheme="minorHAnsi" w:hAnsiTheme="minorHAnsi"/>
+                <w:sz w:val="18"/>
+                <w:szCs w:val="18"/>
+              </w:rPr>
+              <w:t>LMCC</w:t>
+            </w:r>
             <w:r>
               <w:rPr>
                 <w:rFonts w:asciiTheme="minorHAnsi" w:hAnsiTheme="minorHAnsi"/>
@@ -7839,7 +7805,25 @@
                 <w:sz w:val="18"/>
                 <w:szCs w:val="18"/>
               </w:rPr>
-              <w:t xml:space="preserve">If parent is MCH-01b and B08 or B09 = Yes, then user pick from list: New; or Replacement; </w:t>
+              <w:t xml:space="preserve">If parent is MCH-01b and B08 or B09 = Yes, then user pick from list: New; or </w:t>
+            </w:r>
+            <w:proofErr w:type="gramStart"/>
+            <w:r>
+              <w:rPr>
+                <w:rFonts w:asciiTheme="minorHAnsi" w:hAnsiTheme="minorHAnsi"/>
+                <w:sz w:val="18"/>
+                <w:szCs w:val="18"/>
+              </w:rPr>
+              <w:t>Replacement;</w:t>
+            </w:r>
+            <w:proofErr w:type="gramEnd"/>
+            <w:r>
+              <w:rPr>
+                <w:rFonts w:asciiTheme="minorHAnsi" w:hAnsiTheme="minorHAnsi"/>
+                <w:sz w:val="18"/>
+                <w:szCs w:val="18"/>
+              </w:rPr>
+              <w:t xml:space="preserve"> </w:t>
             </w:r>
           </w:p>
           <w:p>
@@ -8155,7 +8139,25 @@
                 <w:sz w:val="18"/>
                 <w:szCs w:val="18"/>
               </w:rPr>
-              <w:t>*small duct high velocity AC</w:t>
+              <w:t>*</w:t>
+            </w:r>
+            <w:proofErr w:type="gramStart"/>
+            <w:r>
+              <w:rPr>
+                <w:rFonts w:asciiTheme="minorHAnsi" w:hAnsiTheme="minorHAnsi"/>
+                <w:sz w:val="18"/>
+                <w:szCs w:val="18"/>
+              </w:rPr>
+              <w:t>small</w:t>
+            </w:r>
+            <w:proofErr w:type="gramEnd"/>
+            <w:r>
+              <w:rPr>
+                <w:rFonts w:asciiTheme="minorHAnsi" w:hAnsiTheme="minorHAnsi"/>
+                <w:sz w:val="18"/>
+                <w:szCs w:val="18"/>
+              </w:rPr>
+              <w:t xml:space="preserve"> duct high velocity AC</w:t>
             </w:r>
           </w:p>
           <w:p>
@@ -8173,7 +8175,25 @@
                 <w:sz w:val="18"/>
                 <w:szCs w:val="18"/>
               </w:rPr>
-              <w:t>*small duct high velocity HP</w:t>
+              <w:t>*</w:t>
+            </w:r>
+            <w:proofErr w:type="gramStart"/>
+            <w:r>
+              <w:rPr>
+                <w:rFonts w:asciiTheme="minorHAnsi" w:hAnsiTheme="minorHAnsi"/>
+                <w:sz w:val="18"/>
+                <w:szCs w:val="18"/>
+              </w:rPr>
+              <w:t>small</w:t>
+            </w:r>
+            <w:proofErr w:type="gramEnd"/>
+            <w:r>
+              <w:rPr>
+                <w:rFonts w:asciiTheme="minorHAnsi" w:hAnsiTheme="minorHAnsi"/>
+                <w:sz w:val="18"/>
+                <w:szCs w:val="18"/>
+              </w:rPr>
+              <w:t xml:space="preserve"> duct high velocity HP</w:t>
             </w:r>
           </w:p>
           <w:p>
@@ -8191,8 +8211,18 @@
                 <w:sz w:val="18"/>
                 <w:szCs w:val="18"/>
               </w:rPr>
-              <w:t>then value=yes;</w:t>
-            </w:r>
+              <w:t>then value=</w:t>
+            </w:r>
+            <w:proofErr w:type="gramStart"/>
+            <w:r>
+              <w:rPr>
+                <w:rFonts w:asciiTheme="minorHAnsi" w:hAnsiTheme="minorHAnsi"/>
+                <w:sz w:val="18"/>
+                <w:szCs w:val="18"/>
+              </w:rPr>
+              <w:t>yes;</w:t>
+            </w:r>
+            <w:proofErr w:type="gramEnd"/>
           </w:p>
           <w:p>
             <w:pPr>
@@ -8726,7 +8756,99 @@
                 <w:sz w:val="18"/>
                 <w:szCs w:val="18"/>
               </w:rPr>
-              <w:t>&lt;&lt;pick one from list: DefaultAirflowMethod; CoolingSystemMethod;  HeatingSystemMethod; MeasuredAirflowMethod; IndoorUnitMethod&gt;&gt;</w:t>
+              <w:t xml:space="preserve">&lt;&lt;pick one from list: </w:t>
+            </w:r>
+            <w:proofErr w:type="spellStart"/>
+            <w:r>
+              <w:rPr>
+                <w:rFonts w:asciiTheme="minorHAnsi" w:hAnsiTheme="minorHAnsi"/>
+                <w:sz w:val="18"/>
+                <w:szCs w:val="18"/>
+              </w:rPr>
+              <w:t>DefaultAirflowMethod</w:t>
+            </w:r>
+            <w:proofErr w:type="spellEnd"/>
+            <w:r>
+              <w:rPr>
+                <w:rFonts w:asciiTheme="minorHAnsi" w:hAnsiTheme="minorHAnsi"/>
+                <w:sz w:val="18"/>
+                <w:szCs w:val="18"/>
+              </w:rPr>
+              <w:t xml:space="preserve">; </w:t>
+            </w:r>
+            <w:proofErr w:type="spellStart"/>
+            <w:proofErr w:type="gramStart"/>
+            <w:r>
+              <w:rPr>
+                <w:rFonts w:asciiTheme="minorHAnsi" w:hAnsiTheme="minorHAnsi"/>
+                <w:sz w:val="18"/>
+                <w:szCs w:val="18"/>
+              </w:rPr>
+              <w:t>CoolingSystemMethod</w:t>
+            </w:r>
+            <w:proofErr w:type="spellEnd"/>
+            <w:r>
+              <w:rPr>
+                <w:rFonts w:asciiTheme="minorHAnsi" w:hAnsiTheme="minorHAnsi"/>
+                <w:sz w:val="18"/>
+                <w:szCs w:val="18"/>
+              </w:rPr>
+              <w:t xml:space="preserve">;  </w:t>
+            </w:r>
+            <w:proofErr w:type="spellStart"/>
+            <w:r>
+              <w:rPr>
+                <w:rFonts w:asciiTheme="minorHAnsi" w:hAnsiTheme="minorHAnsi"/>
+                <w:sz w:val="18"/>
+                <w:szCs w:val="18"/>
+              </w:rPr>
+              <w:t>HeatingSystemMethod</w:t>
+            </w:r>
+            <w:proofErr w:type="spellEnd"/>
+            <w:proofErr w:type="gramEnd"/>
+            <w:r>
+              <w:rPr>
+                <w:rFonts w:asciiTheme="minorHAnsi" w:hAnsiTheme="minorHAnsi"/>
+                <w:sz w:val="18"/>
+                <w:szCs w:val="18"/>
+              </w:rPr>
+              <w:t xml:space="preserve">; </w:t>
+            </w:r>
+            <w:proofErr w:type="spellStart"/>
+            <w:r>
+              <w:rPr>
+                <w:rFonts w:asciiTheme="minorHAnsi" w:hAnsiTheme="minorHAnsi"/>
+                <w:sz w:val="18"/>
+                <w:szCs w:val="18"/>
+              </w:rPr>
+              <w:t>MeasuredAirflowMethod</w:t>
+            </w:r>
+            <w:proofErr w:type="spellEnd"/>
+            <w:r>
+              <w:rPr>
+                <w:rFonts w:asciiTheme="minorHAnsi" w:hAnsiTheme="minorHAnsi"/>
+                <w:sz w:val="18"/>
+                <w:szCs w:val="18"/>
+              </w:rPr>
+              <w:t xml:space="preserve">; </w:t>
+            </w:r>
+            <w:proofErr w:type="spellStart"/>
+            <w:r>
+              <w:rPr>
+                <w:rFonts w:asciiTheme="minorHAnsi" w:hAnsiTheme="minorHAnsi"/>
+                <w:sz w:val="18"/>
+                <w:szCs w:val="18"/>
+              </w:rPr>
+              <w:t>IndoorUnitMethod</w:t>
+            </w:r>
+            <w:proofErr w:type="spellEnd"/>
+            <w:r>
+              <w:rPr>
+                <w:rFonts w:asciiTheme="minorHAnsi" w:hAnsiTheme="minorHAnsi"/>
+                <w:sz w:val="18"/>
+                <w:szCs w:val="18"/>
+              </w:rPr>
+              <w:t>&gt;&gt;</w:t>
             </w:r>
           </w:p>
         </w:tc>
@@ -8838,23 +8960,50 @@
                 <w:sz w:val="18"/>
                 <w:szCs w:val="18"/>
               </w:rPr>
-              <w:t>if B01 = CoolingSystemM</w:t>
-            </w:r>
-            <w:r>
-              <w:rPr>
-                <w:rFonts w:asciiTheme="minorHAnsi" w:hAnsiTheme="minorHAnsi"/>
-                <w:sz w:val="18"/>
-                <w:szCs w:val="18"/>
-              </w:rPr>
-              <w:t xml:space="preserve">ethod, then </w:t>
-            </w:r>
-            <w:r>
-              <w:rPr>
-                <w:rFonts w:asciiTheme="minorHAnsi" w:hAnsiTheme="minorHAnsi"/>
-                <w:sz w:val="18"/>
-                <w:szCs w:val="18"/>
-              </w:rPr>
-              <w:t>user input is numeric x.x</w:t>
+              <w:t xml:space="preserve">if B01 = </w:t>
+            </w:r>
+            <w:proofErr w:type="spellStart"/>
+            <w:r>
+              <w:rPr>
+                <w:rFonts w:asciiTheme="minorHAnsi" w:hAnsiTheme="minorHAnsi"/>
+                <w:sz w:val="18"/>
+                <w:szCs w:val="18"/>
+              </w:rPr>
+              <w:t>CoolingSystemM</w:t>
+            </w:r>
+            <w:r>
+              <w:rPr>
+                <w:rFonts w:asciiTheme="minorHAnsi" w:hAnsiTheme="minorHAnsi"/>
+                <w:sz w:val="18"/>
+                <w:szCs w:val="18"/>
+              </w:rPr>
+              <w:t>ethod</w:t>
+            </w:r>
+            <w:proofErr w:type="spellEnd"/>
+            <w:r>
+              <w:rPr>
+                <w:rFonts w:asciiTheme="minorHAnsi" w:hAnsiTheme="minorHAnsi"/>
+                <w:sz w:val="18"/>
+                <w:szCs w:val="18"/>
+              </w:rPr>
+              <w:t xml:space="preserve">, then </w:t>
+            </w:r>
+            <w:r>
+              <w:rPr>
+                <w:rFonts w:asciiTheme="minorHAnsi" w:hAnsiTheme="minorHAnsi"/>
+                <w:sz w:val="18"/>
+                <w:szCs w:val="18"/>
+              </w:rPr>
+              <w:t xml:space="preserve">user input is numeric </w:t>
+            </w:r>
+            <w:proofErr w:type="spellStart"/>
+            <w:r>
+              <w:rPr>
+                <w:rFonts w:asciiTheme="minorHAnsi" w:hAnsiTheme="minorHAnsi"/>
+                <w:sz w:val="18"/>
+                <w:szCs w:val="18"/>
+              </w:rPr>
+              <w:t>x.x</w:t>
             </w:r>
             <w:r>
               <w:rPr>
@@ -8864,6 +9013,7 @@
               </w:rPr>
               <w:t>x</w:t>
             </w:r>
+            <w:proofErr w:type="spellEnd"/>
             <w:r>
               <w:rPr>
                 <w:rFonts w:asciiTheme="minorHAnsi" w:hAnsiTheme="minorHAnsi"/>
@@ -9006,15 +9156,42 @@
                 <w:sz w:val="18"/>
                 <w:szCs w:val="18"/>
               </w:rPr>
-              <w:t xml:space="preserve"> if B01 = IndoorUnitMethod, then </w:t>
-            </w:r>
-            <w:r>
-              <w:rPr>
-                <w:rFonts w:asciiTheme="minorHAnsi" w:hAnsiTheme="minorHAnsi"/>
-                <w:sz w:val="18"/>
-                <w:szCs w:val="18"/>
-              </w:rPr>
-              <w:t>user input is either numeric x.x</w:t>
+              <w:t xml:space="preserve"> if B01 = </w:t>
+            </w:r>
+            <w:proofErr w:type="spellStart"/>
+            <w:r>
+              <w:rPr>
+                <w:rFonts w:asciiTheme="minorHAnsi" w:hAnsiTheme="minorHAnsi"/>
+                <w:sz w:val="18"/>
+                <w:szCs w:val="18"/>
+              </w:rPr>
+              <w:t>IndoorUnitMethod</w:t>
+            </w:r>
+            <w:proofErr w:type="spellEnd"/>
+            <w:r>
+              <w:rPr>
+                <w:rFonts w:asciiTheme="minorHAnsi" w:hAnsiTheme="minorHAnsi"/>
+                <w:sz w:val="18"/>
+                <w:szCs w:val="18"/>
+              </w:rPr>
+              <w:t xml:space="preserve">, then </w:t>
+            </w:r>
+            <w:r>
+              <w:rPr>
+                <w:rFonts w:asciiTheme="minorHAnsi" w:hAnsiTheme="minorHAnsi"/>
+                <w:sz w:val="18"/>
+                <w:szCs w:val="18"/>
+              </w:rPr>
+              <w:t xml:space="preserve">user input is either numeric </w:t>
+            </w:r>
+            <w:proofErr w:type="spellStart"/>
+            <w:r>
+              <w:rPr>
+                <w:rFonts w:asciiTheme="minorHAnsi" w:hAnsiTheme="minorHAnsi"/>
+                <w:sz w:val="18"/>
+                <w:szCs w:val="18"/>
+              </w:rPr>
+              <w:t>x.x</w:t>
             </w:r>
             <w:r>
               <w:rPr>
@@ -9024,6 +9201,7 @@
               </w:rPr>
               <w:t>x</w:t>
             </w:r>
+            <w:proofErr w:type="spellEnd"/>
             <w:r>
               <w:rPr>
                 <w:rFonts w:asciiTheme="minorHAnsi" w:hAnsiTheme="minorHAnsi"/>
@@ -9128,7 +9306,25 @@
                 <w:sz w:val="18"/>
                 <w:szCs w:val="18"/>
               </w:rPr>
-              <w:t>Heating Capacity (kBtu/h)</w:t>
+              <w:t>Heating Capacity (</w:t>
+            </w:r>
+            <w:proofErr w:type="spellStart"/>
+            <w:r>
+              <w:rPr>
+                <w:rFonts w:asciiTheme="minorHAnsi" w:hAnsiTheme="minorHAnsi"/>
+                <w:sz w:val="18"/>
+                <w:szCs w:val="18"/>
+              </w:rPr>
+              <w:t>kBtu</w:t>
+            </w:r>
+            <w:proofErr w:type="spellEnd"/>
+            <w:r>
+              <w:rPr>
+                <w:rFonts w:asciiTheme="minorHAnsi" w:hAnsiTheme="minorHAnsi"/>
+                <w:sz w:val="18"/>
+                <w:szCs w:val="18"/>
+              </w:rPr>
+              <w:t>/h)</w:t>
             </w:r>
           </w:p>
         </w:tc>
@@ -9166,15 +9362,42 @@
                 <w:sz w:val="18"/>
                 <w:szCs w:val="18"/>
               </w:rPr>
-              <w:t xml:space="preserve"> if B01 = HeatingSystemMethod, then</w:t>
-            </w:r>
-            <w:r>
-              <w:rPr>
-                <w:rFonts w:asciiTheme="minorHAnsi" w:hAnsiTheme="minorHAnsi"/>
-                <w:sz w:val="18"/>
-                <w:szCs w:val="18"/>
-              </w:rPr>
-              <w:t xml:space="preserve"> user input is numeric xxx</w:t>
+              <w:t xml:space="preserve"> if B01 = </w:t>
+            </w:r>
+            <w:proofErr w:type="spellStart"/>
+            <w:r>
+              <w:rPr>
+                <w:rFonts w:asciiTheme="minorHAnsi" w:hAnsiTheme="minorHAnsi"/>
+                <w:sz w:val="18"/>
+                <w:szCs w:val="18"/>
+              </w:rPr>
+              <w:t>HeatingSystemMethod</w:t>
+            </w:r>
+            <w:proofErr w:type="spellEnd"/>
+            <w:r>
+              <w:rPr>
+                <w:rFonts w:asciiTheme="minorHAnsi" w:hAnsiTheme="minorHAnsi"/>
+                <w:sz w:val="18"/>
+                <w:szCs w:val="18"/>
+              </w:rPr>
+              <w:t>, then</w:t>
+            </w:r>
+            <w:r>
+              <w:rPr>
+                <w:rFonts w:asciiTheme="minorHAnsi" w:hAnsiTheme="minorHAnsi"/>
+                <w:sz w:val="18"/>
+                <w:szCs w:val="18"/>
+              </w:rPr>
+              <w:t xml:space="preserve"> user input is numeric </w:t>
+            </w:r>
+            <w:proofErr w:type="spellStart"/>
+            <w:r>
+              <w:rPr>
+                <w:rFonts w:asciiTheme="minorHAnsi" w:hAnsiTheme="minorHAnsi"/>
+                <w:sz w:val="18"/>
+                <w:szCs w:val="18"/>
+              </w:rPr>
+              <w:t>xxx</w:t>
             </w:r>
             <w:r>
               <w:rPr>
@@ -9184,6 +9407,7 @@
               </w:rPr>
               <w:t>.x</w:t>
             </w:r>
+            <w:proofErr w:type="spellEnd"/>
             <w:r>
               <w:rPr>
                 <w:rFonts w:asciiTheme="minorHAnsi" w:hAnsiTheme="minorHAnsi"/>
@@ -9367,16 +9591,46 @@
                 <w:sz w:val="18"/>
                 <w:szCs w:val="18"/>
               </w:rPr>
-              <w:t xml:space="preserve">if B01 = DefaultAirflowMethod, </w:t>
-            </w:r>
-            <w:r>
-              <w:rPr>
-                <w:rFonts w:asciiTheme="minorHAnsi" w:hAnsiTheme="minorHAnsi"/>
-                <w:sz w:val="18"/>
-                <w:szCs w:val="18"/>
-              </w:rPr>
-              <w:t>user input is numeric xx,xxx</w:t>
-            </w:r>
+              <w:t xml:space="preserve">if B01 = </w:t>
+            </w:r>
+            <w:proofErr w:type="spellStart"/>
+            <w:r>
+              <w:rPr>
+                <w:rFonts w:asciiTheme="minorHAnsi" w:hAnsiTheme="minorHAnsi"/>
+                <w:sz w:val="18"/>
+                <w:szCs w:val="18"/>
+              </w:rPr>
+              <w:t>DefaultAirflowMethod</w:t>
+            </w:r>
+            <w:proofErr w:type="spellEnd"/>
+            <w:r>
+              <w:rPr>
+                <w:rFonts w:asciiTheme="minorHAnsi" w:hAnsiTheme="minorHAnsi"/>
+                <w:sz w:val="18"/>
+                <w:szCs w:val="18"/>
+              </w:rPr>
+              <w:t xml:space="preserve">, </w:t>
+            </w:r>
+            <w:r>
+              <w:rPr>
+                <w:rFonts w:asciiTheme="minorHAnsi" w:hAnsiTheme="minorHAnsi"/>
+                <w:sz w:val="18"/>
+                <w:szCs w:val="18"/>
+              </w:rPr>
+              <w:t xml:space="preserve">user input is numeric </w:t>
+            </w:r>
+            <w:proofErr w:type="spellStart"/>
+            <w:proofErr w:type="gramStart"/>
+            <w:r>
+              <w:rPr>
+                <w:rFonts w:asciiTheme="minorHAnsi" w:hAnsiTheme="minorHAnsi"/>
+                <w:sz w:val="18"/>
+                <w:szCs w:val="18"/>
+              </w:rPr>
+              <w:t>xx,xxx</w:t>
+            </w:r>
+            <w:proofErr w:type="spellEnd"/>
+            <w:proofErr w:type="gramEnd"/>
             <w:r>
               <w:rPr>
                 <w:rFonts w:asciiTheme="minorHAnsi" w:hAnsiTheme="minorHAnsi"/>
@@ -9487,7 +9741,45 @@
                 <w:sz w:val="18"/>
                 <w:szCs w:val="18"/>
               </w:rPr>
-              <w:t xml:space="preserve">&lt;&lt;if B01 = MeasuredAirflowMethod, then user enter numeric x,xxx, </w:t>
+              <w:t xml:space="preserve">&lt;&lt;if B01 = </w:t>
+            </w:r>
+            <w:proofErr w:type="spellStart"/>
+            <w:r>
+              <w:rPr>
+                <w:rFonts w:asciiTheme="minorHAnsi" w:hAnsiTheme="minorHAnsi"/>
+                <w:sz w:val="18"/>
+                <w:szCs w:val="18"/>
+              </w:rPr>
+              <w:t>MeasuredAirflowMethod</w:t>
+            </w:r>
+            <w:proofErr w:type="spellEnd"/>
+            <w:r>
+              <w:rPr>
+                <w:rFonts w:asciiTheme="minorHAnsi" w:hAnsiTheme="minorHAnsi"/>
+                <w:sz w:val="18"/>
+                <w:szCs w:val="18"/>
+              </w:rPr>
+              <w:t xml:space="preserve">, then user enter numeric </w:t>
+            </w:r>
+            <w:proofErr w:type="spellStart"/>
+            <w:proofErr w:type="gramStart"/>
+            <w:r>
+              <w:rPr>
+                <w:rFonts w:asciiTheme="minorHAnsi" w:hAnsiTheme="minorHAnsi"/>
+                <w:sz w:val="18"/>
+                <w:szCs w:val="18"/>
+              </w:rPr>
+              <w:t>x,xxx</w:t>
+            </w:r>
+            <w:proofErr w:type="spellEnd"/>
+            <w:proofErr w:type="gramEnd"/>
+            <w:r>
+              <w:rPr>
+                <w:rFonts w:asciiTheme="minorHAnsi" w:hAnsiTheme="minorHAnsi"/>
+                <w:sz w:val="18"/>
+                <w:szCs w:val="18"/>
+              </w:rPr>
+              <w:t xml:space="preserve">, </w:t>
             </w:r>
           </w:p>
           <w:p>
@@ -9625,7 +9917,25 @@
                 <w:sz w:val="18"/>
                 <w:szCs w:val="18"/>
               </w:rPr>
-              <w:t>&lt;&lt;Auto filled field:  TestFinal (this is the only allowable test condition for Replacement/Alteration)&gt;&gt;</w:t>
+              <w:t xml:space="preserve">&lt;&lt;Auto filled field:  </w:t>
+            </w:r>
+            <w:proofErr w:type="spellStart"/>
+            <w:r>
+              <w:rPr>
+                <w:rFonts w:asciiTheme="minorHAnsi" w:hAnsiTheme="minorHAnsi"/>
+                <w:sz w:val="18"/>
+                <w:szCs w:val="18"/>
+              </w:rPr>
+              <w:t>TestFinal</w:t>
+            </w:r>
+            <w:proofErr w:type="spellEnd"/>
+            <w:r>
+              <w:rPr>
+                <w:rFonts w:asciiTheme="minorHAnsi" w:hAnsiTheme="minorHAnsi"/>
+                <w:sz w:val="18"/>
+                <w:szCs w:val="18"/>
+              </w:rPr>
+              <w:t xml:space="preserve"> (this is the only allowable test condition for Replacement/Alteration)&gt;&gt;</w:t>
             </w:r>
           </w:p>
         </w:tc>
@@ -9729,7 +10039,43 @@
                 <w:sz w:val="18"/>
                 <w:szCs w:val="18"/>
               </w:rPr>
-              <w:t>&lt;&lt;user pick one from list: LeakageToOutside; TotalLeakage&gt;&gt;</w:t>
+              <w:t xml:space="preserve">&lt;&lt;user pick one from list: </w:t>
+            </w:r>
+            <w:proofErr w:type="spellStart"/>
+            <w:r>
+              <w:rPr>
+                <w:rFonts w:asciiTheme="minorHAnsi" w:hAnsiTheme="minorHAnsi"/>
+                <w:sz w:val="18"/>
+                <w:szCs w:val="18"/>
+              </w:rPr>
+              <w:t>LeakageToOutside</w:t>
+            </w:r>
+            <w:proofErr w:type="spellEnd"/>
+            <w:r>
+              <w:rPr>
+                <w:rFonts w:asciiTheme="minorHAnsi" w:hAnsiTheme="minorHAnsi"/>
+                <w:sz w:val="18"/>
+                <w:szCs w:val="18"/>
+              </w:rPr>
+              <w:t xml:space="preserve">; </w:t>
+            </w:r>
+            <w:proofErr w:type="spellStart"/>
+            <w:r>
+              <w:rPr>
+                <w:rFonts w:asciiTheme="minorHAnsi" w:hAnsiTheme="minorHAnsi"/>
+                <w:sz w:val="18"/>
+                <w:szCs w:val="18"/>
+              </w:rPr>
+              <w:t>TotalLeakage</w:t>
+            </w:r>
+            <w:proofErr w:type="spellEnd"/>
+            <w:r>
+              <w:rPr>
+                <w:rFonts w:asciiTheme="minorHAnsi" w:hAnsiTheme="minorHAnsi"/>
+                <w:sz w:val="18"/>
+                <w:szCs w:val="18"/>
+              </w:rPr>
+              <w:t>&gt;&gt;</w:t>
             </w:r>
           </w:p>
         </w:tc>
@@ -9840,356 +10186,489 @@
             <w:pPr>
               <w:keepNext/>
               <w:rPr>
-                <w:del w:id="87" w:author="Alhabibi, Haider@Energy" w:date="2022-02-22T13:20:00Z"/>
-                <w:rFonts w:asciiTheme="minorHAnsi" w:hAnsiTheme="minorHAnsi"/>
-                <w:sz w:val="18"/>
-                <w:szCs w:val="18"/>
-              </w:rPr>
-            </w:pPr>
-            <w:del w:id="88" w:author="Alhabibi, Haider@Energy" w:date="2022-02-22T13:20:00Z">
+                <w:ins w:id="5" w:author="Alhabibi, Haider@Energy" w:date="2022-12-02T14:42:00Z"/>
+                <w:rFonts w:asciiTheme="minorHAnsi" w:hAnsiTheme="minorHAnsi"/>
+                <w:sz w:val="18"/>
+                <w:szCs w:val="18"/>
+              </w:rPr>
+            </w:pPr>
+            <w:ins w:id="6" w:author="Alhabibi, Haider@Energy" w:date="2022-12-02T14:42:00Z">
               <w:r>
                 <w:rPr>
                   <w:rFonts w:asciiTheme="minorHAnsi" w:hAnsiTheme="minorHAnsi"/>
                   <w:sz w:val="18"/>
                   <w:szCs w:val="18"/>
                 </w:rPr>
-                <w:delText xml:space="preserve">if TotalLeakage and SingleFamily and TestFinal and Replacement then LeakageFactor=0.05; </w:delText>
+                <w:t xml:space="preserve">if </w:t>
               </w:r>
-            </w:del>
-          </w:p>
-          <w:p>
-            <w:pPr>
-              <w:keepNext/>
-              <w:rPr>
-                <w:del w:id="89" w:author="Alhabibi, Haider@Energy" w:date="2022-02-22T13:20:00Z"/>
-                <w:rFonts w:asciiTheme="minorHAnsi" w:hAnsiTheme="minorHAnsi"/>
-                <w:sz w:val="18"/>
-                <w:szCs w:val="18"/>
-              </w:rPr>
-            </w:pPr>
-          </w:p>
-          <w:p>
-            <w:pPr>
-              <w:keepNext/>
-              <w:rPr>
-                <w:del w:id="90" w:author="Alhabibi, Haider@Energy" w:date="2022-02-22T13:20:00Z"/>
-                <w:rFonts w:asciiTheme="minorHAnsi" w:hAnsiTheme="minorHAnsi"/>
-                <w:sz w:val="18"/>
-                <w:szCs w:val="18"/>
-                <w:rPrChange w:id="91" w:author="Alhabibi, Haider@Energy" w:date="2022-02-08T15:29:00Z">
-                  <w:rPr>
-                    <w:del w:id="92" w:author="Alhabibi, Haider@Energy" w:date="2022-02-22T13:20:00Z"/>
-                    <w:rFonts w:asciiTheme="minorHAnsi" w:hAnsiTheme="minorHAnsi"/>
-                    <w:sz w:val="18"/>
-                    <w:szCs w:val="18"/>
-                    <w:highlight w:val="yellow"/>
-                  </w:rPr>
-                </w:rPrChange>
-              </w:rPr>
-            </w:pPr>
-            <w:del w:id="93" w:author="Alhabibi, Haider@Energy" w:date="2022-02-22T13:20:00Z">
-              <w:r>
-                <w:rPr>
-                  <w:rFonts w:asciiTheme="minorHAnsi" w:hAnsiTheme="minorHAnsi"/>
-                  <w:sz w:val="18"/>
-                  <w:szCs w:val="18"/>
-                  <w:rPrChange w:id="94" w:author="Alhabibi, Haider@Energy" w:date="2022-02-08T15:29:00Z">
-                    <w:rPr>
-                      <w:rFonts w:asciiTheme="minorHAnsi" w:hAnsiTheme="minorHAnsi"/>
-                      <w:sz w:val="18"/>
-                      <w:szCs w:val="18"/>
-                      <w:highlight w:val="yellow"/>
-                    </w:rPr>
-                  </w:rPrChange>
-                </w:rPr>
-                <w:delText xml:space="preserve">elseif TotalLeakage and MultiFamily and TestFinal and Replacement then LeakageFactor=0.12; </w:delText>
-              </w:r>
-            </w:del>
-          </w:p>
-          <w:p>
-            <w:pPr>
-              <w:keepNext/>
-              <w:rPr>
-                <w:del w:id="95" w:author="Alhabibi, Haider@Energy" w:date="2022-02-22T13:20:00Z"/>
-                <w:rFonts w:asciiTheme="minorHAnsi" w:hAnsiTheme="minorHAnsi"/>
-                <w:sz w:val="18"/>
-                <w:szCs w:val="18"/>
-                <w:rPrChange w:id="96" w:author="Alhabibi, Haider@Energy" w:date="2022-02-08T15:29:00Z">
-                  <w:rPr>
-                    <w:del w:id="97" w:author="Alhabibi, Haider@Energy" w:date="2022-02-22T13:20:00Z"/>
-                    <w:rFonts w:asciiTheme="minorHAnsi" w:hAnsiTheme="minorHAnsi"/>
-                    <w:sz w:val="18"/>
-                    <w:szCs w:val="18"/>
-                    <w:highlight w:val="yellow"/>
-                  </w:rPr>
-                </w:rPrChange>
-              </w:rPr>
-            </w:pPr>
-          </w:p>
-          <w:p>
-            <w:pPr>
-              <w:keepNext/>
-              <w:rPr>
-                <w:rFonts w:asciiTheme="minorHAnsi" w:hAnsiTheme="minorHAnsi"/>
-                <w:sz w:val="18"/>
-                <w:szCs w:val="18"/>
-              </w:rPr>
-            </w:pPr>
-            <w:del w:id="98" w:author="Alhabibi, Haider@Energy" w:date="2022-02-22T13:20:00Z">
-              <w:r>
-                <w:rPr>
-                  <w:rFonts w:asciiTheme="minorHAnsi" w:hAnsiTheme="minorHAnsi"/>
-                  <w:sz w:val="18"/>
-                  <w:szCs w:val="18"/>
-                  <w:rPrChange w:id="99" w:author="Alhabibi, Haider@Energy" w:date="2022-02-08T15:29:00Z">
-                    <w:rPr>
-                      <w:rFonts w:asciiTheme="minorHAnsi" w:hAnsiTheme="minorHAnsi"/>
-                      <w:sz w:val="18"/>
-                      <w:szCs w:val="18"/>
-                      <w:highlight w:val="yellow"/>
-                    </w:rPr>
-                  </w:rPrChange>
-                </w:rPr>
-                <w:delText>else</w:delText>
-              </w:r>
-            </w:del>
-            <w:r>
-              <w:rPr>
-                <w:rFonts w:asciiTheme="minorHAnsi" w:hAnsiTheme="minorHAnsi"/>
-                <w:sz w:val="18"/>
-                <w:szCs w:val="18"/>
-                <w:rPrChange w:id="100" w:author="Alhabibi, Haider@Energy" w:date="2022-02-08T15:29:00Z">
-                  <w:rPr>
-                    <w:rFonts w:asciiTheme="minorHAnsi" w:hAnsiTheme="minorHAnsi"/>
-                    <w:sz w:val="18"/>
-                    <w:szCs w:val="18"/>
-                    <w:highlight w:val="yellow"/>
-                  </w:rPr>
-                </w:rPrChange>
-              </w:rPr>
-              <w:t xml:space="preserve">if LeakageToOutside and MultiFamily and TestFinal and Replacement then LeakageFactor=0.06; </w:t>
-            </w:r>
-          </w:p>
-          <w:p>
-            <w:pPr>
-              <w:keepNext/>
-              <w:rPr>
-                <w:rFonts w:asciiTheme="minorHAnsi" w:hAnsiTheme="minorHAnsi"/>
-                <w:sz w:val="18"/>
-                <w:szCs w:val="18"/>
-              </w:rPr>
-            </w:pPr>
-          </w:p>
-          <w:p>
-            <w:pPr>
-              <w:keepNext/>
-              <w:rPr>
-                <w:rFonts w:asciiTheme="minorHAnsi" w:hAnsiTheme="minorHAnsi"/>
-                <w:sz w:val="18"/>
-                <w:szCs w:val="18"/>
-              </w:rPr>
-            </w:pPr>
-            <w:r>
-              <w:rPr>
-                <w:rFonts w:asciiTheme="minorHAnsi" w:hAnsiTheme="minorHAnsi"/>
-                <w:sz w:val="18"/>
-                <w:szCs w:val="18"/>
-              </w:rPr>
-              <w:t xml:space="preserve">elseif TotalLeakage and TestFinal and Alteration then </w:t>
-            </w:r>
-          </w:p>
-          <w:p>
-            <w:pPr>
-              <w:keepNext/>
-              <w:rPr>
-                <w:rFonts w:asciiTheme="minorHAnsi" w:hAnsiTheme="minorHAnsi"/>
-                <w:sz w:val="18"/>
-                <w:szCs w:val="18"/>
-              </w:rPr>
-            </w:pPr>
-            <w:r>
-              <w:rPr>
-                <w:rFonts w:asciiTheme="minorHAnsi" w:hAnsiTheme="minorHAnsi"/>
-                <w:sz w:val="18"/>
-                <w:szCs w:val="18"/>
-              </w:rPr>
-              <w:t>LeakageFactor=0.</w:t>
-            </w:r>
-            <w:r>
-              <w:rPr>
-                <w:rFonts w:asciiTheme="minorHAnsi" w:hAnsiTheme="minorHAnsi"/>
-                <w:sz w:val="18"/>
-                <w:szCs w:val="18"/>
-              </w:rPr>
-              <w:t>1</w:t>
-            </w:r>
-            <w:ins w:id="101" w:author="Alexis" w:date="2021-10-04T14:07:00Z">
-              <w:del w:id="102" w:author="Moua, Cheng@Energy" w:date="2022-02-08T14:27:00Z">
-                <w:r>
-                  <w:rPr>
-                    <w:rFonts w:asciiTheme="minorHAnsi" w:hAnsiTheme="minorHAnsi"/>
-                    <w:sz w:val="18"/>
-                    <w:szCs w:val="18"/>
-                  </w:rPr>
-                  <w:delText>0</w:delText>
-                </w:r>
-              </w:del>
-            </w:ins>
-            <w:r>
-              <w:rPr>
-                <w:rFonts w:asciiTheme="minorHAnsi" w:hAnsiTheme="minorHAnsi"/>
-                <w:sz w:val="18"/>
-                <w:szCs w:val="18"/>
-              </w:rPr>
-              <w:t xml:space="preserve">5 (applicable </w:t>
-            </w:r>
-            <w:ins w:id="103" w:author="Moua, Cheng@Energy" w:date="2022-02-08T14:28:00Z">
-              <w:r>
-                <w:rPr>
-                  <w:rFonts w:asciiTheme="minorHAnsi" w:hAnsiTheme="minorHAnsi"/>
-                  <w:sz w:val="18"/>
-                  <w:szCs w:val="18"/>
-                  <w:rPrChange w:id="104" w:author="Alhabibi, Haider@Energy" w:date="2022-02-08T15:29:00Z">
-                    <w:rPr>
-                      <w:rFonts w:asciiTheme="minorHAnsi" w:hAnsiTheme="minorHAnsi"/>
-                      <w:sz w:val="18"/>
-                      <w:szCs w:val="18"/>
-                      <w:highlight w:val="yellow"/>
-                    </w:rPr>
-                  </w:rPrChange>
-                </w:rPr>
-                <w:t xml:space="preserve">only </w:t>
-              </w:r>
-            </w:ins>
-            <w:r>
-              <w:rPr>
-                <w:rFonts w:asciiTheme="minorHAnsi" w:hAnsiTheme="minorHAnsi"/>
-                <w:sz w:val="18"/>
-                <w:szCs w:val="18"/>
-              </w:rPr>
-              <w:t>to</w:t>
-            </w:r>
-            <w:del w:id="105" w:author="Moua, Cheng@Energy" w:date="2022-02-08T14:28:00Z">
+              <w:proofErr w:type="spellStart"/>
               <w:r>
                 <w:rPr>
                   <w:rFonts w:asciiTheme="minorHAnsi" w:hAnsiTheme="minorHAnsi"/>
                   <w:sz w:val="18"/>
                   <w:szCs w:val="18"/>
                 </w:rPr>
-                <w:delText xml:space="preserve"> both single and</w:delText>
+                <w:t>TotalLeakage</w:t>
               </w:r>
-            </w:del>
-            <w:r>
-              <w:rPr>
-                <w:rFonts w:asciiTheme="minorHAnsi" w:hAnsiTheme="minorHAnsi"/>
-                <w:sz w:val="18"/>
-                <w:szCs w:val="18"/>
-              </w:rPr>
-              <w:t xml:space="preserve"> multifamily);</w:t>
-            </w:r>
-            <w:r>
-              <w:rPr>
-                <w:rFonts w:asciiTheme="minorHAnsi" w:hAnsiTheme="minorHAnsi"/>
-                <w:sz w:val="18"/>
-                <w:szCs w:val="18"/>
-              </w:rPr>
-              <w:t xml:space="preserve">  </w:t>
-            </w:r>
-          </w:p>
-          <w:p>
-            <w:pPr>
-              <w:keepNext/>
-              <w:rPr>
-                <w:rFonts w:asciiTheme="minorHAnsi" w:hAnsiTheme="minorHAnsi"/>
-                <w:sz w:val="18"/>
-                <w:szCs w:val="18"/>
-              </w:rPr>
-            </w:pPr>
-          </w:p>
-          <w:p>
-            <w:pPr>
-              <w:keepNext/>
-              <w:rPr>
-                <w:rFonts w:asciiTheme="minorHAnsi" w:hAnsiTheme="minorHAnsi"/>
-                <w:sz w:val="18"/>
-                <w:szCs w:val="18"/>
-              </w:rPr>
-            </w:pPr>
-            <w:r>
-              <w:rPr>
-                <w:rFonts w:asciiTheme="minorHAnsi" w:hAnsiTheme="minorHAnsi"/>
-                <w:sz w:val="18"/>
-                <w:szCs w:val="18"/>
-              </w:rPr>
-              <w:t>elseif LeakageToOutside and TestFinal and Alteration then LeakageFactor=0.</w:t>
-            </w:r>
-            <w:ins w:id="106" w:author="Alexis" w:date="2021-10-04T15:23:00Z">
-              <w:del w:id="107" w:author="Moua, Cheng@Energy" w:date="2022-02-08T14:27:00Z">
-                <w:r>
-                  <w:rPr>
-                    <w:rFonts w:asciiTheme="minorHAnsi" w:hAnsiTheme="minorHAnsi"/>
-                    <w:sz w:val="18"/>
-                    <w:szCs w:val="18"/>
-                  </w:rPr>
-                  <w:delText>0</w:delText>
-                </w:r>
-              </w:del>
-            </w:ins>
-            <w:ins w:id="108" w:author="Alexis" w:date="2021-10-04T14:08:00Z">
-              <w:del w:id="109" w:author="Moua, Cheng@Energy" w:date="2022-02-08T14:27:00Z">
-                <w:r>
-                  <w:rPr>
-                    <w:rFonts w:asciiTheme="minorHAnsi" w:hAnsiTheme="minorHAnsi"/>
-                    <w:sz w:val="18"/>
-                    <w:szCs w:val="18"/>
-                  </w:rPr>
-                  <w:delText>7</w:delText>
-                </w:r>
-              </w:del>
-            </w:ins>
-            <w:r>
-              <w:rPr>
-                <w:rFonts w:asciiTheme="minorHAnsi" w:hAnsiTheme="minorHAnsi"/>
-                <w:sz w:val="18"/>
-                <w:szCs w:val="18"/>
-              </w:rPr>
-              <w:t xml:space="preserve">10 (applicable </w:t>
-            </w:r>
-            <w:ins w:id="110" w:author="Moua, Cheng@Energy" w:date="2022-02-08T14:30:00Z">
+              <w:proofErr w:type="spellEnd"/>
               <w:r>
                 <w:rPr>
                   <w:rFonts w:asciiTheme="minorHAnsi" w:hAnsiTheme="minorHAnsi"/>
                   <w:sz w:val="18"/>
                   <w:szCs w:val="18"/>
                 </w:rPr>
-                <w:t xml:space="preserve">only </w:t>
+                <w:t xml:space="preserve"> and </w:t>
               </w:r>
-            </w:ins>
-            <w:r>
-              <w:rPr>
-                <w:rFonts w:asciiTheme="minorHAnsi" w:hAnsiTheme="minorHAnsi"/>
-                <w:sz w:val="18"/>
-                <w:szCs w:val="18"/>
-              </w:rPr>
-              <w:t>to</w:t>
-            </w:r>
-            <w:del w:id="111" w:author="Moua, Cheng@Energy" w:date="2022-02-08T14:30:00Z">
+              <w:proofErr w:type="spellStart"/>
               <w:r>
                 <w:rPr>
                   <w:rFonts w:asciiTheme="minorHAnsi" w:hAnsiTheme="minorHAnsi"/>
                   <w:sz w:val="18"/>
                   <w:szCs w:val="18"/>
                 </w:rPr>
-                <w:delText xml:space="preserve"> both single and</w:delText>
+                <w:t>MultiFamily</w:t>
               </w:r>
-            </w:del>
-            <w:r>
-              <w:rPr>
-                <w:rFonts w:asciiTheme="minorHAnsi" w:hAnsiTheme="minorHAnsi"/>
-                <w:sz w:val="18"/>
-                <w:szCs w:val="18"/>
-              </w:rPr>
-              <w:t xml:space="preserve"> multifamily);  </w:t>
+              <w:proofErr w:type="spellEnd"/>
+              <w:r>
+                <w:rPr>
+                  <w:rFonts w:asciiTheme="minorHAnsi" w:hAnsiTheme="minorHAnsi"/>
+                  <w:sz w:val="18"/>
+                  <w:szCs w:val="18"/>
+                </w:rPr>
+                <w:t xml:space="preserve"> and </w:t>
+              </w:r>
+              <w:proofErr w:type="spellStart"/>
+              <w:r>
+                <w:rPr>
+                  <w:rFonts w:asciiTheme="minorHAnsi" w:hAnsiTheme="minorHAnsi"/>
+                  <w:sz w:val="18"/>
+                  <w:szCs w:val="18"/>
+                </w:rPr>
+                <w:t>TestFinal</w:t>
+              </w:r>
+              <w:proofErr w:type="spellEnd"/>
+              <w:r>
+                <w:rPr>
+                  <w:rFonts w:asciiTheme="minorHAnsi" w:hAnsiTheme="minorHAnsi"/>
+                  <w:sz w:val="18"/>
+                  <w:szCs w:val="18"/>
+                </w:rPr>
+                <w:t xml:space="preserve"> and Replacement then </w:t>
+              </w:r>
+              <w:proofErr w:type="spellStart"/>
+              <w:r>
+                <w:rPr>
+                  <w:rFonts w:asciiTheme="minorHAnsi" w:hAnsiTheme="minorHAnsi"/>
+                  <w:sz w:val="18"/>
+                  <w:szCs w:val="18"/>
+                </w:rPr>
+                <w:t>LeakageFactor</w:t>
+              </w:r>
+              <w:proofErr w:type="spellEnd"/>
+              <w:r>
+                <w:rPr>
+                  <w:rFonts w:asciiTheme="minorHAnsi" w:hAnsiTheme="minorHAnsi"/>
+                  <w:sz w:val="18"/>
+                  <w:szCs w:val="18"/>
+                </w:rPr>
+                <w:t>=</w:t>
+              </w:r>
+              <w:proofErr w:type="gramStart"/>
+              <w:r>
+                <w:rPr>
+                  <w:rFonts w:asciiTheme="minorHAnsi" w:hAnsiTheme="minorHAnsi"/>
+                  <w:sz w:val="18"/>
+                  <w:szCs w:val="18"/>
+                </w:rPr>
+                <w:t>0.12;</w:t>
+              </w:r>
+              <w:proofErr w:type="gramEnd"/>
+              <w:r>
+                <w:rPr>
+                  <w:rFonts w:asciiTheme="minorHAnsi" w:hAnsiTheme="minorHAnsi"/>
+                  <w:sz w:val="18"/>
+                  <w:szCs w:val="18"/>
+                </w:rPr>
+                <w:t xml:space="preserve"> </w:t>
+              </w:r>
+            </w:ins>
+          </w:p>
+          <w:p>
+            <w:pPr>
+              <w:keepNext/>
+              <w:rPr>
+                <w:rFonts w:asciiTheme="minorHAnsi" w:hAnsiTheme="minorHAnsi"/>
+                <w:sz w:val="18"/>
+                <w:szCs w:val="18"/>
+              </w:rPr>
+            </w:pPr>
+          </w:p>
+          <w:p>
+            <w:pPr>
+              <w:keepNext/>
+              <w:rPr>
+                <w:rFonts w:asciiTheme="minorHAnsi" w:hAnsiTheme="minorHAnsi"/>
+                <w:sz w:val="18"/>
+                <w:szCs w:val="18"/>
+              </w:rPr>
+            </w:pPr>
+            <w:ins w:id="7" w:author="Alhabibi, Haider@Energy" w:date="2022-12-02T14:42:00Z">
+              <w:r>
+                <w:rPr>
+                  <w:rFonts w:asciiTheme="minorHAnsi" w:hAnsiTheme="minorHAnsi"/>
+                  <w:sz w:val="18"/>
+                  <w:szCs w:val="18"/>
+                </w:rPr>
+                <w:t xml:space="preserve">else </w:t>
+              </w:r>
+            </w:ins>
+            <w:r>
+              <w:rPr>
+                <w:rFonts w:asciiTheme="minorHAnsi" w:hAnsiTheme="minorHAnsi"/>
+                <w:sz w:val="18"/>
+                <w:szCs w:val="18"/>
+              </w:rPr>
+              <w:t xml:space="preserve">if </w:t>
+            </w:r>
+            <w:proofErr w:type="spellStart"/>
+            <w:r>
+              <w:rPr>
+                <w:rFonts w:asciiTheme="minorHAnsi" w:hAnsiTheme="minorHAnsi"/>
+                <w:sz w:val="18"/>
+                <w:szCs w:val="18"/>
+              </w:rPr>
+              <w:t>LeakageToOutside</w:t>
+            </w:r>
+            <w:proofErr w:type="spellEnd"/>
+            <w:r>
+              <w:rPr>
+                <w:rFonts w:asciiTheme="minorHAnsi" w:hAnsiTheme="minorHAnsi"/>
+                <w:sz w:val="18"/>
+                <w:szCs w:val="18"/>
+              </w:rPr>
+              <w:t xml:space="preserve"> and </w:t>
+            </w:r>
+            <w:proofErr w:type="spellStart"/>
+            <w:r>
+              <w:rPr>
+                <w:rFonts w:asciiTheme="minorHAnsi" w:hAnsiTheme="minorHAnsi"/>
+                <w:sz w:val="18"/>
+                <w:szCs w:val="18"/>
+              </w:rPr>
+              <w:t>MultiFamily</w:t>
+            </w:r>
+            <w:proofErr w:type="spellEnd"/>
+            <w:r>
+              <w:rPr>
+                <w:rFonts w:asciiTheme="minorHAnsi" w:hAnsiTheme="minorHAnsi"/>
+                <w:sz w:val="18"/>
+                <w:szCs w:val="18"/>
+              </w:rPr>
+              <w:t xml:space="preserve"> and </w:t>
+            </w:r>
+            <w:proofErr w:type="spellStart"/>
+            <w:r>
+              <w:rPr>
+                <w:rFonts w:asciiTheme="minorHAnsi" w:hAnsiTheme="minorHAnsi"/>
+                <w:sz w:val="18"/>
+                <w:szCs w:val="18"/>
+              </w:rPr>
+              <w:t>TestFinal</w:t>
+            </w:r>
+            <w:proofErr w:type="spellEnd"/>
+            <w:r>
+              <w:rPr>
+                <w:rFonts w:asciiTheme="minorHAnsi" w:hAnsiTheme="minorHAnsi"/>
+                <w:sz w:val="18"/>
+                <w:szCs w:val="18"/>
+              </w:rPr>
+              <w:t xml:space="preserve"> and Replacement then </w:t>
+            </w:r>
+            <w:proofErr w:type="spellStart"/>
+            <w:r>
+              <w:rPr>
+                <w:rFonts w:asciiTheme="minorHAnsi" w:hAnsiTheme="minorHAnsi"/>
+                <w:sz w:val="18"/>
+                <w:szCs w:val="18"/>
+              </w:rPr>
+              <w:t>LeakageFactor</w:t>
+            </w:r>
+            <w:proofErr w:type="spellEnd"/>
+            <w:r>
+              <w:rPr>
+                <w:rFonts w:asciiTheme="minorHAnsi" w:hAnsiTheme="minorHAnsi"/>
+                <w:sz w:val="18"/>
+                <w:szCs w:val="18"/>
+              </w:rPr>
+              <w:t>=</w:t>
+            </w:r>
+            <w:proofErr w:type="gramStart"/>
+            <w:r>
+              <w:rPr>
+                <w:rFonts w:asciiTheme="minorHAnsi" w:hAnsiTheme="minorHAnsi"/>
+                <w:sz w:val="18"/>
+                <w:szCs w:val="18"/>
+              </w:rPr>
+              <w:t>0.06;</w:t>
+            </w:r>
+            <w:proofErr w:type="gramEnd"/>
+            <w:r>
+              <w:rPr>
+                <w:rFonts w:asciiTheme="minorHAnsi" w:hAnsiTheme="minorHAnsi"/>
+                <w:sz w:val="18"/>
+                <w:szCs w:val="18"/>
+              </w:rPr>
+              <w:t xml:space="preserve"> </w:t>
+            </w:r>
+          </w:p>
+          <w:p>
+            <w:pPr>
+              <w:keepNext/>
+              <w:rPr>
+                <w:rFonts w:asciiTheme="minorHAnsi" w:hAnsiTheme="minorHAnsi"/>
+                <w:sz w:val="18"/>
+                <w:szCs w:val="18"/>
+              </w:rPr>
+            </w:pPr>
+          </w:p>
+          <w:p>
+            <w:pPr>
+              <w:keepNext/>
+              <w:rPr>
+                <w:rFonts w:asciiTheme="minorHAnsi" w:hAnsiTheme="minorHAnsi"/>
+                <w:sz w:val="18"/>
+                <w:szCs w:val="18"/>
+              </w:rPr>
+            </w:pPr>
+            <w:r>
+              <w:rPr>
+                <w:rFonts w:asciiTheme="minorHAnsi" w:hAnsiTheme="minorHAnsi"/>
+                <w:sz w:val="18"/>
+                <w:szCs w:val="18"/>
+              </w:rPr>
+              <w:t xml:space="preserve">elseif </w:t>
+            </w:r>
+            <w:proofErr w:type="spellStart"/>
+            <w:r>
+              <w:rPr>
+                <w:rFonts w:asciiTheme="minorHAnsi" w:hAnsiTheme="minorHAnsi"/>
+                <w:sz w:val="18"/>
+                <w:szCs w:val="18"/>
+              </w:rPr>
+              <w:t>TotalLeakage</w:t>
+            </w:r>
+            <w:proofErr w:type="spellEnd"/>
+            <w:r>
+              <w:rPr>
+                <w:rFonts w:asciiTheme="minorHAnsi" w:hAnsiTheme="minorHAnsi"/>
+                <w:sz w:val="18"/>
+                <w:szCs w:val="18"/>
+              </w:rPr>
+              <w:t xml:space="preserve"> and </w:t>
+            </w:r>
+            <w:proofErr w:type="spellStart"/>
+            <w:r>
+              <w:rPr>
+                <w:rFonts w:asciiTheme="minorHAnsi" w:hAnsiTheme="minorHAnsi"/>
+                <w:sz w:val="18"/>
+                <w:szCs w:val="18"/>
+              </w:rPr>
+              <w:t>TestFinal</w:t>
+            </w:r>
+            <w:proofErr w:type="spellEnd"/>
+            <w:r>
+              <w:rPr>
+                <w:rFonts w:asciiTheme="minorHAnsi" w:hAnsiTheme="minorHAnsi"/>
+                <w:sz w:val="18"/>
+                <w:szCs w:val="18"/>
+              </w:rPr>
+              <w:t xml:space="preserve"> and Alteration then </w:t>
+            </w:r>
+          </w:p>
+          <w:p>
+            <w:pPr>
+              <w:keepNext/>
+              <w:rPr>
+                <w:rFonts w:asciiTheme="minorHAnsi" w:hAnsiTheme="minorHAnsi"/>
+                <w:sz w:val="18"/>
+                <w:szCs w:val="18"/>
+              </w:rPr>
+            </w:pPr>
+            <w:proofErr w:type="spellStart"/>
+            <w:r>
+              <w:rPr>
+                <w:rFonts w:asciiTheme="minorHAnsi" w:hAnsiTheme="minorHAnsi"/>
+                <w:sz w:val="18"/>
+                <w:szCs w:val="18"/>
+              </w:rPr>
+              <w:t>LeakageFactor</w:t>
+            </w:r>
+            <w:proofErr w:type="spellEnd"/>
+            <w:r>
+              <w:rPr>
+                <w:rFonts w:asciiTheme="minorHAnsi" w:hAnsiTheme="minorHAnsi"/>
+                <w:sz w:val="18"/>
+                <w:szCs w:val="18"/>
+              </w:rPr>
+              <w:t>=0.</w:t>
+            </w:r>
+            <w:r>
+              <w:rPr>
+                <w:rFonts w:asciiTheme="minorHAnsi" w:hAnsiTheme="minorHAnsi"/>
+                <w:sz w:val="18"/>
+                <w:szCs w:val="18"/>
+              </w:rPr>
+              <w:t xml:space="preserve">15 (applicable </w:t>
+            </w:r>
+            <w:r>
+              <w:rPr>
+                <w:rFonts w:asciiTheme="minorHAnsi" w:hAnsiTheme="minorHAnsi"/>
+                <w:sz w:val="18"/>
+                <w:szCs w:val="18"/>
+              </w:rPr>
+              <w:t xml:space="preserve">only </w:t>
+            </w:r>
+            <w:r>
+              <w:rPr>
+                <w:rFonts w:asciiTheme="minorHAnsi" w:hAnsiTheme="minorHAnsi"/>
+                <w:sz w:val="18"/>
+                <w:szCs w:val="18"/>
+              </w:rPr>
+              <w:t>to multifamily</w:t>
+            </w:r>
+            <w:proofErr w:type="gramStart"/>
+            <w:r>
+              <w:rPr>
+                <w:rFonts w:asciiTheme="minorHAnsi" w:hAnsiTheme="minorHAnsi"/>
+                <w:sz w:val="18"/>
+                <w:szCs w:val="18"/>
+              </w:rPr>
+              <w:t>);</w:t>
+            </w:r>
+            <w:proofErr w:type="gramEnd"/>
+            <w:r>
+              <w:rPr>
+                <w:rFonts w:asciiTheme="minorHAnsi" w:hAnsiTheme="minorHAnsi"/>
+                <w:sz w:val="18"/>
+                <w:szCs w:val="18"/>
+              </w:rPr>
+              <w:t xml:space="preserve">  </w:t>
+            </w:r>
+          </w:p>
+          <w:p>
+            <w:pPr>
+              <w:keepNext/>
+              <w:rPr>
+                <w:rFonts w:asciiTheme="minorHAnsi" w:hAnsiTheme="minorHAnsi"/>
+                <w:sz w:val="18"/>
+                <w:szCs w:val="18"/>
+              </w:rPr>
+            </w:pPr>
+          </w:p>
+          <w:p>
+            <w:pPr>
+              <w:keepNext/>
+              <w:rPr>
+                <w:rFonts w:asciiTheme="minorHAnsi" w:hAnsiTheme="minorHAnsi"/>
+                <w:sz w:val="18"/>
+                <w:szCs w:val="18"/>
+              </w:rPr>
+            </w:pPr>
+            <w:r>
+              <w:rPr>
+                <w:rFonts w:asciiTheme="minorHAnsi" w:hAnsiTheme="minorHAnsi"/>
+                <w:sz w:val="18"/>
+                <w:szCs w:val="18"/>
+              </w:rPr>
+              <w:t xml:space="preserve">elseif </w:t>
+            </w:r>
+            <w:proofErr w:type="spellStart"/>
+            <w:r>
+              <w:rPr>
+                <w:rFonts w:asciiTheme="minorHAnsi" w:hAnsiTheme="minorHAnsi"/>
+                <w:sz w:val="18"/>
+                <w:szCs w:val="18"/>
+              </w:rPr>
+              <w:t>LeakageToOutside</w:t>
+            </w:r>
+            <w:proofErr w:type="spellEnd"/>
+            <w:r>
+              <w:rPr>
+                <w:rFonts w:asciiTheme="minorHAnsi" w:hAnsiTheme="minorHAnsi"/>
+                <w:sz w:val="18"/>
+                <w:szCs w:val="18"/>
+              </w:rPr>
+              <w:t xml:space="preserve"> and </w:t>
+            </w:r>
+            <w:proofErr w:type="spellStart"/>
+            <w:r>
+              <w:rPr>
+                <w:rFonts w:asciiTheme="minorHAnsi" w:hAnsiTheme="minorHAnsi"/>
+                <w:sz w:val="18"/>
+                <w:szCs w:val="18"/>
+              </w:rPr>
+              <w:t>TestFinal</w:t>
+            </w:r>
+            <w:proofErr w:type="spellEnd"/>
+            <w:r>
+              <w:rPr>
+                <w:rFonts w:asciiTheme="minorHAnsi" w:hAnsiTheme="minorHAnsi"/>
+                <w:sz w:val="18"/>
+                <w:szCs w:val="18"/>
+              </w:rPr>
+              <w:t xml:space="preserve"> and Alteration then </w:t>
+            </w:r>
+            <w:proofErr w:type="spellStart"/>
+            <w:r>
+              <w:rPr>
+                <w:rFonts w:asciiTheme="minorHAnsi" w:hAnsiTheme="minorHAnsi"/>
+                <w:sz w:val="18"/>
+                <w:szCs w:val="18"/>
+              </w:rPr>
+              <w:t>LeakageFactor</w:t>
+            </w:r>
+            <w:proofErr w:type="spellEnd"/>
+            <w:r>
+              <w:rPr>
+                <w:rFonts w:asciiTheme="minorHAnsi" w:hAnsiTheme="minorHAnsi"/>
+                <w:sz w:val="18"/>
+                <w:szCs w:val="18"/>
+              </w:rPr>
+              <w:t xml:space="preserve">=0.10 (applicable </w:t>
+            </w:r>
+            <w:r>
+              <w:rPr>
+                <w:rFonts w:asciiTheme="minorHAnsi" w:hAnsiTheme="minorHAnsi"/>
+                <w:sz w:val="18"/>
+                <w:szCs w:val="18"/>
+              </w:rPr>
+              <w:t xml:space="preserve">only </w:t>
+            </w:r>
+            <w:r>
+              <w:rPr>
+                <w:rFonts w:asciiTheme="minorHAnsi" w:hAnsiTheme="minorHAnsi"/>
+                <w:sz w:val="18"/>
+                <w:szCs w:val="18"/>
+              </w:rPr>
+              <w:t>to multifamily</w:t>
+            </w:r>
+            <w:proofErr w:type="gramStart"/>
+            <w:r>
+              <w:rPr>
+                <w:rFonts w:asciiTheme="minorHAnsi" w:hAnsiTheme="minorHAnsi"/>
+                <w:sz w:val="18"/>
+                <w:szCs w:val="18"/>
+              </w:rPr>
+              <w:t>);</w:t>
+            </w:r>
+            <w:proofErr w:type="gramEnd"/>
+            <w:r>
+              <w:rPr>
+                <w:rFonts w:asciiTheme="minorHAnsi" w:hAnsiTheme="minorHAnsi"/>
+                <w:sz w:val="18"/>
+                <w:szCs w:val="18"/>
+              </w:rPr>
+              <w:t xml:space="preserve">  </w:t>
             </w:r>
           </w:p>
           <w:p>
@@ -10323,7 +10802,43 @@
                 <w:sz w:val="18"/>
                 <w:szCs w:val="18"/>
               </w:rPr>
-              <w:t xml:space="preserve">if AHUAirflowMethod= DefaultAirflowMethod then </w:t>
+              <w:t xml:space="preserve">if </w:t>
+            </w:r>
+            <w:proofErr w:type="spellStart"/>
+            <w:r>
+              <w:rPr>
+                <w:rFonts w:asciiTheme="minorHAnsi" w:hAnsiTheme="minorHAnsi"/>
+                <w:sz w:val="18"/>
+                <w:szCs w:val="18"/>
+              </w:rPr>
+              <w:t>AHUAirflowMethod</w:t>
+            </w:r>
+            <w:proofErr w:type="spellEnd"/>
+            <w:r>
+              <w:rPr>
+                <w:rFonts w:asciiTheme="minorHAnsi" w:hAnsiTheme="minorHAnsi"/>
+                <w:sz w:val="18"/>
+                <w:szCs w:val="18"/>
+              </w:rPr>
+              <w:t xml:space="preserve">= </w:t>
+            </w:r>
+            <w:proofErr w:type="spellStart"/>
+            <w:r>
+              <w:rPr>
+                <w:rFonts w:asciiTheme="minorHAnsi" w:hAnsiTheme="minorHAnsi"/>
+                <w:sz w:val="18"/>
+                <w:szCs w:val="18"/>
+              </w:rPr>
+              <w:t>DefaultAirflowMethod</w:t>
+            </w:r>
+            <w:proofErr w:type="spellEnd"/>
+            <w:r>
+              <w:rPr>
+                <w:rFonts w:asciiTheme="minorHAnsi" w:hAnsiTheme="minorHAnsi"/>
+                <w:sz w:val="18"/>
+                <w:szCs w:val="18"/>
+              </w:rPr>
+              <w:t xml:space="preserve"> then </w:t>
             </w:r>
           </w:p>
           <w:p>
@@ -10335,14 +10850,62 @@
                 <w:szCs w:val="18"/>
               </w:rPr>
             </w:pPr>
-            <w:r>
-              <w:rPr>
-                <w:rFonts w:asciiTheme="minorHAnsi" w:hAnsiTheme="minorHAnsi"/>
-                <w:sz w:val="18"/>
-                <w:szCs w:val="18"/>
-              </w:rPr>
-              <w:t>AHUAirflow=ZonedCondFloorArea*0.5* LeakageFactor;</w:t>
-            </w:r>
+            <w:proofErr w:type="spellStart"/>
+            <w:r>
+              <w:rPr>
+                <w:rFonts w:asciiTheme="minorHAnsi" w:hAnsiTheme="minorHAnsi"/>
+                <w:sz w:val="18"/>
+                <w:szCs w:val="18"/>
+              </w:rPr>
+              <w:t>AHUAirflow</w:t>
+            </w:r>
+            <w:proofErr w:type="spellEnd"/>
+            <w:r>
+              <w:rPr>
+                <w:rFonts w:asciiTheme="minorHAnsi" w:hAnsiTheme="minorHAnsi"/>
+                <w:sz w:val="18"/>
+                <w:szCs w:val="18"/>
+              </w:rPr>
+              <w:t>=</w:t>
+            </w:r>
+            <w:proofErr w:type="spellStart"/>
+            <w:r>
+              <w:rPr>
+                <w:rFonts w:asciiTheme="minorHAnsi" w:hAnsiTheme="minorHAnsi"/>
+                <w:sz w:val="18"/>
+                <w:szCs w:val="18"/>
+              </w:rPr>
+              <w:t>ZonedCondFloorArea</w:t>
+            </w:r>
+            <w:proofErr w:type="spellEnd"/>
+            <w:r>
+              <w:rPr>
+                <w:rFonts w:asciiTheme="minorHAnsi" w:hAnsiTheme="minorHAnsi"/>
+                <w:sz w:val="18"/>
+                <w:szCs w:val="18"/>
+              </w:rPr>
+              <w:t xml:space="preserve">*0.5* </w:t>
+            </w:r>
+            <w:proofErr w:type="spellStart"/>
+            <w:proofErr w:type="gramStart"/>
+            <w:r>
+              <w:rPr>
+                <w:rFonts w:asciiTheme="minorHAnsi" w:hAnsiTheme="minorHAnsi"/>
+                <w:sz w:val="18"/>
+                <w:szCs w:val="18"/>
+              </w:rPr>
+              <w:t>LeakageFactor</w:t>
+            </w:r>
+            <w:proofErr w:type="spellEnd"/>
+            <w:r>
+              <w:rPr>
+                <w:rFonts w:asciiTheme="minorHAnsi" w:hAnsiTheme="minorHAnsi"/>
+                <w:sz w:val="18"/>
+                <w:szCs w:val="18"/>
+              </w:rPr>
+              <w:t>;</w:t>
+            </w:r>
+            <w:proofErr w:type="gramEnd"/>
           </w:p>
           <w:p>
             <w:pPr>
@@ -10369,7 +10932,43 @@
                 <w:sz w:val="18"/>
                 <w:szCs w:val="18"/>
               </w:rPr>
-              <w:t xml:space="preserve">elseif AHUAirflowMethod= CoolingSystemMethod </w:t>
+              <w:t xml:space="preserve">elseif </w:t>
+            </w:r>
+            <w:proofErr w:type="spellStart"/>
+            <w:r>
+              <w:rPr>
+                <w:rFonts w:asciiTheme="minorHAnsi" w:hAnsiTheme="minorHAnsi"/>
+                <w:sz w:val="18"/>
+                <w:szCs w:val="18"/>
+              </w:rPr>
+              <w:t>AHUAirflowMethod</w:t>
+            </w:r>
+            <w:proofErr w:type="spellEnd"/>
+            <w:r>
+              <w:rPr>
+                <w:rFonts w:asciiTheme="minorHAnsi" w:hAnsiTheme="minorHAnsi"/>
+                <w:sz w:val="18"/>
+                <w:szCs w:val="18"/>
+              </w:rPr>
+              <w:t xml:space="preserve">= </w:t>
+            </w:r>
+            <w:proofErr w:type="spellStart"/>
+            <w:r>
+              <w:rPr>
+                <w:rFonts w:asciiTheme="minorHAnsi" w:hAnsiTheme="minorHAnsi"/>
+                <w:sz w:val="18"/>
+                <w:szCs w:val="18"/>
+              </w:rPr>
+              <w:t>CoolingSystemMethod</w:t>
+            </w:r>
+            <w:proofErr w:type="spellEnd"/>
+            <w:r>
+              <w:rPr>
+                <w:rFonts w:asciiTheme="minorHAnsi" w:hAnsiTheme="minorHAnsi"/>
+                <w:sz w:val="18"/>
+                <w:szCs w:val="18"/>
+              </w:rPr>
+              <w:t xml:space="preserve"> </w:t>
             </w:r>
             <w:r>
               <w:rPr>
@@ -10395,8 +10994,64 @@
                 <w:sz w:val="18"/>
                 <w:szCs w:val="18"/>
               </w:rPr>
-              <w:t>then AHUAirflow=CondenserNomCoolCapacityTon*400* LeakageFactor;</w:t>
-            </w:r>
+              <w:t xml:space="preserve">then </w:t>
+            </w:r>
+            <w:proofErr w:type="spellStart"/>
+            <w:r>
+              <w:rPr>
+                <w:rFonts w:asciiTheme="minorHAnsi" w:hAnsiTheme="minorHAnsi"/>
+                <w:sz w:val="18"/>
+                <w:szCs w:val="18"/>
+              </w:rPr>
+              <w:t>AHUAirflow</w:t>
+            </w:r>
+            <w:proofErr w:type="spellEnd"/>
+            <w:r>
+              <w:rPr>
+                <w:rFonts w:asciiTheme="minorHAnsi" w:hAnsiTheme="minorHAnsi"/>
+                <w:sz w:val="18"/>
+                <w:szCs w:val="18"/>
+              </w:rPr>
+              <w:t>=</w:t>
+            </w:r>
+            <w:proofErr w:type="spellStart"/>
+            <w:r>
+              <w:rPr>
+                <w:rFonts w:asciiTheme="minorHAnsi" w:hAnsiTheme="minorHAnsi"/>
+                <w:sz w:val="18"/>
+                <w:szCs w:val="18"/>
+              </w:rPr>
+              <w:t>CondenserNomCoolCapacityTon</w:t>
+            </w:r>
+            <w:proofErr w:type="spellEnd"/>
+            <w:r>
+              <w:rPr>
+                <w:rFonts w:asciiTheme="minorHAnsi" w:hAnsiTheme="minorHAnsi"/>
+                <w:sz w:val="18"/>
+                <w:szCs w:val="18"/>
+              </w:rPr>
+              <w:t xml:space="preserve">*400* </w:t>
+            </w:r>
+            <w:proofErr w:type="spellStart"/>
+            <w:proofErr w:type="gramStart"/>
+            <w:r>
+              <w:rPr>
+                <w:rFonts w:asciiTheme="minorHAnsi" w:hAnsiTheme="minorHAnsi"/>
+                <w:sz w:val="18"/>
+                <w:szCs w:val="18"/>
+              </w:rPr>
+              <w:t>LeakageFactor</w:t>
+            </w:r>
+            <w:proofErr w:type="spellEnd"/>
+            <w:r>
+              <w:rPr>
+                <w:rFonts w:asciiTheme="minorHAnsi" w:hAnsiTheme="minorHAnsi"/>
+                <w:sz w:val="18"/>
+                <w:szCs w:val="18"/>
+              </w:rPr>
+              <w:t>;</w:t>
+            </w:r>
+            <w:proofErr w:type="gramEnd"/>
           </w:p>
           <w:p>
             <w:pPr>
@@ -10423,7 +11078,43 @@
                 <w:sz w:val="18"/>
                 <w:szCs w:val="18"/>
               </w:rPr>
-              <w:t xml:space="preserve">elseif AHUAirflowMethod = CoolingSystemMethod and A09=yes, </w:t>
+              <w:t xml:space="preserve">elseif </w:t>
+            </w:r>
+            <w:proofErr w:type="spellStart"/>
+            <w:r>
+              <w:rPr>
+                <w:rFonts w:asciiTheme="minorHAnsi" w:hAnsiTheme="minorHAnsi"/>
+                <w:sz w:val="18"/>
+                <w:szCs w:val="18"/>
+              </w:rPr>
+              <w:t>AHUAirflowMethod</w:t>
+            </w:r>
+            <w:proofErr w:type="spellEnd"/>
+            <w:r>
+              <w:rPr>
+                <w:rFonts w:asciiTheme="minorHAnsi" w:hAnsiTheme="minorHAnsi"/>
+                <w:sz w:val="18"/>
+                <w:szCs w:val="18"/>
+              </w:rPr>
+              <w:t xml:space="preserve"> = </w:t>
+            </w:r>
+            <w:proofErr w:type="spellStart"/>
+            <w:r>
+              <w:rPr>
+                <w:rFonts w:asciiTheme="minorHAnsi" w:hAnsiTheme="minorHAnsi"/>
+                <w:sz w:val="18"/>
+                <w:szCs w:val="18"/>
+              </w:rPr>
+              <w:t>CoolingSystemMethod</w:t>
+            </w:r>
+            <w:proofErr w:type="spellEnd"/>
+            <w:r>
+              <w:rPr>
+                <w:rFonts w:asciiTheme="minorHAnsi" w:hAnsiTheme="minorHAnsi"/>
+                <w:sz w:val="18"/>
+                <w:szCs w:val="18"/>
+              </w:rPr>
+              <w:t xml:space="preserve"> and A09=yes, </w:t>
             </w:r>
           </w:p>
           <w:p>
@@ -10441,8 +11132,46 @@
                 <w:sz w:val="18"/>
                 <w:szCs w:val="18"/>
               </w:rPr>
-              <w:t>then value=CondenserNomCoolCapacityTon *250*LeakageFactor;</w:t>
-            </w:r>
+              <w:t>then value=</w:t>
+            </w:r>
+            <w:proofErr w:type="spellStart"/>
+            <w:r>
+              <w:rPr>
+                <w:rFonts w:asciiTheme="minorHAnsi" w:hAnsiTheme="minorHAnsi"/>
+                <w:sz w:val="18"/>
+                <w:szCs w:val="18"/>
+              </w:rPr>
+              <w:t>CondenserNomCoolCapacityTon</w:t>
+            </w:r>
+            <w:proofErr w:type="spellEnd"/>
+            <w:r>
+              <w:rPr>
+                <w:rFonts w:asciiTheme="minorHAnsi" w:hAnsiTheme="minorHAnsi"/>
+                <w:sz w:val="18"/>
+                <w:szCs w:val="18"/>
+              </w:rPr>
+              <w:t xml:space="preserve"> *250*</w:t>
+            </w:r>
+            <w:proofErr w:type="spellStart"/>
+            <w:proofErr w:type="gramStart"/>
+            <w:r>
+              <w:rPr>
+                <w:rFonts w:asciiTheme="minorHAnsi" w:hAnsiTheme="minorHAnsi"/>
+                <w:sz w:val="18"/>
+                <w:szCs w:val="18"/>
+              </w:rPr>
+              <w:t>LeakageFactor</w:t>
+            </w:r>
+            <w:proofErr w:type="spellEnd"/>
+            <w:r>
+              <w:rPr>
+                <w:rFonts w:asciiTheme="minorHAnsi" w:hAnsiTheme="minorHAnsi"/>
+                <w:sz w:val="18"/>
+                <w:szCs w:val="18"/>
+              </w:rPr>
+              <w:t>;</w:t>
+            </w:r>
+            <w:proofErr w:type="gramEnd"/>
           </w:p>
           <w:p>
             <w:pPr>
@@ -10469,8 +11198,36 @@
                 <w:sz w:val="18"/>
                 <w:szCs w:val="18"/>
               </w:rPr>
-              <w:t>elseif AHUAirflowMethod= HeatingSystemMethod</w:t>
-            </w:r>
+              <w:t xml:space="preserve">elseif </w:t>
+            </w:r>
+            <w:proofErr w:type="spellStart"/>
+            <w:r>
+              <w:rPr>
+                <w:rFonts w:asciiTheme="minorHAnsi" w:hAnsiTheme="minorHAnsi"/>
+                <w:sz w:val="18"/>
+                <w:szCs w:val="18"/>
+              </w:rPr>
+              <w:t>AHUAirflowMethod</w:t>
+            </w:r>
+            <w:proofErr w:type="spellEnd"/>
+            <w:r>
+              <w:rPr>
+                <w:rFonts w:asciiTheme="minorHAnsi" w:hAnsiTheme="minorHAnsi"/>
+                <w:sz w:val="18"/>
+                <w:szCs w:val="18"/>
+              </w:rPr>
+              <w:t xml:space="preserve">= </w:t>
+            </w:r>
+            <w:proofErr w:type="spellStart"/>
+            <w:r>
+              <w:rPr>
+                <w:rFonts w:asciiTheme="minorHAnsi" w:hAnsiTheme="minorHAnsi"/>
+                <w:sz w:val="18"/>
+                <w:szCs w:val="18"/>
+              </w:rPr>
+              <w:t>HeatingSystemMethod</w:t>
+            </w:r>
+            <w:proofErr w:type="spellEnd"/>
           </w:p>
           <w:p>
             <w:pPr>
@@ -10487,8 +11244,64 @@
                 <w:sz w:val="18"/>
                 <w:szCs w:val="18"/>
               </w:rPr>
-              <w:t>then AHUAirflow=HeatingCapacityKbtuh*21.7* LeakageFactor;</w:t>
-            </w:r>
+              <w:t xml:space="preserve">then </w:t>
+            </w:r>
+            <w:proofErr w:type="spellStart"/>
+            <w:r>
+              <w:rPr>
+                <w:rFonts w:asciiTheme="minorHAnsi" w:hAnsiTheme="minorHAnsi"/>
+                <w:sz w:val="18"/>
+                <w:szCs w:val="18"/>
+              </w:rPr>
+              <w:t>AHUAirflow</w:t>
+            </w:r>
+            <w:proofErr w:type="spellEnd"/>
+            <w:r>
+              <w:rPr>
+                <w:rFonts w:asciiTheme="minorHAnsi" w:hAnsiTheme="minorHAnsi"/>
+                <w:sz w:val="18"/>
+                <w:szCs w:val="18"/>
+              </w:rPr>
+              <w:t>=</w:t>
+            </w:r>
+            <w:proofErr w:type="spellStart"/>
+            <w:r>
+              <w:rPr>
+                <w:rFonts w:asciiTheme="minorHAnsi" w:hAnsiTheme="minorHAnsi"/>
+                <w:sz w:val="18"/>
+                <w:szCs w:val="18"/>
+              </w:rPr>
+              <w:t>HeatingCapacityKbtuh</w:t>
+            </w:r>
+            <w:proofErr w:type="spellEnd"/>
+            <w:r>
+              <w:rPr>
+                <w:rFonts w:asciiTheme="minorHAnsi" w:hAnsiTheme="minorHAnsi"/>
+                <w:sz w:val="18"/>
+                <w:szCs w:val="18"/>
+              </w:rPr>
+              <w:t xml:space="preserve">*21.7* </w:t>
+            </w:r>
+            <w:proofErr w:type="spellStart"/>
+            <w:proofErr w:type="gramStart"/>
+            <w:r>
+              <w:rPr>
+                <w:rFonts w:asciiTheme="minorHAnsi" w:hAnsiTheme="minorHAnsi"/>
+                <w:sz w:val="18"/>
+                <w:szCs w:val="18"/>
+              </w:rPr>
+              <w:t>LeakageFactor</w:t>
+            </w:r>
+            <w:proofErr w:type="spellEnd"/>
+            <w:r>
+              <w:rPr>
+                <w:rFonts w:asciiTheme="minorHAnsi" w:hAnsiTheme="minorHAnsi"/>
+                <w:sz w:val="18"/>
+                <w:szCs w:val="18"/>
+              </w:rPr>
+              <w:t>;</w:t>
+            </w:r>
+            <w:proofErr w:type="gramEnd"/>
           </w:p>
           <w:p>
             <w:pPr>
@@ -10515,7 +11328,43 @@
                 <w:sz w:val="18"/>
                 <w:szCs w:val="18"/>
               </w:rPr>
-              <w:t>elseif AHUAirflowMethod= MeasuredAirflowMethod then</w:t>
+              <w:t xml:space="preserve">elseif </w:t>
+            </w:r>
+            <w:proofErr w:type="spellStart"/>
+            <w:r>
+              <w:rPr>
+                <w:rFonts w:asciiTheme="minorHAnsi" w:hAnsiTheme="minorHAnsi"/>
+                <w:sz w:val="18"/>
+                <w:szCs w:val="18"/>
+              </w:rPr>
+              <w:t>AHUAirflowMethod</w:t>
+            </w:r>
+            <w:proofErr w:type="spellEnd"/>
+            <w:r>
+              <w:rPr>
+                <w:rFonts w:asciiTheme="minorHAnsi" w:hAnsiTheme="minorHAnsi"/>
+                <w:sz w:val="18"/>
+                <w:szCs w:val="18"/>
+              </w:rPr>
+              <w:t xml:space="preserve">= </w:t>
+            </w:r>
+            <w:proofErr w:type="spellStart"/>
+            <w:r>
+              <w:rPr>
+                <w:rFonts w:asciiTheme="minorHAnsi" w:hAnsiTheme="minorHAnsi"/>
+                <w:sz w:val="18"/>
+                <w:szCs w:val="18"/>
+              </w:rPr>
+              <w:t>MeasuredAirflowMethod</w:t>
+            </w:r>
+            <w:proofErr w:type="spellEnd"/>
+            <w:r>
+              <w:rPr>
+                <w:rFonts w:asciiTheme="minorHAnsi" w:hAnsiTheme="minorHAnsi"/>
+                <w:sz w:val="18"/>
+                <w:szCs w:val="18"/>
+              </w:rPr>
+              <w:t xml:space="preserve"> then</w:t>
             </w:r>
           </w:p>
           <w:p>
@@ -10527,14 +11376,62 @@
                 <w:szCs w:val="18"/>
               </w:rPr>
             </w:pPr>
-            <w:r>
-              <w:rPr>
-                <w:rFonts w:asciiTheme="minorHAnsi" w:hAnsiTheme="minorHAnsi"/>
-                <w:sz w:val="18"/>
-                <w:szCs w:val="18"/>
-              </w:rPr>
-              <w:t>AHUAirflow= Measured AHUAirflow * LeakageFactor;</w:t>
-            </w:r>
+            <w:proofErr w:type="spellStart"/>
+            <w:r>
+              <w:rPr>
+                <w:rFonts w:asciiTheme="minorHAnsi" w:hAnsiTheme="minorHAnsi"/>
+                <w:sz w:val="18"/>
+                <w:szCs w:val="18"/>
+              </w:rPr>
+              <w:t>AHUAirflow</w:t>
+            </w:r>
+            <w:proofErr w:type="spellEnd"/>
+            <w:r>
+              <w:rPr>
+                <w:rFonts w:asciiTheme="minorHAnsi" w:hAnsiTheme="minorHAnsi"/>
+                <w:sz w:val="18"/>
+                <w:szCs w:val="18"/>
+              </w:rPr>
+              <w:t xml:space="preserve">= Measured </w:t>
+            </w:r>
+            <w:proofErr w:type="spellStart"/>
+            <w:r>
+              <w:rPr>
+                <w:rFonts w:asciiTheme="minorHAnsi" w:hAnsiTheme="minorHAnsi"/>
+                <w:sz w:val="18"/>
+                <w:szCs w:val="18"/>
+              </w:rPr>
+              <w:t>AHUAirflow</w:t>
+            </w:r>
+            <w:proofErr w:type="spellEnd"/>
+            <w:r>
+              <w:rPr>
+                <w:rFonts w:asciiTheme="minorHAnsi" w:hAnsiTheme="minorHAnsi"/>
+                <w:sz w:val="18"/>
+                <w:szCs w:val="18"/>
+              </w:rPr>
+              <w:t xml:space="preserve"> * </w:t>
+            </w:r>
+            <w:proofErr w:type="spellStart"/>
+            <w:proofErr w:type="gramStart"/>
+            <w:r>
+              <w:rPr>
+                <w:rFonts w:asciiTheme="minorHAnsi" w:hAnsiTheme="minorHAnsi"/>
+                <w:sz w:val="18"/>
+                <w:szCs w:val="18"/>
+              </w:rPr>
+              <w:t>LeakageFactor</w:t>
+            </w:r>
+            <w:proofErr w:type="spellEnd"/>
+            <w:r>
+              <w:rPr>
+                <w:rFonts w:asciiTheme="minorHAnsi" w:hAnsiTheme="minorHAnsi"/>
+                <w:sz w:val="18"/>
+                <w:szCs w:val="18"/>
+              </w:rPr>
+              <w:t>;</w:t>
+            </w:r>
+            <w:proofErr w:type="gramEnd"/>
           </w:p>
           <w:p>
             <w:pPr>
@@ -10561,7 +11458,43 @@
                 <w:sz w:val="18"/>
                 <w:szCs w:val="18"/>
               </w:rPr>
-              <w:t>elseif AHUAirflowMethod= IndoorUnitMethod then</w:t>
+              <w:t xml:space="preserve">elseif </w:t>
+            </w:r>
+            <w:proofErr w:type="spellStart"/>
+            <w:r>
+              <w:rPr>
+                <w:rFonts w:asciiTheme="minorHAnsi" w:hAnsiTheme="minorHAnsi"/>
+                <w:sz w:val="18"/>
+                <w:szCs w:val="18"/>
+              </w:rPr>
+              <w:t>AHUAirflowMethod</w:t>
+            </w:r>
+            <w:proofErr w:type="spellEnd"/>
+            <w:r>
+              <w:rPr>
+                <w:rFonts w:asciiTheme="minorHAnsi" w:hAnsiTheme="minorHAnsi"/>
+                <w:sz w:val="18"/>
+                <w:szCs w:val="18"/>
+              </w:rPr>
+              <w:t xml:space="preserve">= </w:t>
+            </w:r>
+            <w:proofErr w:type="spellStart"/>
+            <w:r>
+              <w:rPr>
+                <w:rFonts w:asciiTheme="minorHAnsi" w:hAnsiTheme="minorHAnsi"/>
+                <w:sz w:val="18"/>
+                <w:szCs w:val="18"/>
+              </w:rPr>
+              <w:t>IndoorUnitMethod</w:t>
+            </w:r>
+            <w:proofErr w:type="spellEnd"/>
+            <w:r>
+              <w:rPr>
+                <w:rFonts w:asciiTheme="minorHAnsi" w:hAnsiTheme="minorHAnsi"/>
+                <w:sz w:val="18"/>
+                <w:szCs w:val="18"/>
+              </w:rPr>
+              <w:t xml:space="preserve"> then</w:t>
             </w:r>
           </w:p>
           <w:p>
@@ -10573,41 +11506,75 @@
                 <w:szCs w:val="18"/>
               </w:rPr>
             </w:pPr>
-            <w:r>
-              <w:rPr>
-                <w:rFonts w:asciiTheme="minorHAnsi" w:hAnsiTheme="minorHAnsi"/>
-                <w:sz w:val="18"/>
-                <w:szCs w:val="18"/>
-              </w:rPr>
-              <w:t>AHUAirflow=IndoorAirUnitCoolingCapacityton*</w:t>
-            </w:r>
-            <w:del w:id="112" w:author="Markstrum, Alexis@Energy" w:date="2021-10-13T13:58:00Z">
-              <w:r>
-                <w:rPr>
-                  <w:rFonts w:asciiTheme="minorHAnsi" w:hAnsiTheme="minorHAnsi"/>
-                  <w:sz w:val="18"/>
-                  <w:szCs w:val="18"/>
-                </w:rPr>
-                <w:delText>400</w:delText>
-              </w:r>
-            </w:del>
-            <w:ins w:id="113" w:author="Markstrum, Alexis@Energy" w:date="2021-10-13T13:58:00Z">
-              <w:r>
-                <w:rPr>
-                  <w:rFonts w:asciiTheme="minorHAnsi" w:hAnsiTheme="minorHAnsi"/>
-                  <w:sz w:val="18"/>
-                  <w:szCs w:val="18"/>
-                </w:rPr>
-                <w:t>350</w:t>
-              </w:r>
-            </w:ins>
-            <w:r>
-              <w:rPr>
-                <w:rFonts w:asciiTheme="minorHAnsi" w:hAnsiTheme="minorHAnsi"/>
-                <w:sz w:val="18"/>
-                <w:szCs w:val="18"/>
-              </w:rPr>
-              <w:t>*LeakageFactor&gt;&gt;</w:t>
+            <w:proofErr w:type="spellStart"/>
+            <w:r>
+              <w:rPr>
+                <w:rFonts w:asciiTheme="minorHAnsi" w:hAnsiTheme="minorHAnsi"/>
+                <w:sz w:val="18"/>
+                <w:szCs w:val="18"/>
+              </w:rPr>
+              <w:t>AHUAirflow</w:t>
+            </w:r>
+            <w:proofErr w:type="spellEnd"/>
+            <w:r>
+              <w:rPr>
+                <w:rFonts w:asciiTheme="minorHAnsi" w:hAnsiTheme="minorHAnsi"/>
+                <w:sz w:val="18"/>
+                <w:szCs w:val="18"/>
+              </w:rPr>
+              <w:t>=</w:t>
+            </w:r>
+            <w:proofErr w:type="spellStart"/>
+            <w:r>
+              <w:rPr>
+                <w:rFonts w:asciiTheme="minorHAnsi" w:hAnsiTheme="minorHAnsi"/>
+                <w:sz w:val="18"/>
+                <w:szCs w:val="18"/>
+              </w:rPr>
+              <w:t>IndoorAirUnitCoolingCapacityton</w:t>
+            </w:r>
+            <w:proofErr w:type="spellEnd"/>
+            <w:r>
+              <w:rPr>
+                <w:rFonts w:asciiTheme="minorHAnsi" w:hAnsiTheme="minorHAnsi"/>
+                <w:sz w:val="18"/>
+                <w:szCs w:val="18"/>
+              </w:rPr>
+              <w:t>*</w:t>
+            </w:r>
+            <w:r>
+              <w:rPr>
+                <w:rFonts w:asciiTheme="minorHAnsi" w:hAnsiTheme="minorHAnsi"/>
+                <w:sz w:val="18"/>
+                <w:szCs w:val="18"/>
+              </w:rPr>
+              <w:t>350</w:t>
+            </w:r>
+            <w:r>
+              <w:rPr>
+                <w:rFonts w:asciiTheme="minorHAnsi" w:hAnsiTheme="minorHAnsi"/>
+                <w:sz w:val="18"/>
+                <w:szCs w:val="18"/>
+              </w:rPr>
+              <w:t>*</w:t>
+            </w:r>
+            <w:proofErr w:type="spellStart"/>
+            <w:r>
+              <w:rPr>
+                <w:rFonts w:asciiTheme="minorHAnsi" w:hAnsiTheme="minorHAnsi"/>
+                <w:sz w:val="18"/>
+                <w:szCs w:val="18"/>
+              </w:rPr>
+              <w:t>LeakageFactor</w:t>
+            </w:r>
+            <w:proofErr w:type="spellEnd"/>
+            <w:r>
+              <w:rPr>
+                <w:rFonts w:asciiTheme="minorHAnsi" w:hAnsiTheme="minorHAnsi"/>
+                <w:sz w:val="18"/>
+                <w:szCs w:val="18"/>
+              </w:rPr>
+              <w:t>&gt;&gt;</w:t>
             </w:r>
           </w:p>
         </w:tc>
@@ -10689,7 +11656,25 @@
                 <w:sz w:val="18"/>
                 <w:szCs w:val="18"/>
               </w:rPr>
-              <w:t>&lt;&lt;user input: numeric xxx.x&gt;&gt;</w:t>
+              <w:t xml:space="preserve">&lt;&lt;user input: numeric </w:t>
+            </w:r>
+            <w:proofErr w:type="spellStart"/>
+            <w:r>
+              <w:rPr>
+                <w:rFonts w:asciiTheme="minorHAnsi" w:hAnsiTheme="minorHAnsi"/>
+                <w:sz w:val="18"/>
+                <w:szCs w:val="18"/>
+              </w:rPr>
+              <w:t>xxx.x</w:t>
+            </w:r>
+            <w:proofErr w:type="spellEnd"/>
+            <w:r>
+              <w:rPr>
+                <w:rFonts w:asciiTheme="minorHAnsi" w:hAnsiTheme="minorHAnsi"/>
+                <w:sz w:val="18"/>
+                <w:szCs w:val="18"/>
+              </w:rPr>
+              <w:t>&gt;&gt;</w:t>
             </w:r>
           </w:p>
         </w:tc>
@@ -10815,8 +11800,18 @@
                 <w:sz w:val="18"/>
                 <w:szCs w:val="18"/>
               </w:rPr>
-              <w:t>: "system passes leakage test";</w:t>
-            </w:r>
+              <w:t>: "system passes leakage test</w:t>
+            </w:r>
+            <w:proofErr w:type="gramStart"/>
+            <w:r>
+              <w:rPr>
+                <w:rFonts w:asciiTheme="minorHAnsi" w:hAnsiTheme="minorHAnsi"/>
+                <w:sz w:val="18"/>
+                <w:szCs w:val="18"/>
+              </w:rPr>
+              <w:t>";</w:t>
+            </w:r>
+            <w:proofErr w:type="gramEnd"/>
           </w:p>
           <w:p>
             <w:pPr>
@@ -10952,7 +11947,6 @@
                 <w:b/>
                 <w:caps/>
               </w:rPr>
-              <w:lastRenderedPageBreak/>
               <w:t xml:space="preserve">C. </w:t>
             </w:r>
             <w:r>
@@ -11101,6 +12095,7 @@
                 <w:rFonts w:asciiTheme="minorHAnsi" w:hAnsiTheme="minorHAnsi"/>
                 <w:sz w:val="18"/>
               </w:rPr>
+              <w:lastRenderedPageBreak/>
               <w:t>0</w:t>
             </w:r>
             <w:r>
@@ -11178,7 +12173,23 @@
                 <w:rFonts w:asciiTheme="minorHAnsi" w:hAnsiTheme="minorHAnsi"/>
                 <w:sz w:val="18"/>
               </w:rPr>
-              <w:t xml:space="preserve"> TotalLeakage (this is the only method allowed&gt;&gt;</w:t>
+              <w:t xml:space="preserve"> </w:t>
+            </w:r>
+            <w:proofErr w:type="spellStart"/>
+            <w:r>
+              <w:rPr>
+                <w:rFonts w:asciiTheme="minorHAnsi" w:hAnsiTheme="minorHAnsi"/>
+                <w:sz w:val="18"/>
+              </w:rPr>
+              <w:t>TotalLeakage</w:t>
+            </w:r>
+            <w:proofErr w:type="spellEnd"/>
+            <w:r>
+              <w:rPr>
+                <w:rFonts w:asciiTheme="minorHAnsi" w:hAnsiTheme="minorHAnsi"/>
+                <w:sz w:val="18"/>
+              </w:rPr>
+              <w:t xml:space="preserve"> (this is the only method allowed&gt;&gt;</w:t>
             </w:r>
           </w:p>
         </w:tc>
@@ -11682,7 +12693,39 @@
                 <w:rFonts w:asciiTheme="minorHAnsi" w:hAnsiTheme="minorHAnsi"/>
                 <w:sz w:val="18"/>
               </w:rPr>
-              <w:t xml:space="preserve">if AHUAirflowMethod= DefaultAirflowMethod then </w:t>
+              <w:t xml:space="preserve">if </w:t>
+            </w:r>
+            <w:proofErr w:type="spellStart"/>
+            <w:r>
+              <w:rPr>
+                <w:rFonts w:asciiTheme="minorHAnsi" w:hAnsiTheme="minorHAnsi"/>
+                <w:sz w:val="18"/>
+              </w:rPr>
+              <w:t>AHUAirflowMethod</w:t>
+            </w:r>
+            <w:proofErr w:type="spellEnd"/>
+            <w:r>
+              <w:rPr>
+                <w:rFonts w:asciiTheme="minorHAnsi" w:hAnsiTheme="minorHAnsi"/>
+                <w:sz w:val="18"/>
+              </w:rPr>
+              <w:t xml:space="preserve">= </w:t>
+            </w:r>
+            <w:proofErr w:type="spellStart"/>
+            <w:r>
+              <w:rPr>
+                <w:rFonts w:asciiTheme="minorHAnsi" w:hAnsiTheme="minorHAnsi"/>
+                <w:sz w:val="18"/>
+              </w:rPr>
+              <w:t>DefaultAirflowMethod</w:t>
+            </w:r>
+            <w:proofErr w:type="spellEnd"/>
+            <w:r>
+              <w:rPr>
+                <w:rFonts w:asciiTheme="minorHAnsi" w:hAnsiTheme="minorHAnsi"/>
+                <w:sz w:val="18"/>
+              </w:rPr>
+              <w:t xml:space="preserve"> then </w:t>
             </w:r>
           </w:p>
           <w:p>
@@ -11693,13 +12736,39 @@
                 <w:sz w:val="18"/>
               </w:rPr>
             </w:pPr>
-            <w:r>
-              <w:rPr>
-                <w:rFonts w:asciiTheme="minorHAnsi" w:hAnsiTheme="minorHAnsi"/>
-                <w:sz w:val="18"/>
-              </w:rPr>
-              <w:t xml:space="preserve">AHUAirflow=ZonedCondFloorArea*0.5* </w:t>
-            </w:r>
+            <w:proofErr w:type="spellStart"/>
+            <w:r>
+              <w:rPr>
+                <w:rFonts w:asciiTheme="minorHAnsi" w:hAnsiTheme="minorHAnsi"/>
+                <w:sz w:val="18"/>
+              </w:rPr>
+              <w:t>AHUAirflow</w:t>
+            </w:r>
+            <w:proofErr w:type="spellEnd"/>
+            <w:r>
+              <w:rPr>
+                <w:rFonts w:asciiTheme="minorHAnsi" w:hAnsiTheme="minorHAnsi"/>
+                <w:sz w:val="18"/>
+              </w:rPr>
+              <w:t>=</w:t>
+            </w:r>
+            <w:proofErr w:type="spellStart"/>
+            <w:r>
+              <w:rPr>
+                <w:rFonts w:asciiTheme="minorHAnsi" w:hAnsiTheme="minorHAnsi"/>
+                <w:sz w:val="18"/>
+              </w:rPr>
+              <w:t>ZonedCondFloorArea</w:t>
+            </w:r>
+            <w:proofErr w:type="spellEnd"/>
+            <w:r>
+              <w:rPr>
+                <w:rFonts w:asciiTheme="minorHAnsi" w:hAnsiTheme="minorHAnsi"/>
+                <w:sz w:val="18"/>
+              </w:rPr>
+              <w:t xml:space="preserve">*0.5* </w:t>
+            </w:r>
+            <w:proofErr w:type="gramStart"/>
             <w:r>
               <w:rPr>
                 <w:rFonts w:asciiTheme="minorHAnsi" w:hAnsiTheme="minorHAnsi"/>
@@ -11714,6 +12783,7 @@
               </w:rPr>
               <w:t>;</w:t>
             </w:r>
+            <w:proofErr w:type="gramEnd"/>
           </w:p>
           <w:p>
             <w:pPr>
@@ -11737,7 +12807,39 @@
                 <w:rFonts w:asciiTheme="minorHAnsi" w:hAnsiTheme="minorHAnsi"/>
                 <w:sz w:val="18"/>
               </w:rPr>
-              <w:t xml:space="preserve">elseif AHUAirflowMethod= CoolingSystemMethod then </w:t>
+              <w:t xml:space="preserve">elseif </w:t>
+            </w:r>
+            <w:proofErr w:type="spellStart"/>
+            <w:r>
+              <w:rPr>
+                <w:rFonts w:asciiTheme="minorHAnsi" w:hAnsiTheme="minorHAnsi"/>
+                <w:sz w:val="18"/>
+              </w:rPr>
+              <w:t>AHUAirflowMethod</w:t>
+            </w:r>
+            <w:proofErr w:type="spellEnd"/>
+            <w:r>
+              <w:rPr>
+                <w:rFonts w:asciiTheme="minorHAnsi" w:hAnsiTheme="minorHAnsi"/>
+                <w:sz w:val="18"/>
+              </w:rPr>
+              <w:t xml:space="preserve">= </w:t>
+            </w:r>
+            <w:proofErr w:type="spellStart"/>
+            <w:r>
+              <w:rPr>
+                <w:rFonts w:asciiTheme="minorHAnsi" w:hAnsiTheme="minorHAnsi"/>
+                <w:sz w:val="18"/>
+              </w:rPr>
+              <w:t>CoolingSystemMethod</w:t>
+            </w:r>
+            <w:proofErr w:type="spellEnd"/>
+            <w:r>
+              <w:rPr>
+                <w:rFonts w:asciiTheme="minorHAnsi" w:hAnsiTheme="minorHAnsi"/>
+                <w:sz w:val="18"/>
+              </w:rPr>
+              <w:t xml:space="preserve"> then </w:t>
             </w:r>
           </w:p>
           <w:p>
@@ -11748,13 +12850,39 @@
                 <w:sz w:val="18"/>
               </w:rPr>
             </w:pPr>
-            <w:r>
-              <w:rPr>
-                <w:rFonts w:asciiTheme="minorHAnsi" w:hAnsiTheme="minorHAnsi"/>
-                <w:sz w:val="18"/>
-              </w:rPr>
-              <w:t xml:space="preserve">AHUAirflow=CondenserNomCoolCapacityTon*400* </w:t>
-            </w:r>
+            <w:proofErr w:type="spellStart"/>
+            <w:r>
+              <w:rPr>
+                <w:rFonts w:asciiTheme="minorHAnsi" w:hAnsiTheme="minorHAnsi"/>
+                <w:sz w:val="18"/>
+              </w:rPr>
+              <w:t>AHUAirflow</w:t>
+            </w:r>
+            <w:proofErr w:type="spellEnd"/>
+            <w:r>
+              <w:rPr>
+                <w:rFonts w:asciiTheme="minorHAnsi" w:hAnsiTheme="minorHAnsi"/>
+                <w:sz w:val="18"/>
+              </w:rPr>
+              <w:t>=</w:t>
+            </w:r>
+            <w:proofErr w:type="spellStart"/>
+            <w:r>
+              <w:rPr>
+                <w:rFonts w:asciiTheme="minorHAnsi" w:hAnsiTheme="minorHAnsi"/>
+                <w:sz w:val="18"/>
+              </w:rPr>
+              <w:t>CondenserNomCoolCapacityTon</w:t>
+            </w:r>
+            <w:proofErr w:type="spellEnd"/>
+            <w:r>
+              <w:rPr>
+                <w:rFonts w:asciiTheme="minorHAnsi" w:hAnsiTheme="minorHAnsi"/>
+                <w:sz w:val="18"/>
+              </w:rPr>
+              <w:t xml:space="preserve">*400* </w:t>
+            </w:r>
+            <w:proofErr w:type="gramStart"/>
             <w:r>
               <w:rPr>
                 <w:rFonts w:asciiTheme="minorHAnsi" w:hAnsiTheme="minorHAnsi"/>
@@ -11769,6 +12897,7 @@
               </w:rPr>
               <w:t>;</w:t>
             </w:r>
+            <w:proofErr w:type="gramEnd"/>
           </w:p>
           <w:p>
             <w:pPr>
@@ -11792,8 +12921,33 @@
                 <w:rFonts w:asciiTheme="minorHAnsi" w:hAnsiTheme="minorHAnsi"/>
                 <w:sz w:val="18"/>
               </w:rPr>
-              <w:t>elseif AHUAirflowMethod= HeatingSystemMethod</w:t>
-            </w:r>
+              <w:t xml:space="preserve">elseif </w:t>
+            </w:r>
+            <w:proofErr w:type="spellStart"/>
+            <w:r>
+              <w:rPr>
+                <w:rFonts w:asciiTheme="minorHAnsi" w:hAnsiTheme="minorHAnsi"/>
+                <w:sz w:val="18"/>
+              </w:rPr>
+              <w:t>AHUAirflowMethod</w:t>
+            </w:r>
+            <w:proofErr w:type="spellEnd"/>
+            <w:r>
+              <w:rPr>
+                <w:rFonts w:asciiTheme="minorHAnsi" w:hAnsiTheme="minorHAnsi"/>
+                <w:sz w:val="18"/>
+              </w:rPr>
+              <w:t xml:space="preserve">= </w:t>
+            </w:r>
+            <w:proofErr w:type="spellStart"/>
+            <w:r>
+              <w:rPr>
+                <w:rFonts w:asciiTheme="minorHAnsi" w:hAnsiTheme="minorHAnsi"/>
+                <w:sz w:val="18"/>
+              </w:rPr>
+              <w:t>HeatingSystemMethod</w:t>
+            </w:r>
+            <w:proofErr w:type="spellEnd"/>
           </w:p>
           <w:p>
             <w:pPr>
@@ -11808,8 +12962,41 @@
                 <w:rFonts w:asciiTheme="minorHAnsi" w:hAnsiTheme="minorHAnsi"/>
                 <w:sz w:val="18"/>
               </w:rPr>
-              <w:t xml:space="preserve">then AHUAirflow=HeatingCapacityKbtuh*21.7* </w:t>
-            </w:r>
+              <w:t xml:space="preserve">then </w:t>
+            </w:r>
+            <w:proofErr w:type="spellStart"/>
+            <w:r>
+              <w:rPr>
+                <w:rFonts w:asciiTheme="minorHAnsi" w:hAnsiTheme="minorHAnsi"/>
+                <w:sz w:val="18"/>
+              </w:rPr>
+              <w:t>AHUAirflow</w:t>
+            </w:r>
+            <w:proofErr w:type="spellEnd"/>
+            <w:r>
+              <w:rPr>
+                <w:rFonts w:asciiTheme="minorHAnsi" w:hAnsiTheme="minorHAnsi"/>
+                <w:sz w:val="18"/>
+              </w:rPr>
+              <w:t>=</w:t>
+            </w:r>
+            <w:proofErr w:type="spellStart"/>
+            <w:r>
+              <w:rPr>
+                <w:rFonts w:asciiTheme="minorHAnsi" w:hAnsiTheme="minorHAnsi"/>
+                <w:sz w:val="18"/>
+              </w:rPr>
+              <w:t>HeatingCapacityKbtuh</w:t>
+            </w:r>
+            <w:proofErr w:type="spellEnd"/>
+            <w:r>
+              <w:rPr>
+                <w:rFonts w:asciiTheme="minorHAnsi" w:hAnsiTheme="minorHAnsi"/>
+                <w:sz w:val="18"/>
+              </w:rPr>
+              <w:t xml:space="preserve">*21.7* </w:t>
+            </w:r>
+            <w:proofErr w:type="gramStart"/>
             <w:r>
               <w:rPr>
                 <w:rFonts w:asciiTheme="minorHAnsi" w:hAnsiTheme="minorHAnsi"/>
@@ -11824,6 +13011,7 @@
               </w:rPr>
               <w:t>;</w:t>
             </w:r>
+            <w:proofErr w:type="gramEnd"/>
           </w:p>
           <w:p>
             <w:pPr>
@@ -11847,7 +13035,39 @@
                 <w:rFonts w:asciiTheme="minorHAnsi" w:hAnsiTheme="minorHAnsi"/>
                 <w:sz w:val="18"/>
               </w:rPr>
-              <w:t>elseif AHUAirflowMethod= MeasuredAirflowMethod then</w:t>
+              <w:t xml:space="preserve">elseif </w:t>
+            </w:r>
+            <w:proofErr w:type="spellStart"/>
+            <w:r>
+              <w:rPr>
+                <w:rFonts w:asciiTheme="minorHAnsi" w:hAnsiTheme="minorHAnsi"/>
+                <w:sz w:val="18"/>
+              </w:rPr>
+              <w:t>AHUAirflowMethod</w:t>
+            </w:r>
+            <w:proofErr w:type="spellEnd"/>
+            <w:r>
+              <w:rPr>
+                <w:rFonts w:asciiTheme="minorHAnsi" w:hAnsiTheme="minorHAnsi"/>
+                <w:sz w:val="18"/>
+              </w:rPr>
+              <w:t xml:space="preserve">= </w:t>
+            </w:r>
+            <w:proofErr w:type="spellStart"/>
+            <w:r>
+              <w:rPr>
+                <w:rFonts w:asciiTheme="minorHAnsi" w:hAnsiTheme="minorHAnsi"/>
+                <w:sz w:val="18"/>
+              </w:rPr>
+              <w:t>MeasuredAirflowMethod</w:t>
+            </w:r>
+            <w:proofErr w:type="spellEnd"/>
+            <w:r>
+              <w:rPr>
+                <w:rFonts w:asciiTheme="minorHAnsi" w:hAnsiTheme="minorHAnsi"/>
+                <w:sz w:val="18"/>
+              </w:rPr>
+              <w:t xml:space="preserve"> then</w:t>
             </w:r>
           </w:p>
           <w:p>
@@ -11858,13 +13078,39 @@
                 <w:sz w:val="18"/>
               </w:rPr>
             </w:pPr>
-            <w:r>
-              <w:rPr>
-                <w:rFonts w:asciiTheme="minorHAnsi" w:hAnsiTheme="minorHAnsi"/>
-                <w:sz w:val="18"/>
-              </w:rPr>
-              <w:t xml:space="preserve">AHUAirflow= Measured AHUAirflow * </w:t>
-            </w:r>
+            <w:proofErr w:type="spellStart"/>
+            <w:r>
+              <w:rPr>
+                <w:rFonts w:asciiTheme="minorHAnsi" w:hAnsiTheme="minorHAnsi"/>
+                <w:sz w:val="18"/>
+              </w:rPr>
+              <w:t>AHUAirflow</w:t>
+            </w:r>
+            <w:proofErr w:type="spellEnd"/>
+            <w:r>
+              <w:rPr>
+                <w:rFonts w:asciiTheme="minorHAnsi" w:hAnsiTheme="minorHAnsi"/>
+                <w:sz w:val="18"/>
+              </w:rPr>
+              <w:t xml:space="preserve">= Measured </w:t>
+            </w:r>
+            <w:proofErr w:type="spellStart"/>
+            <w:r>
+              <w:rPr>
+                <w:rFonts w:asciiTheme="minorHAnsi" w:hAnsiTheme="minorHAnsi"/>
+                <w:sz w:val="18"/>
+              </w:rPr>
+              <w:t>AHUAirflow</w:t>
+            </w:r>
+            <w:proofErr w:type="spellEnd"/>
+            <w:r>
+              <w:rPr>
+                <w:rFonts w:asciiTheme="minorHAnsi" w:hAnsiTheme="minorHAnsi"/>
+                <w:sz w:val="18"/>
+              </w:rPr>
+              <w:t xml:space="preserve"> * </w:t>
+            </w:r>
+            <w:proofErr w:type="gramStart"/>
             <w:r>
               <w:rPr>
                 <w:rFonts w:asciiTheme="minorHAnsi" w:hAnsiTheme="minorHAnsi"/>
@@ -11879,6 +13125,7 @@
               </w:rPr>
               <w:t>;</w:t>
             </w:r>
+            <w:proofErr w:type="gramEnd"/>
           </w:p>
           <w:p>
             <w:pPr>
@@ -11904,7 +13151,43 @@
                 <w:sz w:val="18"/>
                 <w:szCs w:val="18"/>
               </w:rPr>
-              <w:t>elseif AHUAirflowMethod= IndoorUnitMethod then</w:t>
+              <w:t xml:space="preserve">elseif </w:t>
+            </w:r>
+            <w:proofErr w:type="spellStart"/>
+            <w:r>
+              <w:rPr>
+                <w:rFonts w:asciiTheme="minorHAnsi" w:hAnsiTheme="minorHAnsi"/>
+                <w:sz w:val="18"/>
+                <w:szCs w:val="18"/>
+              </w:rPr>
+              <w:t>AHUAirflowMethod</w:t>
+            </w:r>
+            <w:proofErr w:type="spellEnd"/>
+            <w:r>
+              <w:rPr>
+                <w:rFonts w:asciiTheme="minorHAnsi" w:hAnsiTheme="minorHAnsi"/>
+                <w:sz w:val="18"/>
+                <w:szCs w:val="18"/>
+              </w:rPr>
+              <w:t xml:space="preserve">= </w:t>
+            </w:r>
+            <w:proofErr w:type="spellStart"/>
+            <w:r>
+              <w:rPr>
+                <w:rFonts w:asciiTheme="minorHAnsi" w:hAnsiTheme="minorHAnsi"/>
+                <w:sz w:val="18"/>
+                <w:szCs w:val="18"/>
+              </w:rPr>
+              <w:t>IndoorUnitMethod</w:t>
+            </w:r>
+            <w:proofErr w:type="spellEnd"/>
+            <w:r>
+              <w:rPr>
+                <w:rFonts w:asciiTheme="minorHAnsi" w:hAnsiTheme="minorHAnsi"/>
+                <w:sz w:val="18"/>
+                <w:szCs w:val="18"/>
+              </w:rPr>
+              <w:t xml:space="preserve"> then</w:t>
             </w:r>
           </w:p>
           <w:p>
@@ -11915,34 +13198,50 @@
                 <w:sz w:val="18"/>
               </w:rPr>
             </w:pPr>
-            <w:r>
-              <w:rPr>
-                <w:rFonts w:asciiTheme="minorHAnsi" w:hAnsiTheme="minorHAnsi"/>
-                <w:sz w:val="18"/>
-                <w:szCs w:val="18"/>
-              </w:rPr>
-              <w:t>AHUAirflow=IndoorAirUnitCoolingCapacityton*</w:t>
-            </w:r>
-            <w:del w:id="114" w:author="Alexis" w:date="2021-10-15T10:27:00Z">
-              <w:r>
-                <w:rPr>
-                  <w:rFonts w:asciiTheme="minorHAnsi" w:hAnsiTheme="minorHAnsi"/>
-                  <w:sz w:val="18"/>
-                  <w:szCs w:val="18"/>
-                </w:rPr>
-                <w:delText>400</w:delText>
-              </w:r>
-            </w:del>
-            <w:ins w:id="115" w:author="Alexis" w:date="2021-10-15T10:27:00Z">
-              <w:r>
-                <w:rPr>
-                  <w:rFonts w:asciiTheme="minorHAnsi" w:hAnsiTheme="minorHAnsi"/>
-                  <w:sz w:val="18"/>
-                  <w:szCs w:val="18"/>
-                </w:rPr>
-                <w:t>350</w:t>
-              </w:r>
-            </w:ins>
+            <w:proofErr w:type="spellStart"/>
+            <w:r>
+              <w:rPr>
+                <w:rFonts w:asciiTheme="minorHAnsi" w:hAnsiTheme="minorHAnsi"/>
+                <w:sz w:val="18"/>
+                <w:szCs w:val="18"/>
+              </w:rPr>
+              <w:t>AHUAirflow</w:t>
+            </w:r>
+            <w:proofErr w:type="spellEnd"/>
+            <w:r>
+              <w:rPr>
+                <w:rFonts w:asciiTheme="minorHAnsi" w:hAnsiTheme="minorHAnsi"/>
+                <w:sz w:val="18"/>
+                <w:szCs w:val="18"/>
+              </w:rPr>
+              <w:t>=</w:t>
+            </w:r>
+            <w:proofErr w:type="spellStart"/>
+            <w:r>
+              <w:rPr>
+                <w:rFonts w:asciiTheme="minorHAnsi" w:hAnsiTheme="minorHAnsi"/>
+                <w:sz w:val="18"/>
+                <w:szCs w:val="18"/>
+              </w:rPr>
+              <w:t>IndoorAirUnitCoolingCapacityton</w:t>
+            </w:r>
+            <w:proofErr w:type="spellEnd"/>
+            <w:r>
+              <w:rPr>
+                <w:rFonts w:asciiTheme="minorHAnsi" w:hAnsiTheme="minorHAnsi"/>
+                <w:sz w:val="18"/>
+                <w:szCs w:val="18"/>
+              </w:rPr>
+              <w:t>*</w:t>
+            </w:r>
+            <w:r>
+              <w:rPr>
+                <w:rFonts w:asciiTheme="minorHAnsi" w:hAnsiTheme="minorHAnsi"/>
+                <w:sz w:val="18"/>
+                <w:szCs w:val="18"/>
+              </w:rPr>
+              <w:t>350</w:t>
+            </w:r>
             <w:r>
               <w:rPr>
                 <w:rFonts w:asciiTheme="minorHAnsi" w:hAnsiTheme="minorHAnsi"/>
@@ -12234,6 +13533,7 @@
               </w:rPr>
               <w:t>overall system leakage complies</w:t>
             </w:r>
+            <w:proofErr w:type="gramStart"/>
             <w:r>
               <w:rPr>
                 <w:rFonts w:asciiTheme="minorHAnsi" w:hAnsiTheme="minorHAnsi"/>
@@ -12241,6 +13541,7 @@
               </w:rPr>
               <w:t>";</w:t>
             </w:r>
+            <w:proofErr w:type="gramEnd"/>
           </w:p>
           <w:p>
             <w:pPr>
@@ -12947,1280 +14248,7 @@
           <w:rFonts w:asciiTheme="minorHAnsi" w:hAnsiTheme="minorHAnsi"/>
         </w:rPr>
       </w:pPr>
-      <w:r>
-        <w:rPr>
-          <w:rFonts w:asciiTheme="minorHAnsi" w:hAnsiTheme="minorHAnsi"/>
-        </w:rPr>
-        <w:br w:type="page"/>
-      </w:r>
     </w:p>
-    <w:tbl>
-      <w:tblPr>
-        <w:tblW w:w="4990" w:type="pct"/>
-        <w:tblInd w:w="-1" w:type="dxa"/>
-        <w:tblBorders>
-          <w:top w:val="single" w:sz="4" w:space="0" w:color="auto"/>
-          <w:left w:val="single" w:sz="4" w:space="0" w:color="auto"/>
-          <w:bottom w:val="single" w:sz="4" w:space="0" w:color="auto"/>
-          <w:right w:val="single" w:sz="4" w:space="0" w:color="auto"/>
-          <w:insideH w:val="single" w:sz="4" w:space="0" w:color="auto"/>
-          <w:insideV w:val="single" w:sz="4" w:space="0" w:color="auto"/>
-        </w:tblBorders>
-        <w:tblCellMar>
-          <w:left w:w="86" w:type="dxa"/>
-          <w:right w:w="86" w:type="dxa"/>
-        </w:tblCellMar>
-        <w:tblLook w:val="0000" w:firstRow="0" w:lastRow="0" w:firstColumn="0" w:lastColumn="0" w:noHBand="0" w:noVBand="0"/>
-      </w:tblPr>
-      <w:tblGrid>
-        <w:gridCol w:w="5307"/>
-        <w:gridCol w:w="270"/>
-        <w:gridCol w:w="2551"/>
-        <w:gridCol w:w="2822"/>
-      </w:tblGrid>
-      <w:tr>
-        <w:trPr>
-          <w:trHeight w:val="206"/>
-        </w:trPr>
-        <w:tc>
-          <w:tcPr>
-            <w:tcW w:w="10950" w:type="dxa"/>
-            <w:gridSpan w:val="4"/>
-            <w:tcBorders>
-              <w:top w:val="single" w:sz="4" w:space="0" w:color="auto"/>
-              <w:left w:val="single" w:sz="4" w:space="0" w:color="auto"/>
-              <w:bottom w:val="single" w:sz="4" w:space="0" w:color="auto"/>
-              <w:right w:val="single" w:sz="4" w:space="0" w:color="auto"/>
-            </w:tcBorders>
-            <w:vAlign w:val="center"/>
-          </w:tcPr>
-          <w:p>
-            <w:pPr>
-              <w:rPr>
-                <w:rFonts w:asciiTheme="minorHAnsi" w:hAnsiTheme="minorHAnsi" w:cs="Arial"/>
-                <w:b/>
-                <w:caps/>
-                <w:sz w:val="18"/>
-                <w:szCs w:val="18"/>
-              </w:rPr>
-            </w:pPr>
-            <w:r>
-              <w:rPr>
-                <w:rFonts w:asciiTheme="minorHAnsi" w:hAnsiTheme="minorHAnsi" w:cs="Arial"/>
-                <w:b/>
-                <w:caps/>
-                <w:sz w:val="18"/>
-                <w:szCs w:val="18"/>
-              </w:rPr>
-              <w:lastRenderedPageBreak/>
-              <w:t>Documentation Author's Declaration Statement</w:t>
-            </w:r>
-          </w:p>
-        </w:tc>
-      </w:tr>
-      <w:tr>
-        <w:trPr>
-          <w:trHeight w:val="206"/>
-        </w:trPr>
-        <w:tc>
-          <w:tcPr>
-            <w:tcW w:w="10950" w:type="dxa"/>
-            <w:gridSpan w:val="4"/>
-            <w:tcBorders>
-              <w:top w:val="single" w:sz="4" w:space="0" w:color="auto"/>
-              <w:left w:val="single" w:sz="4" w:space="0" w:color="auto"/>
-              <w:bottom w:val="single" w:sz="4" w:space="0" w:color="auto"/>
-              <w:right w:val="single" w:sz="4" w:space="0" w:color="auto"/>
-            </w:tcBorders>
-            <w:vAlign w:val="center"/>
-          </w:tcPr>
-          <w:p>
-            <w:pPr>
-              <w:keepNext/>
-              <w:numPr>
-                <w:ilvl w:val="0"/>
-                <w:numId w:val="39"/>
-              </w:numPr>
-              <w:ind w:left="361"/>
-              <w:rPr>
-                <w:rFonts w:asciiTheme="minorHAnsi" w:hAnsiTheme="minorHAnsi" w:cs="Arial"/>
-                <w:caps/>
-                <w:sz w:val="18"/>
-                <w:szCs w:val="18"/>
-              </w:rPr>
-            </w:pPr>
-            <w:r>
-              <w:rPr>
-                <w:rFonts w:asciiTheme="minorHAnsi" w:hAnsiTheme="minorHAnsi"/>
-                <w:sz w:val="18"/>
-                <w:szCs w:val="18"/>
-              </w:rPr>
-              <w:t>I certify that this Certificate of Installation Documentation is accurate and complete.</w:t>
-            </w:r>
-          </w:p>
-        </w:tc>
-      </w:tr>
-      <w:tr>
-        <w:trPr>
-          <w:trHeight w:val="360"/>
-        </w:trPr>
-        <w:tc>
-          <w:tcPr>
-            <w:tcW w:w="5577" w:type="dxa"/>
-            <w:gridSpan w:val="2"/>
-          </w:tcPr>
-          <w:p>
-            <w:pPr>
-              <w:keepNext/>
-              <w:rPr>
-                <w:rFonts w:asciiTheme="minorHAnsi" w:hAnsiTheme="minorHAnsi"/>
-                <w:sz w:val="14"/>
-                <w:szCs w:val="14"/>
-              </w:rPr>
-            </w:pPr>
-            <w:r>
-              <w:rPr>
-                <w:rFonts w:asciiTheme="minorHAnsi" w:hAnsiTheme="minorHAnsi"/>
-                <w:sz w:val="14"/>
-                <w:szCs w:val="14"/>
-              </w:rPr>
-              <w:t>Documentation Author Name:</w:t>
-            </w:r>
-          </w:p>
-        </w:tc>
-        <w:tc>
-          <w:tcPr>
-            <w:tcW w:w="5373" w:type="dxa"/>
-            <w:gridSpan w:val="2"/>
-          </w:tcPr>
-          <w:p>
-            <w:pPr>
-              <w:keepNext/>
-              <w:rPr>
-                <w:rFonts w:asciiTheme="minorHAnsi" w:hAnsiTheme="minorHAnsi"/>
-                <w:sz w:val="14"/>
-                <w:szCs w:val="14"/>
-              </w:rPr>
-            </w:pPr>
-            <w:r>
-              <w:rPr>
-                <w:rFonts w:asciiTheme="minorHAnsi" w:hAnsiTheme="minorHAnsi"/>
-                <w:sz w:val="14"/>
-                <w:szCs w:val="14"/>
-              </w:rPr>
-              <w:t>Documentation Author Signature:</w:t>
-            </w:r>
-          </w:p>
-        </w:tc>
-      </w:tr>
-      <w:tr>
-        <w:trPr>
-          <w:trHeight w:val="360"/>
-        </w:trPr>
-        <w:tc>
-          <w:tcPr>
-            <w:tcW w:w="5577" w:type="dxa"/>
-            <w:gridSpan w:val="2"/>
-          </w:tcPr>
-          <w:p>
-            <w:pPr>
-              <w:keepNext/>
-              <w:rPr>
-                <w:rFonts w:asciiTheme="minorHAnsi" w:hAnsiTheme="minorHAnsi"/>
-                <w:sz w:val="14"/>
-                <w:szCs w:val="14"/>
-              </w:rPr>
-            </w:pPr>
-            <w:r>
-              <w:rPr>
-                <w:rFonts w:asciiTheme="minorHAnsi" w:hAnsiTheme="minorHAnsi"/>
-                <w:sz w:val="14"/>
-                <w:szCs w:val="14"/>
-              </w:rPr>
-              <w:t>Documentation Author Company Name:</w:t>
-            </w:r>
-          </w:p>
-        </w:tc>
-        <w:tc>
-          <w:tcPr>
-            <w:tcW w:w="5373" w:type="dxa"/>
-            <w:gridSpan w:val="2"/>
-          </w:tcPr>
-          <w:p>
-            <w:pPr>
-              <w:keepNext/>
-              <w:rPr>
-                <w:rFonts w:asciiTheme="minorHAnsi" w:hAnsiTheme="minorHAnsi"/>
-                <w:sz w:val="14"/>
-                <w:szCs w:val="14"/>
-              </w:rPr>
-            </w:pPr>
-            <w:r>
-              <w:rPr>
-                <w:rFonts w:asciiTheme="minorHAnsi" w:hAnsiTheme="minorHAnsi"/>
-                <w:sz w:val="14"/>
-                <w:szCs w:val="14"/>
-              </w:rPr>
-              <w:t>Date Signed:</w:t>
-            </w:r>
-          </w:p>
-        </w:tc>
-      </w:tr>
-      <w:tr>
-        <w:trPr>
-          <w:trHeight w:val="360"/>
-        </w:trPr>
-        <w:tc>
-          <w:tcPr>
-            <w:tcW w:w="5577" w:type="dxa"/>
-            <w:gridSpan w:val="2"/>
-          </w:tcPr>
-          <w:p>
-            <w:pPr>
-              <w:keepNext/>
-              <w:rPr>
-                <w:rFonts w:asciiTheme="minorHAnsi" w:hAnsiTheme="minorHAnsi"/>
-                <w:sz w:val="14"/>
-                <w:szCs w:val="14"/>
-              </w:rPr>
-            </w:pPr>
-            <w:r>
-              <w:rPr>
-                <w:rFonts w:asciiTheme="minorHAnsi" w:hAnsiTheme="minorHAnsi"/>
-                <w:sz w:val="14"/>
-                <w:szCs w:val="14"/>
-              </w:rPr>
-              <w:t>Address:</w:t>
-            </w:r>
-          </w:p>
-        </w:tc>
-        <w:tc>
-          <w:tcPr>
-            <w:tcW w:w="5373" w:type="dxa"/>
-            <w:gridSpan w:val="2"/>
-          </w:tcPr>
-          <w:p>
-            <w:pPr>
-              <w:keepNext/>
-              <w:rPr>
-                <w:rFonts w:asciiTheme="minorHAnsi" w:hAnsiTheme="minorHAnsi"/>
-                <w:sz w:val="14"/>
-                <w:szCs w:val="14"/>
-              </w:rPr>
-            </w:pPr>
-            <w:r>
-              <w:rPr>
-                <w:rFonts w:asciiTheme="minorHAnsi" w:hAnsiTheme="minorHAnsi"/>
-                <w:sz w:val="14"/>
-                <w:szCs w:val="14"/>
-              </w:rPr>
-              <w:t>CEA/HERS Certification Identification (If applicable):</w:t>
-            </w:r>
-          </w:p>
-        </w:tc>
-      </w:tr>
-      <w:tr>
-        <w:trPr>
-          <w:trHeight w:val="360"/>
-        </w:trPr>
-        <w:tc>
-          <w:tcPr>
-            <w:tcW w:w="5577" w:type="dxa"/>
-            <w:gridSpan w:val="2"/>
-          </w:tcPr>
-          <w:p>
-            <w:pPr>
-              <w:keepNext/>
-              <w:rPr>
-                <w:rFonts w:asciiTheme="minorHAnsi" w:hAnsiTheme="minorHAnsi"/>
-                <w:sz w:val="14"/>
-                <w:szCs w:val="14"/>
-              </w:rPr>
-            </w:pPr>
-            <w:r>
-              <w:rPr>
-                <w:rFonts w:asciiTheme="minorHAnsi" w:hAnsiTheme="minorHAnsi"/>
-                <w:sz w:val="14"/>
-                <w:szCs w:val="14"/>
-              </w:rPr>
-              <w:t>City/State/Zip:</w:t>
-            </w:r>
-          </w:p>
-        </w:tc>
-        <w:tc>
-          <w:tcPr>
-            <w:tcW w:w="5373" w:type="dxa"/>
-            <w:gridSpan w:val="2"/>
-          </w:tcPr>
-          <w:p>
-            <w:pPr>
-              <w:keepNext/>
-              <w:rPr>
-                <w:rFonts w:asciiTheme="minorHAnsi" w:hAnsiTheme="minorHAnsi"/>
-                <w:sz w:val="14"/>
-                <w:szCs w:val="14"/>
-              </w:rPr>
-            </w:pPr>
-            <w:r>
-              <w:rPr>
-                <w:rFonts w:asciiTheme="minorHAnsi" w:hAnsiTheme="minorHAnsi"/>
-                <w:sz w:val="14"/>
-                <w:szCs w:val="14"/>
-              </w:rPr>
-              <w:t>Phone:</w:t>
-            </w:r>
-          </w:p>
-        </w:tc>
-      </w:tr>
-      <w:tr>
-        <w:tblPrEx>
-          <w:tblCellMar>
-            <w:left w:w="115" w:type="dxa"/>
-            <w:right w:w="115" w:type="dxa"/>
-          </w:tblCellMar>
-        </w:tblPrEx>
-        <w:trPr>
-          <w:trHeight w:val="296"/>
-        </w:trPr>
-        <w:tc>
-          <w:tcPr>
-            <w:tcW w:w="10950" w:type="dxa"/>
-            <w:gridSpan w:val="4"/>
-            <w:vAlign w:val="center"/>
-          </w:tcPr>
-          <w:p>
-            <w:pPr>
-              <w:keepNext/>
-              <w:tabs>
-                <w:tab w:val="left" w:pos="-720"/>
-                <w:tab w:val="left" w:pos="-90"/>
-                <w:tab w:val="left" w:pos="252"/>
-                <w:tab w:val="left" w:pos="5112"/>
-                <w:tab w:val="left" w:pos="6822"/>
-                <w:tab w:val="left" w:pos="8082"/>
-                <w:tab w:val="left" w:pos="8910"/>
-                <w:tab w:val="left" w:pos="10080"/>
-                <w:tab w:val="left" w:pos="10800"/>
-                <w:tab w:val="left" w:pos="11520"/>
-                <w:tab w:val="left" w:pos="12240"/>
-                <w:tab w:val="left" w:pos="12960"/>
-                <w:tab w:val="left" w:pos="13680"/>
-                <w:tab w:val="left" w:pos="14400"/>
-                <w:tab w:val="left" w:pos="15120"/>
-                <w:tab w:val="left" w:pos="15840"/>
-                <w:tab w:val="left" w:pos="16560"/>
-                <w:tab w:val="left" w:pos="17280"/>
-                <w:tab w:val="left" w:pos="18000"/>
-                <w:tab w:val="left" w:pos="18720"/>
-                <w:tab w:val="left" w:pos="30672"/>
-              </w:tabs>
-              <w:suppressAutoHyphens/>
-              <w:rPr>
-                <w:rFonts w:asciiTheme="minorHAnsi" w:hAnsiTheme="minorHAnsi"/>
-                <w:sz w:val="18"/>
-                <w:szCs w:val="18"/>
-              </w:rPr>
-            </w:pPr>
-            <w:r>
-              <w:rPr>
-                <w:rFonts w:asciiTheme="minorHAnsi" w:hAnsiTheme="minorHAnsi" w:cs="Arial"/>
-                <w:b/>
-                <w:caps/>
-                <w:sz w:val="18"/>
-                <w:szCs w:val="18"/>
-              </w:rPr>
-              <w:t xml:space="preserve">Responsible Person's Declaration statement  </w:t>
-            </w:r>
-          </w:p>
-        </w:tc>
-      </w:tr>
-      <w:tr>
-        <w:tblPrEx>
-          <w:tblCellMar>
-            <w:left w:w="115" w:type="dxa"/>
-            <w:right w:w="115" w:type="dxa"/>
-          </w:tblCellMar>
-        </w:tblPrEx>
-        <w:trPr>
-          <w:trHeight w:val="504"/>
-        </w:trPr>
-        <w:tc>
-          <w:tcPr>
-            <w:tcW w:w="10950" w:type="dxa"/>
-            <w:gridSpan w:val="4"/>
-          </w:tcPr>
-          <w:p>
-            <w:pPr>
-              <w:pStyle w:val="Heading3"/>
-              <w:numPr>
-                <w:ilvl w:val="0"/>
-                <w:numId w:val="0"/>
-              </w:numPr>
-              <w:spacing w:before="0"/>
-              <w:ind w:right="86"/>
-              <w:rPr>
-                <w:rFonts w:asciiTheme="minorHAnsi" w:hAnsiTheme="minorHAnsi"/>
-                <w:sz w:val="18"/>
-                <w:szCs w:val="18"/>
-              </w:rPr>
-            </w:pPr>
-            <w:r>
-              <w:rPr>
-                <w:rFonts w:asciiTheme="minorHAnsi" w:hAnsiTheme="minorHAnsi"/>
-                <w:sz w:val="18"/>
-                <w:szCs w:val="18"/>
-              </w:rPr>
-              <w:t xml:space="preserve">I certify the following under penalty of perjury, under the laws of the State of California: </w:t>
-            </w:r>
-          </w:p>
-          <w:p>
-            <w:pPr>
-              <w:pStyle w:val="Heading3"/>
-              <w:numPr>
-                <w:ilvl w:val="0"/>
-                <w:numId w:val="44"/>
-              </w:numPr>
-              <w:spacing w:before="0"/>
-              <w:ind w:right="90"/>
-              <w:rPr>
-                <w:rFonts w:asciiTheme="minorHAnsi" w:hAnsiTheme="minorHAnsi"/>
-                <w:b/>
-                <w:caps/>
-                <w:sz w:val="18"/>
-                <w:szCs w:val="18"/>
-              </w:rPr>
-            </w:pPr>
-            <w:r>
-              <w:rPr>
-                <w:rFonts w:asciiTheme="minorHAnsi" w:hAnsiTheme="minorHAnsi"/>
-                <w:sz w:val="18"/>
-                <w:szCs w:val="18"/>
-              </w:rPr>
-              <w:t xml:space="preserve">The information provided on this Certificate of Installation is true and correct. </w:t>
-            </w:r>
-          </w:p>
-          <w:p>
-            <w:pPr>
-              <w:pStyle w:val="Heading3"/>
-              <w:numPr>
-                <w:ilvl w:val="0"/>
-                <w:numId w:val="44"/>
-              </w:numPr>
-              <w:spacing w:before="0"/>
-              <w:ind w:right="90"/>
-              <w:rPr>
-                <w:rFonts w:asciiTheme="minorHAnsi" w:hAnsiTheme="minorHAnsi"/>
-                <w:b/>
-                <w:caps/>
-                <w:sz w:val="18"/>
-              </w:rPr>
-            </w:pPr>
-            <w:r>
-              <w:rPr>
-                <w:rFonts w:asciiTheme="minorHAnsi" w:hAnsiTheme="minorHAnsi"/>
-                <w:snapToGrid w:val="0"/>
-                <w:sz w:val="18"/>
-                <w:szCs w:val="18"/>
-              </w:rPr>
-              <w:t xml:space="preserve">I am either: a) a responsible person eligible under Division 3 of the Business and Professions Code </w:t>
-            </w:r>
-            <w:r>
-              <w:rPr>
-                <w:rFonts w:asciiTheme="minorHAnsi" w:hAnsiTheme="minorHAnsi"/>
-                <w:sz w:val="18"/>
-                <w:szCs w:val="18"/>
-              </w:rPr>
-              <w:t xml:space="preserve">in the applicable classification to accept responsibility for the system design, construction, or installation </w:t>
-            </w:r>
-            <w:r>
-              <w:rPr>
-                <w:rFonts w:asciiTheme="minorHAnsi" w:hAnsiTheme="minorHAnsi"/>
-                <w:snapToGrid w:val="0"/>
-                <w:sz w:val="18"/>
-                <w:szCs w:val="18"/>
-              </w:rPr>
-              <w:t xml:space="preserve">of features, materials, components, or manufactured devices </w:t>
-            </w:r>
-            <w:r>
-              <w:rPr>
-                <w:rFonts w:asciiTheme="minorHAnsi" w:hAnsiTheme="minorHAnsi"/>
-                <w:sz w:val="18"/>
-                <w:szCs w:val="18"/>
-              </w:rPr>
-              <w:t xml:space="preserve">for the scope of work identified on this Certificate of Installation </w:t>
-            </w:r>
-            <w:r>
-              <w:rPr>
-                <w:rFonts w:asciiTheme="minorHAnsi" w:hAnsiTheme="minorHAnsi"/>
-                <w:snapToGrid w:val="0"/>
-                <w:sz w:val="18"/>
-                <w:szCs w:val="18"/>
-              </w:rPr>
-              <w:t>and attest to the declarations in this statement</w:t>
-            </w:r>
-            <w:r>
-              <w:rPr>
-                <w:rFonts w:asciiTheme="minorHAnsi" w:hAnsiTheme="minorHAnsi"/>
-                <w:sz w:val="18"/>
-                <w:szCs w:val="18"/>
-              </w:rPr>
-              <w:t>, or b) I am an authorized representative of the responsible person and attest to the declarations in this statement on the responsible person’s behalf</w:t>
-            </w:r>
-            <w:r>
-              <w:rPr>
-                <w:rFonts w:asciiTheme="minorHAnsi" w:eastAsia="Calibri" w:hAnsiTheme="minorHAnsi"/>
-                <w:sz w:val="18"/>
-                <w:szCs w:val="18"/>
-              </w:rPr>
-              <w:t>.</w:t>
-            </w:r>
-          </w:p>
-          <w:p>
-            <w:pPr>
-              <w:keepNext/>
-              <w:numPr>
-                <w:ilvl w:val="0"/>
-                <w:numId w:val="44"/>
-              </w:numPr>
-              <w:autoSpaceDE w:val="0"/>
-              <w:autoSpaceDN w:val="0"/>
-              <w:adjustRightInd w:val="0"/>
-              <w:ind w:right="90"/>
-              <w:rPr>
-                <w:rFonts w:asciiTheme="minorHAnsi" w:hAnsiTheme="minorHAnsi"/>
-                <w:sz w:val="18"/>
-                <w:szCs w:val="18"/>
-              </w:rPr>
-            </w:pPr>
-            <w:r>
-              <w:rPr>
-                <w:rFonts w:asciiTheme="minorHAnsi" w:hAnsiTheme="minorHAnsi"/>
-                <w:sz w:val="18"/>
-                <w:szCs w:val="18"/>
-              </w:rPr>
-              <w:t>The constructed or installed features, materials, components or manufactured devices (the installation) identified on this Certificate of Installation conforms to all applicable codes and regulations and the installation conforms to the requirements given on the Certificate of Compliance, plans, and specifications approved by the enforcement agency</w:t>
-            </w:r>
-            <w:r>
-              <w:rPr>
-                <w:rFonts w:asciiTheme="minorHAnsi" w:eastAsia="Calibri" w:hAnsiTheme="minorHAnsi" w:cs="TimesNewRomanPSMT"/>
-                <w:sz w:val="18"/>
-                <w:szCs w:val="18"/>
-              </w:rPr>
-              <w:t>.</w:t>
-            </w:r>
-          </w:p>
-          <w:p>
-            <w:pPr>
-              <w:pStyle w:val="ListParagraph"/>
-              <w:keepNext/>
-              <w:numPr>
-                <w:ilvl w:val="0"/>
-                <w:numId w:val="44"/>
-              </w:numPr>
-              <w:autoSpaceDE w:val="0"/>
-              <w:autoSpaceDN w:val="0"/>
-              <w:adjustRightInd w:val="0"/>
-              <w:rPr>
-                <w:rFonts w:asciiTheme="minorHAnsi" w:hAnsiTheme="minorHAnsi"/>
-                <w:sz w:val="18"/>
-              </w:rPr>
-            </w:pPr>
-            <w:r>
-              <w:rPr>
-                <w:rFonts w:asciiTheme="minorHAnsi" w:hAnsiTheme="minorHAnsi"/>
-                <w:sz w:val="18"/>
-                <w:szCs w:val="18"/>
-              </w:rPr>
-              <w:t xml:space="preserve">I understand that a HERS rater will check the installation to verify compliance and if such checking determines the installation fails to comply, I am required to offer any necessary corrective action at no charge to the building owner.  </w:t>
-            </w:r>
-          </w:p>
-          <w:p>
-            <w:pPr>
-              <w:pStyle w:val="ListParagraph"/>
-              <w:numPr>
-                <w:ilvl w:val="0"/>
-                <w:numId w:val="44"/>
-              </w:numPr>
-              <w:rPr>
-                <w:b/>
-              </w:rPr>
-            </w:pPr>
-            <w:r>
-              <w:rPr>
-                <w:rFonts w:asciiTheme="minorHAnsi" w:hAnsiTheme="minorHAnsi"/>
-                <w:sz w:val="18"/>
-                <w:szCs w:val="18"/>
-              </w:rPr>
-              <w:t>I will ensure that a registered copy of this Certificate of Installation shall be posted, or made available with the building permit(s) issued for the building, and made available to the enforcement agency for all applicable inspections. I understand that a registered copy of this Certificate of Installation is required to be included with the documentation the builder provides to the building owner at occupancy.</w:t>
-            </w:r>
-            <w:r>
-              <w:t xml:space="preserve"> </w:t>
-            </w:r>
-          </w:p>
-        </w:tc>
-      </w:tr>
-      <w:tr>
-        <w:tblPrEx>
-          <w:tblCellMar>
-            <w:left w:w="108" w:type="dxa"/>
-            <w:right w:w="108" w:type="dxa"/>
-          </w:tblCellMar>
-        </w:tblPrEx>
-        <w:trPr>
-          <w:trHeight w:val="360"/>
-        </w:trPr>
-        <w:tc>
-          <w:tcPr>
-            <w:tcW w:w="5307" w:type="dxa"/>
-          </w:tcPr>
-          <w:p>
-            <w:pPr>
-              <w:keepNext/>
-              <w:tabs>
-                <w:tab w:val="left" w:pos="-720"/>
-                <w:tab w:val="left" w:pos="0"/>
-                <w:tab w:val="left" w:pos="252"/>
-                <w:tab w:val="left" w:pos="5112"/>
-                <w:tab w:val="left" w:pos="6822"/>
-                <w:tab w:val="left" w:pos="8082"/>
-                <w:tab w:val="left" w:pos="8910"/>
-                <w:tab w:val="left" w:pos="10080"/>
-                <w:tab w:val="left" w:pos="10800"/>
-                <w:tab w:val="left" w:pos="11520"/>
-                <w:tab w:val="left" w:pos="12240"/>
-                <w:tab w:val="left" w:pos="12960"/>
-                <w:tab w:val="left" w:pos="13680"/>
-                <w:tab w:val="left" w:pos="14400"/>
-                <w:tab w:val="left" w:pos="15120"/>
-                <w:tab w:val="left" w:pos="15840"/>
-                <w:tab w:val="left" w:pos="16560"/>
-                <w:tab w:val="left" w:pos="17280"/>
-                <w:tab w:val="left" w:pos="18000"/>
-                <w:tab w:val="left" w:pos="18720"/>
-                <w:tab w:val="left" w:pos="30672"/>
-              </w:tabs>
-              <w:suppressAutoHyphens/>
-              <w:spacing w:after="60"/>
-              <w:ind w:right="90"/>
-              <w:rPr>
-                <w:rFonts w:asciiTheme="minorHAnsi" w:hAnsiTheme="minorHAnsi"/>
-                <w:sz w:val="14"/>
-                <w:szCs w:val="14"/>
-              </w:rPr>
-            </w:pPr>
-            <w:r>
-              <w:rPr>
-                <w:rFonts w:asciiTheme="minorHAnsi" w:hAnsiTheme="minorHAnsi"/>
-                <w:sz w:val="14"/>
-                <w:szCs w:val="14"/>
-              </w:rPr>
-              <w:t>Responsible Builder/Installer Name:</w:t>
-            </w:r>
-          </w:p>
-        </w:tc>
-        <w:tc>
-          <w:tcPr>
-            <w:tcW w:w="5643" w:type="dxa"/>
-            <w:gridSpan w:val="3"/>
-          </w:tcPr>
-          <w:p>
-            <w:pPr>
-              <w:keepNext/>
-              <w:tabs>
-                <w:tab w:val="left" w:pos="-720"/>
-                <w:tab w:val="left" w:pos="0"/>
-                <w:tab w:val="left" w:pos="252"/>
-                <w:tab w:val="left" w:pos="5112"/>
-                <w:tab w:val="left" w:pos="6822"/>
-                <w:tab w:val="left" w:pos="8082"/>
-                <w:tab w:val="left" w:pos="8910"/>
-                <w:tab w:val="left" w:pos="10080"/>
-                <w:tab w:val="left" w:pos="10800"/>
-                <w:tab w:val="left" w:pos="11520"/>
-                <w:tab w:val="left" w:pos="12240"/>
-                <w:tab w:val="left" w:pos="12960"/>
-                <w:tab w:val="left" w:pos="13680"/>
-                <w:tab w:val="left" w:pos="14400"/>
-                <w:tab w:val="left" w:pos="15120"/>
-                <w:tab w:val="left" w:pos="15840"/>
-                <w:tab w:val="left" w:pos="16560"/>
-                <w:tab w:val="left" w:pos="17280"/>
-                <w:tab w:val="left" w:pos="18000"/>
-                <w:tab w:val="left" w:pos="18720"/>
-                <w:tab w:val="left" w:pos="30672"/>
-              </w:tabs>
-              <w:suppressAutoHyphens/>
-              <w:spacing w:after="60"/>
-              <w:ind w:right="90"/>
-              <w:rPr>
-                <w:rFonts w:asciiTheme="minorHAnsi" w:hAnsiTheme="minorHAnsi"/>
-                <w:sz w:val="14"/>
-                <w:szCs w:val="14"/>
-              </w:rPr>
-            </w:pPr>
-            <w:r>
-              <w:rPr>
-                <w:rFonts w:asciiTheme="minorHAnsi" w:hAnsiTheme="minorHAnsi"/>
-                <w:sz w:val="14"/>
-                <w:szCs w:val="14"/>
-              </w:rPr>
-              <w:t>Responsible Builder/Installer Signature:</w:t>
-            </w:r>
-          </w:p>
-        </w:tc>
-      </w:tr>
-      <w:tr>
-        <w:tblPrEx>
-          <w:tblCellMar>
-            <w:left w:w="108" w:type="dxa"/>
-            <w:right w:w="108" w:type="dxa"/>
-          </w:tblCellMar>
-        </w:tblPrEx>
-        <w:trPr>
-          <w:trHeight w:val="360"/>
-        </w:trPr>
-        <w:tc>
-          <w:tcPr>
-            <w:tcW w:w="5307" w:type="dxa"/>
-            <w:tcBorders>
-              <w:top w:val="single" w:sz="4" w:space="0" w:color="auto"/>
-              <w:left w:val="single" w:sz="4" w:space="0" w:color="auto"/>
-              <w:bottom w:val="single" w:sz="4" w:space="0" w:color="auto"/>
-              <w:right w:val="single" w:sz="4" w:space="0" w:color="auto"/>
-            </w:tcBorders>
-          </w:tcPr>
-          <w:p>
-            <w:pPr>
-              <w:keepNext/>
-              <w:tabs>
-                <w:tab w:val="left" w:pos="-720"/>
-                <w:tab w:val="left" w:pos="0"/>
-                <w:tab w:val="left" w:pos="252"/>
-                <w:tab w:val="left" w:pos="5112"/>
-                <w:tab w:val="left" w:pos="6822"/>
-                <w:tab w:val="left" w:pos="8100"/>
-                <w:tab w:val="left" w:pos="8910"/>
-                <w:tab w:val="left" w:pos="10080"/>
-                <w:tab w:val="left" w:pos="10800"/>
-                <w:tab w:val="left" w:pos="11520"/>
-                <w:tab w:val="left" w:pos="12240"/>
-                <w:tab w:val="left" w:pos="12960"/>
-                <w:tab w:val="left" w:pos="13680"/>
-                <w:tab w:val="left" w:pos="14400"/>
-                <w:tab w:val="left" w:pos="15120"/>
-                <w:tab w:val="left" w:pos="15840"/>
-                <w:tab w:val="left" w:pos="16560"/>
-                <w:tab w:val="left" w:pos="17280"/>
-                <w:tab w:val="left" w:pos="18000"/>
-                <w:tab w:val="left" w:pos="18720"/>
-                <w:tab w:val="left" w:pos="30672"/>
-              </w:tabs>
-              <w:suppressAutoHyphens/>
-              <w:spacing w:after="60"/>
-              <w:ind w:right="90"/>
-              <w:rPr>
-                <w:rFonts w:asciiTheme="minorHAnsi" w:hAnsiTheme="minorHAnsi"/>
-                <w:sz w:val="14"/>
-                <w:szCs w:val="14"/>
-              </w:rPr>
-            </w:pPr>
-            <w:r>
-              <w:rPr>
-                <w:rFonts w:asciiTheme="minorHAnsi" w:hAnsiTheme="minorHAnsi"/>
-                <w:sz w:val="14"/>
-                <w:szCs w:val="14"/>
-              </w:rPr>
-              <w:t>Company Name: (Installing Subcontractor or General Contractor or Builder/Owner)</w:t>
-            </w:r>
-          </w:p>
-        </w:tc>
-        <w:tc>
-          <w:tcPr>
-            <w:tcW w:w="5643" w:type="dxa"/>
-            <w:gridSpan w:val="3"/>
-            <w:tcBorders>
-              <w:top w:val="single" w:sz="4" w:space="0" w:color="auto"/>
-              <w:left w:val="single" w:sz="4" w:space="0" w:color="auto"/>
-              <w:bottom w:val="single" w:sz="4" w:space="0" w:color="auto"/>
-              <w:right w:val="single" w:sz="4" w:space="0" w:color="auto"/>
-            </w:tcBorders>
-          </w:tcPr>
-          <w:p>
-            <w:pPr>
-              <w:keepNext/>
-              <w:tabs>
-                <w:tab w:val="left" w:pos="-720"/>
-                <w:tab w:val="left" w:pos="0"/>
-                <w:tab w:val="left" w:pos="252"/>
-                <w:tab w:val="left" w:pos="5112"/>
-                <w:tab w:val="left" w:pos="6822"/>
-                <w:tab w:val="left" w:pos="8100"/>
-                <w:tab w:val="left" w:pos="8910"/>
-                <w:tab w:val="left" w:pos="10080"/>
-                <w:tab w:val="left" w:pos="10800"/>
-                <w:tab w:val="left" w:pos="11520"/>
-                <w:tab w:val="left" w:pos="12240"/>
-                <w:tab w:val="left" w:pos="12960"/>
-                <w:tab w:val="left" w:pos="13680"/>
-                <w:tab w:val="left" w:pos="14400"/>
-                <w:tab w:val="left" w:pos="15120"/>
-                <w:tab w:val="left" w:pos="15840"/>
-                <w:tab w:val="left" w:pos="16560"/>
-                <w:tab w:val="left" w:pos="17280"/>
-                <w:tab w:val="left" w:pos="18000"/>
-                <w:tab w:val="left" w:pos="18720"/>
-                <w:tab w:val="left" w:pos="30672"/>
-              </w:tabs>
-              <w:suppressAutoHyphens/>
-              <w:spacing w:after="60"/>
-              <w:ind w:right="90"/>
-              <w:rPr>
-                <w:rFonts w:asciiTheme="minorHAnsi" w:hAnsiTheme="minorHAnsi"/>
-                <w:sz w:val="14"/>
-                <w:szCs w:val="14"/>
-              </w:rPr>
-            </w:pPr>
-            <w:r>
-              <w:rPr>
-                <w:rFonts w:asciiTheme="minorHAnsi" w:hAnsiTheme="minorHAnsi"/>
-                <w:sz w:val="14"/>
-                <w:szCs w:val="14"/>
-              </w:rPr>
-              <w:t>Position With Company (Title):</w:t>
-            </w:r>
-          </w:p>
-        </w:tc>
-      </w:tr>
-      <w:tr>
-        <w:tblPrEx>
-          <w:tblCellMar>
-            <w:left w:w="108" w:type="dxa"/>
-            <w:right w:w="108" w:type="dxa"/>
-          </w:tblCellMar>
-        </w:tblPrEx>
-        <w:trPr>
-          <w:trHeight w:val="360"/>
-        </w:trPr>
-        <w:tc>
-          <w:tcPr>
-            <w:tcW w:w="5307" w:type="dxa"/>
-            <w:tcBorders>
-              <w:top w:val="single" w:sz="4" w:space="0" w:color="auto"/>
-              <w:left w:val="single" w:sz="4" w:space="0" w:color="auto"/>
-              <w:bottom w:val="single" w:sz="4" w:space="0" w:color="auto"/>
-              <w:right w:val="single" w:sz="4" w:space="0" w:color="auto"/>
-            </w:tcBorders>
-          </w:tcPr>
-          <w:p>
-            <w:pPr>
-              <w:keepNext/>
-              <w:tabs>
-                <w:tab w:val="left" w:pos="-720"/>
-                <w:tab w:val="left" w:pos="0"/>
-                <w:tab w:val="left" w:pos="252"/>
-                <w:tab w:val="left" w:pos="5112"/>
-                <w:tab w:val="left" w:pos="6822"/>
-                <w:tab w:val="left" w:pos="8100"/>
-                <w:tab w:val="left" w:pos="8910"/>
-                <w:tab w:val="left" w:pos="10080"/>
-                <w:tab w:val="left" w:pos="10800"/>
-                <w:tab w:val="left" w:pos="11520"/>
-                <w:tab w:val="left" w:pos="12240"/>
-                <w:tab w:val="left" w:pos="12960"/>
-                <w:tab w:val="left" w:pos="13680"/>
-                <w:tab w:val="left" w:pos="14400"/>
-                <w:tab w:val="left" w:pos="15120"/>
-                <w:tab w:val="left" w:pos="15840"/>
-                <w:tab w:val="left" w:pos="16560"/>
-                <w:tab w:val="left" w:pos="17280"/>
-                <w:tab w:val="left" w:pos="18000"/>
-                <w:tab w:val="left" w:pos="18720"/>
-                <w:tab w:val="left" w:pos="30672"/>
-              </w:tabs>
-              <w:suppressAutoHyphens/>
-              <w:spacing w:after="60"/>
-              <w:ind w:right="90"/>
-              <w:rPr>
-                <w:rFonts w:asciiTheme="minorHAnsi" w:hAnsiTheme="minorHAnsi"/>
-                <w:sz w:val="14"/>
-                <w:szCs w:val="14"/>
-              </w:rPr>
-            </w:pPr>
-            <w:r>
-              <w:rPr>
-                <w:rFonts w:asciiTheme="minorHAnsi" w:hAnsiTheme="minorHAnsi"/>
-                <w:sz w:val="14"/>
-                <w:szCs w:val="14"/>
-              </w:rPr>
-              <w:t>Address:</w:t>
-            </w:r>
-          </w:p>
-        </w:tc>
-        <w:tc>
-          <w:tcPr>
-            <w:tcW w:w="5643" w:type="dxa"/>
-            <w:gridSpan w:val="3"/>
-            <w:tcBorders>
-              <w:top w:val="single" w:sz="4" w:space="0" w:color="auto"/>
-              <w:left w:val="single" w:sz="4" w:space="0" w:color="auto"/>
-              <w:bottom w:val="single" w:sz="4" w:space="0" w:color="auto"/>
-              <w:right w:val="single" w:sz="4" w:space="0" w:color="auto"/>
-            </w:tcBorders>
-          </w:tcPr>
-          <w:p>
-            <w:pPr>
-              <w:keepNext/>
-              <w:tabs>
-                <w:tab w:val="left" w:pos="-720"/>
-                <w:tab w:val="left" w:pos="0"/>
-                <w:tab w:val="left" w:pos="252"/>
-                <w:tab w:val="left" w:pos="5112"/>
-                <w:tab w:val="left" w:pos="6822"/>
-                <w:tab w:val="left" w:pos="8100"/>
-                <w:tab w:val="left" w:pos="8910"/>
-                <w:tab w:val="left" w:pos="10080"/>
-                <w:tab w:val="left" w:pos="10800"/>
-                <w:tab w:val="left" w:pos="11520"/>
-                <w:tab w:val="left" w:pos="12240"/>
-                <w:tab w:val="left" w:pos="12960"/>
-                <w:tab w:val="left" w:pos="13680"/>
-                <w:tab w:val="left" w:pos="14400"/>
-                <w:tab w:val="left" w:pos="15120"/>
-                <w:tab w:val="left" w:pos="15840"/>
-                <w:tab w:val="left" w:pos="16560"/>
-                <w:tab w:val="left" w:pos="17280"/>
-                <w:tab w:val="left" w:pos="18000"/>
-                <w:tab w:val="left" w:pos="18720"/>
-                <w:tab w:val="left" w:pos="30672"/>
-              </w:tabs>
-              <w:suppressAutoHyphens/>
-              <w:spacing w:after="60"/>
-              <w:ind w:right="90"/>
-              <w:rPr>
-                <w:rFonts w:asciiTheme="minorHAnsi" w:hAnsiTheme="minorHAnsi"/>
-                <w:sz w:val="14"/>
-                <w:szCs w:val="14"/>
-              </w:rPr>
-            </w:pPr>
-            <w:r>
-              <w:rPr>
-                <w:rFonts w:asciiTheme="minorHAnsi" w:hAnsiTheme="minorHAnsi"/>
-                <w:sz w:val="14"/>
-                <w:szCs w:val="14"/>
-              </w:rPr>
-              <w:t>CSLB License:</w:t>
-            </w:r>
-          </w:p>
-        </w:tc>
-      </w:tr>
-      <w:tr>
-        <w:tblPrEx>
-          <w:tblCellMar>
-            <w:left w:w="108" w:type="dxa"/>
-            <w:right w:w="108" w:type="dxa"/>
-          </w:tblCellMar>
-        </w:tblPrEx>
-        <w:trPr>
-          <w:trHeight w:val="360"/>
-        </w:trPr>
-        <w:tc>
-          <w:tcPr>
-            <w:tcW w:w="5307" w:type="dxa"/>
-            <w:tcBorders>
-              <w:top w:val="single" w:sz="4" w:space="0" w:color="auto"/>
-              <w:left w:val="single" w:sz="4" w:space="0" w:color="auto"/>
-              <w:bottom w:val="single" w:sz="4" w:space="0" w:color="auto"/>
-              <w:right w:val="single" w:sz="4" w:space="0" w:color="auto"/>
-            </w:tcBorders>
-          </w:tcPr>
-          <w:p>
-            <w:pPr>
-              <w:keepNext/>
-              <w:tabs>
-                <w:tab w:val="left" w:pos="-720"/>
-                <w:tab w:val="left" w:pos="0"/>
-                <w:tab w:val="left" w:pos="252"/>
-                <w:tab w:val="left" w:pos="5112"/>
-                <w:tab w:val="left" w:pos="6822"/>
-                <w:tab w:val="left" w:pos="8100"/>
-                <w:tab w:val="left" w:pos="8910"/>
-                <w:tab w:val="left" w:pos="10080"/>
-                <w:tab w:val="left" w:pos="10800"/>
-                <w:tab w:val="left" w:pos="11520"/>
-                <w:tab w:val="left" w:pos="12240"/>
-                <w:tab w:val="left" w:pos="12960"/>
-                <w:tab w:val="left" w:pos="13680"/>
-                <w:tab w:val="left" w:pos="14400"/>
-                <w:tab w:val="left" w:pos="15120"/>
-                <w:tab w:val="left" w:pos="15840"/>
-                <w:tab w:val="left" w:pos="16560"/>
-                <w:tab w:val="left" w:pos="17280"/>
-                <w:tab w:val="left" w:pos="18000"/>
-                <w:tab w:val="left" w:pos="18720"/>
-                <w:tab w:val="left" w:pos="30672"/>
-              </w:tabs>
-              <w:suppressAutoHyphens/>
-              <w:spacing w:after="60"/>
-              <w:ind w:right="90"/>
-              <w:rPr>
-                <w:rFonts w:asciiTheme="minorHAnsi" w:hAnsiTheme="minorHAnsi"/>
-                <w:sz w:val="14"/>
-                <w:szCs w:val="14"/>
-              </w:rPr>
-            </w:pPr>
-            <w:r>
-              <w:rPr>
-                <w:rFonts w:asciiTheme="minorHAnsi" w:hAnsiTheme="minorHAnsi"/>
-                <w:sz w:val="14"/>
-                <w:szCs w:val="14"/>
-              </w:rPr>
-              <w:t>City/State/Zip:</w:t>
-            </w:r>
-          </w:p>
-        </w:tc>
-        <w:tc>
-          <w:tcPr>
-            <w:tcW w:w="2821" w:type="dxa"/>
-            <w:gridSpan w:val="2"/>
-            <w:tcBorders>
-              <w:top w:val="single" w:sz="4" w:space="0" w:color="auto"/>
-              <w:left w:val="single" w:sz="4" w:space="0" w:color="auto"/>
-              <w:bottom w:val="single" w:sz="4" w:space="0" w:color="auto"/>
-              <w:right w:val="single" w:sz="4" w:space="0" w:color="auto"/>
-            </w:tcBorders>
-          </w:tcPr>
-          <w:p>
-            <w:pPr>
-              <w:keepNext/>
-              <w:tabs>
-                <w:tab w:val="left" w:pos="-720"/>
-                <w:tab w:val="left" w:pos="0"/>
-                <w:tab w:val="left" w:pos="252"/>
-                <w:tab w:val="left" w:pos="5112"/>
-                <w:tab w:val="left" w:pos="6822"/>
-                <w:tab w:val="left" w:pos="8100"/>
-                <w:tab w:val="left" w:pos="8910"/>
-                <w:tab w:val="left" w:pos="10080"/>
-                <w:tab w:val="left" w:pos="10800"/>
-                <w:tab w:val="left" w:pos="11520"/>
-                <w:tab w:val="left" w:pos="12240"/>
-                <w:tab w:val="left" w:pos="12960"/>
-                <w:tab w:val="left" w:pos="13680"/>
-                <w:tab w:val="left" w:pos="14400"/>
-                <w:tab w:val="left" w:pos="15120"/>
-                <w:tab w:val="left" w:pos="15840"/>
-                <w:tab w:val="left" w:pos="16560"/>
-                <w:tab w:val="left" w:pos="17280"/>
-                <w:tab w:val="left" w:pos="18000"/>
-                <w:tab w:val="left" w:pos="18720"/>
-                <w:tab w:val="left" w:pos="30672"/>
-              </w:tabs>
-              <w:suppressAutoHyphens/>
-              <w:spacing w:after="60"/>
-              <w:ind w:right="90"/>
-              <w:rPr>
-                <w:rFonts w:asciiTheme="minorHAnsi" w:hAnsiTheme="minorHAnsi"/>
-                <w:sz w:val="14"/>
-                <w:szCs w:val="14"/>
-              </w:rPr>
-            </w:pPr>
-            <w:r>
-              <w:rPr>
-                <w:rFonts w:asciiTheme="minorHAnsi" w:hAnsiTheme="minorHAnsi"/>
-                <w:sz w:val="14"/>
-                <w:szCs w:val="14"/>
-              </w:rPr>
-              <w:t>Phone</w:t>
-            </w:r>
-            <w:r>
-              <w:rPr>
-                <w:rFonts w:asciiTheme="minorHAnsi" w:hAnsiTheme="minorHAnsi"/>
-                <w:sz w:val="14"/>
-                <w:szCs w:val="14"/>
-              </w:rPr>
-              <w:t>:</w:t>
-            </w:r>
-          </w:p>
-        </w:tc>
-        <w:tc>
-          <w:tcPr>
-            <w:tcW w:w="2822" w:type="dxa"/>
-            <w:tcBorders>
-              <w:top w:val="single" w:sz="4" w:space="0" w:color="auto"/>
-              <w:left w:val="single" w:sz="4" w:space="0" w:color="auto"/>
-              <w:bottom w:val="single" w:sz="4" w:space="0" w:color="auto"/>
-              <w:right w:val="single" w:sz="4" w:space="0" w:color="auto"/>
-            </w:tcBorders>
-          </w:tcPr>
-          <w:p>
-            <w:pPr>
-              <w:keepNext/>
-              <w:tabs>
-                <w:tab w:val="left" w:pos="-720"/>
-                <w:tab w:val="left" w:pos="0"/>
-                <w:tab w:val="left" w:pos="252"/>
-                <w:tab w:val="left" w:pos="5112"/>
-                <w:tab w:val="left" w:pos="6822"/>
-                <w:tab w:val="left" w:pos="8100"/>
-                <w:tab w:val="left" w:pos="8910"/>
-                <w:tab w:val="left" w:pos="10080"/>
-                <w:tab w:val="left" w:pos="10800"/>
-                <w:tab w:val="left" w:pos="11520"/>
-                <w:tab w:val="left" w:pos="12240"/>
-                <w:tab w:val="left" w:pos="12960"/>
-                <w:tab w:val="left" w:pos="13680"/>
-                <w:tab w:val="left" w:pos="14400"/>
-                <w:tab w:val="left" w:pos="15120"/>
-                <w:tab w:val="left" w:pos="15840"/>
-                <w:tab w:val="left" w:pos="16560"/>
-                <w:tab w:val="left" w:pos="17280"/>
-                <w:tab w:val="left" w:pos="18000"/>
-                <w:tab w:val="left" w:pos="18720"/>
-                <w:tab w:val="left" w:pos="30672"/>
-              </w:tabs>
-              <w:suppressAutoHyphens/>
-              <w:spacing w:after="60"/>
-              <w:ind w:right="90"/>
-              <w:rPr>
-                <w:rFonts w:asciiTheme="minorHAnsi" w:hAnsiTheme="minorHAnsi"/>
-                <w:sz w:val="14"/>
-                <w:szCs w:val="14"/>
-              </w:rPr>
-            </w:pPr>
-            <w:r>
-              <w:rPr>
-                <w:rFonts w:asciiTheme="minorHAnsi" w:hAnsiTheme="minorHAnsi"/>
-                <w:sz w:val="14"/>
-                <w:szCs w:val="14"/>
-              </w:rPr>
-              <w:t>Date Signed:</w:t>
-            </w:r>
-          </w:p>
-        </w:tc>
-      </w:tr>
-      <w:tr>
-        <w:tblPrEx>
-          <w:tblCellMar>
-            <w:left w:w="108" w:type="dxa"/>
-            <w:right w:w="108" w:type="dxa"/>
-          </w:tblCellMar>
-        </w:tblPrEx>
-        <w:trPr>
-          <w:trHeight w:val="360"/>
-        </w:trPr>
-        <w:tc>
-          <w:tcPr>
-            <w:tcW w:w="5307" w:type="dxa"/>
-            <w:tcBorders>
-              <w:top w:val="single" w:sz="4" w:space="0" w:color="auto"/>
-              <w:left w:val="single" w:sz="4" w:space="0" w:color="auto"/>
-              <w:bottom w:val="single" w:sz="4" w:space="0" w:color="auto"/>
-              <w:right w:val="single" w:sz="4" w:space="0" w:color="auto"/>
-            </w:tcBorders>
-          </w:tcPr>
-          <w:p>
-            <w:pPr>
-              <w:keepNext/>
-              <w:tabs>
-                <w:tab w:val="left" w:pos="-720"/>
-                <w:tab w:val="left" w:pos="0"/>
-                <w:tab w:val="left" w:pos="252"/>
-                <w:tab w:val="left" w:pos="5112"/>
-                <w:tab w:val="left" w:pos="6822"/>
-                <w:tab w:val="left" w:pos="8100"/>
-                <w:tab w:val="left" w:pos="8910"/>
-                <w:tab w:val="left" w:pos="10080"/>
-                <w:tab w:val="left" w:pos="10800"/>
-                <w:tab w:val="left" w:pos="11520"/>
-                <w:tab w:val="left" w:pos="12240"/>
-                <w:tab w:val="left" w:pos="12960"/>
-                <w:tab w:val="left" w:pos="13680"/>
-                <w:tab w:val="left" w:pos="14400"/>
-                <w:tab w:val="left" w:pos="15120"/>
-                <w:tab w:val="left" w:pos="15840"/>
-                <w:tab w:val="left" w:pos="16560"/>
-                <w:tab w:val="left" w:pos="17280"/>
-                <w:tab w:val="left" w:pos="18000"/>
-                <w:tab w:val="left" w:pos="18720"/>
-                <w:tab w:val="left" w:pos="30672"/>
-              </w:tabs>
-              <w:suppressAutoHyphens/>
-              <w:spacing w:after="60"/>
-              <w:ind w:right="90"/>
-              <w:rPr>
-                <w:rFonts w:asciiTheme="minorHAnsi" w:hAnsiTheme="minorHAnsi"/>
-                <w:sz w:val="14"/>
-                <w:szCs w:val="14"/>
-              </w:rPr>
-            </w:pPr>
-            <w:r>
-              <w:rPr>
-                <w:rFonts w:asciiTheme="minorHAnsi" w:hAnsiTheme="minorHAnsi"/>
-                <w:sz w:val="14"/>
-                <w:szCs w:val="14"/>
-              </w:rPr>
-              <w:t>Third Party Quality Control Program (TPQCP) Status:</w:t>
-            </w:r>
-          </w:p>
-        </w:tc>
-        <w:tc>
-          <w:tcPr>
-            <w:tcW w:w="5643" w:type="dxa"/>
-            <w:gridSpan w:val="3"/>
-            <w:tcBorders>
-              <w:top w:val="single" w:sz="4" w:space="0" w:color="auto"/>
-              <w:left w:val="single" w:sz="4" w:space="0" w:color="auto"/>
-              <w:bottom w:val="single" w:sz="4" w:space="0" w:color="auto"/>
-              <w:right w:val="single" w:sz="4" w:space="0" w:color="auto"/>
-            </w:tcBorders>
-          </w:tcPr>
-          <w:p>
-            <w:pPr>
-              <w:keepNext/>
-              <w:tabs>
-                <w:tab w:val="left" w:pos="-720"/>
-                <w:tab w:val="left" w:pos="0"/>
-                <w:tab w:val="left" w:pos="252"/>
-                <w:tab w:val="left" w:pos="5112"/>
-                <w:tab w:val="left" w:pos="6822"/>
-                <w:tab w:val="left" w:pos="8100"/>
-                <w:tab w:val="left" w:pos="8910"/>
-                <w:tab w:val="left" w:pos="10080"/>
-                <w:tab w:val="left" w:pos="10800"/>
-                <w:tab w:val="left" w:pos="11520"/>
-                <w:tab w:val="left" w:pos="12240"/>
-                <w:tab w:val="left" w:pos="12960"/>
-                <w:tab w:val="left" w:pos="13680"/>
-                <w:tab w:val="left" w:pos="14400"/>
-                <w:tab w:val="left" w:pos="15120"/>
-                <w:tab w:val="left" w:pos="15840"/>
-                <w:tab w:val="left" w:pos="16560"/>
-                <w:tab w:val="left" w:pos="17280"/>
-                <w:tab w:val="left" w:pos="18000"/>
-                <w:tab w:val="left" w:pos="18720"/>
-                <w:tab w:val="left" w:pos="30672"/>
-              </w:tabs>
-              <w:suppressAutoHyphens/>
-              <w:spacing w:after="60"/>
-              <w:ind w:right="90"/>
-              <w:rPr>
-                <w:rFonts w:asciiTheme="minorHAnsi" w:hAnsiTheme="minorHAnsi"/>
-                <w:sz w:val="14"/>
-                <w:szCs w:val="14"/>
-              </w:rPr>
-            </w:pPr>
-            <w:r>
-              <w:rPr>
-                <w:rFonts w:asciiTheme="minorHAnsi" w:hAnsiTheme="minorHAnsi"/>
-                <w:sz w:val="14"/>
-                <w:szCs w:val="14"/>
-              </w:rPr>
-              <w:t xml:space="preserve">Name of TPQCP (if applicable): </w:t>
-            </w:r>
-          </w:p>
-        </w:tc>
-      </w:tr>
-    </w:tbl>
     <w:p>
       <w:pPr>
         <w:rPr>
@@ -14244,7 +14272,7 @@
 </file>
 
 <file path=word/endnotes.xml><?xml version="1.0" encoding="utf-8"?>
-<w:endnotes xmlns:wpc="http://schemas.microsoft.com/office/word/2010/wordprocessingCanvas" xmlns:cx="http://schemas.microsoft.com/office/drawing/2014/chartex" xmlns:cx1="http://schemas.microsoft.com/office/drawing/2015/9/8/chartex" xmlns:cx2="http://schemas.microsoft.com/office/drawing/2015/10/21/chartex" xmlns:cx3="http://schemas.microsoft.com/office/drawing/2016/5/9/chartex" xmlns:cx4="http://schemas.microsoft.com/office/drawing/2016/5/10/chartex" xmlns:cx5="http://schemas.microsoft.com/office/drawing/2016/5/11/chartex" xmlns:cx6="http://schemas.microsoft.com/office/drawing/2016/5/12/chartex" xmlns:cx7="http://schemas.microsoft.com/office/drawing/2016/5/13/chartex" xmlns:cx8="http://schemas.microsoft.com/office/drawing/2016/5/14/chartex" xmlns:mc="http://schemas.openxmlformats.org/markup-compatibility/2006" xmlns:aink="http://schemas.microsoft.com/office/drawing/2016/ink" xmlns:am3d="http://schemas.microsoft.com/office/drawing/2017/model3d" xmlns:o="urn:schemas-microsoft-com:office:office" xmlns:r="http://schemas.openxmlformats.org/officeDocument/2006/relationships" xmlns:m="http://schemas.openxmlformats.org/officeDocument/2006/math" xmlns:v="urn:schemas-microsoft-com:vml" xmlns:wp14="http://schemas.microsoft.com/office/word/2010/wordprocessingDrawing" xmlns:wp="http://schemas.openxmlformats.org/drawingml/2006/wordprocessingDrawing" xmlns:w10="urn:schemas-microsoft-com:office:word" xmlns:w="http://schemas.openxmlformats.org/wordprocessingml/2006/main" xmlns:w14="http://schemas.microsoft.com/office/word/2010/wordml" xmlns:w15="http://schemas.microsoft.com/office/word/2012/wordml" xmlns:w16cex="http://schemas.microsoft.com/office/word/2018/wordml/cex" xmlns:w16cid="http://schemas.microsoft.com/office/word/2016/wordml/cid" xmlns:w16="http://schemas.microsoft.com/office/word/2018/wordml" xmlns:w16sdtdh="http://schemas.microsoft.com/office/word/2020/wordml/sdtdatahash" xmlns:w16se="http://schemas.microsoft.com/office/word/2015/wordml/symex" xmlns:wpg="http://schemas.microsoft.com/office/word/2010/wordprocessingGroup" xmlns:wpi="http://schemas.microsoft.com/office/word/2010/wordprocessingInk" xmlns:wne="http://schemas.microsoft.com/office/word/2006/wordml" xmlns:wps="http://schemas.microsoft.com/office/word/2010/wordprocessingShape" mc:Ignorable="w14 w15 w16se w16cid w16 w16cex w16sdtdh wp14">
+<w:endnotes xmlns:wpc="http://schemas.microsoft.com/office/word/2010/wordprocessingCanvas" xmlns:cx="http://schemas.microsoft.com/office/drawing/2014/chartex" xmlns:cx1="http://schemas.microsoft.com/office/drawing/2015/9/8/chartex" xmlns:cx2="http://schemas.microsoft.com/office/drawing/2015/10/21/chartex" xmlns:cx3="http://schemas.microsoft.com/office/drawing/2016/5/9/chartex" xmlns:cx4="http://schemas.microsoft.com/office/drawing/2016/5/10/chartex" xmlns:cx5="http://schemas.microsoft.com/office/drawing/2016/5/11/chartex" xmlns:cx6="http://schemas.microsoft.com/office/drawing/2016/5/12/chartex" xmlns:cx7="http://schemas.microsoft.com/office/drawing/2016/5/13/chartex" xmlns:cx8="http://schemas.microsoft.com/office/drawing/2016/5/14/chartex" xmlns:mc="http://schemas.openxmlformats.org/markup-compatibility/2006" xmlns:aink="http://schemas.microsoft.com/office/drawing/2016/ink" xmlns:am3d="http://schemas.microsoft.com/office/drawing/2017/model3d" xmlns:o="urn:schemas-microsoft-com:office:office" xmlns:oel="http://schemas.microsoft.com/office/2019/extlst" xmlns:r="http://schemas.openxmlformats.org/officeDocument/2006/relationships" xmlns:m="http://schemas.openxmlformats.org/officeDocument/2006/math" xmlns:v="urn:schemas-microsoft-com:vml" xmlns:wp14="http://schemas.microsoft.com/office/word/2010/wordprocessingDrawing" xmlns:wp="http://schemas.openxmlformats.org/drawingml/2006/wordprocessingDrawing" xmlns:w10="urn:schemas-microsoft-com:office:word" xmlns:w="http://schemas.openxmlformats.org/wordprocessingml/2006/main" xmlns:w14="http://schemas.microsoft.com/office/word/2010/wordml" xmlns:w15="http://schemas.microsoft.com/office/word/2012/wordml" xmlns:w16cex="http://schemas.microsoft.com/office/word/2018/wordml/cex" xmlns:w16cid="http://schemas.microsoft.com/office/word/2016/wordml/cid" xmlns:w16="http://schemas.microsoft.com/office/word/2018/wordml" xmlns:w16sdtdh="http://schemas.microsoft.com/office/word/2020/wordml/sdtdatahash" xmlns:w16se="http://schemas.microsoft.com/office/word/2015/wordml/symex" xmlns:wpg="http://schemas.microsoft.com/office/word/2010/wordprocessingGroup" xmlns:wpi="http://schemas.microsoft.com/office/word/2010/wordprocessingInk" xmlns:wne="http://schemas.microsoft.com/office/word/2006/wordml" xmlns:wps="http://schemas.microsoft.com/office/word/2010/wordprocessingShape" mc:Ignorable="w14 w15 w16se w16cid w16 w16cex w16sdtdh wp14">
   <w:endnote w:type="separator" w:id="-1">
     <w:p>
       <w:r>
@@ -14266,7 +14294,7 @@
 </file>
 
 <file path=word/footer1.xml><?xml version="1.0" encoding="utf-8"?>
-<w:ftr xmlns:wpc="http://schemas.microsoft.com/office/word/2010/wordprocessingCanvas" xmlns:cx="http://schemas.microsoft.com/office/drawing/2014/chartex" xmlns:cx1="http://schemas.microsoft.com/office/drawing/2015/9/8/chartex" xmlns:cx2="http://schemas.microsoft.com/office/drawing/2015/10/21/chartex" xmlns:cx3="http://schemas.microsoft.com/office/drawing/2016/5/9/chartex" xmlns:cx4="http://schemas.microsoft.com/office/drawing/2016/5/10/chartex" xmlns:cx5="http://schemas.microsoft.com/office/drawing/2016/5/11/chartex" xmlns:cx6="http://schemas.microsoft.com/office/drawing/2016/5/12/chartex" xmlns:cx7="http://schemas.microsoft.com/office/drawing/2016/5/13/chartex" xmlns:cx8="http://schemas.microsoft.com/office/drawing/2016/5/14/chartex" xmlns:mc="http://schemas.openxmlformats.org/markup-compatibility/2006" xmlns:aink="http://schemas.microsoft.com/office/drawing/2016/ink" xmlns:am3d="http://schemas.microsoft.com/office/drawing/2017/model3d" xmlns:o="urn:schemas-microsoft-com:office:office" xmlns:r="http://schemas.openxmlformats.org/officeDocument/2006/relationships" xmlns:m="http://schemas.openxmlformats.org/officeDocument/2006/math" xmlns:v="urn:schemas-microsoft-com:vml" xmlns:wp14="http://schemas.microsoft.com/office/word/2010/wordprocessingDrawing" xmlns:wp="http://schemas.openxmlformats.org/drawingml/2006/wordprocessingDrawing" xmlns:w10="urn:schemas-microsoft-com:office:word" xmlns:w="http://schemas.openxmlformats.org/wordprocessingml/2006/main" xmlns:w14="http://schemas.microsoft.com/office/word/2010/wordml" xmlns:w15="http://schemas.microsoft.com/office/word/2012/wordml" xmlns:w16cex="http://schemas.microsoft.com/office/word/2018/wordml/cex" xmlns:w16cid="http://schemas.microsoft.com/office/word/2016/wordml/cid" xmlns:w16="http://schemas.microsoft.com/office/word/2018/wordml" xmlns:w16sdtdh="http://schemas.microsoft.com/office/word/2020/wordml/sdtdatahash" xmlns:w16se="http://schemas.microsoft.com/office/word/2015/wordml/symex" xmlns:wpg="http://schemas.microsoft.com/office/word/2010/wordprocessingGroup" xmlns:wpi="http://schemas.microsoft.com/office/word/2010/wordprocessingInk" xmlns:wne="http://schemas.microsoft.com/office/word/2006/wordml" xmlns:wps="http://schemas.microsoft.com/office/word/2010/wordprocessingShape" mc:Ignorable="w14 w15 w16se w16cid w16 w16cex w16sdtdh wp14">
+<w:ftr xmlns:wpc="http://schemas.microsoft.com/office/word/2010/wordprocessingCanvas" xmlns:cx="http://schemas.microsoft.com/office/drawing/2014/chartex" xmlns:cx1="http://schemas.microsoft.com/office/drawing/2015/9/8/chartex" xmlns:cx2="http://schemas.microsoft.com/office/drawing/2015/10/21/chartex" xmlns:cx3="http://schemas.microsoft.com/office/drawing/2016/5/9/chartex" xmlns:cx4="http://schemas.microsoft.com/office/drawing/2016/5/10/chartex" xmlns:cx5="http://schemas.microsoft.com/office/drawing/2016/5/11/chartex" xmlns:cx6="http://schemas.microsoft.com/office/drawing/2016/5/12/chartex" xmlns:cx7="http://schemas.microsoft.com/office/drawing/2016/5/13/chartex" xmlns:cx8="http://schemas.microsoft.com/office/drawing/2016/5/14/chartex" xmlns:mc="http://schemas.openxmlformats.org/markup-compatibility/2006" xmlns:aink="http://schemas.microsoft.com/office/drawing/2016/ink" xmlns:am3d="http://schemas.microsoft.com/office/drawing/2017/model3d" xmlns:o="urn:schemas-microsoft-com:office:office" xmlns:oel="http://schemas.microsoft.com/office/2019/extlst" xmlns:r="http://schemas.openxmlformats.org/officeDocument/2006/relationships" xmlns:m="http://schemas.openxmlformats.org/officeDocument/2006/math" xmlns:v="urn:schemas-microsoft-com:vml" xmlns:wp14="http://schemas.microsoft.com/office/word/2010/wordprocessingDrawing" xmlns:wp="http://schemas.openxmlformats.org/drawingml/2006/wordprocessingDrawing" xmlns:w10="urn:schemas-microsoft-com:office:word" xmlns:w="http://schemas.openxmlformats.org/wordprocessingml/2006/main" xmlns:w14="http://schemas.microsoft.com/office/word/2010/wordml" xmlns:w15="http://schemas.microsoft.com/office/word/2012/wordml" xmlns:w16cex="http://schemas.microsoft.com/office/word/2018/wordml/cex" xmlns:w16cid="http://schemas.microsoft.com/office/word/2016/wordml/cid" xmlns:w16="http://schemas.microsoft.com/office/word/2018/wordml" xmlns:w16sdtdh="http://schemas.microsoft.com/office/word/2020/wordml/sdtdatahash" xmlns:w16se="http://schemas.microsoft.com/office/word/2015/wordml/symex" xmlns:wpg="http://schemas.microsoft.com/office/word/2010/wordprocessingGroup" xmlns:wpi="http://schemas.microsoft.com/office/word/2010/wordprocessingInk" xmlns:wne="http://schemas.microsoft.com/office/word/2006/wordml" xmlns:wps="http://schemas.microsoft.com/office/word/2010/wordprocessingShape" mc:Ignorable="w14 w15 w16se w16cid w16 w16cex w16sdtdh wp14">
   <w:p>
     <w:pPr>
       <w:pStyle w:val="Footer"/>
@@ -14274,67 +14302,42 @@
     <w:r>
       <w:t>CA Building Energy Efficiency Standards - 20</w:t>
     </w:r>
-    <w:ins w:id="15" w:author="Alhabibi, Haider@Energy" w:date="2021-08-24T13:08:00Z">
-      <w:r>
-        <w:t>22</w:t>
-      </w:r>
-    </w:ins>
-    <w:del w:id="16" w:author="Alhabibi, Haider@Energy" w:date="2021-08-24T13:08:00Z">
-      <w:r>
-        <w:delText>1</w:delText>
-      </w:r>
-      <w:r>
-        <w:delText>9</w:delText>
-      </w:r>
-    </w:del>
+    <w:r>
+      <w:t>22</w:t>
+    </w:r>
     <w:r>
       <w:t xml:space="preserve"> </w:t>
     </w:r>
-    <w:ins w:id="17" w:author="Alhabibi, Haider@Energy" w:date="2022-02-22T13:22:00Z">
-      <w:r>
-        <w:t>Low-rise Multifamily</w:t>
-      </w:r>
-    </w:ins>
-    <w:del w:id="18" w:author="Alhabibi, Haider@Energy" w:date="2022-02-22T13:22:00Z">
-      <w:r>
-        <w:delText>Residential</w:delText>
-      </w:r>
-    </w:del>
+    <w:r>
+      <w:t>Low-</w:t>
+    </w:r>
+    <w:r>
+      <w:t>R</w:t>
+    </w:r>
+    <w:r>
+      <w:t>ise Multifamily</w:t>
+    </w:r>
     <w:r>
       <w:t xml:space="preserve"> Compliance</w:t>
     </w:r>
     <w:r>
       <w:tab/>
     </w:r>
-    <w:del w:id="19" w:author="Markstrum, Alexis@Energy" w:date="2021-10-15T13:11:00Z">
-      <w:r>
-        <w:delText xml:space="preserve">March </w:delText>
-      </w:r>
-    </w:del>
-    <w:ins w:id="20" w:author="Markstrum, Alexis@Energy" w:date="2021-10-15T13:11:00Z">
-      <w:r>
-        <w:t xml:space="preserve">January </w:t>
-      </w:r>
-    </w:ins>
+    <w:r>
+      <w:t xml:space="preserve">January </w:t>
+    </w:r>
     <w:r>
       <w:t>20</w:t>
     </w:r>
-    <w:ins w:id="21" w:author="Alhabibi, Haider@Energy" w:date="2021-08-24T13:08:00Z">
-      <w:r>
-        <w:t>22</w:t>
-      </w:r>
-    </w:ins>
-    <w:del w:id="22" w:author="Alhabibi, Haider@Energy" w:date="2021-08-24T13:08:00Z">
-      <w:r>
-        <w:delText>21</w:delText>
-      </w:r>
-    </w:del>
+    <w:r>
+      <w:t>22</w:t>
+    </w:r>
   </w:p>
 </w:ftr>
 </file>
 
 <file path=word/footer2.xml><?xml version="1.0" encoding="utf-8"?>
-<w:ftr xmlns:wpc="http://schemas.microsoft.com/office/word/2010/wordprocessingCanvas" xmlns:cx="http://schemas.microsoft.com/office/drawing/2014/chartex" xmlns:cx1="http://schemas.microsoft.com/office/drawing/2015/9/8/chartex" xmlns:cx2="http://schemas.microsoft.com/office/drawing/2015/10/21/chartex" xmlns:cx3="http://schemas.microsoft.com/office/drawing/2016/5/9/chartex" xmlns:cx4="http://schemas.microsoft.com/office/drawing/2016/5/10/chartex" xmlns:cx5="http://schemas.microsoft.com/office/drawing/2016/5/11/chartex" xmlns:cx6="http://schemas.microsoft.com/office/drawing/2016/5/12/chartex" xmlns:cx7="http://schemas.microsoft.com/office/drawing/2016/5/13/chartex" xmlns:cx8="http://schemas.microsoft.com/office/drawing/2016/5/14/chartex" xmlns:mc="http://schemas.openxmlformats.org/markup-compatibility/2006" xmlns:aink="http://schemas.microsoft.com/office/drawing/2016/ink" xmlns:am3d="http://schemas.microsoft.com/office/drawing/2017/model3d" xmlns:o="urn:schemas-microsoft-com:office:office" xmlns:r="http://schemas.openxmlformats.org/officeDocument/2006/relationships" xmlns:m="http://schemas.openxmlformats.org/officeDocument/2006/math" xmlns:v="urn:schemas-microsoft-com:vml" xmlns:wp14="http://schemas.microsoft.com/office/word/2010/wordprocessingDrawing" xmlns:wp="http://schemas.openxmlformats.org/drawingml/2006/wordprocessingDrawing" xmlns:w10="urn:schemas-microsoft-com:office:word" xmlns:w="http://schemas.openxmlformats.org/wordprocessingml/2006/main" xmlns:w14="http://schemas.microsoft.com/office/word/2010/wordml" xmlns:w15="http://schemas.microsoft.com/office/word/2012/wordml" xmlns:w16cex="http://schemas.microsoft.com/office/word/2018/wordml/cex" xmlns:w16cid="http://schemas.microsoft.com/office/word/2016/wordml/cid" xmlns:w16="http://schemas.microsoft.com/office/word/2018/wordml" xmlns:w16sdtdh="http://schemas.microsoft.com/office/word/2020/wordml/sdtdatahash" xmlns:w16se="http://schemas.microsoft.com/office/word/2015/wordml/symex" xmlns:wpg="http://schemas.microsoft.com/office/word/2010/wordprocessingGroup" xmlns:wpi="http://schemas.microsoft.com/office/word/2010/wordprocessingInk" xmlns:wne="http://schemas.microsoft.com/office/word/2006/wordml" xmlns:wps="http://schemas.microsoft.com/office/word/2010/wordprocessingShape" mc:Ignorable="w14 w15 w16se w16cid w16 w16cex w16sdtdh wp14">
+<w:ftr xmlns:wpc="http://schemas.microsoft.com/office/word/2010/wordprocessingCanvas" xmlns:cx="http://schemas.microsoft.com/office/drawing/2014/chartex" xmlns:cx1="http://schemas.microsoft.com/office/drawing/2015/9/8/chartex" xmlns:cx2="http://schemas.microsoft.com/office/drawing/2015/10/21/chartex" xmlns:cx3="http://schemas.microsoft.com/office/drawing/2016/5/9/chartex" xmlns:cx4="http://schemas.microsoft.com/office/drawing/2016/5/10/chartex" xmlns:cx5="http://schemas.microsoft.com/office/drawing/2016/5/11/chartex" xmlns:cx6="http://schemas.microsoft.com/office/drawing/2016/5/12/chartex" xmlns:cx7="http://schemas.microsoft.com/office/drawing/2016/5/13/chartex" xmlns:cx8="http://schemas.microsoft.com/office/drawing/2016/5/14/chartex" xmlns:mc="http://schemas.openxmlformats.org/markup-compatibility/2006" xmlns:aink="http://schemas.microsoft.com/office/drawing/2016/ink" xmlns:am3d="http://schemas.microsoft.com/office/drawing/2017/model3d" xmlns:o="urn:schemas-microsoft-com:office:office" xmlns:oel="http://schemas.microsoft.com/office/2019/extlst" xmlns:r="http://schemas.openxmlformats.org/officeDocument/2006/relationships" xmlns:m="http://schemas.openxmlformats.org/officeDocument/2006/math" xmlns:v="urn:schemas-microsoft-com:vml" xmlns:wp14="http://schemas.microsoft.com/office/word/2010/wordprocessingDrawing" xmlns:wp="http://schemas.openxmlformats.org/drawingml/2006/wordprocessingDrawing" xmlns:w10="urn:schemas-microsoft-com:office:word" xmlns:w="http://schemas.openxmlformats.org/wordprocessingml/2006/main" xmlns:w14="http://schemas.microsoft.com/office/word/2010/wordml" xmlns:w15="http://schemas.microsoft.com/office/word/2012/wordml" xmlns:w16cex="http://schemas.microsoft.com/office/word/2018/wordml/cex" xmlns:w16cid="http://schemas.microsoft.com/office/word/2016/wordml/cid" xmlns:w16="http://schemas.microsoft.com/office/word/2018/wordml" xmlns:w16sdtdh="http://schemas.microsoft.com/office/word/2020/wordml/sdtdatahash" xmlns:w16se="http://schemas.microsoft.com/office/word/2015/wordml/symex" xmlns:wpg="http://schemas.microsoft.com/office/word/2010/wordprocessingGroup" xmlns:wpi="http://schemas.microsoft.com/office/word/2010/wordprocessingInk" xmlns:wne="http://schemas.microsoft.com/office/word/2006/wordml" xmlns:wps="http://schemas.microsoft.com/office/word/2010/wordprocessingShape" mc:Ignorable="w14 w15 w16se w16cid w16 w16cex w16sdtdh wp14">
   <w:p>
     <w:pPr>
       <w:pStyle w:val="Footer"/>
@@ -14342,67 +14345,42 @@
     <w:r>
       <w:t>CA Building Energy Efficiency Standards - 20</w:t>
     </w:r>
-    <w:ins w:id="118" w:author="Alhabibi, Haider@Energy" w:date="2021-08-24T13:08:00Z">
-      <w:r>
-        <w:t>22</w:t>
-      </w:r>
-    </w:ins>
-    <w:del w:id="119" w:author="Alhabibi, Haider@Energy" w:date="2021-08-24T13:08:00Z">
-      <w:r>
-        <w:delText>1</w:delText>
-      </w:r>
-      <w:r>
-        <w:delText>9</w:delText>
-      </w:r>
-    </w:del>
+    <w:r>
+      <w:t>22</w:t>
+    </w:r>
     <w:r>
       <w:t xml:space="preserve"> </w:t>
     </w:r>
-    <w:ins w:id="120" w:author="Alhabibi, Haider@Energy" w:date="2022-02-22T13:22:00Z">
-      <w:r>
-        <w:t>Low-rise Multifamily</w:t>
-      </w:r>
-    </w:ins>
-    <w:del w:id="121" w:author="Alhabibi, Haider@Energy" w:date="2022-02-22T13:22:00Z">
-      <w:r>
-        <w:delText>Residential</w:delText>
-      </w:r>
-    </w:del>
+    <w:r>
+      <w:t>Low-</w:t>
+    </w:r>
+    <w:r>
+      <w:t>R</w:t>
+    </w:r>
+    <w:r>
+      <w:t>ise Multifamily</w:t>
+    </w:r>
     <w:r>
       <w:t xml:space="preserve"> Compliance</w:t>
     </w:r>
     <w:r>
       <w:tab/>
     </w:r>
-    <w:del w:id="122" w:author="Markstrum, Alexis@Energy" w:date="2021-10-15T13:11:00Z">
-      <w:r>
-        <w:delText xml:space="preserve">March </w:delText>
-      </w:r>
-    </w:del>
-    <w:ins w:id="123" w:author="Markstrum, Alexis@Energy" w:date="2021-10-15T13:11:00Z">
-      <w:r>
-        <w:t xml:space="preserve">January </w:t>
-      </w:r>
-    </w:ins>
+    <w:r>
+      <w:t xml:space="preserve">January </w:t>
+    </w:r>
     <w:r>
       <w:t>20</w:t>
     </w:r>
-    <w:ins w:id="124" w:author="Alhabibi, Haider@Energy" w:date="2021-08-24T13:08:00Z">
-      <w:r>
-        <w:t>22</w:t>
-      </w:r>
-    </w:ins>
-    <w:del w:id="125" w:author="Alhabibi, Haider@Energy" w:date="2021-08-24T13:08:00Z">
-      <w:r>
-        <w:delText>21</w:delText>
-      </w:r>
-    </w:del>
+    <w:r>
+      <w:t>22</w:t>
+    </w:r>
   </w:p>
 </w:ftr>
 </file>
 
 <file path=word/footnotes.xml><?xml version="1.0" encoding="utf-8"?>
-<w:footnotes xmlns:wpc="http://schemas.microsoft.com/office/word/2010/wordprocessingCanvas" xmlns:cx="http://schemas.microsoft.com/office/drawing/2014/chartex" xmlns:cx1="http://schemas.microsoft.com/office/drawing/2015/9/8/chartex" xmlns:cx2="http://schemas.microsoft.com/office/drawing/2015/10/21/chartex" xmlns:cx3="http://schemas.microsoft.com/office/drawing/2016/5/9/chartex" xmlns:cx4="http://schemas.microsoft.com/office/drawing/2016/5/10/chartex" xmlns:cx5="http://schemas.microsoft.com/office/drawing/2016/5/11/chartex" xmlns:cx6="http://schemas.microsoft.com/office/drawing/2016/5/12/chartex" xmlns:cx7="http://schemas.microsoft.com/office/drawing/2016/5/13/chartex" xmlns:cx8="http://schemas.microsoft.com/office/drawing/2016/5/14/chartex" xmlns:mc="http://schemas.openxmlformats.org/markup-compatibility/2006" xmlns:aink="http://schemas.microsoft.com/office/drawing/2016/ink" xmlns:am3d="http://schemas.microsoft.com/office/drawing/2017/model3d" xmlns:o="urn:schemas-microsoft-com:office:office" xmlns:r="http://schemas.openxmlformats.org/officeDocument/2006/relationships" xmlns:m="http://schemas.openxmlformats.org/officeDocument/2006/math" xmlns:v="urn:schemas-microsoft-com:vml" xmlns:wp14="http://schemas.microsoft.com/office/word/2010/wordprocessingDrawing" xmlns:wp="http://schemas.openxmlformats.org/drawingml/2006/wordprocessingDrawing" xmlns:w10="urn:schemas-microsoft-com:office:word" xmlns:w="http://schemas.openxmlformats.org/wordprocessingml/2006/main" xmlns:w14="http://schemas.microsoft.com/office/word/2010/wordml" xmlns:w15="http://schemas.microsoft.com/office/word/2012/wordml" xmlns:w16cex="http://schemas.microsoft.com/office/word/2018/wordml/cex" xmlns:w16cid="http://schemas.microsoft.com/office/word/2016/wordml/cid" xmlns:w16="http://schemas.microsoft.com/office/word/2018/wordml" xmlns:w16sdtdh="http://schemas.microsoft.com/office/word/2020/wordml/sdtdatahash" xmlns:w16se="http://schemas.microsoft.com/office/word/2015/wordml/symex" xmlns:wpg="http://schemas.microsoft.com/office/word/2010/wordprocessingGroup" xmlns:wpi="http://schemas.microsoft.com/office/word/2010/wordprocessingInk" xmlns:wne="http://schemas.microsoft.com/office/word/2006/wordml" xmlns:wps="http://schemas.microsoft.com/office/word/2010/wordprocessingShape" mc:Ignorable="w14 w15 w16se w16cid w16 w16cex w16sdtdh wp14">
+<w:footnotes xmlns:wpc="http://schemas.microsoft.com/office/word/2010/wordprocessingCanvas" xmlns:cx="http://schemas.microsoft.com/office/drawing/2014/chartex" xmlns:cx1="http://schemas.microsoft.com/office/drawing/2015/9/8/chartex" xmlns:cx2="http://schemas.microsoft.com/office/drawing/2015/10/21/chartex" xmlns:cx3="http://schemas.microsoft.com/office/drawing/2016/5/9/chartex" xmlns:cx4="http://schemas.microsoft.com/office/drawing/2016/5/10/chartex" xmlns:cx5="http://schemas.microsoft.com/office/drawing/2016/5/11/chartex" xmlns:cx6="http://schemas.microsoft.com/office/drawing/2016/5/12/chartex" xmlns:cx7="http://schemas.microsoft.com/office/drawing/2016/5/13/chartex" xmlns:cx8="http://schemas.microsoft.com/office/drawing/2016/5/14/chartex" xmlns:mc="http://schemas.openxmlformats.org/markup-compatibility/2006" xmlns:aink="http://schemas.microsoft.com/office/drawing/2016/ink" xmlns:am3d="http://schemas.microsoft.com/office/drawing/2017/model3d" xmlns:o="urn:schemas-microsoft-com:office:office" xmlns:oel="http://schemas.microsoft.com/office/2019/extlst" xmlns:r="http://schemas.openxmlformats.org/officeDocument/2006/relationships" xmlns:m="http://schemas.openxmlformats.org/officeDocument/2006/math" xmlns:v="urn:schemas-microsoft-com:vml" xmlns:wp14="http://schemas.microsoft.com/office/word/2010/wordprocessingDrawing" xmlns:wp="http://schemas.openxmlformats.org/drawingml/2006/wordprocessingDrawing" xmlns:w10="urn:schemas-microsoft-com:office:word" xmlns:w="http://schemas.openxmlformats.org/wordprocessingml/2006/main" xmlns:w14="http://schemas.microsoft.com/office/word/2010/wordml" xmlns:w15="http://schemas.microsoft.com/office/word/2012/wordml" xmlns:w16cex="http://schemas.microsoft.com/office/word/2018/wordml/cex" xmlns:w16cid="http://schemas.microsoft.com/office/word/2016/wordml/cid" xmlns:w16="http://schemas.microsoft.com/office/word/2018/wordml" xmlns:w16sdtdh="http://schemas.microsoft.com/office/word/2020/wordml/sdtdatahash" xmlns:w16se="http://schemas.microsoft.com/office/word/2015/wordml/symex" xmlns:wpg="http://schemas.microsoft.com/office/word/2010/wordprocessingGroup" xmlns:wpi="http://schemas.microsoft.com/office/word/2010/wordprocessingInk" xmlns:wne="http://schemas.microsoft.com/office/word/2006/wordml" xmlns:wps="http://schemas.microsoft.com/office/word/2010/wordprocessingShape" mc:Ignorable="w14 w15 w16se w16cid w16 w16cex w16sdtdh wp14">
   <w:footnote w:type="separator" w:id="-1">
     <w:p>
       <w:r>
@@ -14424,7 +14402,7 @@
 </file>
 
 <file path=word/header1.xml><?xml version="1.0" encoding="utf-8"?>
-<w:hdr xmlns:wpc="http://schemas.microsoft.com/office/word/2010/wordprocessingCanvas" xmlns:cx="http://schemas.microsoft.com/office/drawing/2014/chartex" xmlns:cx1="http://schemas.microsoft.com/office/drawing/2015/9/8/chartex" xmlns:cx2="http://schemas.microsoft.com/office/drawing/2015/10/21/chartex" xmlns:cx3="http://schemas.microsoft.com/office/drawing/2016/5/9/chartex" xmlns:cx4="http://schemas.microsoft.com/office/drawing/2016/5/10/chartex" xmlns:cx5="http://schemas.microsoft.com/office/drawing/2016/5/11/chartex" xmlns:cx6="http://schemas.microsoft.com/office/drawing/2016/5/12/chartex" xmlns:cx7="http://schemas.microsoft.com/office/drawing/2016/5/13/chartex" xmlns:cx8="http://schemas.microsoft.com/office/drawing/2016/5/14/chartex" xmlns:mc="http://schemas.openxmlformats.org/markup-compatibility/2006" xmlns:aink="http://schemas.microsoft.com/office/drawing/2016/ink" xmlns:am3d="http://schemas.microsoft.com/office/drawing/2017/model3d" xmlns:o="urn:schemas-microsoft-com:office:office" xmlns:r="http://schemas.openxmlformats.org/officeDocument/2006/relationships" xmlns:m="http://schemas.openxmlformats.org/officeDocument/2006/math" xmlns:v="urn:schemas-microsoft-com:vml" xmlns:wp14="http://schemas.microsoft.com/office/word/2010/wordprocessingDrawing" xmlns:wp="http://schemas.openxmlformats.org/drawingml/2006/wordprocessingDrawing" xmlns:w10="urn:schemas-microsoft-com:office:word" xmlns:w="http://schemas.openxmlformats.org/wordprocessingml/2006/main" xmlns:w14="http://schemas.microsoft.com/office/word/2010/wordml" xmlns:w15="http://schemas.microsoft.com/office/word/2012/wordml" xmlns:w16cex="http://schemas.microsoft.com/office/word/2018/wordml/cex" xmlns:w16cid="http://schemas.microsoft.com/office/word/2016/wordml/cid" xmlns:w16="http://schemas.microsoft.com/office/word/2018/wordml" xmlns:w16sdtdh="http://schemas.microsoft.com/office/word/2020/wordml/sdtdatahash" xmlns:w16se="http://schemas.microsoft.com/office/word/2015/wordml/symex" xmlns:wpg="http://schemas.microsoft.com/office/word/2010/wordprocessingGroup" xmlns:wpi="http://schemas.microsoft.com/office/word/2010/wordprocessingInk" xmlns:wne="http://schemas.microsoft.com/office/word/2006/wordml" xmlns:wps="http://schemas.microsoft.com/office/word/2010/wordprocessingShape" mc:Ignorable="w14 w15 w16se w16cid w16 w16cex w16sdtdh wp14">
+<w:hdr xmlns:wpc="http://schemas.microsoft.com/office/word/2010/wordprocessingCanvas" xmlns:cx="http://schemas.microsoft.com/office/drawing/2014/chartex" xmlns:cx1="http://schemas.microsoft.com/office/drawing/2015/9/8/chartex" xmlns:cx2="http://schemas.microsoft.com/office/drawing/2015/10/21/chartex" xmlns:cx3="http://schemas.microsoft.com/office/drawing/2016/5/9/chartex" xmlns:cx4="http://schemas.microsoft.com/office/drawing/2016/5/10/chartex" xmlns:cx5="http://schemas.microsoft.com/office/drawing/2016/5/11/chartex" xmlns:cx6="http://schemas.microsoft.com/office/drawing/2016/5/12/chartex" xmlns:cx7="http://schemas.microsoft.com/office/drawing/2016/5/13/chartex" xmlns:cx8="http://schemas.microsoft.com/office/drawing/2016/5/14/chartex" xmlns:mc="http://schemas.openxmlformats.org/markup-compatibility/2006" xmlns:aink="http://schemas.microsoft.com/office/drawing/2016/ink" xmlns:am3d="http://schemas.microsoft.com/office/drawing/2017/model3d" xmlns:o="urn:schemas-microsoft-com:office:office" xmlns:oel="http://schemas.microsoft.com/office/2019/extlst" xmlns:r="http://schemas.openxmlformats.org/officeDocument/2006/relationships" xmlns:m="http://schemas.openxmlformats.org/officeDocument/2006/math" xmlns:v="urn:schemas-microsoft-com:vml" xmlns:wp14="http://schemas.microsoft.com/office/word/2010/wordprocessingDrawing" xmlns:wp="http://schemas.openxmlformats.org/drawingml/2006/wordprocessingDrawing" xmlns:w10="urn:schemas-microsoft-com:office:word" xmlns:w="http://schemas.openxmlformats.org/wordprocessingml/2006/main" xmlns:w14="http://schemas.microsoft.com/office/word/2010/wordml" xmlns:w15="http://schemas.microsoft.com/office/word/2012/wordml" xmlns:w16cex="http://schemas.microsoft.com/office/word/2018/wordml/cex" xmlns:w16cid="http://schemas.microsoft.com/office/word/2016/wordml/cid" xmlns:w16="http://schemas.microsoft.com/office/word/2018/wordml" xmlns:w16sdtdh="http://schemas.microsoft.com/office/word/2020/wordml/sdtdatahash" xmlns:w16se="http://schemas.microsoft.com/office/word/2015/wordml/symex" xmlns:wpg="http://schemas.microsoft.com/office/word/2010/wordprocessingGroup" xmlns:wpi="http://schemas.microsoft.com/office/word/2010/wordprocessingInk" xmlns:wne="http://schemas.microsoft.com/office/word/2006/wordml" xmlns:wps="http://schemas.microsoft.com/office/word/2010/wordprocessingShape" mc:Ignorable="w14 w15 w16se w16cid w16 w16cex w16sdtdh wp14">
   <w:p>
     <w:pPr>
       <w:pStyle w:val="Header"/>
@@ -14453,7 +14431,7 @@
           <v:path o:extrusionok="f" gradientshapeok="t" o:connecttype="rect"/>
           <o:lock v:ext="edit" aspectratio="t"/>
         </v:shapetype>
-        <v:shape id="WordPictureWatermark24494535" o:spid="_x0000_s2053" type="#_x0000_t75" style="position:absolute;margin-left:0;margin-top:0;width:10in;height:540pt;z-index:-251660288;mso-position-horizontal:center;mso-position-horizontal-relative:margin;mso-position-vertical:center;mso-position-vertical-relative:margin" o:allowincell="f">
+        <v:shape id="WordPictureWatermark24494535" o:spid="_x0000_s1029" type="#_x0000_t75" style="position:absolute;margin-left:0;margin-top:0;width:10in;height:540pt;z-index:-251659776;mso-position-horizontal:center;mso-position-horizontal-relative:margin;mso-position-vertical:center;mso-position-vertical-relative:margin" o:allowincell="f">
           <v:imagedata r:id="rId1" o:title="For information and data collection only" gain="19661f" blacklevel="22938f"/>
           <w10:wrap anchorx="margin" anchory="margin"/>
         </v:shape>
@@ -14464,36 +14442,41 @@
 </file>
 
 <file path=word/header2.xml><?xml version="1.0" encoding="utf-8"?>
-<w:hdr xmlns:wpc="http://schemas.microsoft.com/office/word/2010/wordprocessingCanvas" xmlns:cx="http://schemas.microsoft.com/office/drawing/2014/chartex" xmlns:cx1="http://schemas.microsoft.com/office/drawing/2015/9/8/chartex" xmlns:cx2="http://schemas.microsoft.com/office/drawing/2015/10/21/chartex" xmlns:cx3="http://schemas.microsoft.com/office/drawing/2016/5/9/chartex" xmlns:cx4="http://schemas.microsoft.com/office/drawing/2016/5/10/chartex" xmlns:cx5="http://schemas.microsoft.com/office/drawing/2016/5/11/chartex" xmlns:cx6="http://schemas.microsoft.com/office/drawing/2016/5/12/chartex" xmlns:cx7="http://schemas.microsoft.com/office/drawing/2016/5/13/chartex" xmlns:cx8="http://schemas.microsoft.com/office/drawing/2016/5/14/chartex" xmlns:mc="http://schemas.openxmlformats.org/markup-compatibility/2006" xmlns:aink="http://schemas.microsoft.com/office/drawing/2016/ink" xmlns:am3d="http://schemas.microsoft.com/office/drawing/2017/model3d" xmlns:o="urn:schemas-microsoft-com:office:office" xmlns:r="http://schemas.openxmlformats.org/officeDocument/2006/relationships" xmlns:m="http://schemas.openxmlformats.org/officeDocument/2006/math" xmlns:v="urn:schemas-microsoft-com:vml" xmlns:wp14="http://schemas.microsoft.com/office/word/2010/wordprocessingDrawing" xmlns:wp="http://schemas.openxmlformats.org/drawingml/2006/wordprocessingDrawing" xmlns:w10="urn:schemas-microsoft-com:office:word" xmlns:w="http://schemas.openxmlformats.org/wordprocessingml/2006/main" xmlns:w14="http://schemas.microsoft.com/office/word/2010/wordml" xmlns:w15="http://schemas.microsoft.com/office/word/2012/wordml" xmlns:w16cex="http://schemas.microsoft.com/office/word/2018/wordml/cex" xmlns:w16cid="http://schemas.microsoft.com/office/word/2016/wordml/cid" xmlns:w16="http://schemas.microsoft.com/office/word/2018/wordml" xmlns:w16sdtdh="http://schemas.microsoft.com/office/word/2020/wordml/sdtdatahash" xmlns:w16se="http://schemas.microsoft.com/office/word/2015/wordml/symex" xmlns:wpg="http://schemas.microsoft.com/office/word/2010/wordprocessingGroup" xmlns:wpi="http://schemas.microsoft.com/office/word/2010/wordprocessingInk" xmlns:wne="http://schemas.microsoft.com/office/word/2006/wordml" xmlns:wps="http://schemas.microsoft.com/office/word/2010/wordprocessingShape" mc:Ignorable="w14 w15 w16se w16cid w16 w16cex w16sdtdh wp14">
+<w:hdr xmlns:wpc="http://schemas.microsoft.com/office/word/2010/wordprocessingCanvas" xmlns:cx="http://schemas.microsoft.com/office/drawing/2014/chartex" xmlns:cx1="http://schemas.microsoft.com/office/drawing/2015/9/8/chartex" xmlns:cx2="http://schemas.microsoft.com/office/drawing/2015/10/21/chartex" xmlns:cx3="http://schemas.microsoft.com/office/drawing/2016/5/9/chartex" xmlns:cx4="http://schemas.microsoft.com/office/drawing/2016/5/10/chartex" xmlns:cx5="http://schemas.microsoft.com/office/drawing/2016/5/11/chartex" xmlns:cx6="http://schemas.microsoft.com/office/drawing/2016/5/12/chartex" xmlns:cx7="http://schemas.microsoft.com/office/drawing/2016/5/13/chartex" xmlns:cx8="http://schemas.microsoft.com/office/drawing/2016/5/14/chartex" xmlns:mc="http://schemas.openxmlformats.org/markup-compatibility/2006" xmlns:aink="http://schemas.microsoft.com/office/drawing/2016/ink" xmlns:am3d="http://schemas.microsoft.com/office/drawing/2017/model3d" xmlns:o="urn:schemas-microsoft-com:office:office" xmlns:oel="http://schemas.microsoft.com/office/2019/extlst" xmlns:r="http://schemas.openxmlformats.org/officeDocument/2006/relationships" xmlns:m="http://schemas.openxmlformats.org/officeDocument/2006/math" xmlns:v="urn:schemas-microsoft-com:vml" xmlns:wp14="http://schemas.microsoft.com/office/word/2010/wordprocessingDrawing" xmlns:wp="http://schemas.openxmlformats.org/drawingml/2006/wordprocessingDrawing" xmlns:w10="urn:schemas-microsoft-com:office:word" xmlns:w="http://schemas.openxmlformats.org/wordprocessingml/2006/main" xmlns:w14="http://schemas.microsoft.com/office/word/2010/wordml" xmlns:w15="http://schemas.microsoft.com/office/word/2012/wordml" xmlns:w16cex="http://schemas.microsoft.com/office/word/2018/wordml/cex" xmlns:w16cid="http://schemas.microsoft.com/office/word/2016/wordml/cid" xmlns:w16="http://schemas.microsoft.com/office/word/2018/wordml" xmlns:w16sdtdh="http://schemas.microsoft.com/office/word/2020/wordml/sdtdatahash" xmlns:w16se="http://schemas.microsoft.com/office/word/2015/wordml/symex" xmlns:wpg="http://schemas.microsoft.com/office/word/2010/wordprocessingGroup" xmlns:wpi="http://schemas.microsoft.com/office/word/2010/wordprocessingInk" xmlns:wne="http://schemas.microsoft.com/office/word/2006/wordml" xmlns:wps="http://schemas.microsoft.com/office/word/2010/wordprocessingShape" mc:Ignorable="w14 w15 w16se w16cid w16 w16cex w16sdtdh wp14">
   <w:p>
     <w:pPr>
-      <w:suppressAutoHyphens/>
-      <w:ind w:left="-90"/>
+      <w:tabs>
+        <w:tab w:val="center" w:pos="4320"/>
+        <w:tab w:val="right" w:pos="8640"/>
+      </w:tabs>
+      <w:ind w:left="360"/>
+      <w:jc w:val="center"/>
       <w:rPr>
         <w:rFonts w:ascii="Arial" w:hAnsi="Arial" w:cs="Arial"/>
-        <w:sz w:val="14"/>
-        <w:szCs w:val="14"/>
+        <w:sz w:val="24"/>
+        <w:szCs w:val="24"/>
       </w:rPr>
     </w:pPr>
     <w:r>
       <w:rPr>
-        <w:rFonts w:ascii="Arial" w:hAnsi="Arial"/>
+        <w:rFonts w:ascii="Calibri" w:hAnsi="Calibri" w:cs="Calibri"/>
         <w:noProof/>
-        <w:sz w:val="14"/>
+        <w:sz w:val="28"/>
+        <w:szCs w:val="28"/>
       </w:rPr>
       <w:drawing>
-        <wp:anchor distT="0" distB="0" distL="114300" distR="114300" simplePos="0" relativeHeight="251654144" behindDoc="0" locked="0" layoutInCell="1" allowOverlap="1" wp14:anchorId="77AB2899" wp14:editId="40F31965">
+        <wp:anchor distT="0" distB="0" distL="114300" distR="114300" simplePos="0" relativeHeight="251656192" behindDoc="0" locked="0" layoutInCell="1" allowOverlap="1" wp14:anchorId="723F4E33" wp14:editId="2370FFE1">
           <wp:simplePos x="0" y="0"/>
-          <wp:positionH relativeFrom="margin">
-            <wp:posOffset>6592570</wp:posOffset>
+          <wp:positionH relativeFrom="column">
+            <wp:posOffset>0</wp:posOffset>
           </wp:positionH>
-          <wp:positionV relativeFrom="margin">
-            <wp:posOffset>-1211580</wp:posOffset>
+          <wp:positionV relativeFrom="paragraph">
+            <wp:posOffset>47625</wp:posOffset>
           </wp:positionV>
-          <wp:extent cx="316865" cy="278130"/>
+          <wp:extent cx="2532380" cy="566420"/>
           <wp:effectExtent l="0" t="0" r="0" b="0"/>
-          <wp:wrapSquare wrapText="bothSides"/>
-          <wp:docPr id="5" name="Picture 12"/>
+          <wp:wrapNone/>
+          <wp:docPr id="4" name="Picture 4" descr="California Energy Commission Logo"/>
           <wp:cNvGraphicFramePr>
             <a:graphicFrameLocks xmlns:a="http://schemas.openxmlformats.org/drawingml/2006/main" noChangeAspect="1"/>
           </wp:cNvGraphicFramePr>
@@ -14501,13 +14484,11 @@
             <a:graphicData uri="http://schemas.openxmlformats.org/drawingml/2006/picture">
               <pic:pic xmlns:pic="http://schemas.openxmlformats.org/drawingml/2006/picture">
                 <pic:nvPicPr>
-                  <pic:cNvPr id="0" name="Picture 12" descr="CEC_Seal-75x72"/>
-                  <pic:cNvPicPr>
-                    <a:picLocks noChangeAspect="1" noChangeArrowheads="1"/>
-                  </pic:cNvPicPr>
+                  <pic:cNvPr id="6" name="Picture 6" descr="California Energy Commission Logo"/>
+                  <pic:cNvPicPr/>
                 </pic:nvPicPr>
                 <pic:blipFill>
-                  <a:blip r:embed="rId1" cstate="print">
+                  <a:blip r:embed="rId1">
                     <a:extLst>
                       <a:ext uri="{28A0092B-C50C-407E-A947-70E740481C1C}">
                         <a14:useLocalDpi xmlns:a14="http://schemas.microsoft.com/office/drawing/2010/main" val="0"/>
@@ -14518,20 +14499,22 @@
                     <a:fillRect/>
                   </a:stretch>
                 </pic:blipFill>
-                <pic:spPr bwMode="auto">
+                <pic:spPr>
                   <a:xfrm>
                     <a:off x="0" y="0"/>
-                    <a:ext cx="316865" cy="278130"/>
+                    <a:ext cx="2532380" cy="566420"/>
                   </a:xfrm>
                   <a:prstGeom prst="rect">
                     <a:avLst/>
                   </a:prstGeom>
-                  <a:noFill/>
                 </pic:spPr>
               </pic:pic>
             </a:graphicData>
           </a:graphic>
-          <wp14:sizeRelV relativeFrom="margin">
+          <wp14:sizeRelH relativeFrom="page">
+            <wp14:pctWidth>0</wp14:pctWidth>
+          </wp14:sizeRelH>
+          <wp14:sizeRelV relativeFrom="page">
             <wp14:pctHeight>0</wp14:pctHeight>
           </wp14:sizeRelV>
         </wp:anchor>
@@ -14539,53 +14522,23 @@
     </w:r>
     <w:r>
       <w:rPr>
-        <w:rFonts w:ascii="Arial" w:hAnsi="Arial" w:cs="Arial"/>
-        <w:noProof/>
-        <w:sz w:val="14"/>
-        <w:szCs w:val="14"/>
+        <w:rFonts w:ascii="Calibri" w:hAnsi="Calibri" w:cs="Calibri"/>
+        <w:b/>
+        <w:sz w:val="28"/>
+        <w:szCs w:val="28"/>
       </w:rPr>
-      <w:pict w14:anchorId="21C82D84">
-        <v:shapetype id="_x0000_t75" coordsize="21600,21600" o:spt="75" o:preferrelative="t" path="m@4@5l@4@11@9@11@9@5xe" filled="f" stroked="f">
-          <v:stroke joinstyle="miter"/>
-          <v:formulas>
-            <v:f eqn="if lineDrawn pixelLineWidth 0"/>
-            <v:f eqn="sum @0 1 0"/>
-            <v:f eqn="sum 0 0 @1"/>
-            <v:f eqn="prod @2 1 2"/>
-            <v:f eqn="prod @3 21600 pixelWidth"/>
-            <v:f eqn="prod @3 21600 pixelHeight"/>
-            <v:f eqn="sum @0 0 1"/>
-            <v:f eqn="prod @6 1 2"/>
-            <v:f eqn="prod @7 21600 pixelWidth"/>
-            <v:f eqn="sum @8 21600 0"/>
-            <v:f eqn="prod @7 21600 pixelHeight"/>
-            <v:f eqn="sum @10 21600 0"/>
-          </v:formulas>
-          <v:path o:extrusionok="f" gradientshapeok="t" o:connecttype="rect"/>
-          <o:lock v:ext="edit" aspectratio="t"/>
-        </v:shapetype>
-        <v:shape id="WordPictureWatermark24460783" o:spid="_x0000_s2059" type="#_x0000_t75" style="position:absolute;left:0;text-align:left;margin-left:0;margin-top:0;width:10in;height:540pt;z-index:-251655168;mso-position-horizontal:center;mso-position-horizontal-relative:margin;mso-position-vertical:center;mso-position-vertical-relative:margin" o:allowincell="f">
-          <v:imagedata r:id="rId2" o:title="For information and data collection only" gain="19661f" blacklevel="22938f"/>
-          <w10:wrap anchorx="margin" anchory="margin"/>
-        </v:shape>
-      </w:pict>
-    </w:r>
-    <w:r>
-      <w:rPr>
-        <w:rFonts w:ascii="Arial" w:hAnsi="Arial" w:cs="Arial"/>
-        <w:sz w:val="14"/>
-        <w:szCs w:val="14"/>
-      </w:rPr>
-      <w:t>STATE OF CALIFORNIA</w:t>
+      <w:t>DUCT LEAKAGE DIAGNOSTIC TEST</w:t>
     </w:r>
   </w:p>
   <w:p>
     <w:pPr>
-      <w:suppressAutoHyphens/>
-      <w:ind w:left="-90"/>
+      <w:tabs>
+        <w:tab w:val="center" w:pos="4320"/>
+        <w:tab w:val="right" w:pos="8640"/>
+      </w:tabs>
+      <w:ind w:left="360"/>
       <w:rPr>
         <w:rFonts w:ascii="Arial" w:hAnsi="Arial" w:cs="Arial"/>
-        <w:b/>
         <w:sz w:val="24"/>
         <w:szCs w:val="24"/>
       </w:rPr>
@@ -14593,591 +14546,124 @@
     <w:r>
       <w:rPr>
         <w:rFonts w:ascii="Arial" w:hAnsi="Arial" w:cs="Arial"/>
-        <w:b/>
         <w:sz w:val="24"/>
         <w:szCs w:val="24"/>
       </w:rPr>
-      <w:t>DUCT LEAKAGE DIAGNOSTIC TEST</w:t>
+      <w:ptab w:relativeTo="margin" w:alignment="center" w:leader="none"/>
+    </w:r>
+    <w:r>
+      <w:rPr>
+        <w:rFonts w:ascii="Arial" w:hAnsi="Arial" w:cs="Arial"/>
+        <w:sz w:val="24"/>
+        <w:szCs w:val="24"/>
+      </w:rPr>
+      <w:ptab w:relativeTo="margin" w:alignment="right" w:leader="none"/>
+    </w:r>
+    <w:r>
+      <w:rPr>
+        <w:rFonts w:ascii="Calibri" w:hAnsi="Calibri" w:cs="Calibri"/>
+        <w:sz w:val="28"/>
+        <w:szCs w:val="28"/>
+      </w:rPr>
+      <w:t>CEC-</w:t>
+    </w:r>
+    <w:r>
+      <w:rPr>
+        <w:rFonts w:ascii="Calibri" w:hAnsi="Calibri" w:cs="Calibri"/>
+        <w:sz w:val="28"/>
+        <w:szCs w:val="28"/>
+      </w:rPr>
+      <w:t>LMCI</w:t>
+    </w:r>
+    <w:r>
+      <w:rPr>
+        <w:rFonts w:ascii="Calibri" w:hAnsi="Calibri" w:cs="Calibri"/>
+        <w:sz w:val="28"/>
+        <w:szCs w:val="28"/>
+      </w:rPr>
+      <w:t>-</w:t>
+    </w:r>
+    <w:r>
+      <w:rPr>
+        <w:rFonts w:ascii="Calibri" w:hAnsi="Calibri" w:cs="Calibri"/>
+        <w:sz w:val="28"/>
+        <w:szCs w:val="28"/>
+      </w:rPr>
+      <w:t>MCH</w:t>
+    </w:r>
+    <w:r>
+      <w:rPr>
+        <w:rFonts w:ascii="Calibri" w:hAnsi="Calibri" w:cs="Calibri"/>
+        <w:sz w:val="28"/>
+        <w:szCs w:val="28"/>
+      </w:rPr>
+      <w:t>-</w:t>
+    </w:r>
+    <w:r>
+      <w:rPr>
+        <w:rFonts w:ascii="Calibri" w:hAnsi="Calibri" w:cs="Calibri"/>
+        <w:sz w:val="28"/>
+        <w:szCs w:val="28"/>
+      </w:rPr>
+      <w:t>20</w:t>
+    </w:r>
+    <w:r>
+      <w:rPr>
+        <w:rFonts w:ascii="Calibri" w:hAnsi="Calibri" w:cs="Calibri"/>
+        <w:sz w:val="28"/>
+        <w:szCs w:val="28"/>
+      </w:rPr>
+      <w:t>-</w:t>
+    </w:r>
+    <w:r>
+      <w:rPr>
+        <w:rFonts w:ascii="Calibri" w:hAnsi="Calibri" w:cs="Calibri"/>
+        <w:sz w:val="28"/>
+        <w:szCs w:val="28"/>
+      </w:rPr>
+      <w:t>H</w:t>
     </w:r>
   </w:p>
   <w:p>
     <w:pPr>
-      <w:suppressAutoHyphens/>
-      <w:ind w:left="-90"/>
+      <w:spacing w:after="160" w:line="259" w:lineRule="auto"/>
+      <w:ind w:left="360"/>
       <w:rPr>
-        <w:rFonts w:ascii="Arial" w:hAnsi="Arial" w:cs="Arial"/>
-        <w:sz w:val="14"/>
-        <w:szCs w:val="14"/>
+        <w:rFonts w:ascii="Calibri" w:eastAsia="Calibri" w:hAnsi="Calibri" w:cs="Calibri"/>
+        <w:b/>
+        <w:bCs/>
+        <w:i/>
+        <w:iCs/>
+        <w:sz w:val="28"/>
+        <w:szCs w:val="28"/>
       </w:rPr>
     </w:pPr>
     <w:r>
       <w:rPr>
-        <w:rFonts w:ascii="Arial" w:hAnsi="Arial" w:cs="Arial"/>
-        <w:sz w:val="14"/>
-        <w:szCs w:val="14"/>
+        <w:rFonts w:ascii="Arial" w:eastAsia="Calibri" w:hAnsi="Arial" w:cs="Arial"/>
+        <w:sz w:val="24"/>
+        <w:szCs w:val="22"/>
       </w:rPr>
-      <w:t>CEC-</w:t>
-    </w:r>
-    <w:del w:id="6" w:author="Alhabibi, Haider@Energy" w:date="2022-02-14T16:48:00Z">
-      <w:r>
-        <w:rPr>
-          <w:rFonts w:ascii="Arial" w:hAnsi="Arial" w:cs="Arial"/>
-          <w:sz w:val="14"/>
-          <w:szCs w:val="14"/>
-        </w:rPr>
-        <w:delText>CF2R</w:delText>
-      </w:r>
-    </w:del>
-    <w:ins w:id="7" w:author="Alhabibi, Haider@Energy" w:date="2022-02-14T16:48:00Z">
-      <w:r>
-        <w:rPr>
-          <w:rFonts w:ascii="Arial" w:hAnsi="Arial" w:cs="Arial"/>
-          <w:sz w:val="14"/>
-          <w:szCs w:val="14"/>
-        </w:rPr>
-        <w:t>LMCI</w:t>
-      </w:r>
-    </w:ins>
-    <w:r>
-      <w:rPr>
-        <w:rFonts w:ascii="Arial" w:hAnsi="Arial" w:cs="Arial"/>
-        <w:sz w:val="14"/>
-        <w:szCs w:val="14"/>
-      </w:rPr>
-      <w:t>-MCH-20-H</w:t>
+      <w:ptab w:relativeTo="margin" w:alignment="center" w:leader="none"/>
     </w:r>
     <w:r>
       <w:rPr>
-        <w:rFonts w:ascii="Arial" w:hAnsi="Arial" w:cs="Arial"/>
-        <w:sz w:val="14"/>
-        <w:szCs w:val="14"/>
+        <w:rFonts w:ascii="Calibri" w:eastAsia="Calibri" w:hAnsi="Calibri" w:cs="Calibri"/>
+        <w:b/>
+        <w:bCs/>
+        <w:i/>
+        <w:iCs/>
+        <w:sz w:val="28"/>
+        <w:szCs w:val="28"/>
       </w:rPr>
-      <w:t xml:space="preserve"> (Revised </w:t>
+      <w:t>SAMPLE FORM – NOT VALID FOR SUBMISSION TO BUILDING DEPARTMENTS</w:t>
     </w:r>
-    <w:r>
-      <w:rPr>
-        <w:rFonts w:ascii="Arial" w:hAnsi="Arial" w:cs="Arial"/>
-        <w:sz w:val="14"/>
-        <w:szCs w:val="14"/>
-      </w:rPr>
-      <w:t>0</w:t>
-    </w:r>
-    <w:del w:id="8" w:author="Markstrum, Alexis@Energy" w:date="2021-10-15T13:11:00Z">
-      <w:r>
-        <w:rPr>
-          <w:rFonts w:ascii="Arial" w:hAnsi="Arial" w:cs="Arial"/>
-          <w:sz w:val="14"/>
-          <w:szCs w:val="14"/>
-        </w:rPr>
-        <w:delText>3</w:delText>
-      </w:r>
-    </w:del>
-    <w:ins w:id="9" w:author="Markstrum, Alexis@Energy" w:date="2021-10-15T13:11:00Z">
-      <w:r>
-        <w:rPr>
-          <w:rFonts w:ascii="Arial" w:hAnsi="Arial" w:cs="Arial"/>
-          <w:sz w:val="14"/>
-          <w:szCs w:val="14"/>
-        </w:rPr>
-        <w:t>1</w:t>
-      </w:r>
-    </w:ins>
-    <w:r>
-      <w:rPr>
-        <w:rFonts w:ascii="Arial" w:hAnsi="Arial" w:cs="Arial"/>
-        <w:sz w:val="14"/>
-        <w:szCs w:val="14"/>
-      </w:rPr>
-      <w:t>/</w:t>
-    </w:r>
-    <w:ins w:id="10" w:author="Alhabibi, Haider@Energy" w:date="2021-08-24T13:08:00Z">
-      <w:r>
-        <w:rPr>
-          <w:rFonts w:ascii="Arial" w:hAnsi="Arial" w:cs="Arial"/>
-          <w:sz w:val="14"/>
-          <w:szCs w:val="14"/>
-        </w:rPr>
-        <w:t>22</w:t>
-      </w:r>
-    </w:ins>
-    <w:del w:id="11" w:author="Alhabibi, Haider@Energy" w:date="2021-08-24T13:08:00Z">
-      <w:r>
-        <w:rPr>
-          <w:rFonts w:ascii="Arial" w:hAnsi="Arial" w:cs="Arial"/>
-          <w:sz w:val="14"/>
-          <w:szCs w:val="14"/>
-        </w:rPr>
-        <w:delText>21</w:delText>
-      </w:r>
-    </w:del>
-    <w:r>
-      <w:rPr>
-        <w:rFonts w:ascii="Arial" w:hAnsi="Arial" w:cs="Arial"/>
-        <w:sz w:val="14"/>
-        <w:szCs w:val="14"/>
-      </w:rPr>
-      <w:t xml:space="preserve">)                                                                                                                           </w:t>
-    </w:r>
-    <w:r>
-      <w:rPr>
-        <w:rFonts w:ascii="Arial" w:hAnsi="Arial" w:cs="Arial"/>
-        <w:sz w:val="14"/>
-        <w:szCs w:val="14"/>
-      </w:rPr>
-      <w:t xml:space="preserve">             </w:t>
-    </w:r>
-    <w:r>
-      <w:rPr>
-        <w:rFonts w:ascii="Arial" w:hAnsi="Arial" w:cs="Arial"/>
-        <w:sz w:val="14"/>
-        <w:szCs w:val="14"/>
-      </w:rPr>
-      <w:t>CALIFORNIA ENERGY COMMISSION</w:t>
-    </w:r>
-  </w:p>
-  <w:tbl>
-    <w:tblPr>
-      <w:tblW w:w="5004" w:type="pct"/>
-      <w:tblBorders>
-        <w:top w:val="single" w:sz="4" w:space="0" w:color="auto"/>
-        <w:left w:val="single" w:sz="4" w:space="0" w:color="auto"/>
-        <w:bottom w:val="single" w:sz="4" w:space="0" w:color="auto"/>
-        <w:right w:val="single" w:sz="4" w:space="0" w:color="auto"/>
-        <w:insideH w:val="single" w:sz="4" w:space="0" w:color="auto"/>
-        <w:insideV w:val="single" w:sz="4" w:space="0" w:color="auto"/>
-      </w:tblBorders>
-      <w:tblCellMar>
-        <w:left w:w="115" w:type="dxa"/>
-        <w:right w:w="115" w:type="dxa"/>
-      </w:tblCellMar>
-      <w:tblLook w:val="0000" w:firstRow="0" w:lastRow="0" w:firstColumn="0" w:lastColumn="0" w:noHBand="0" w:noVBand="0"/>
-    </w:tblPr>
-    <w:tblGrid>
-      <w:gridCol w:w="5212"/>
-      <w:gridCol w:w="307"/>
-      <w:gridCol w:w="3961"/>
-      <w:gridCol w:w="1559"/>
-    </w:tblGrid>
-    <w:tr>
-      <w:trPr>
-        <w:cantSplit/>
-        <w:trHeight w:val="288"/>
-      </w:trPr>
-      <w:tc>
-        <w:tcPr>
-          <w:tcW w:w="4155" w:type="pct"/>
-          <w:gridSpan w:val="3"/>
-          <w:tcBorders>
-            <w:left w:val="single" w:sz="4" w:space="0" w:color="auto"/>
-            <w:bottom w:val="single" w:sz="4" w:space="0" w:color="auto"/>
-            <w:right w:val="nil"/>
-          </w:tcBorders>
-          <w:vAlign w:val="center"/>
-        </w:tcPr>
-        <w:p>
-          <w:pPr>
-            <w:pStyle w:val="Heading1"/>
-            <w:rPr>
-              <w:rFonts w:asciiTheme="minorHAnsi" w:hAnsiTheme="minorHAnsi"/>
-              <w:b w:val="0"/>
-              <w:bCs/>
-              <w:sz w:val="20"/>
-            </w:rPr>
-          </w:pPr>
-          <w:r>
-            <w:rPr>
-              <w:rFonts w:asciiTheme="minorHAnsi" w:hAnsiTheme="minorHAnsi"/>
-              <w:b w:val="0"/>
-              <w:bCs/>
-              <w:sz w:val="20"/>
-            </w:rPr>
-            <w:t>CERTIFICATE OF INSTALLATION</w:t>
-          </w:r>
-        </w:p>
-      </w:tc>
-      <w:tc>
-        <w:tcPr>
-          <w:tcW w:w="845" w:type="pct"/>
-          <w:tcBorders>
-            <w:left w:val="nil"/>
-            <w:bottom w:val="single" w:sz="4" w:space="0" w:color="auto"/>
-          </w:tcBorders>
-          <w:tcMar>
-            <w:left w:w="115" w:type="dxa"/>
-            <w:right w:w="115" w:type="dxa"/>
-          </w:tcMar>
-          <w:vAlign w:val="center"/>
-        </w:tcPr>
-        <w:p>
-          <w:pPr>
-            <w:pStyle w:val="Heading1"/>
-            <w:jc w:val="right"/>
-            <w:rPr>
-              <w:rFonts w:asciiTheme="minorHAnsi" w:hAnsiTheme="minorHAnsi"/>
-              <w:b w:val="0"/>
-              <w:bCs/>
-              <w:sz w:val="20"/>
-            </w:rPr>
-          </w:pPr>
-          <w:del w:id="12" w:author="Alhabibi, Haider@Energy" w:date="2022-02-14T16:48:00Z">
-            <w:r>
-              <w:rPr>
-                <w:rFonts w:asciiTheme="minorHAnsi" w:hAnsiTheme="minorHAnsi"/>
-                <w:b w:val="0"/>
-                <w:bCs/>
-                <w:sz w:val="20"/>
-              </w:rPr>
-              <w:delText>CF2R</w:delText>
-            </w:r>
-          </w:del>
-          <w:ins w:id="13" w:author="Alhabibi, Haider@Energy" w:date="2022-02-14T16:48:00Z">
-            <w:r>
-              <w:rPr>
-                <w:rFonts w:asciiTheme="minorHAnsi" w:hAnsiTheme="minorHAnsi"/>
-                <w:b w:val="0"/>
-                <w:bCs/>
-                <w:sz w:val="20"/>
-              </w:rPr>
-              <w:t>LMCI</w:t>
-            </w:r>
-          </w:ins>
-          <w:r>
-            <w:rPr>
-              <w:rFonts w:asciiTheme="minorHAnsi" w:hAnsiTheme="minorHAnsi"/>
-              <w:b w:val="0"/>
-              <w:bCs/>
-              <w:sz w:val="20"/>
-            </w:rPr>
-            <w:t>-MCH-20-H</w:t>
-          </w:r>
-        </w:p>
-      </w:tc>
-    </w:tr>
-    <w:tr>
-      <w:trPr>
-        <w:cantSplit/>
-        <w:trHeight w:val="288"/>
-      </w:trPr>
-      <w:tc>
-        <w:tcPr>
-          <w:tcW w:w="2500" w:type="pct"/>
-          <w:gridSpan w:val="2"/>
-          <w:tcBorders>
-            <w:right w:val="nil"/>
-          </w:tcBorders>
-        </w:tcPr>
-        <w:p>
-          <w:pPr>
-            <w:tabs>
-              <w:tab w:val="right" w:pos="10543"/>
-            </w:tabs>
-            <w:rPr>
-              <w:rFonts w:asciiTheme="minorHAnsi" w:hAnsiTheme="minorHAnsi"/>
-              <w:sz w:val="12"/>
-              <w:szCs w:val="12"/>
-            </w:rPr>
-          </w:pPr>
-          <w:r>
-            <w:rPr>
-              <w:rFonts w:asciiTheme="minorHAnsi" w:hAnsiTheme="minorHAnsi"/>
-              <w:bCs/>
-            </w:rPr>
-            <w:t>Duct Leakage Diagnostic Test</w:t>
-          </w:r>
-          <w:ins w:id="14" w:author="Markstrum, Alexis@Energy" w:date="2021-10-27T08:56:00Z">
-            <w:r>
-              <w:rPr>
-                <w:rFonts w:asciiTheme="minorHAnsi" w:hAnsiTheme="minorHAnsi"/>
-                <w:bCs/>
-              </w:rPr>
-              <w:t xml:space="preserve"> </w:t>
-            </w:r>
-          </w:ins>
-        </w:p>
-      </w:tc>
-      <w:tc>
-        <w:tcPr>
-          <w:tcW w:w="2500" w:type="pct"/>
-          <w:gridSpan w:val="2"/>
-          <w:tcBorders>
-            <w:left w:val="nil"/>
-          </w:tcBorders>
-        </w:tcPr>
-        <w:p>
-          <w:pPr>
-            <w:tabs>
-              <w:tab w:val="right" w:pos="10543"/>
-            </w:tabs>
-            <w:jc w:val="right"/>
-            <w:rPr>
-              <w:rFonts w:asciiTheme="minorHAnsi" w:hAnsiTheme="minorHAnsi"/>
-              <w:sz w:val="12"/>
-              <w:szCs w:val="12"/>
-            </w:rPr>
-          </w:pPr>
-          <w:r>
-            <w:rPr>
-              <w:rFonts w:asciiTheme="minorHAnsi" w:hAnsiTheme="minorHAnsi"/>
-              <w:bCs/>
-            </w:rPr>
-            <w:t xml:space="preserve">(Page </w:t>
-          </w:r>
-          <w:r>
-            <w:rPr>
-              <w:rFonts w:asciiTheme="minorHAnsi" w:hAnsiTheme="minorHAnsi"/>
-              <w:bCs/>
-            </w:rPr>
-            <w:fldChar w:fldCharType="begin"/>
-          </w:r>
-          <w:r>
-            <w:rPr>
-              <w:rFonts w:asciiTheme="minorHAnsi" w:hAnsiTheme="minorHAnsi"/>
-              <w:bCs/>
-            </w:rPr>
-            <w:instrText xml:space="preserve"> PAGE   \* MERGEFORMAT </w:instrText>
-          </w:r>
-          <w:r>
-            <w:rPr>
-              <w:rFonts w:asciiTheme="minorHAnsi" w:hAnsiTheme="minorHAnsi"/>
-              <w:bCs/>
-            </w:rPr>
-            <w:fldChar w:fldCharType="separate"/>
-          </w:r>
-          <w:r>
-            <w:rPr>
-              <w:rFonts w:asciiTheme="minorHAnsi" w:hAnsiTheme="minorHAnsi"/>
-              <w:bCs/>
-              <w:noProof/>
-            </w:rPr>
-            <w:t>3</w:t>
-          </w:r>
-          <w:r>
-            <w:rPr>
-              <w:rFonts w:asciiTheme="minorHAnsi" w:hAnsiTheme="minorHAnsi"/>
-              <w:bCs/>
-            </w:rPr>
-            <w:fldChar w:fldCharType="end"/>
-          </w:r>
-          <w:r>
-            <w:rPr>
-              <w:rFonts w:asciiTheme="minorHAnsi" w:hAnsiTheme="minorHAnsi"/>
-              <w:bCs/>
-            </w:rPr>
-            <w:t xml:space="preserve"> of </w:t>
-          </w:r>
-          <w:r>
-            <w:rPr>
-              <w:rFonts w:asciiTheme="minorHAnsi" w:hAnsiTheme="minorHAnsi"/>
-              <w:bCs/>
-              <w:noProof/>
-            </w:rPr>
-            <w:fldChar w:fldCharType="begin"/>
-          </w:r>
-          <w:r>
-            <w:rPr>
-              <w:rFonts w:asciiTheme="minorHAnsi" w:hAnsiTheme="minorHAnsi"/>
-              <w:bCs/>
-              <w:noProof/>
-            </w:rPr>
-            <w:instrText xml:space="preserve"> SECTIONPAGES   \* MERGEFORMAT </w:instrText>
-          </w:r>
-          <w:r>
-            <w:rPr>
-              <w:rFonts w:asciiTheme="minorHAnsi" w:hAnsiTheme="minorHAnsi"/>
-              <w:bCs/>
-              <w:noProof/>
-            </w:rPr>
-            <w:fldChar w:fldCharType="separate"/>
-          </w:r>
-          <w:r>
-            <w:rPr>
-              <w:rFonts w:asciiTheme="minorHAnsi" w:hAnsiTheme="minorHAnsi"/>
-              <w:bCs/>
-              <w:noProof/>
-            </w:rPr>
-            <w:t>3</w:t>
-          </w:r>
-          <w:r>
-            <w:rPr>
-              <w:rFonts w:asciiTheme="minorHAnsi" w:hAnsiTheme="minorHAnsi"/>
-              <w:bCs/>
-              <w:noProof/>
-            </w:rPr>
-            <w:fldChar w:fldCharType="end"/>
-          </w:r>
-          <w:r>
-            <w:rPr>
-              <w:rFonts w:asciiTheme="minorHAnsi" w:hAnsiTheme="minorHAnsi"/>
-              <w:bCs/>
-            </w:rPr>
-            <w:t>)</w:t>
-          </w:r>
-        </w:p>
-      </w:tc>
-    </w:tr>
-    <w:tr>
-      <w:trPr>
-        <w:cantSplit/>
-        <w:trHeight w:val="288"/>
-      </w:trPr>
-      <w:tc>
-        <w:tcPr>
-          <w:tcW w:w="0" w:type="auto"/>
-        </w:tcPr>
-        <w:p>
-          <w:pPr>
-            <w:rPr>
-              <w:rFonts w:asciiTheme="minorHAnsi" w:hAnsiTheme="minorHAnsi"/>
-              <w:sz w:val="12"/>
-              <w:szCs w:val="12"/>
-            </w:rPr>
-          </w:pPr>
-          <w:r>
-            <w:rPr>
-              <w:rFonts w:asciiTheme="minorHAnsi" w:hAnsiTheme="minorHAnsi"/>
-              <w:sz w:val="12"/>
-              <w:szCs w:val="12"/>
-            </w:rPr>
-            <w:t>Project Name:</w:t>
-          </w:r>
-        </w:p>
-      </w:tc>
-      <w:tc>
-        <w:tcPr>
-          <w:tcW w:w="1794" w:type="pct"/>
-          <w:gridSpan w:val="2"/>
-        </w:tcPr>
-        <w:p>
-          <w:pPr>
-            <w:rPr>
-              <w:rFonts w:asciiTheme="minorHAnsi" w:hAnsiTheme="minorHAnsi"/>
-              <w:sz w:val="12"/>
-              <w:szCs w:val="12"/>
-            </w:rPr>
-          </w:pPr>
-          <w:r>
-            <w:rPr>
-              <w:rFonts w:asciiTheme="minorHAnsi" w:hAnsiTheme="minorHAnsi"/>
-              <w:sz w:val="12"/>
-              <w:szCs w:val="12"/>
-            </w:rPr>
-            <w:t>Enforcement Agency:</w:t>
-          </w:r>
-        </w:p>
-      </w:tc>
-      <w:tc>
-        <w:tcPr>
-          <w:tcW w:w="845" w:type="pct"/>
-        </w:tcPr>
-        <w:p>
-          <w:pPr>
-            <w:rPr>
-              <w:rFonts w:asciiTheme="minorHAnsi" w:hAnsiTheme="minorHAnsi"/>
-              <w:sz w:val="12"/>
-              <w:szCs w:val="12"/>
-            </w:rPr>
-          </w:pPr>
-          <w:r>
-            <w:rPr>
-              <w:rFonts w:asciiTheme="minorHAnsi" w:hAnsiTheme="minorHAnsi"/>
-              <w:sz w:val="12"/>
-              <w:szCs w:val="12"/>
-            </w:rPr>
-            <w:t>Permit Number:</w:t>
-          </w:r>
-        </w:p>
-      </w:tc>
-    </w:tr>
-    <w:tr>
-      <w:trPr>
-        <w:cantSplit/>
-        <w:trHeight w:val="288"/>
-      </w:trPr>
-      <w:tc>
-        <w:tcPr>
-          <w:tcW w:w="0" w:type="auto"/>
-        </w:tcPr>
-        <w:p>
-          <w:pPr>
-            <w:rPr>
-              <w:rFonts w:asciiTheme="minorHAnsi" w:hAnsiTheme="minorHAnsi"/>
-              <w:sz w:val="12"/>
-              <w:szCs w:val="12"/>
-              <w:vertAlign w:val="superscript"/>
-            </w:rPr>
-          </w:pPr>
-          <w:r>
-            <w:rPr>
-              <w:rFonts w:asciiTheme="minorHAnsi" w:hAnsiTheme="minorHAnsi"/>
-              <w:sz w:val="12"/>
-              <w:szCs w:val="12"/>
-            </w:rPr>
-            <w:t>Dwelling Address:</w:t>
-          </w:r>
-        </w:p>
-      </w:tc>
-      <w:tc>
-        <w:tcPr>
-          <w:tcW w:w="1794" w:type="pct"/>
-          <w:gridSpan w:val="2"/>
-        </w:tcPr>
-        <w:p>
-          <w:pPr>
-            <w:rPr>
-              <w:rFonts w:asciiTheme="minorHAnsi" w:hAnsiTheme="minorHAnsi"/>
-              <w:sz w:val="12"/>
-              <w:szCs w:val="12"/>
-              <w:vertAlign w:val="superscript"/>
-            </w:rPr>
-          </w:pPr>
-          <w:r>
-            <w:rPr>
-              <w:rFonts w:asciiTheme="minorHAnsi" w:hAnsiTheme="minorHAnsi"/>
-              <w:sz w:val="12"/>
-              <w:szCs w:val="12"/>
-            </w:rPr>
-            <w:t>City</w:t>
-          </w:r>
-        </w:p>
-      </w:tc>
-      <w:tc>
-        <w:tcPr>
-          <w:tcW w:w="845" w:type="pct"/>
-        </w:tcPr>
-        <w:p>
-          <w:pPr>
-            <w:rPr>
-              <w:rFonts w:asciiTheme="minorHAnsi" w:hAnsiTheme="minorHAnsi"/>
-              <w:sz w:val="12"/>
-              <w:szCs w:val="12"/>
-              <w:vertAlign w:val="superscript"/>
-            </w:rPr>
-          </w:pPr>
-          <w:r>
-            <w:rPr>
-              <w:rFonts w:asciiTheme="minorHAnsi" w:hAnsiTheme="minorHAnsi"/>
-              <w:sz w:val="12"/>
-              <w:szCs w:val="12"/>
-            </w:rPr>
-            <w:t>Zip Code</w:t>
-          </w:r>
-        </w:p>
-      </w:tc>
-    </w:tr>
-  </w:tbl>
-  <w:p>
-    <w:pPr>
-      <w:pStyle w:val="Header"/>
-      <w:rPr>
-        <w:szCs w:val="4"/>
-      </w:rPr>
-    </w:pPr>
   </w:p>
 </w:hdr>
 </file>
 
 <file path=word/header3.xml><?xml version="1.0" encoding="utf-8"?>
-<w:hdr xmlns:wpc="http://schemas.microsoft.com/office/word/2010/wordprocessingCanvas" xmlns:cx="http://schemas.microsoft.com/office/drawing/2014/chartex" xmlns:cx1="http://schemas.microsoft.com/office/drawing/2015/9/8/chartex" xmlns:cx2="http://schemas.microsoft.com/office/drawing/2015/10/21/chartex" xmlns:cx3="http://schemas.microsoft.com/office/drawing/2016/5/9/chartex" xmlns:cx4="http://schemas.microsoft.com/office/drawing/2016/5/10/chartex" xmlns:cx5="http://schemas.microsoft.com/office/drawing/2016/5/11/chartex" xmlns:cx6="http://schemas.microsoft.com/office/drawing/2016/5/12/chartex" xmlns:cx7="http://schemas.microsoft.com/office/drawing/2016/5/13/chartex" xmlns:cx8="http://schemas.microsoft.com/office/drawing/2016/5/14/chartex" xmlns:mc="http://schemas.openxmlformats.org/markup-compatibility/2006" xmlns:aink="http://schemas.microsoft.com/office/drawing/2016/ink" xmlns:am3d="http://schemas.microsoft.com/office/drawing/2017/model3d" xmlns:o="urn:schemas-microsoft-com:office:office" xmlns:r="http://schemas.openxmlformats.org/officeDocument/2006/relationships" xmlns:m="http://schemas.openxmlformats.org/officeDocument/2006/math" xmlns:v="urn:schemas-microsoft-com:vml" xmlns:wp14="http://schemas.microsoft.com/office/word/2010/wordprocessingDrawing" xmlns:wp="http://schemas.openxmlformats.org/drawingml/2006/wordprocessingDrawing" xmlns:w10="urn:schemas-microsoft-com:office:word" xmlns:w="http://schemas.openxmlformats.org/wordprocessingml/2006/main" xmlns:w14="http://schemas.microsoft.com/office/word/2010/wordml" xmlns:w15="http://schemas.microsoft.com/office/word/2012/wordml" xmlns:w16cex="http://schemas.microsoft.com/office/word/2018/wordml/cex" xmlns:w16cid="http://schemas.microsoft.com/office/word/2016/wordml/cid" xmlns:w16="http://schemas.microsoft.com/office/word/2018/wordml" xmlns:w16sdtdh="http://schemas.microsoft.com/office/word/2020/wordml/sdtdatahash" xmlns:w16se="http://schemas.microsoft.com/office/word/2015/wordml/symex" xmlns:wpg="http://schemas.microsoft.com/office/word/2010/wordprocessingGroup" xmlns:wpi="http://schemas.microsoft.com/office/word/2010/wordprocessingInk" xmlns:wne="http://schemas.microsoft.com/office/word/2006/wordml" xmlns:wps="http://schemas.microsoft.com/office/word/2010/wordprocessingShape" mc:Ignorable="w14 w15 w16se w16cid w16 w16cex w16sdtdh wp14">
+<w:hdr xmlns:wpc="http://schemas.microsoft.com/office/word/2010/wordprocessingCanvas" xmlns:cx="http://schemas.microsoft.com/office/drawing/2014/chartex" xmlns:cx1="http://schemas.microsoft.com/office/drawing/2015/9/8/chartex" xmlns:cx2="http://schemas.microsoft.com/office/drawing/2015/10/21/chartex" xmlns:cx3="http://schemas.microsoft.com/office/drawing/2016/5/9/chartex" xmlns:cx4="http://schemas.microsoft.com/office/drawing/2016/5/10/chartex" xmlns:cx5="http://schemas.microsoft.com/office/drawing/2016/5/11/chartex" xmlns:cx6="http://schemas.microsoft.com/office/drawing/2016/5/12/chartex" xmlns:cx7="http://schemas.microsoft.com/office/drawing/2016/5/13/chartex" xmlns:cx8="http://schemas.microsoft.com/office/drawing/2016/5/14/chartex" xmlns:mc="http://schemas.openxmlformats.org/markup-compatibility/2006" xmlns:aink="http://schemas.microsoft.com/office/drawing/2016/ink" xmlns:am3d="http://schemas.microsoft.com/office/drawing/2017/model3d" xmlns:o="urn:schemas-microsoft-com:office:office" xmlns:oel="http://schemas.microsoft.com/office/2019/extlst" xmlns:r="http://schemas.openxmlformats.org/officeDocument/2006/relationships" xmlns:m="http://schemas.openxmlformats.org/officeDocument/2006/math" xmlns:v="urn:schemas-microsoft-com:vml" xmlns:wp14="http://schemas.microsoft.com/office/word/2010/wordprocessingDrawing" xmlns:wp="http://schemas.openxmlformats.org/drawingml/2006/wordprocessingDrawing" xmlns:w10="urn:schemas-microsoft-com:office:word" xmlns:w="http://schemas.openxmlformats.org/wordprocessingml/2006/main" xmlns:w14="http://schemas.microsoft.com/office/word/2010/wordml" xmlns:w15="http://schemas.microsoft.com/office/word/2012/wordml" xmlns:w16cex="http://schemas.microsoft.com/office/word/2018/wordml/cex" xmlns:w16cid="http://schemas.microsoft.com/office/word/2016/wordml/cid" xmlns:w16="http://schemas.microsoft.com/office/word/2018/wordml" xmlns:w16sdtdh="http://schemas.microsoft.com/office/word/2020/wordml/sdtdatahash" xmlns:w16se="http://schemas.microsoft.com/office/word/2015/wordml/symex" xmlns:wpg="http://schemas.microsoft.com/office/word/2010/wordprocessingGroup" xmlns:wpi="http://schemas.microsoft.com/office/word/2010/wordprocessingInk" xmlns:wne="http://schemas.microsoft.com/office/word/2006/wordml" xmlns:wps="http://schemas.microsoft.com/office/word/2010/wordprocessingShape" mc:Ignorable="w14 w15 w16se w16cid w16 w16cex w16sdtdh wp14">
   <w:p>
     <w:pPr>
       <w:pStyle w:val="Header"/>
@@ -15206,7 +14692,7 @@
           <v:path o:extrusionok="f" gradientshapeok="t" o:connecttype="rect"/>
           <o:lock v:ext="edit" aspectratio="t"/>
         </v:shapetype>
-        <v:shape id="WordPictureWatermark24494534" o:spid="_x0000_s2052" type="#_x0000_t75" style="position:absolute;margin-left:0;margin-top:0;width:10in;height:540pt;z-index:-251661312;mso-position-horizontal:center;mso-position-horizontal-relative:margin;mso-position-vertical:center;mso-position-vertical-relative:margin" o:allowincell="f">
+        <v:shape id="WordPictureWatermark24494534" o:spid="_x0000_s1028" type="#_x0000_t75" style="position:absolute;margin-left:0;margin-top:0;width:10in;height:540pt;z-index:-251660800;mso-position-horizontal:center;mso-position-horizontal-relative:margin;mso-position-vertical:center;mso-position-vertical-relative:margin" o:allowincell="f">
           <v:imagedata r:id="rId1" o:title="For information and data collection only" gain="19661f" blacklevel="22938f"/>
           <w10:wrap anchorx="margin" anchory="margin"/>
         </v:shape>
@@ -15217,7 +14703,7 @@
 </file>
 
 <file path=word/header4.xml><?xml version="1.0" encoding="utf-8"?>
-<w:hdr xmlns:wpc="http://schemas.microsoft.com/office/word/2010/wordprocessingCanvas" xmlns:cx="http://schemas.microsoft.com/office/drawing/2014/chartex" xmlns:cx1="http://schemas.microsoft.com/office/drawing/2015/9/8/chartex" xmlns:cx2="http://schemas.microsoft.com/office/drawing/2015/10/21/chartex" xmlns:cx3="http://schemas.microsoft.com/office/drawing/2016/5/9/chartex" xmlns:cx4="http://schemas.microsoft.com/office/drawing/2016/5/10/chartex" xmlns:cx5="http://schemas.microsoft.com/office/drawing/2016/5/11/chartex" xmlns:cx6="http://schemas.microsoft.com/office/drawing/2016/5/12/chartex" xmlns:cx7="http://schemas.microsoft.com/office/drawing/2016/5/13/chartex" xmlns:cx8="http://schemas.microsoft.com/office/drawing/2016/5/14/chartex" xmlns:mc="http://schemas.openxmlformats.org/markup-compatibility/2006" xmlns:aink="http://schemas.microsoft.com/office/drawing/2016/ink" xmlns:am3d="http://schemas.microsoft.com/office/drawing/2017/model3d" xmlns:o="urn:schemas-microsoft-com:office:office" xmlns:r="http://schemas.openxmlformats.org/officeDocument/2006/relationships" xmlns:m="http://schemas.openxmlformats.org/officeDocument/2006/math" xmlns:v="urn:schemas-microsoft-com:vml" xmlns:wp14="http://schemas.microsoft.com/office/word/2010/wordprocessingDrawing" xmlns:wp="http://schemas.openxmlformats.org/drawingml/2006/wordprocessingDrawing" xmlns:w10="urn:schemas-microsoft-com:office:word" xmlns:w="http://schemas.openxmlformats.org/wordprocessingml/2006/main" xmlns:w14="http://schemas.microsoft.com/office/word/2010/wordml" xmlns:w15="http://schemas.microsoft.com/office/word/2012/wordml" xmlns:w16cex="http://schemas.microsoft.com/office/word/2018/wordml/cex" xmlns:w16cid="http://schemas.microsoft.com/office/word/2016/wordml/cid" xmlns:w16="http://schemas.microsoft.com/office/word/2018/wordml" xmlns:w16sdtdh="http://schemas.microsoft.com/office/word/2020/wordml/sdtdatahash" xmlns:w16se="http://schemas.microsoft.com/office/word/2015/wordml/symex" xmlns:wpg="http://schemas.microsoft.com/office/word/2010/wordprocessingGroup" xmlns:wpi="http://schemas.microsoft.com/office/word/2010/wordprocessingInk" xmlns:wne="http://schemas.microsoft.com/office/word/2006/wordml" xmlns:wps="http://schemas.microsoft.com/office/word/2010/wordprocessingShape" mc:Ignorable="w14 w15 w16se w16cid w16 w16cex w16sdtdh wp14">
+<w:hdr xmlns:wpc="http://schemas.microsoft.com/office/word/2010/wordprocessingCanvas" xmlns:cx="http://schemas.microsoft.com/office/drawing/2014/chartex" xmlns:cx1="http://schemas.microsoft.com/office/drawing/2015/9/8/chartex" xmlns:cx2="http://schemas.microsoft.com/office/drawing/2015/10/21/chartex" xmlns:cx3="http://schemas.microsoft.com/office/drawing/2016/5/9/chartex" xmlns:cx4="http://schemas.microsoft.com/office/drawing/2016/5/10/chartex" xmlns:cx5="http://schemas.microsoft.com/office/drawing/2016/5/11/chartex" xmlns:cx6="http://schemas.microsoft.com/office/drawing/2016/5/12/chartex" xmlns:cx7="http://schemas.microsoft.com/office/drawing/2016/5/13/chartex" xmlns:cx8="http://schemas.microsoft.com/office/drawing/2016/5/14/chartex" xmlns:mc="http://schemas.openxmlformats.org/markup-compatibility/2006" xmlns:aink="http://schemas.microsoft.com/office/drawing/2016/ink" xmlns:am3d="http://schemas.microsoft.com/office/drawing/2017/model3d" xmlns:o="urn:schemas-microsoft-com:office:office" xmlns:oel="http://schemas.microsoft.com/office/2019/extlst" xmlns:r="http://schemas.openxmlformats.org/officeDocument/2006/relationships" xmlns:m="http://schemas.openxmlformats.org/officeDocument/2006/math" xmlns:v="urn:schemas-microsoft-com:vml" xmlns:wp14="http://schemas.microsoft.com/office/word/2010/wordprocessingDrawing" xmlns:wp="http://schemas.openxmlformats.org/drawingml/2006/wordprocessingDrawing" xmlns:w10="urn:schemas-microsoft-com:office:word" xmlns:w="http://schemas.openxmlformats.org/wordprocessingml/2006/main" xmlns:w14="http://schemas.microsoft.com/office/word/2010/wordml" xmlns:w15="http://schemas.microsoft.com/office/word/2012/wordml" xmlns:w16cex="http://schemas.microsoft.com/office/word/2018/wordml/cex" xmlns:w16cid="http://schemas.microsoft.com/office/word/2016/wordml/cid" xmlns:w16="http://schemas.microsoft.com/office/word/2018/wordml" xmlns:w16sdtdh="http://schemas.microsoft.com/office/word/2020/wordml/sdtdatahash" xmlns:w16se="http://schemas.microsoft.com/office/word/2015/wordml/symex" xmlns:wpg="http://schemas.microsoft.com/office/word/2010/wordprocessingGroup" xmlns:wpi="http://schemas.microsoft.com/office/word/2010/wordprocessingInk" xmlns:wne="http://schemas.microsoft.com/office/word/2006/wordml" xmlns:wps="http://schemas.microsoft.com/office/word/2010/wordprocessingShape" mc:Ignorable="w14 w15 w16se w16cid w16 w16cex w16sdtdh wp14">
   <w:tbl>
     <w:tblPr>
       <w:tblW w:w="5004" w:type="pct"/>
@@ -15289,7 +14775,7 @@
                 <v:path o:extrusionok="f" gradientshapeok="t" o:connecttype="rect"/>
                 <o:lock v:ext="edit" aspectratio="t"/>
               </v:shapetype>
-              <v:shape id="WordPictureWatermark24494536" o:spid="_x0000_s2058" type="#_x0000_t75" style="position:absolute;margin-left:0;margin-top:0;width:10in;height:540pt;z-index:-251656192;mso-position-horizontal:center;mso-position-horizontal-relative:margin;mso-position-vertical:center;mso-position-vertical-relative:margin" o:allowincell="f">
+              <v:shape id="WordPictureWatermark24494536" o:spid="_x0000_s1034" type="#_x0000_t75" style="position:absolute;margin-left:0;margin-top:0;width:10in;height:540pt;z-index:-251655680;mso-position-horizontal:center;mso-position-horizontal-relative:margin;mso-position-vertical:center;mso-position-vertical-relative:margin" o:allowincell="f">
                 <v:imagedata r:id="rId1" o:title="For information and data collection only" gain="19661f" blacklevel="22938f"/>
                 <w10:wrap anchorx="margin" anchory="margin"/>
               </v:shape>
@@ -15348,28 +14834,15 @@
               <w:sz w:val="20"/>
             </w:rPr>
           </w:pPr>
-          <w:del w:id="69" w:author="Alhabibi, Haider@Energy" w:date="2022-02-14T16:48:00Z">
-            <w:r>
-              <w:rPr>
-                <w:rFonts w:asciiTheme="minorHAnsi" w:hAnsiTheme="minorHAnsi"/>
-                <w:b w:val="0"/>
-                <w:bCs/>
-                <w:sz w:val="20"/>
-              </w:rPr>
-              <w:delText>CF2R</w:delText>
-            </w:r>
-          </w:del>
-          <w:ins w:id="70" w:author="Alhabibi, Haider@Energy" w:date="2022-02-14T16:48:00Z">
-            <w:r>
-              <w:rPr>
-                <w:rFonts w:asciiTheme="minorHAnsi" w:hAnsiTheme="minorHAnsi"/>
-                <w:b w:val="0"/>
-                <w:bCs/>
-                <w:sz w:val="20"/>
-              </w:rPr>
-              <w:t>LMCI</w:t>
-            </w:r>
-          </w:ins>
+          <w:r>
+            <w:rPr>
+              <w:rFonts w:asciiTheme="minorHAnsi" w:hAnsiTheme="minorHAnsi"/>
+              <w:b w:val="0"/>
+              <w:bCs/>
+              <w:sz w:val="20"/>
+            </w:rPr>
+            <w:t>LMCI</w:t>
+          </w:r>
           <w:r>
             <w:rPr>
               <w:rFonts w:asciiTheme="minorHAnsi" w:hAnsiTheme="minorHAnsi"/>
@@ -15575,7 +15048,7 @@
 </file>
 
 <file path=word/header5.xml><?xml version="1.0" encoding="utf-8"?>
-<w:hdr xmlns:wpc="http://schemas.microsoft.com/office/word/2010/wordprocessingCanvas" xmlns:cx="http://schemas.microsoft.com/office/drawing/2014/chartex" xmlns:cx1="http://schemas.microsoft.com/office/drawing/2015/9/8/chartex" xmlns:cx2="http://schemas.microsoft.com/office/drawing/2015/10/21/chartex" xmlns:cx3="http://schemas.microsoft.com/office/drawing/2016/5/9/chartex" xmlns:cx4="http://schemas.microsoft.com/office/drawing/2016/5/10/chartex" xmlns:cx5="http://schemas.microsoft.com/office/drawing/2016/5/11/chartex" xmlns:cx6="http://schemas.microsoft.com/office/drawing/2016/5/12/chartex" xmlns:cx7="http://schemas.microsoft.com/office/drawing/2016/5/13/chartex" xmlns:cx8="http://schemas.microsoft.com/office/drawing/2016/5/14/chartex" xmlns:mc="http://schemas.openxmlformats.org/markup-compatibility/2006" xmlns:aink="http://schemas.microsoft.com/office/drawing/2016/ink" xmlns:am3d="http://schemas.microsoft.com/office/drawing/2017/model3d" xmlns:o="urn:schemas-microsoft-com:office:office" xmlns:r="http://schemas.openxmlformats.org/officeDocument/2006/relationships" xmlns:m="http://schemas.openxmlformats.org/officeDocument/2006/math" xmlns:v="urn:schemas-microsoft-com:vml" xmlns:wp14="http://schemas.microsoft.com/office/word/2010/wordprocessingDrawing" xmlns:wp="http://schemas.openxmlformats.org/drawingml/2006/wordprocessingDrawing" xmlns:w10="urn:schemas-microsoft-com:office:word" xmlns:w="http://schemas.openxmlformats.org/wordprocessingml/2006/main" xmlns:w14="http://schemas.microsoft.com/office/word/2010/wordml" xmlns:w15="http://schemas.microsoft.com/office/word/2012/wordml" xmlns:w16cex="http://schemas.microsoft.com/office/word/2018/wordml/cex" xmlns:w16cid="http://schemas.microsoft.com/office/word/2016/wordml/cid" xmlns:w16="http://schemas.microsoft.com/office/word/2018/wordml" xmlns:w16sdtdh="http://schemas.microsoft.com/office/word/2020/wordml/sdtdatahash" xmlns:w16se="http://schemas.microsoft.com/office/word/2015/wordml/symex" xmlns:wpg="http://schemas.microsoft.com/office/word/2010/wordprocessingGroup" xmlns:wpi="http://schemas.microsoft.com/office/word/2010/wordprocessingInk" xmlns:wne="http://schemas.microsoft.com/office/word/2006/wordml" xmlns:wps="http://schemas.microsoft.com/office/word/2010/wordprocessingShape" mc:Ignorable="w14 w15 w16se w16cid w16 w16cex w16sdtdh wp14">
+<w:hdr xmlns:wpc="http://schemas.microsoft.com/office/word/2010/wordprocessingCanvas" xmlns:cx="http://schemas.microsoft.com/office/drawing/2014/chartex" xmlns:cx1="http://schemas.microsoft.com/office/drawing/2015/9/8/chartex" xmlns:cx2="http://schemas.microsoft.com/office/drawing/2015/10/21/chartex" xmlns:cx3="http://schemas.microsoft.com/office/drawing/2016/5/9/chartex" xmlns:cx4="http://schemas.microsoft.com/office/drawing/2016/5/10/chartex" xmlns:cx5="http://schemas.microsoft.com/office/drawing/2016/5/11/chartex" xmlns:cx6="http://schemas.microsoft.com/office/drawing/2016/5/12/chartex" xmlns:cx7="http://schemas.microsoft.com/office/drawing/2016/5/13/chartex" xmlns:cx8="http://schemas.microsoft.com/office/drawing/2016/5/14/chartex" xmlns:mc="http://schemas.openxmlformats.org/markup-compatibility/2006" xmlns:aink="http://schemas.microsoft.com/office/drawing/2016/ink" xmlns:am3d="http://schemas.microsoft.com/office/drawing/2017/model3d" xmlns:o="urn:schemas-microsoft-com:office:office" xmlns:oel="http://schemas.microsoft.com/office/2019/extlst" xmlns:r="http://schemas.openxmlformats.org/officeDocument/2006/relationships" xmlns:m="http://schemas.openxmlformats.org/officeDocument/2006/math" xmlns:v="urn:schemas-microsoft-com:vml" xmlns:wp14="http://schemas.microsoft.com/office/word/2010/wordprocessingDrawing" xmlns:wp="http://schemas.openxmlformats.org/drawingml/2006/wordprocessingDrawing" xmlns:w10="urn:schemas-microsoft-com:office:word" xmlns:w="http://schemas.openxmlformats.org/wordprocessingml/2006/main" xmlns:w14="http://schemas.microsoft.com/office/word/2010/wordml" xmlns:w15="http://schemas.microsoft.com/office/word/2012/wordml" xmlns:w16cex="http://schemas.microsoft.com/office/word/2018/wordml/cex" xmlns:w16cid="http://schemas.microsoft.com/office/word/2016/wordml/cid" xmlns:w16="http://schemas.microsoft.com/office/word/2018/wordml" xmlns:w16sdtdh="http://schemas.microsoft.com/office/word/2020/wordml/sdtdatahash" xmlns:w16se="http://schemas.microsoft.com/office/word/2015/wordml/symex" xmlns:wpg="http://schemas.microsoft.com/office/word/2010/wordprocessingGroup" xmlns:wpi="http://schemas.microsoft.com/office/word/2010/wordprocessingInk" xmlns:wne="http://schemas.microsoft.com/office/word/2006/wordml" xmlns:wps="http://schemas.microsoft.com/office/word/2010/wordprocessingShape" mc:Ignorable="w14 w15 w16se w16cid w16 w16cex w16sdtdh wp14">
   <w:p>
     <w:pPr>
       <w:pStyle w:val="Header"/>
@@ -15604,7 +15077,7 @@
           <v:path o:extrusionok="f" gradientshapeok="t" o:connecttype="rect"/>
           <o:lock v:ext="edit" aspectratio="t"/>
         </v:shapetype>
-        <v:shape id="WordPictureWatermark24494538" o:spid="_x0000_s2056" type="#_x0000_t75" style="position:absolute;margin-left:0;margin-top:0;width:10in;height:540pt;z-index:-251658240;mso-position-horizontal:center;mso-position-horizontal-relative:margin;mso-position-vertical:center;mso-position-vertical-relative:margin" o:allowincell="f">
+        <v:shape id="WordPictureWatermark24494538" o:spid="_x0000_s1032" type="#_x0000_t75" style="position:absolute;margin-left:0;margin-top:0;width:10in;height:540pt;z-index:-251657728;mso-position-horizontal:center;mso-position-horizontal-relative:margin;mso-position-vertical:center;mso-position-vertical-relative:margin" o:allowincell="f">
           <v:imagedata r:id="rId1" o:title="For information and data collection only" gain="19661f" blacklevel="22938f"/>
           <w10:wrap anchorx="margin" anchory="margin"/>
         </v:shape>
@@ -15615,7 +15088,7 @@
 </file>
 
 <file path=word/header6.xml><?xml version="1.0" encoding="utf-8"?>
-<w:hdr xmlns:wpc="http://schemas.microsoft.com/office/word/2010/wordprocessingCanvas" xmlns:cx="http://schemas.microsoft.com/office/drawing/2014/chartex" xmlns:cx1="http://schemas.microsoft.com/office/drawing/2015/9/8/chartex" xmlns:cx2="http://schemas.microsoft.com/office/drawing/2015/10/21/chartex" xmlns:cx3="http://schemas.microsoft.com/office/drawing/2016/5/9/chartex" xmlns:cx4="http://schemas.microsoft.com/office/drawing/2016/5/10/chartex" xmlns:cx5="http://schemas.microsoft.com/office/drawing/2016/5/11/chartex" xmlns:cx6="http://schemas.microsoft.com/office/drawing/2016/5/12/chartex" xmlns:cx7="http://schemas.microsoft.com/office/drawing/2016/5/13/chartex" xmlns:cx8="http://schemas.microsoft.com/office/drawing/2016/5/14/chartex" xmlns:mc="http://schemas.openxmlformats.org/markup-compatibility/2006" xmlns:aink="http://schemas.microsoft.com/office/drawing/2016/ink" xmlns:am3d="http://schemas.microsoft.com/office/drawing/2017/model3d" xmlns:o="urn:schemas-microsoft-com:office:office" xmlns:r="http://schemas.openxmlformats.org/officeDocument/2006/relationships" xmlns:m="http://schemas.openxmlformats.org/officeDocument/2006/math" xmlns:v="urn:schemas-microsoft-com:vml" xmlns:wp14="http://schemas.microsoft.com/office/word/2010/wordprocessingDrawing" xmlns:wp="http://schemas.openxmlformats.org/drawingml/2006/wordprocessingDrawing" xmlns:w10="urn:schemas-microsoft-com:office:word" xmlns:w="http://schemas.openxmlformats.org/wordprocessingml/2006/main" xmlns:w14="http://schemas.microsoft.com/office/word/2010/wordml" xmlns:w15="http://schemas.microsoft.com/office/word/2012/wordml" xmlns:w16cex="http://schemas.microsoft.com/office/word/2018/wordml/cex" xmlns:w16cid="http://schemas.microsoft.com/office/word/2016/wordml/cid" xmlns:w16="http://schemas.microsoft.com/office/word/2018/wordml" xmlns:w16sdtdh="http://schemas.microsoft.com/office/word/2020/wordml/sdtdatahash" xmlns:w16se="http://schemas.microsoft.com/office/word/2015/wordml/symex" xmlns:wpg="http://schemas.microsoft.com/office/word/2010/wordprocessingGroup" xmlns:wpi="http://schemas.microsoft.com/office/word/2010/wordprocessingInk" xmlns:wne="http://schemas.microsoft.com/office/word/2006/wordml" xmlns:wps="http://schemas.microsoft.com/office/word/2010/wordprocessingShape" mc:Ignorable="w14 w15 w16se w16cid w16 w16cex w16sdtdh wp14">
+<w:hdr xmlns:wpc="http://schemas.microsoft.com/office/word/2010/wordprocessingCanvas" xmlns:cx="http://schemas.microsoft.com/office/drawing/2014/chartex" xmlns:cx1="http://schemas.microsoft.com/office/drawing/2015/9/8/chartex" xmlns:cx2="http://schemas.microsoft.com/office/drawing/2015/10/21/chartex" xmlns:cx3="http://schemas.microsoft.com/office/drawing/2016/5/9/chartex" xmlns:cx4="http://schemas.microsoft.com/office/drawing/2016/5/10/chartex" xmlns:cx5="http://schemas.microsoft.com/office/drawing/2016/5/11/chartex" xmlns:cx6="http://schemas.microsoft.com/office/drawing/2016/5/12/chartex" xmlns:cx7="http://schemas.microsoft.com/office/drawing/2016/5/13/chartex" xmlns:cx8="http://schemas.microsoft.com/office/drawing/2016/5/14/chartex" xmlns:mc="http://schemas.openxmlformats.org/markup-compatibility/2006" xmlns:aink="http://schemas.microsoft.com/office/drawing/2016/ink" xmlns:am3d="http://schemas.microsoft.com/office/drawing/2017/model3d" xmlns:o="urn:schemas-microsoft-com:office:office" xmlns:oel="http://schemas.microsoft.com/office/2019/extlst" xmlns:r="http://schemas.openxmlformats.org/officeDocument/2006/relationships" xmlns:m="http://schemas.openxmlformats.org/officeDocument/2006/math" xmlns:v="urn:schemas-microsoft-com:vml" xmlns:wp14="http://schemas.microsoft.com/office/word/2010/wordprocessingDrawing" xmlns:wp="http://schemas.openxmlformats.org/drawingml/2006/wordprocessingDrawing" xmlns:w10="urn:schemas-microsoft-com:office:word" xmlns:w="http://schemas.openxmlformats.org/wordprocessingml/2006/main" xmlns:w14="http://schemas.microsoft.com/office/word/2010/wordml" xmlns:w15="http://schemas.microsoft.com/office/word/2012/wordml" xmlns:w16cex="http://schemas.microsoft.com/office/word/2018/wordml/cex" xmlns:w16cid="http://schemas.microsoft.com/office/word/2016/wordml/cid" xmlns:w16="http://schemas.microsoft.com/office/word/2018/wordml" xmlns:w16sdtdh="http://schemas.microsoft.com/office/word/2020/wordml/sdtdatahash" xmlns:w16se="http://schemas.microsoft.com/office/word/2015/wordml/symex" xmlns:wpg="http://schemas.microsoft.com/office/word/2010/wordprocessingGroup" xmlns:wpi="http://schemas.microsoft.com/office/word/2010/wordprocessingInk" xmlns:wne="http://schemas.microsoft.com/office/word/2006/wordml" xmlns:wps="http://schemas.microsoft.com/office/word/2010/wordprocessingShape" mc:Ignorable="w14 w15 w16se w16cid w16 w16cex w16sdtdh wp14">
   <w:tbl>
     <w:tblPr>
       <w:tblW w:w="5004" w:type="pct"/>
@@ -15685,7 +15158,7 @@
                 <v:path o:extrusionok="f" gradientshapeok="t" o:connecttype="rect"/>
                 <o:lock v:ext="edit" aspectratio="t"/>
               </v:shapetype>
-              <v:shape id="WordPictureWatermark24494539" o:spid="_x0000_s2057" type="#_x0000_t75" style="position:absolute;margin-left:0;margin-top:0;width:10in;height:540pt;z-index:-251657216;mso-position-horizontal:center;mso-position-horizontal-relative:margin;mso-position-vertical:center;mso-position-vertical-relative:margin" o:allowincell="f">
+              <v:shape id="WordPictureWatermark24494539" o:spid="_x0000_s1033" type="#_x0000_t75" style="position:absolute;margin-left:0;margin-top:0;width:10in;height:540pt;z-index:-251656704;mso-position-horizontal:center;mso-position-horizontal-relative:margin;mso-position-vertical:center;mso-position-vertical-relative:margin" o:allowincell="f">
                 <v:imagedata r:id="rId1" o:title="For information and data collection only" gain="19661f" blacklevel="22938f"/>
                 <w10:wrap anchorx="margin" anchory="margin"/>
               </v:shape>
@@ -15741,28 +15214,15 @@
               <w:sz w:val="20"/>
             </w:rPr>
           </w:pPr>
-          <w:del w:id="116" w:author="Alhabibi, Haider@Energy" w:date="2022-02-14T16:48:00Z">
-            <w:r>
-              <w:rPr>
-                <w:rFonts w:asciiTheme="minorHAnsi" w:hAnsiTheme="minorHAnsi"/>
-                <w:b w:val="0"/>
-                <w:bCs/>
-                <w:sz w:val="20"/>
-              </w:rPr>
-              <w:delText>CF2R</w:delText>
-            </w:r>
-          </w:del>
-          <w:ins w:id="117" w:author="Alhabibi, Haider@Energy" w:date="2022-02-14T16:48:00Z">
-            <w:r>
-              <w:rPr>
-                <w:rFonts w:asciiTheme="minorHAnsi" w:hAnsiTheme="minorHAnsi"/>
-                <w:b w:val="0"/>
-                <w:bCs/>
-                <w:sz w:val="20"/>
-              </w:rPr>
-              <w:t>LMCI</w:t>
-            </w:r>
-          </w:ins>
+          <w:r>
+            <w:rPr>
+              <w:rFonts w:asciiTheme="minorHAnsi" w:hAnsiTheme="minorHAnsi"/>
+              <w:b w:val="0"/>
+              <w:bCs/>
+              <w:sz w:val="20"/>
+            </w:rPr>
+            <w:t>LMCI</w:t>
+          </w:r>
           <w:r>
             <w:rPr>
               <w:rFonts w:asciiTheme="minorHAnsi" w:hAnsiTheme="minorHAnsi"/>
@@ -15925,7 +15385,7 @@
               <w:bCs/>
               <w:noProof/>
             </w:rPr>
-            <w:t>4</w:t>
+            <w:t>3</w:t>
           </w:r>
           <w:r>
             <w:rPr>
@@ -15959,7 +15419,7 @@
 </file>
 
 <file path=word/header7.xml><?xml version="1.0" encoding="utf-8"?>
-<w:hdr xmlns:wpc="http://schemas.microsoft.com/office/word/2010/wordprocessingCanvas" xmlns:cx="http://schemas.microsoft.com/office/drawing/2014/chartex" xmlns:cx1="http://schemas.microsoft.com/office/drawing/2015/9/8/chartex" xmlns:cx2="http://schemas.microsoft.com/office/drawing/2015/10/21/chartex" xmlns:cx3="http://schemas.microsoft.com/office/drawing/2016/5/9/chartex" xmlns:cx4="http://schemas.microsoft.com/office/drawing/2016/5/10/chartex" xmlns:cx5="http://schemas.microsoft.com/office/drawing/2016/5/11/chartex" xmlns:cx6="http://schemas.microsoft.com/office/drawing/2016/5/12/chartex" xmlns:cx7="http://schemas.microsoft.com/office/drawing/2016/5/13/chartex" xmlns:cx8="http://schemas.microsoft.com/office/drawing/2016/5/14/chartex" xmlns:mc="http://schemas.openxmlformats.org/markup-compatibility/2006" xmlns:aink="http://schemas.microsoft.com/office/drawing/2016/ink" xmlns:am3d="http://schemas.microsoft.com/office/drawing/2017/model3d" xmlns:o="urn:schemas-microsoft-com:office:office" xmlns:r="http://schemas.openxmlformats.org/officeDocument/2006/relationships" xmlns:m="http://schemas.openxmlformats.org/officeDocument/2006/math" xmlns:v="urn:schemas-microsoft-com:vml" xmlns:wp14="http://schemas.microsoft.com/office/word/2010/wordprocessingDrawing" xmlns:wp="http://schemas.openxmlformats.org/drawingml/2006/wordprocessingDrawing" xmlns:w10="urn:schemas-microsoft-com:office:word" xmlns:w="http://schemas.openxmlformats.org/wordprocessingml/2006/main" xmlns:w14="http://schemas.microsoft.com/office/word/2010/wordml" xmlns:w15="http://schemas.microsoft.com/office/word/2012/wordml" xmlns:w16cex="http://schemas.microsoft.com/office/word/2018/wordml/cex" xmlns:w16cid="http://schemas.microsoft.com/office/word/2016/wordml/cid" xmlns:w16="http://schemas.microsoft.com/office/word/2018/wordml" xmlns:w16sdtdh="http://schemas.microsoft.com/office/word/2020/wordml/sdtdatahash" xmlns:w16se="http://schemas.microsoft.com/office/word/2015/wordml/symex" xmlns:wpg="http://schemas.microsoft.com/office/word/2010/wordprocessingGroup" xmlns:wpi="http://schemas.microsoft.com/office/word/2010/wordprocessingInk" xmlns:wne="http://schemas.microsoft.com/office/word/2006/wordml" xmlns:wps="http://schemas.microsoft.com/office/word/2010/wordprocessingShape" mc:Ignorable="w14 w15 w16se w16cid w16 w16cex w16sdtdh wp14">
+<w:hdr xmlns:wpc="http://schemas.microsoft.com/office/word/2010/wordprocessingCanvas" xmlns:cx="http://schemas.microsoft.com/office/drawing/2014/chartex" xmlns:cx1="http://schemas.microsoft.com/office/drawing/2015/9/8/chartex" xmlns:cx2="http://schemas.microsoft.com/office/drawing/2015/10/21/chartex" xmlns:cx3="http://schemas.microsoft.com/office/drawing/2016/5/9/chartex" xmlns:cx4="http://schemas.microsoft.com/office/drawing/2016/5/10/chartex" xmlns:cx5="http://schemas.microsoft.com/office/drawing/2016/5/11/chartex" xmlns:cx6="http://schemas.microsoft.com/office/drawing/2016/5/12/chartex" xmlns:cx7="http://schemas.microsoft.com/office/drawing/2016/5/13/chartex" xmlns:cx8="http://schemas.microsoft.com/office/drawing/2016/5/14/chartex" xmlns:mc="http://schemas.openxmlformats.org/markup-compatibility/2006" xmlns:aink="http://schemas.microsoft.com/office/drawing/2016/ink" xmlns:am3d="http://schemas.microsoft.com/office/drawing/2017/model3d" xmlns:o="urn:schemas-microsoft-com:office:office" xmlns:oel="http://schemas.microsoft.com/office/2019/extlst" xmlns:r="http://schemas.openxmlformats.org/officeDocument/2006/relationships" xmlns:m="http://schemas.openxmlformats.org/officeDocument/2006/math" xmlns:v="urn:schemas-microsoft-com:vml" xmlns:wp14="http://schemas.microsoft.com/office/word/2010/wordprocessingDrawing" xmlns:wp="http://schemas.openxmlformats.org/drawingml/2006/wordprocessingDrawing" xmlns:w10="urn:schemas-microsoft-com:office:word" xmlns:w="http://schemas.openxmlformats.org/wordprocessingml/2006/main" xmlns:w14="http://schemas.microsoft.com/office/word/2010/wordml" xmlns:w15="http://schemas.microsoft.com/office/word/2012/wordml" xmlns:w16cex="http://schemas.microsoft.com/office/word/2018/wordml/cex" xmlns:w16cid="http://schemas.microsoft.com/office/word/2016/wordml/cid" xmlns:w16="http://schemas.microsoft.com/office/word/2018/wordml" xmlns:w16sdtdh="http://schemas.microsoft.com/office/word/2020/wordml/sdtdatahash" xmlns:w16se="http://schemas.microsoft.com/office/word/2015/wordml/symex" xmlns:wpg="http://schemas.microsoft.com/office/word/2010/wordprocessingGroup" xmlns:wpi="http://schemas.microsoft.com/office/word/2010/wordprocessingInk" xmlns:wne="http://schemas.microsoft.com/office/word/2006/wordml" xmlns:wps="http://schemas.microsoft.com/office/word/2010/wordprocessingShape" mc:Ignorable="w14 w15 w16se w16cid w16 w16cex w16sdtdh wp14">
   <w:p>
     <w:pPr>
       <w:pStyle w:val="Header"/>
@@ -15988,7 +15448,7 @@
           <v:path o:extrusionok="f" gradientshapeok="t" o:connecttype="rect"/>
           <o:lock v:ext="edit" aspectratio="t"/>
         </v:shapetype>
-        <v:shape id="WordPictureWatermark24494537" o:spid="_x0000_s2055" type="#_x0000_t75" style="position:absolute;margin-left:0;margin-top:0;width:10in;height:540pt;z-index:-251659264;mso-position-horizontal:center;mso-position-horizontal-relative:margin;mso-position-vertical:center;mso-position-vertical-relative:margin" o:allowincell="f">
+        <v:shape id="WordPictureWatermark24494537" o:spid="_x0000_s1031" type="#_x0000_t75" style="position:absolute;margin-left:0;margin-top:0;width:10in;height:540pt;z-index:-251658752;mso-position-horizontal:center;mso-position-horizontal-relative:margin;mso-position-vertical:center;mso-position-vertical-relative:margin" o:allowincell="f">
           <v:imagedata r:id="rId1" o:title="For information and data collection only" gain="19661f" blacklevel="22938f"/>
           <w10:wrap anchorx="margin" anchory="margin"/>
         </v:shape>
@@ -15999,7 +15459,7 @@
 </file>
 
 <file path=word/numbering.xml><?xml version="1.0" encoding="utf-8"?>
-<w:numbering xmlns:wpc="http://schemas.microsoft.com/office/word/2010/wordprocessingCanvas" xmlns:cx="http://schemas.microsoft.com/office/drawing/2014/chartex" xmlns:cx1="http://schemas.microsoft.com/office/drawing/2015/9/8/chartex" xmlns:cx2="http://schemas.microsoft.com/office/drawing/2015/10/21/chartex" xmlns:cx3="http://schemas.microsoft.com/office/drawing/2016/5/9/chartex" xmlns:cx4="http://schemas.microsoft.com/office/drawing/2016/5/10/chartex" xmlns:cx5="http://schemas.microsoft.com/office/drawing/2016/5/11/chartex" xmlns:cx6="http://schemas.microsoft.com/office/drawing/2016/5/12/chartex" xmlns:cx7="http://schemas.microsoft.com/office/drawing/2016/5/13/chartex" xmlns:cx8="http://schemas.microsoft.com/office/drawing/2016/5/14/chartex" xmlns:mc="http://schemas.openxmlformats.org/markup-compatibility/2006" xmlns:aink="http://schemas.microsoft.com/office/drawing/2016/ink" xmlns:am3d="http://schemas.microsoft.com/office/drawing/2017/model3d" xmlns:o="urn:schemas-microsoft-com:office:office" xmlns:r="http://schemas.openxmlformats.org/officeDocument/2006/relationships" xmlns:m="http://schemas.openxmlformats.org/officeDocument/2006/math" xmlns:v="urn:schemas-microsoft-com:vml" xmlns:wp14="http://schemas.microsoft.com/office/word/2010/wordprocessingDrawing" xmlns:wp="http://schemas.openxmlformats.org/drawingml/2006/wordprocessingDrawing" xmlns:w10="urn:schemas-microsoft-com:office:word" xmlns:w="http://schemas.openxmlformats.org/wordprocessingml/2006/main" xmlns:w14="http://schemas.microsoft.com/office/word/2010/wordml" xmlns:w15="http://schemas.microsoft.com/office/word/2012/wordml" xmlns:w16cex="http://schemas.microsoft.com/office/word/2018/wordml/cex" xmlns:w16cid="http://schemas.microsoft.com/office/word/2016/wordml/cid" xmlns:w16="http://schemas.microsoft.com/office/word/2018/wordml" xmlns:w16sdtdh="http://schemas.microsoft.com/office/word/2020/wordml/sdtdatahash" xmlns:w16se="http://schemas.microsoft.com/office/word/2015/wordml/symex" xmlns:wpg="http://schemas.microsoft.com/office/word/2010/wordprocessingGroup" xmlns:wpi="http://schemas.microsoft.com/office/word/2010/wordprocessingInk" xmlns:wne="http://schemas.microsoft.com/office/word/2006/wordml" xmlns:wps="http://schemas.microsoft.com/office/word/2010/wordprocessingShape" mc:Ignorable="w14 w15 w16se w16cid w16 w16cex w16sdtdh wp14">
+<w:numbering xmlns:wpc="http://schemas.microsoft.com/office/word/2010/wordprocessingCanvas" xmlns:cx="http://schemas.microsoft.com/office/drawing/2014/chartex" xmlns:cx1="http://schemas.microsoft.com/office/drawing/2015/9/8/chartex" xmlns:cx2="http://schemas.microsoft.com/office/drawing/2015/10/21/chartex" xmlns:cx3="http://schemas.microsoft.com/office/drawing/2016/5/9/chartex" xmlns:cx4="http://schemas.microsoft.com/office/drawing/2016/5/10/chartex" xmlns:cx5="http://schemas.microsoft.com/office/drawing/2016/5/11/chartex" xmlns:cx6="http://schemas.microsoft.com/office/drawing/2016/5/12/chartex" xmlns:cx7="http://schemas.microsoft.com/office/drawing/2016/5/13/chartex" xmlns:cx8="http://schemas.microsoft.com/office/drawing/2016/5/14/chartex" xmlns:mc="http://schemas.openxmlformats.org/markup-compatibility/2006" xmlns:aink="http://schemas.microsoft.com/office/drawing/2016/ink" xmlns:am3d="http://schemas.microsoft.com/office/drawing/2017/model3d" xmlns:o="urn:schemas-microsoft-com:office:office" xmlns:oel="http://schemas.microsoft.com/office/2019/extlst" xmlns:r="http://schemas.openxmlformats.org/officeDocument/2006/relationships" xmlns:m="http://schemas.openxmlformats.org/officeDocument/2006/math" xmlns:v="urn:schemas-microsoft-com:vml" xmlns:wp14="http://schemas.microsoft.com/office/word/2010/wordprocessingDrawing" xmlns:wp="http://schemas.openxmlformats.org/drawingml/2006/wordprocessingDrawing" xmlns:w10="urn:schemas-microsoft-com:office:word" xmlns:w="http://schemas.openxmlformats.org/wordprocessingml/2006/main" xmlns:w14="http://schemas.microsoft.com/office/word/2010/wordml" xmlns:w15="http://schemas.microsoft.com/office/word/2012/wordml" xmlns:w16cex="http://schemas.microsoft.com/office/word/2018/wordml/cex" xmlns:w16cid="http://schemas.microsoft.com/office/word/2016/wordml/cid" xmlns:w16="http://schemas.microsoft.com/office/word/2018/wordml" xmlns:w16sdtdh="http://schemas.microsoft.com/office/word/2020/wordml/sdtdatahash" xmlns:w16se="http://schemas.microsoft.com/office/word/2015/wordml/symex" xmlns:wpg="http://schemas.microsoft.com/office/word/2010/wordprocessingGroup" xmlns:wpi="http://schemas.microsoft.com/office/word/2010/wordprocessingInk" xmlns:wne="http://schemas.microsoft.com/office/word/2006/wordml" xmlns:wps="http://schemas.microsoft.com/office/word/2010/wordprocessingShape" mc:Ignorable="w14 w15 w16se w16cid w16 w16cex w16sdtdh wp14">
   <w:abstractNum w:abstractNumId="0" w15:restartNumberingAfterBreak="0">
     <w:nsid w:val="FFFFFF7E"/>
     <w:multiLevelType w:val="singleLevel"/>
@@ -17175,11 +16635,11 @@
   <w:abstractNum w:abstractNumId="12" w15:restartNumberingAfterBreak="0">
     <w:nsid w:val="26D03FC9"/>
     <w:multiLevelType w:val="hybridMultilevel"/>
-    <w:tmpl w:val="0AE2F2F6"/>
-    <w:lvl w:ilvl="0" w:tplc="A7469F62">
+    <w:tmpl w:val="62EA17B4"/>
+    <w:lvl w:ilvl="0" w:tplc="0409000F">
       <w:start w:val="1"/>
       <w:numFmt w:val="decimal"/>
-      <w:lvlText w:val="%1"/>
+      <w:lvlText w:val="%1."/>
       <w:lvlJc w:val="left"/>
       <w:pPr>
         <w:ind w:left="720" w:hanging="720"/>
@@ -17864,6 +17324,99 @@
     </w:lvl>
   </w:abstractNum>
   <w:abstractNum w:abstractNumId="19" w15:restartNumberingAfterBreak="0">
+    <w:nsid w:val="3EA80728"/>
+    <w:multiLevelType w:val="hybridMultilevel"/>
+    <w:tmpl w:val="4560CBAA"/>
+    <w:lvl w:ilvl="0" w:tplc="ED2A2C7A">
+      <w:start w:val="1"/>
+      <w:numFmt w:val="decimal"/>
+      <w:lvlText w:val="%1."/>
+      <w:lvlJc w:val="left"/>
+      <w:pPr>
+        <w:ind w:left="1080" w:hanging="720"/>
+      </w:pPr>
+      <w:rPr>
+        <w:rFonts w:hint="default"/>
+        <w:b w:val="0"/>
+        <w:bCs w:val="0"/>
+        <w:sz w:val="20"/>
+        <w:szCs w:val="20"/>
+      </w:rPr>
+    </w:lvl>
+    <w:lvl w:ilvl="1" w:tplc="04090019" w:tentative="1">
+      <w:start w:val="1"/>
+      <w:numFmt w:val="lowerLetter"/>
+      <w:lvlText w:val="%2."/>
+      <w:lvlJc w:val="left"/>
+      <w:pPr>
+        <w:ind w:left="1440" w:hanging="360"/>
+      </w:pPr>
+    </w:lvl>
+    <w:lvl w:ilvl="2" w:tplc="0409001B" w:tentative="1">
+      <w:start w:val="1"/>
+      <w:numFmt w:val="lowerRoman"/>
+      <w:lvlText w:val="%3."/>
+      <w:lvlJc w:val="right"/>
+      <w:pPr>
+        <w:ind w:left="2160" w:hanging="180"/>
+      </w:pPr>
+    </w:lvl>
+    <w:lvl w:ilvl="3" w:tplc="0409000F" w:tentative="1">
+      <w:start w:val="1"/>
+      <w:numFmt w:val="decimal"/>
+      <w:lvlText w:val="%4."/>
+      <w:lvlJc w:val="left"/>
+      <w:pPr>
+        <w:ind w:left="2880" w:hanging="360"/>
+      </w:pPr>
+    </w:lvl>
+    <w:lvl w:ilvl="4" w:tplc="04090019" w:tentative="1">
+      <w:start w:val="1"/>
+      <w:numFmt w:val="lowerLetter"/>
+      <w:lvlText w:val="%5."/>
+      <w:lvlJc w:val="left"/>
+      <w:pPr>
+        <w:ind w:left="3600" w:hanging="360"/>
+      </w:pPr>
+    </w:lvl>
+    <w:lvl w:ilvl="5" w:tplc="0409001B" w:tentative="1">
+      <w:start w:val="1"/>
+      <w:numFmt w:val="lowerRoman"/>
+      <w:lvlText w:val="%6."/>
+      <w:lvlJc w:val="right"/>
+      <w:pPr>
+        <w:ind w:left="4320" w:hanging="180"/>
+      </w:pPr>
+    </w:lvl>
+    <w:lvl w:ilvl="6" w:tplc="0409000F" w:tentative="1">
+      <w:start w:val="1"/>
+      <w:numFmt w:val="decimal"/>
+      <w:lvlText w:val="%7."/>
+      <w:lvlJc w:val="left"/>
+      <w:pPr>
+        <w:ind w:left="5040" w:hanging="360"/>
+      </w:pPr>
+    </w:lvl>
+    <w:lvl w:ilvl="7" w:tplc="04090019" w:tentative="1">
+      <w:start w:val="1"/>
+      <w:numFmt w:val="lowerLetter"/>
+      <w:lvlText w:val="%8."/>
+      <w:lvlJc w:val="left"/>
+      <w:pPr>
+        <w:ind w:left="5760" w:hanging="360"/>
+      </w:pPr>
+    </w:lvl>
+    <w:lvl w:ilvl="8" w:tplc="0409001B" w:tentative="1">
+      <w:start w:val="1"/>
+      <w:numFmt w:val="lowerRoman"/>
+      <w:lvlText w:val="%9."/>
+      <w:lvlJc w:val="right"/>
+      <w:pPr>
+        <w:ind w:left="6480" w:hanging="180"/>
+      </w:pPr>
+    </w:lvl>
+  </w:abstractNum>
+  <w:abstractNum w:abstractNumId="20" w15:restartNumberingAfterBreak="0">
     <w:nsid w:val="413C6091"/>
     <w:multiLevelType w:val="hybridMultilevel"/>
     <w:tmpl w:val="C6705FDE"/>
@@ -17973,7 +17526,7 @@
       </w:pPr>
     </w:lvl>
   </w:abstractNum>
-  <w:abstractNum w:abstractNumId="20" w15:restartNumberingAfterBreak="0">
+  <w:abstractNum w:abstractNumId="21" w15:restartNumberingAfterBreak="0">
     <w:nsid w:val="44801B6B"/>
     <w:multiLevelType w:val="hybridMultilevel"/>
     <w:tmpl w:val="36944BA0"/>
@@ -18066,7 +17619,7 @@
       </w:pPr>
     </w:lvl>
   </w:abstractNum>
-  <w:abstractNum w:abstractNumId="21" w15:restartNumberingAfterBreak="0">
+  <w:abstractNum w:abstractNumId="22" w15:restartNumberingAfterBreak="0">
     <w:nsid w:val="45993622"/>
     <w:multiLevelType w:val="hybridMultilevel"/>
     <w:tmpl w:val="5732854C"/>
@@ -18179,7 +17732,7 @@
       </w:pPr>
     </w:lvl>
   </w:abstractNum>
-  <w:abstractNum w:abstractNumId="22" w15:restartNumberingAfterBreak="0">
+  <w:abstractNum w:abstractNumId="23" w15:restartNumberingAfterBreak="0">
     <w:nsid w:val="4656049C"/>
     <w:multiLevelType w:val="hybridMultilevel"/>
     <w:tmpl w:val="15387274"/>
@@ -18268,7 +17821,7 @@
       </w:pPr>
     </w:lvl>
   </w:abstractNum>
-  <w:abstractNum w:abstractNumId="23" w15:restartNumberingAfterBreak="0">
+  <w:abstractNum w:abstractNumId="24" w15:restartNumberingAfterBreak="0">
     <w:nsid w:val="49D24F82"/>
     <w:multiLevelType w:val="hybridMultilevel"/>
     <w:tmpl w:val="F3828DEA"/>
@@ -18381,7 +17934,7 @@
       </w:pPr>
     </w:lvl>
   </w:abstractNum>
-  <w:abstractNum w:abstractNumId="24" w15:restartNumberingAfterBreak="0">
+  <w:abstractNum w:abstractNumId="25" w15:restartNumberingAfterBreak="0">
     <w:nsid w:val="4E52562E"/>
     <w:multiLevelType w:val="hybridMultilevel"/>
     <w:tmpl w:val="7A50D746"/>
@@ -18470,7 +18023,7 @@
       </w:pPr>
     </w:lvl>
   </w:abstractNum>
-  <w:abstractNum w:abstractNumId="25" w15:restartNumberingAfterBreak="0">
+  <w:abstractNum w:abstractNumId="26" w15:restartNumberingAfterBreak="0">
     <w:nsid w:val="50436D23"/>
     <w:multiLevelType w:val="hybridMultilevel"/>
     <w:tmpl w:val="57B8B97A"/>
@@ -18559,7 +18112,7 @@
       </w:pPr>
     </w:lvl>
   </w:abstractNum>
-  <w:abstractNum w:abstractNumId="26" w15:restartNumberingAfterBreak="0">
+  <w:abstractNum w:abstractNumId="27" w15:restartNumberingAfterBreak="0">
     <w:nsid w:val="504D5A9E"/>
     <w:multiLevelType w:val="hybridMultilevel"/>
     <w:tmpl w:val="A40A97EC"/>
@@ -18700,7 +18253,7 @@
       </w:rPr>
     </w:lvl>
   </w:abstractNum>
-  <w:abstractNum w:abstractNumId="27" w15:restartNumberingAfterBreak="0">
+  <w:abstractNum w:abstractNumId="28" w15:restartNumberingAfterBreak="0">
     <w:nsid w:val="51B3090A"/>
     <w:multiLevelType w:val="hybridMultilevel"/>
     <w:tmpl w:val="3A38C64C"/>
@@ -18815,7 +18368,7 @@
       </w:rPr>
     </w:lvl>
   </w:abstractNum>
-  <w:abstractNum w:abstractNumId="28" w15:restartNumberingAfterBreak="0">
+  <w:abstractNum w:abstractNumId="29" w15:restartNumberingAfterBreak="0">
     <w:nsid w:val="5447768F"/>
     <w:multiLevelType w:val="hybridMultilevel"/>
     <w:tmpl w:val="5A74970C"/>
@@ -18925,7 +18478,7 @@
       </w:pPr>
     </w:lvl>
   </w:abstractNum>
-  <w:abstractNum w:abstractNumId="29" w15:restartNumberingAfterBreak="0">
+  <w:abstractNum w:abstractNumId="30" w15:restartNumberingAfterBreak="0">
     <w:nsid w:val="5A0E130B"/>
     <w:multiLevelType w:val="hybridMultilevel"/>
     <w:tmpl w:val="8C9CBC5E"/>
@@ -19014,7 +18567,7 @@
       </w:pPr>
     </w:lvl>
   </w:abstractNum>
-  <w:abstractNum w:abstractNumId="30" w15:restartNumberingAfterBreak="0">
+  <w:abstractNum w:abstractNumId="31" w15:restartNumberingAfterBreak="0">
     <w:nsid w:val="5FDC35B6"/>
     <w:multiLevelType w:val="hybridMultilevel"/>
     <w:tmpl w:val="F4029836"/>
@@ -19130,7 +18683,7 @@
       </w:rPr>
     </w:lvl>
   </w:abstractNum>
-  <w:abstractNum w:abstractNumId="31" w15:restartNumberingAfterBreak="0">
+  <w:abstractNum w:abstractNumId="32" w15:restartNumberingAfterBreak="0">
     <w:nsid w:val="65401E09"/>
     <w:multiLevelType w:val="hybridMultilevel"/>
     <w:tmpl w:val="475271AA"/>
@@ -19243,7 +18796,7 @@
       </w:rPr>
     </w:lvl>
   </w:abstractNum>
-  <w:abstractNum w:abstractNumId="32" w15:restartNumberingAfterBreak="0">
+  <w:abstractNum w:abstractNumId="33" w15:restartNumberingAfterBreak="0">
     <w:nsid w:val="6E6A2E87"/>
     <w:multiLevelType w:val="hybridMultilevel"/>
     <w:tmpl w:val="50761872"/>
@@ -19358,7 +18911,7 @@
       </w:pPr>
     </w:lvl>
   </w:abstractNum>
-  <w:abstractNum w:abstractNumId="33" w15:restartNumberingAfterBreak="0">
+  <w:abstractNum w:abstractNumId="34" w15:restartNumberingAfterBreak="0">
     <w:nsid w:val="702045FA"/>
     <w:multiLevelType w:val="hybridMultilevel"/>
     <w:tmpl w:val="15387274"/>
@@ -19447,7 +19000,7 @@
       </w:pPr>
     </w:lvl>
   </w:abstractNum>
-  <w:abstractNum w:abstractNumId="34" w15:restartNumberingAfterBreak="0">
+  <w:abstractNum w:abstractNumId="35" w15:restartNumberingAfterBreak="0">
     <w:nsid w:val="70303767"/>
     <w:multiLevelType w:val="hybridMultilevel"/>
     <w:tmpl w:val="4C26DECA"/>
@@ -19540,7 +19093,7 @@
       </w:pPr>
     </w:lvl>
   </w:abstractNum>
-  <w:abstractNum w:abstractNumId="35" w15:restartNumberingAfterBreak="0">
+  <w:abstractNum w:abstractNumId="36" w15:restartNumberingAfterBreak="0">
     <w:nsid w:val="71581D4F"/>
     <w:multiLevelType w:val="hybridMultilevel"/>
     <w:tmpl w:val="83D64A64"/>
@@ -19650,7 +19203,7 @@
       </w:pPr>
     </w:lvl>
   </w:abstractNum>
-  <w:abstractNum w:abstractNumId="36" w15:restartNumberingAfterBreak="0">
+  <w:abstractNum w:abstractNumId="37" w15:restartNumberingAfterBreak="0">
     <w:nsid w:val="72AC0ADF"/>
     <w:multiLevelType w:val="hybridMultilevel"/>
     <w:tmpl w:val="1032B6DE"/>
@@ -19763,7 +19316,7 @@
       </w:pPr>
     </w:lvl>
   </w:abstractNum>
-  <w:abstractNum w:abstractNumId="37" w15:restartNumberingAfterBreak="0">
+  <w:abstractNum w:abstractNumId="38" w15:restartNumberingAfterBreak="0">
     <w:nsid w:val="768D3DDE"/>
     <w:multiLevelType w:val="hybridMultilevel"/>
     <w:tmpl w:val="475271AA"/>
@@ -19876,7 +19429,7 @@
       </w:rPr>
     </w:lvl>
   </w:abstractNum>
-  <w:abstractNum w:abstractNumId="38" w15:restartNumberingAfterBreak="0">
+  <w:abstractNum w:abstractNumId="39" w15:restartNumberingAfterBreak="0">
     <w:nsid w:val="7AA13D64"/>
     <w:multiLevelType w:val="hybridMultilevel"/>
     <w:tmpl w:val="5732854C"/>
@@ -19989,7 +19542,7 @@
       </w:pPr>
     </w:lvl>
   </w:abstractNum>
-  <w:abstractNum w:abstractNumId="39" w15:restartNumberingAfterBreak="0">
+  <w:abstractNum w:abstractNumId="40" w15:restartNumberingAfterBreak="0">
     <w:nsid w:val="7AA31E83"/>
     <w:multiLevelType w:val="hybridMultilevel"/>
     <w:tmpl w:val="88D287E6"/>
@@ -20102,7 +19655,7 @@
       </w:pPr>
     </w:lvl>
   </w:abstractNum>
-  <w:abstractNum w:abstractNumId="40" w15:restartNumberingAfterBreak="0">
+  <w:abstractNum w:abstractNumId="41" w15:restartNumberingAfterBreak="0">
     <w:nsid w:val="7B6D48CB"/>
     <w:multiLevelType w:val="hybridMultilevel"/>
     <w:tmpl w:val="7C345920"/>
@@ -20218,7 +19771,7 @@
       </w:pPr>
     </w:lvl>
   </w:abstractNum>
-  <w:abstractNum w:abstractNumId="41" w15:restartNumberingAfterBreak="0">
+  <w:abstractNum w:abstractNumId="42" w15:restartNumberingAfterBreak="0">
     <w:nsid w:val="7BFA0C5F"/>
     <w:multiLevelType w:val="hybridMultilevel"/>
     <w:tmpl w:val="16F63C66"/>
@@ -20334,28 +19887,28 @@
       </w:rPr>
     </w:lvl>
   </w:abstractNum>
-  <w:num w:numId="1">
+  <w:num w:numId="1" w16cid:durableId="1254706895">
     <w:abstractNumId w:val="11"/>
   </w:num>
-  <w:num w:numId="2">
+  <w:num w:numId="2" w16cid:durableId="1391611662">
     <w:abstractNumId w:val="5"/>
   </w:num>
-  <w:num w:numId="3">
-    <w:abstractNumId w:val="26"/>
+  <w:num w:numId="3" w16cid:durableId="452410749">
+    <w:abstractNumId w:val="27"/>
   </w:num>
-  <w:num w:numId="4">
+  <w:num w:numId="4" w16cid:durableId="180168863">
     <w:abstractNumId w:val="1"/>
   </w:num>
-  <w:num w:numId="5">
+  <w:num w:numId="5" w16cid:durableId="1255936127">
     <w:abstractNumId w:val="0"/>
   </w:num>
-  <w:num w:numId="6">
+  <w:num w:numId="6" w16cid:durableId="2127388935">
     <w:abstractNumId w:val="16"/>
   </w:num>
-  <w:num w:numId="7">
+  <w:num w:numId="7" w16cid:durableId="773283925">
     <w:abstractNumId w:val="17"/>
   </w:num>
-  <w:num w:numId="8">
+  <w:num w:numId="8" w16cid:durableId="1683438221">
     <w:abstractNumId w:val="8"/>
     <w:lvlOverride w:ilvl="0"/>
     <w:lvlOverride w:ilvl="1">
@@ -20383,8 +19936,8 @@
       <w:startOverride w:val="1"/>
     </w:lvlOverride>
   </w:num>
-  <w:num w:numId="9">
-    <w:abstractNumId w:val="36"/>
+  <w:num w:numId="9" w16cid:durableId="781269490">
+    <w:abstractNumId w:val="37"/>
     <w:lvlOverride w:ilvl="0"/>
     <w:lvlOverride w:ilvl="1">
       <w:startOverride w:val="1"/>
@@ -20411,8 +19964,8 @@
       <w:startOverride w:val="1"/>
     </w:lvlOverride>
   </w:num>
-  <w:num w:numId="10">
-    <w:abstractNumId w:val="39"/>
+  <w:num w:numId="10" w16cid:durableId="563100180">
+    <w:abstractNumId w:val="40"/>
     <w:lvlOverride w:ilvl="0"/>
     <w:lvlOverride w:ilvl="1">
       <w:startOverride w:val="1"/>
@@ -20439,7 +19992,7 @@
       <w:startOverride w:val="1"/>
     </w:lvlOverride>
   </w:num>
-  <w:num w:numId="11">
+  <w:num w:numId="11" w16cid:durableId="271521630">
     <w:abstractNumId w:val="2"/>
     <w:lvlOverride w:ilvl="0"/>
     <w:lvlOverride w:ilvl="1">
@@ -20467,8 +20020,8 @@
       <w:startOverride w:val="1"/>
     </w:lvlOverride>
   </w:num>
-  <w:num w:numId="12">
-    <w:abstractNumId w:val="40"/>
+  <w:num w:numId="12" w16cid:durableId="227618210">
+    <w:abstractNumId w:val="41"/>
     <w:lvlOverride w:ilvl="0">
       <w:startOverride w:val="1"/>
     </w:lvlOverride>
@@ -20497,10 +20050,10 @@
       <w:startOverride w:val="1"/>
     </w:lvlOverride>
   </w:num>
-  <w:num w:numId="13">
+  <w:num w:numId="13" w16cid:durableId="1082409469">
     <w:abstractNumId w:val="6"/>
   </w:num>
-  <w:num w:numId="14">
+  <w:num w:numId="14" w16cid:durableId="1646396709">
     <w:abstractNumId w:val="15"/>
     <w:lvlOverride w:ilvl="0">
       <w:startOverride w:val="1"/>
@@ -20530,8 +20083,8 @@
       <w:startOverride w:val="1"/>
     </w:lvlOverride>
   </w:num>
-  <w:num w:numId="15">
-    <w:abstractNumId w:val="28"/>
+  <w:num w:numId="15" w16cid:durableId="1311205130">
+    <w:abstractNumId w:val="29"/>
     <w:lvlOverride w:ilvl="0">
       <w:startOverride w:val="1"/>
     </w:lvlOverride>
@@ -20560,10 +20113,10 @@
       <w:startOverride w:val="1"/>
     </w:lvlOverride>
   </w:num>
-  <w:num w:numId="16">
+  <w:num w:numId="16" w16cid:durableId="723911800">
     <w:abstractNumId w:val="7"/>
   </w:num>
-  <w:num w:numId="17">
+  <w:num w:numId="17" w16cid:durableId="222646048">
     <w:abstractNumId w:val="9"/>
     <w:lvlOverride w:ilvl="0">
       <w:startOverride w:val="1"/>
@@ -20593,8 +20146,8 @@
       <w:startOverride w:val="1"/>
     </w:lvlOverride>
   </w:num>
-  <w:num w:numId="18">
-    <w:abstractNumId w:val="21"/>
+  <w:num w:numId="18" w16cid:durableId="1547982560">
+    <w:abstractNumId w:val="22"/>
     <w:lvlOverride w:ilvl="0">
       <w:startOverride w:val="1"/>
     </w:lvlOverride>
@@ -20623,11 +20176,11 @@
       <w:startOverride w:val="1"/>
     </w:lvlOverride>
   </w:num>
-  <w:num w:numId="19">
-    <w:abstractNumId w:val="35"/>
+  <w:num w:numId="19" w16cid:durableId="1084913152">
+    <w:abstractNumId w:val="36"/>
   </w:num>
-  <w:num w:numId="20">
-    <w:abstractNumId w:val="32"/>
+  <w:num w:numId="20" w16cid:durableId="784732108">
+    <w:abstractNumId w:val="33"/>
     <w:lvlOverride w:ilvl="0">
       <w:startOverride w:val="1"/>
     </w:lvlOverride>
@@ -20656,8 +20209,8 @@
       <w:startOverride w:val="1"/>
     </w:lvlOverride>
   </w:num>
-  <w:num w:numId="21">
-    <w:abstractNumId w:val="38"/>
+  <w:num w:numId="21" w16cid:durableId="467868351">
+    <w:abstractNumId w:val="39"/>
     <w:lvlOverride w:ilvl="0">
       <w:startOverride w:val="1"/>
     </w:lvlOverride>
@@ -20686,8 +20239,8 @@
       <w:startOverride w:val="1"/>
     </w:lvlOverride>
   </w:num>
-  <w:num w:numId="22">
-    <w:abstractNumId w:val="19"/>
+  <w:num w:numId="22" w16cid:durableId="1103502740">
+    <w:abstractNumId w:val="20"/>
     <w:lvlOverride w:ilvl="0">
       <w:startOverride w:val="1"/>
     </w:lvlOverride>
@@ -20716,8 +20269,8 @@
       <w:startOverride w:val="1"/>
     </w:lvlOverride>
   </w:num>
-  <w:num w:numId="23">
-    <w:abstractNumId w:val="23"/>
+  <w:num w:numId="23" w16cid:durableId="936907615">
+    <w:abstractNumId w:val="24"/>
     <w:lvlOverride w:ilvl="0">
       <w:startOverride w:val="2"/>
     </w:lvlOverride>
@@ -20746,61 +20299,61 @@
       <w:startOverride w:val="1"/>
     </w:lvlOverride>
   </w:num>
-  <w:num w:numId="24">
+  <w:num w:numId="24" w16cid:durableId="924923907">
+    <w:abstractNumId w:val="26"/>
+  </w:num>
+  <w:num w:numId="25" w16cid:durableId="1581524822">
+    <w:abstractNumId w:val="30"/>
+  </w:num>
+  <w:num w:numId="26" w16cid:durableId="374699319">
     <w:abstractNumId w:val="25"/>
   </w:num>
-  <w:num w:numId="25">
-    <w:abstractNumId w:val="29"/>
+  <w:num w:numId="27" w16cid:durableId="1814905643">
+    <w:abstractNumId w:val="21"/>
   </w:num>
-  <w:num w:numId="26">
-    <w:abstractNumId w:val="24"/>
-  </w:num>
-  <w:num w:numId="27">
-    <w:abstractNumId w:val="20"/>
-  </w:num>
-  <w:num w:numId="28">
+  <w:num w:numId="28" w16cid:durableId="359475109">
     <w:abstractNumId w:val="14"/>
   </w:num>
-  <w:num w:numId="29">
-    <w:abstractNumId w:val="34"/>
+  <w:num w:numId="29" w16cid:durableId="1953629919">
+    <w:abstractNumId w:val="35"/>
   </w:num>
-  <w:num w:numId="30">
+  <w:num w:numId="30" w16cid:durableId="1791391390">
     <w:abstractNumId w:val="3"/>
   </w:num>
-  <w:num w:numId="31">
-    <w:abstractNumId w:val="37"/>
+  <w:num w:numId="31" w16cid:durableId="1908221865">
+    <w:abstractNumId w:val="38"/>
   </w:num>
-  <w:num w:numId="32">
+  <w:num w:numId="32" w16cid:durableId="334770049">
     <w:abstractNumId w:val="8"/>
   </w:num>
-  <w:num w:numId="33">
-    <w:abstractNumId w:val="40"/>
+  <w:num w:numId="33" w16cid:durableId="862943042">
+    <w:abstractNumId w:val="41"/>
   </w:num>
-  <w:num w:numId="34">
-    <w:abstractNumId w:val="22"/>
+  <w:num w:numId="34" w16cid:durableId="626741107">
+    <w:abstractNumId w:val="23"/>
   </w:num>
-  <w:num w:numId="35">
+  <w:num w:numId="35" w16cid:durableId="1757360882">
     <w:abstractNumId w:val="2"/>
   </w:num>
-  <w:num w:numId="36">
+  <w:num w:numId="36" w16cid:durableId="967392304">
+    <w:abstractNumId w:val="32"/>
+  </w:num>
+  <w:num w:numId="37" w16cid:durableId="222108728">
+    <w:abstractNumId w:val="10"/>
+  </w:num>
+  <w:num w:numId="38" w16cid:durableId="546532788">
+    <w:abstractNumId w:val="28"/>
+  </w:num>
+  <w:num w:numId="39" w16cid:durableId="1970436727">
+    <w:abstractNumId w:val="18"/>
+  </w:num>
+  <w:num w:numId="40" w16cid:durableId="2070876993">
     <w:abstractNumId w:val="31"/>
   </w:num>
-  <w:num w:numId="37">
-    <w:abstractNumId w:val="10"/>
-  </w:num>
-  <w:num w:numId="38">
-    <w:abstractNumId w:val="27"/>
-  </w:num>
-  <w:num w:numId="39">
-    <w:abstractNumId w:val="18"/>
-  </w:num>
-  <w:num w:numId="40">
-    <w:abstractNumId w:val="30"/>
-  </w:num>
-  <w:num w:numId="41">
+  <w:num w:numId="41" w16cid:durableId="272249022">
     <w:abstractNumId w:val="12"/>
   </w:num>
-  <w:num w:numId="42">
+  <w:num w:numId="42" w16cid:durableId="1069226410">
     <w:abstractNumId w:val="5"/>
     <w:lvlOverride w:ilvl="0">
       <w:startOverride w:val="3"/>
@@ -20828,7 +20381,7 @@
       <w:startOverride w:val="1"/>
     </w:lvlOverride>
   </w:num>
-  <w:num w:numId="43">
+  <w:num w:numId="43" w16cid:durableId="701830278">
     <w:abstractNumId w:val="10"/>
     <w:lvlOverride w:ilvl="0">
       <w:startOverride w:val="1"/>
@@ -20842,35 +20395,29 @@
     <w:lvlOverride w:ilvl="7"/>
     <w:lvlOverride w:ilvl="8"/>
   </w:num>
-  <w:num w:numId="44">
-    <w:abstractNumId w:val="41"/>
+  <w:num w:numId="44" w16cid:durableId="1991908103">
+    <w:abstractNumId w:val="42"/>
   </w:num>
-  <w:num w:numId="45">
-    <w:abstractNumId w:val="33"/>
+  <w:num w:numId="45" w16cid:durableId="1375615008">
+    <w:abstractNumId w:val="34"/>
   </w:num>
-  <w:num w:numId="46">
+  <w:num w:numId="46" w16cid:durableId="2059207554">
     <w:abstractNumId w:val="4"/>
   </w:num>
-  <w:num w:numId="47">
+  <w:num w:numId="47" w16cid:durableId="1319966279">
     <w:abstractNumId w:val="13"/>
+  </w:num>
+  <w:num w:numId="48" w16cid:durableId="2065327812">
+    <w:abstractNumId w:val="19"/>
   </w:num>
   <w:numIdMacAtCleanup w:val="29"/>
 </w:numbering>
 </file>
 
 <file path=word/people.xml><?xml version="1.0" encoding="utf-8"?>
-<w15:people xmlns:wpc="http://schemas.microsoft.com/office/word/2010/wordprocessingCanvas" xmlns:cx="http://schemas.microsoft.com/office/drawing/2014/chartex" xmlns:cx1="http://schemas.microsoft.com/office/drawing/2015/9/8/chartex" xmlns:cx2="http://schemas.microsoft.com/office/drawing/2015/10/21/chartex" xmlns:cx3="http://schemas.microsoft.com/office/drawing/2016/5/9/chartex" xmlns:cx4="http://schemas.microsoft.com/office/drawing/2016/5/10/chartex" xmlns:cx5="http://schemas.microsoft.com/office/drawing/2016/5/11/chartex" xmlns:cx6="http://schemas.microsoft.com/office/drawing/2016/5/12/chartex" xmlns:cx7="http://schemas.microsoft.com/office/drawing/2016/5/13/chartex" xmlns:cx8="http://schemas.microsoft.com/office/drawing/2016/5/14/chartex" xmlns:mc="http://schemas.openxmlformats.org/markup-compatibility/2006" xmlns:aink="http://schemas.microsoft.com/office/drawing/2016/ink" xmlns:am3d="http://schemas.microsoft.com/office/drawing/2017/model3d" xmlns:o="urn:schemas-microsoft-com:office:office" xmlns:r="http://schemas.openxmlformats.org/officeDocument/2006/relationships" xmlns:m="http://schemas.openxmlformats.org/officeDocument/2006/math" xmlns:v="urn:schemas-microsoft-com:vml" xmlns:wp14="http://schemas.microsoft.com/office/word/2010/wordprocessingDrawing" xmlns:wp="http://schemas.openxmlformats.org/drawingml/2006/wordprocessingDrawing" xmlns:w10="urn:schemas-microsoft-com:office:word" xmlns:w="http://schemas.openxmlformats.org/wordprocessingml/2006/main" xmlns:w14="http://schemas.microsoft.com/office/word/2010/wordml" xmlns:w15="http://schemas.microsoft.com/office/word/2012/wordml" xmlns:w16cex="http://schemas.microsoft.com/office/word/2018/wordml/cex" xmlns:w16cid="http://schemas.microsoft.com/office/word/2016/wordml/cid" xmlns:w16="http://schemas.microsoft.com/office/word/2018/wordml" xmlns:w16sdtdh="http://schemas.microsoft.com/office/word/2020/wordml/sdtdatahash" xmlns:w16se="http://schemas.microsoft.com/office/word/2015/wordml/symex" xmlns:wpg="http://schemas.microsoft.com/office/word/2010/wordprocessingGroup" xmlns:wpi="http://schemas.microsoft.com/office/word/2010/wordprocessingInk" xmlns:wne="http://schemas.microsoft.com/office/word/2006/wordml" xmlns:wps="http://schemas.microsoft.com/office/word/2010/wordprocessingShape" mc:Ignorable="w14 w15 w16se w16cid w16 w16cex w16sdtdh wp14">
+<w15:people xmlns:wpc="http://schemas.microsoft.com/office/word/2010/wordprocessingCanvas" xmlns:cx="http://schemas.microsoft.com/office/drawing/2014/chartex" xmlns:cx1="http://schemas.microsoft.com/office/drawing/2015/9/8/chartex" xmlns:cx2="http://schemas.microsoft.com/office/drawing/2015/10/21/chartex" xmlns:cx3="http://schemas.microsoft.com/office/drawing/2016/5/9/chartex" xmlns:cx4="http://schemas.microsoft.com/office/drawing/2016/5/10/chartex" xmlns:cx5="http://schemas.microsoft.com/office/drawing/2016/5/11/chartex" xmlns:cx6="http://schemas.microsoft.com/office/drawing/2016/5/12/chartex" xmlns:cx7="http://schemas.microsoft.com/office/drawing/2016/5/13/chartex" xmlns:cx8="http://schemas.microsoft.com/office/drawing/2016/5/14/chartex" xmlns:mc="http://schemas.openxmlformats.org/markup-compatibility/2006" xmlns:aink="http://schemas.microsoft.com/office/drawing/2016/ink" xmlns:am3d="http://schemas.microsoft.com/office/drawing/2017/model3d" xmlns:o="urn:schemas-microsoft-com:office:office" xmlns:oel="http://schemas.microsoft.com/office/2019/extlst" xmlns:r="http://schemas.openxmlformats.org/officeDocument/2006/relationships" xmlns:m="http://schemas.openxmlformats.org/officeDocument/2006/math" xmlns:v="urn:schemas-microsoft-com:vml" xmlns:wp14="http://schemas.microsoft.com/office/word/2010/wordprocessingDrawing" xmlns:wp="http://schemas.openxmlformats.org/drawingml/2006/wordprocessingDrawing" xmlns:w10="urn:schemas-microsoft-com:office:word" xmlns:w="http://schemas.openxmlformats.org/wordprocessingml/2006/main" xmlns:w14="http://schemas.microsoft.com/office/word/2010/wordml" xmlns:w15="http://schemas.microsoft.com/office/word/2012/wordml" xmlns:w16cex="http://schemas.microsoft.com/office/word/2018/wordml/cex" xmlns:w16cid="http://schemas.microsoft.com/office/word/2016/wordml/cid" xmlns:w16="http://schemas.microsoft.com/office/word/2018/wordml" xmlns:w16sdtdh="http://schemas.microsoft.com/office/word/2020/wordml/sdtdatahash" xmlns:w16se="http://schemas.microsoft.com/office/word/2015/wordml/symex" xmlns:wpg="http://schemas.microsoft.com/office/word/2010/wordprocessingGroup" xmlns:wpi="http://schemas.microsoft.com/office/word/2010/wordprocessingInk" xmlns:wne="http://schemas.microsoft.com/office/word/2006/wordml" xmlns:wps="http://schemas.microsoft.com/office/word/2010/wordprocessingShape" mc:Ignorable="w14 w15 w16se w16cid w16 w16cex w16sdtdh wp14">
   <w15:person w15:author="Alhabibi, Haider@Energy">
-    <w15:presenceInfo w15:providerId="AD" w15:userId="S::Haider.Alhabibi@energy.ca.gov::9decb8d2-95ad-4b7d-9bf6-d4373f69254c"/>
-  </w15:person>
-  <w15:person w15:author="Markstrum, Alexis@Energy">
-    <w15:presenceInfo w15:providerId="AD" w15:userId="S::alexis.markstrum@energy.ca.gov::e6e55ac6-69d0-40ac-bbd2-3f40141a0771"/>
-  </w15:person>
-  <w15:person w15:author="Moua, Cheng@Energy">
-    <w15:presenceInfo w15:providerId="AD" w15:userId="S::Cheng.Moua@energy.ca.gov::0a7b5eaa-32b5-460c-b817-ff0d5e5e693f"/>
-  </w15:person>
-  <w15:person w15:author="Alexis">
-    <w15:presenceInfo w15:providerId="AD" w15:userId="S::alexis.markstrum@energy.ca.gov::e6e55ac6-69d0-40ac-bbd2-3f40141a0771"/>
+    <w15:presenceInfo w15:providerId="AD" w15:userId="S::Haider.AlHabibi@energy.ca.gov::9decb8d2-95ad-4b7d-9bf6-d4373f69254c"/>
   </w15:person>
 </w15:people>
 </file>
@@ -21767,6 +21314,23 @@
       <w:shd w:val="clear" w:color="auto" w:fill="E1DFDD"/>
     </w:rPr>
   </w:style>
+  <w:style w:type="table" w:customStyle="1" w:styleId="TableGrid1">
+    <w:name w:val="Table Grid1"/>
+    <w:basedOn w:val="TableNormal"/>
+    <w:next w:val="TableGrid"/>
+    <w:uiPriority w:val="39"/>
+    <w:rsid w:val="00A93183"/>
+    <w:tblPr>
+      <w:tblBorders>
+        <w:top w:val="single" w:sz="4" w:space="0" w:color="auto"/>
+        <w:left w:val="single" w:sz="4" w:space="0" w:color="auto"/>
+        <w:bottom w:val="single" w:sz="4" w:space="0" w:color="auto"/>
+        <w:right w:val="single" w:sz="4" w:space="0" w:color="auto"/>
+        <w:insideH w:val="single" w:sz="4" w:space="0" w:color="auto"/>
+        <w:insideV w:val="single" w:sz="4" w:space="0" w:color="auto"/>
+      </w:tblBorders>
+    </w:tblPr>
+  </w:style>
 </w:styles>
 </file>
 
@@ -22081,13 +21645,17 @@
       </UserInfo>
     </_x0074_mv6>
     <CCOReviewr xmlns="785685f2-c2e1-4352-89aa-3faca8eaba52" xsi:nil="true"/>
+    <TaxCatchAll xmlns="5067c814-4b34-462c-a21d-c185ff6548d2" xsi:nil="true"/>
+    <lcf76f155ced4ddcb4097134ff3c332f xmlns="785685f2-c2e1-4352-89aa-3faca8eaba52">
+      <Terms xmlns="http://schemas.microsoft.com/office/infopath/2007/PartnerControls"/>
+    </lcf76f155ced4ddcb4097134ff3c332f>
   </documentManagement>
 </p:properties>
 </file>
 
 <file path=customXml/item4.xml><?xml version="1.0" encoding="utf-8"?>
-<ct:contentTypeSchema xmlns:ct="http://schemas.microsoft.com/office/2006/metadata/contentType" xmlns:ma="http://schemas.microsoft.com/office/2006/metadata/properties/metaAttributes" ct:_="" ma:_="" ma:contentTypeName="Document" ma:contentTypeID="0x01010061DC9A153AAEEE45BACE06E01F8272AC" ma:contentTypeVersion="17" ma:contentTypeDescription="Create a new document." ma:contentTypeScope="" ma:versionID="fc2579ad1970445b0ba1f5954956792b">
-  <xsd:schema xmlns:xsd="http://www.w3.org/2001/XMLSchema" xmlns:xs="http://www.w3.org/2001/XMLSchema" xmlns:p="http://schemas.microsoft.com/office/2006/metadata/properties" xmlns:ns2="785685f2-c2e1-4352-89aa-3faca8eaba52" xmlns:ns3="5067c814-4b34-462c-a21d-c185ff6548d2" targetNamespace="http://schemas.microsoft.com/office/2006/metadata/properties" ma:root="true" ma:fieldsID="864106e033a537969187528b3c0914e2" ns2:_="" ns3:_="">
+<ct:contentTypeSchema xmlns:ct="http://schemas.microsoft.com/office/2006/metadata/contentType" xmlns:ma="http://schemas.microsoft.com/office/2006/metadata/properties/metaAttributes" ct:_="" ma:_="" ma:contentTypeName="Document" ma:contentTypeID="0x01010061DC9A153AAEEE45BACE06E01F8272AC" ma:contentTypeVersion="21" ma:contentTypeDescription="Create a new document." ma:contentTypeScope="" ma:versionID="88efdf97b65d09c9d0c7bbf944c2dedf">
+  <xsd:schema xmlns:xsd="http://www.w3.org/2001/XMLSchema" xmlns:xs="http://www.w3.org/2001/XMLSchema" xmlns:p="http://schemas.microsoft.com/office/2006/metadata/properties" xmlns:ns2="785685f2-c2e1-4352-89aa-3faca8eaba52" xmlns:ns3="5067c814-4b34-462c-a21d-c185ff6548d2" targetNamespace="http://schemas.microsoft.com/office/2006/metadata/properties" ma:root="true" ma:fieldsID="ea7966bcb5d37bb36b188e4d473f173a" ns2:_="" ns3:_="">
     <xsd:import namespace="785685f2-c2e1-4352-89aa-3faca8eaba52"/>
     <xsd:import namespace="5067c814-4b34-462c-a21d-c185ff6548d2"/>
     <xsd:element name="properties">
@@ -22113,6 +21681,9 @@
                 <xsd:element ref="ns2:MediaServiceEventHashCode" minOccurs="0"/>
                 <xsd:element ref="ns2:MediaLengthInSeconds" minOccurs="0"/>
                 <xsd:element ref="ns2:MediaServiceLocation" minOccurs="0"/>
+                <xsd:element ref="ns2:lcf76f155ced4ddcb4097134ff3c332f" minOccurs="0"/>
+                <xsd:element ref="ns3:TaxCatchAll" minOccurs="0"/>
+                <xsd:element ref="ns2:MediaServiceObjectDetectorVersions" minOccurs="0"/>
               </xsd:all>
             </xsd:complexType>
           </xsd:element>
@@ -22218,6 +21789,18 @@
         <xsd:restriction base="dms:Text"/>
       </xsd:simpleType>
     </xsd:element>
+    <xsd:element name="lcf76f155ced4ddcb4097134ff3c332f" ma:index="26" nillable="true" ma:taxonomy="true" ma:internalName="lcf76f155ced4ddcb4097134ff3c332f" ma:taxonomyFieldName="MediaServiceImageTags" ma:displayName="Image Tags" ma:readOnly="false" ma:fieldId="{5cf76f15-5ced-4ddc-b409-7134ff3c332f}" ma:taxonomyMulti="true" ma:sspId="96df981b-247c-4b11-954d-40cb19519683" ma:termSetId="09814cd3-568e-fe90-9814-8d621ff8fb84" ma:anchorId="fba54fb3-c3e1-fe81-a776-ca4b69148c4d" ma:open="true" ma:isKeyword="false">
+      <xsd:complexType>
+        <xsd:sequence>
+          <xsd:element ref="pc:Terms" minOccurs="0" maxOccurs="1"/>
+        </xsd:sequence>
+      </xsd:complexType>
+    </xsd:element>
+    <xsd:element name="MediaServiceObjectDetectorVersions" ma:index="28" nillable="true" ma:displayName="MediaServiceObjectDetectorVersions" ma:hidden="true" ma:indexed="true" ma:internalName="MediaServiceObjectDetectorVersions" ma:readOnly="true">
+      <xsd:simpleType>
+        <xsd:restriction base="dms:Text"/>
+      </xsd:simpleType>
+    </xsd:element>
   </xsd:schema>
   <xsd:schema xmlns:xsd="http://www.w3.org/2001/XMLSchema" xmlns:xs="http://www.w3.org/2001/XMLSchema" xmlns:dms="http://schemas.microsoft.com/office/2006/documentManagement/types" xmlns:pc="http://schemas.microsoft.com/office/infopath/2007/PartnerControls" targetNamespace="5067c814-4b34-462c-a21d-c185ff6548d2" elementFormDefault="qualified">
     <xsd:import namespace="http://schemas.microsoft.com/office/2006/documentManagement/types"/>
@@ -22247,6 +21830,17 @@
           <xsd:maxLength value="255"/>
         </xsd:restriction>
       </xsd:simpleType>
+    </xsd:element>
+    <xsd:element name="TaxCatchAll" ma:index="27" nillable="true" ma:displayName="Taxonomy Catch All Column" ma:hidden="true" ma:list="{c93a3eb4-f9b2-4918-8a30-eb81fd3c8322}" ma:internalName="TaxCatchAll" ma:showField="CatchAllData" ma:web="5067c814-4b34-462c-a21d-c185ff6548d2">
+      <xsd:complexType>
+        <xsd:complexContent>
+          <xsd:extension base="dms:MultiChoiceLookup">
+            <xsd:sequence>
+              <xsd:element name="Value" type="dms:Lookup" maxOccurs="unbounded" minOccurs="0" nillable="true"/>
+            </xsd:sequence>
+          </xsd:extension>
+        </xsd:complexContent>
+      </xsd:complexType>
     </xsd:element>
   </xsd:schema>
   <xsd:schema xmlns="http://schemas.openxmlformats.org/package/2006/metadata/core-properties" xmlns:xsd="http://www.w3.org/2001/XMLSchema" xmlns:xsi="http://www.w3.org/2001/XMLSchema-instance" xmlns:dc="http://purl.org/dc/elements/1.1/" xmlns:dcterms="http://purl.org/dc/terms/" xmlns:odoc="http://schemas.microsoft.com/internal/obd" targetNamespace="http://schemas.openxmlformats.org/package/2006/metadata/core-properties" elementFormDefault="qualified" attributeFormDefault="unqualified" blockDefault="#all">
@@ -22370,25 +21964,11 @@
     <ds:schemaRef ds:uri="http://schemas.microsoft.com/office/2006/metadata/properties"/>
     <ds:schemaRef ds:uri="http://schemas.microsoft.com/office/infopath/2007/PartnerControls"/>
     <ds:schemaRef ds:uri="785685f2-c2e1-4352-89aa-3faca8eaba52"/>
+    <ds:schemaRef ds:uri="5067c814-4b34-462c-a21d-c185ff6548d2"/>
   </ds:schemaRefs>
 </ds:datastoreItem>
 </file>
 
 <file path=customXml/itemProps4.xml><?xml version="1.0" encoding="utf-8"?>
-<ds:datastoreItem xmlns:ds="http://schemas.openxmlformats.org/officeDocument/2006/customXml" ds:itemID="{C2D00960-B1AB-4ACD-A269-30B63432DF0A}">
-  <ds:schemaRefs>
-    <ds:schemaRef ds:uri="http://schemas.microsoft.com/office/2006/metadata/contentType"/>
-    <ds:schemaRef ds:uri="http://schemas.microsoft.com/office/2006/metadata/properties/metaAttributes"/>
-    <ds:schemaRef ds:uri="http://www.w3.org/2001/XMLSchema"/>
-    <ds:schemaRef ds:uri="http://schemas.microsoft.com/office/2006/metadata/properties"/>
-    <ds:schemaRef ds:uri="785685f2-c2e1-4352-89aa-3faca8eaba52"/>
-    <ds:schemaRef ds:uri="5067c814-4b34-462c-a21d-c185ff6548d2"/>
-    <ds:schemaRef ds:uri="http://schemas.microsoft.com/office/2006/documentManagement/types"/>
-    <ds:schemaRef ds:uri="http://schemas.microsoft.com/office/infopath/2007/PartnerControls"/>
-    <ds:schemaRef ds:uri="http://schemas.openxmlformats.org/package/2006/metadata/core-properties"/>
-    <ds:schemaRef ds:uri="http://purl.org/dc/elements/1.1/"/>
-    <ds:schemaRef ds:uri="http://purl.org/dc/terms/"/>
-    <ds:schemaRef ds:uri="http://schemas.microsoft.com/internal/obd"/>
-  </ds:schemaRefs>
-</ds:datastoreItem>
+<ds:datastoreItem xmlns:ds="http://schemas.openxmlformats.org/officeDocument/2006/customXml" ds:itemID="{A8291717-E9EB-4EA4-BB35-E147D42ED6C9}"/>
 </file>